--- a/Seminar_Diniya (Diperbaiki).docx
+++ b/Seminar_Diniya (Diperbaiki).docx
@@ -1260,19 +1260,520 @@
     </w:p>
     <w:p>
       <w:pPr>
+        <w:pStyle w:val="Heading1"/>
+      </w:pPr>
+      <w:r>
+        <w:t xml:space="preserve">JUNI 2026 </w:t>
+      </w:r>
+      <w:bookmarkStart w:id="0" w:name="_Toc219150754"/>
+      <w:r>
+        <w:br w:type="page"/>
+      </w:r>
+      <w:bookmarkStart w:id="1" w:name="_Toc474769597"/>
+      <w:bookmarkStart w:id="2" w:name="_Toc209523344"/>
+      <w:r>
+        <w:lastRenderedPageBreak/>
+        <w:t>HALAMAN PERNYATAAN ORISINALITAS</w:t>
+      </w:r>
+      <w:bookmarkEnd w:id="1"/>
+      <w:bookmarkEnd w:id="2"/>
+    </w:p>
+    <w:p/>
+    <w:p>
+      <w:pPr>
+        <w:autoSpaceDE w:val="0"/>
+        <w:autoSpaceDN w:val="0"/>
+        <w:adjustRightInd w:val="0"/>
+        <w:spacing w:after="0" w:line="480" w:lineRule="auto"/>
+        <w:jc w:val="center"/>
+        <w:rPr>
+          <w:b/>
+          <w:bCs/>
+        </w:rPr>
+      </w:pPr>
+      <w:r>
+        <w:rPr>
+          <w:b/>
+          <w:bCs/>
+        </w:rPr>
+        <w:t>Skripsi/Tesis/Disertasi ini adalah hasil karya saya sendiri,</w:t>
+      </w:r>
+    </w:p>
+    <w:p>
+      <w:pPr>
+        <w:autoSpaceDE w:val="0"/>
+        <w:autoSpaceDN w:val="0"/>
+        <w:adjustRightInd w:val="0"/>
+        <w:spacing w:after="0" w:line="480" w:lineRule="auto"/>
+        <w:jc w:val="center"/>
+        <w:rPr>
+          <w:b/>
+          <w:bCs/>
+        </w:rPr>
+      </w:pPr>
+      <w:r>
+        <w:rPr>
+          <w:b/>
+          <w:bCs/>
+        </w:rPr>
+        <w:t>dan semua sumber baik yang dikutip maupun dirujuk</w:t>
+      </w:r>
+    </w:p>
+    <w:p>
+      <w:pPr>
+        <w:autoSpaceDE w:val="0"/>
+        <w:autoSpaceDN w:val="0"/>
+        <w:adjustRightInd w:val="0"/>
+        <w:spacing w:after="0" w:line="480" w:lineRule="auto"/>
+        <w:jc w:val="center"/>
+        <w:rPr>
+          <w:b/>
+          <w:bCs/>
+        </w:rPr>
+      </w:pPr>
+      <w:r>
+        <w:rPr>
+          <w:b/>
+          <w:bCs/>
+        </w:rPr>
+        <w:t>telah saya nyatakan dengan benar.</w:t>
+      </w:r>
+    </w:p>
+    <w:p>
+      <w:pPr>
+        <w:autoSpaceDE w:val="0"/>
+        <w:autoSpaceDN w:val="0"/>
+        <w:adjustRightInd w:val="0"/>
+        <w:spacing w:after="0" w:line="480" w:lineRule="auto"/>
+        <w:jc w:val="center"/>
+        <w:rPr>
+          <w:b/>
+          <w:bCs/>
+        </w:rPr>
+      </w:pPr>
+    </w:p>
+    <w:p>
+      <w:pPr>
+        <w:autoSpaceDE w:val="0"/>
+        <w:autoSpaceDN w:val="0"/>
+        <w:adjustRightInd w:val="0"/>
+        <w:spacing w:after="0" w:line="480" w:lineRule="auto"/>
+        <w:jc w:val="center"/>
+        <w:rPr>
+          <w:b/>
+          <w:bCs/>
+        </w:rPr>
+      </w:pPr>
+    </w:p>
+    <w:p>
+      <w:pPr>
+        <w:autoSpaceDE w:val="0"/>
+        <w:autoSpaceDN w:val="0"/>
+        <w:adjustRightInd w:val="0"/>
+        <w:spacing w:after="0" w:line="480" w:lineRule="auto"/>
+        <w:jc w:val="center"/>
+        <w:rPr>
+          <w:b/>
+          <w:bCs/>
+        </w:rPr>
+      </w:pPr>
+    </w:p>
+    <w:p>
+      <w:pPr>
+        <w:autoSpaceDE w:val="0"/>
+        <w:autoSpaceDN w:val="0"/>
+        <w:adjustRightInd w:val="0"/>
+        <w:spacing w:after="0" w:line="480" w:lineRule="auto"/>
+        <w:jc w:val="center"/>
+        <w:rPr>
+          <w:b/>
+          <w:bCs/>
+        </w:rPr>
+      </w:pPr>
+    </w:p>
+    <w:p>
+      <w:pPr>
+        <w:autoSpaceDE w:val="0"/>
+        <w:autoSpaceDN w:val="0"/>
+        <w:adjustRightInd w:val="0"/>
         <w:spacing w:after="0" w:line="240" w:lineRule="auto"/>
         <w:jc w:val="center"/>
         <w:rPr>
           <w:b/>
+          <w:bCs/>
+          <w:sz w:val="23"/>
+          <w:szCs w:val="23"/>
         </w:rPr>
       </w:pPr>
       <w:r>
         <w:rPr>
           <w:b/>
-        </w:rPr>
-        <w:t xml:space="preserve">JUNI 2026 </w:t>
-      </w:r>
-      <w:r>
+          <w:bCs/>
+          <w:sz w:val="23"/>
+          <w:szCs w:val="23"/>
+        </w:rPr>
+        <w:t xml:space="preserve">Nama </w:t>
+      </w:r>
+      <w:r>
+        <w:rPr>
+          <w:b/>
+          <w:bCs/>
+          <w:sz w:val="23"/>
+          <w:szCs w:val="23"/>
+        </w:rPr>
+        <w:tab/>
+      </w:r>
+      <w:r>
+        <w:rPr>
+          <w:b/>
+          <w:bCs/>
+          <w:sz w:val="23"/>
+          <w:szCs w:val="23"/>
+        </w:rPr>
+        <w:tab/>
+      </w:r>
+      <w:r>
+        <w:rPr>
+          <w:b/>
+          <w:bCs/>
+          <w:sz w:val="23"/>
+          <w:szCs w:val="23"/>
+        </w:rPr>
+        <w:tab/>
+        <w:t>: ...............................</w:t>
+      </w:r>
+    </w:p>
+    <w:p>
+      <w:pPr>
+        <w:autoSpaceDE w:val="0"/>
+        <w:autoSpaceDN w:val="0"/>
+        <w:adjustRightInd w:val="0"/>
+        <w:spacing w:after="0" w:line="240" w:lineRule="auto"/>
+        <w:jc w:val="center"/>
+        <w:rPr>
+          <w:b/>
+          <w:bCs/>
+          <w:sz w:val="23"/>
+          <w:szCs w:val="23"/>
+        </w:rPr>
+      </w:pPr>
+      <w:r>
+        <w:rPr>
+          <w:b/>
+          <w:bCs/>
+          <w:sz w:val="23"/>
+          <w:szCs w:val="23"/>
+        </w:rPr>
+        <w:t xml:space="preserve">NPM </w:t>
+      </w:r>
+      <w:r>
+        <w:rPr>
+          <w:b/>
+          <w:bCs/>
+          <w:sz w:val="23"/>
+          <w:szCs w:val="23"/>
+        </w:rPr>
+        <w:tab/>
+      </w:r>
+      <w:r>
+        <w:rPr>
+          <w:b/>
+          <w:bCs/>
+          <w:sz w:val="23"/>
+          <w:szCs w:val="23"/>
+        </w:rPr>
+        <w:tab/>
+      </w:r>
+      <w:r>
+        <w:rPr>
+          <w:b/>
+          <w:bCs/>
+          <w:sz w:val="23"/>
+          <w:szCs w:val="23"/>
+        </w:rPr>
+        <w:tab/>
+        <w:t>: ...............................</w:t>
+      </w:r>
+    </w:p>
+    <w:p>
+      <w:pPr>
+        <w:autoSpaceDE w:val="0"/>
+        <w:autoSpaceDN w:val="0"/>
+        <w:adjustRightInd w:val="0"/>
+        <w:spacing w:after="0" w:line="240" w:lineRule="auto"/>
+        <w:jc w:val="center"/>
+        <w:rPr>
+          <w:b/>
+          <w:bCs/>
+          <w:sz w:val="23"/>
+          <w:szCs w:val="23"/>
+        </w:rPr>
+      </w:pPr>
+    </w:p>
+    <w:p>
+      <w:pPr>
+        <w:autoSpaceDE w:val="0"/>
+        <w:autoSpaceDN w:val="0"/>
+        <w:adjustRightInd w:val="0"/>
+        <w:spacing w:after="0" w:line="240" w:lineRule="auto"/>
+        <w:jc w:val="center"/>
+        <w:rPr>
+          <w:b/>
+          <w:bCs/>
+          <w:sz w:val="23"/>
+          <w:szCs w:val="23"/>
+        </w:rPr>
+      </w:pPr>
+      <w:r>
+        <w:rPr>
+          <w:b/>
+          <w:bCs/>
+          <w:sz w:val="23"/>
+          <w:szCs w:val="23"/>
+        </w:rPr>
+        <w:t xml:space="preserve">Tanda Tangan </w:t>
+      </w:r>
+      <w:r>
+        <w:rPr>
+          <w:b/>
+          <w:bCs/>
+          <w:sz w:val="23"/>
+          <w:szCs w:val="23"/>
+        </w:rPr>
+        <w:tab/>
+      </w:r>
+    </w:p>
+    <w:p>
+      <w:pPr>
+        <w:autoSpaceDE w:val="0"/>
+        <w:autoSpaceDN w:val="0"/>
+        <w:adjustRightInd w:val="0"/>
+        <w:spacing w:after="0" w:line="240" w:lineRule="auto"/>
+        <w:jc w:val="center"/>
+        <w:rPr>
+          <w:b/>
+          <w:bCs/>
+          <w:sz w:val="23"/>
+          <w:szCs w:val="23"/>
+        </w:rPr>
+      </w:pPr>
+    </w:p>
+    <w:p>
+      <w:pPr>
+        <w:autoSpaceDE w:val="0"/>
+        <w:autoSpaceDN w:val="0"/>
+        <w:adjustRightInd w:val="0"/>
+        <w:spacing w:after="0" w:line="240" w:lineRule="auto"/>
+        <w:jc w:val="center"/>
+        <w:rPr>
+          <w:b/>
+          <w:bCs/>
+          <w:sz w:val="23"/>
+          <w:szCs w:val="23"/>
+        </w:rPr>
+      </w:pPr>
+    </w:p>
+    <w:p>
+      <w:pPr>
+        <w:autoSpaceDE w:val="0"/>
+        <w:autoSpaceDN w:val="0"/>
+        <w:adjustRightInd w:val="0"/>
+        <w:spacing w:after="0" w:line="240" w:lineRule="auto"/>
+        <w:jc w:val="center"/>
+        <w:rPr>
+          <w:b/>
+          <w:bCs/>
+          <w:sz w:val="23"/>
+          <w:szCs w:val="23"/>
+        </w:rPr>
+      </w:pPr>
+    </w:p>
+    <w:p>
+      <w:pPr>
+        <w:autoSpaceDE w:val="0"/>
+        <w:autoSpaceDN w:val="0"/>
+        <w:adjustRightInd w:val="0"/>
+        <w:spacing w:after="0" w:line="240" w:lineRule="auto"/>
+        <w:jc w:val="center"/>
+        <w:rPr>
+          <w:b/>
+          <w:bCs/>
+          <w:sz w:val="23"/>
+          <w:szCs w:val="23"/>
+        </w:rPr>
+      </w:pPr>
+    </w:p>
+    <w:p>
+      <w:pPr>
+        <w:autoSpaceDE w:val="0"/>
+        <w:autoSpaceDN w:val="0"/>
+        <w:adjustRightInd w:val="0"/>
+        <w:spacing w:after="0" w:line="240" w:lineRule="auto"/>
+        <w:jc w:val="center"/>
+        <w:rPr>
+          <w:b/>
+          <w:bCs/>
+          <w:sz w:val="23"/>
+          <w:szCs w:val="23"/>
+        </w:rPr>
+      </w:pPr>
+    </w:p>
+    <w:p>
+      <w:pPr>
+        <w:autoSpaceDE w:val="0"/>
+        <w:autoSpaceDN w:val="0"/>
+        <w:adjustRightInd w:val="0"/>
+        <w:spacing w:after="0" w:line="240" w:lineRule="auto"/>
+        <w:jc w:val="center"/>
+        <w:rPr>
+          <w:b/>
+          <w:bCs/>
+          <w:sz w:val="23"/>
+          <w:szCs w:val="23"/>
+        </w:rPr>
+      </w:pPr>
+      <w:r>
+        <w:rPr>
+          <w:b/>
+          <w:bCs/>
+          <w:sz w:val="23"/>
+          <w:szCs w:val="23"/>
+        </w:rPr>
+        <w:t>Tanggal</w:t>
+      </w:r>
+      <w:r>
+        <w:rPr>
+          <w:b/>
+          <w:bCs/>
+          <w:sz w:val="23"/>
+          <w:szCs w:val="23"/>
+        </w:rPr>
+        <w:tab/>
+      </w:r>
+      <w:r>
+        <w:rPr>
+          <w:b/>
+          <w:bCs/>
+          <w:sz w:val="23"/>
+          <w:szCs w:val="23"/>
+        </w:rPr>
+        <w:tab/>
+        <w:t>: ...............................</w:t>
+      </w:r>
+    </w:p>
+    <w:p>
+      <w:pPr>
+        <w:autoSpaceDE w:val="0"/>
+        <w:autoSpaceDN w:val="0"/>
+        <w:adjustRightInd w:val="0"/>
+        <w:spacing w:after="0" w:line="240" w:lineRule="auto"/>
+        <w:jc w:val="center"/>
+        <w:rPr>
+          <w:b/>
+          <w:bCs/>
+          <w:sz w:val="23"/>
+          <w:szCs w:val="23"/>
+        </w:rPr>
+      </w:pPr>
+    </w:p>
+    <w:p>
+      <w:pPr>
+        <w:autoSpaceDE w:val="0"/>
+        <w:autoSpaceDN w:val="0"/>
+        <w:adjustRightInd w:val="0"/>
+        <w:spacing w:after="0" w:line="240" w:lineRule="auto"/>
+        <w:jc w:val="center"/>
+        <w:rPr>
+          <w:b/>
+          <w:bCs/>
+          <w:sz w:val="23"/>
+          <w:szCs w:val="23"/>
+        </w:rPr>
+      </w:pPr>
+    </w:p>
+    <w:p>
+      <w:pPr>
+        <w:autoSpaceDE w:val="0"/>
+        <w:autoSpaceDN w:val="0"/>
+        <w:adjustRightInd w:val="0"/>
+        <w:spacing w:after="0" w:line="240" w:lineRule="auto"/>
+        <w:jc w:val="center"/>
+        <w:rPr>
+          <w:b/>
+          <w:bCs/>
+          <w:sz w:val="23"/>
+          <w:szCs w:val="23"/>
+        </w:rPr>
+      </w:pPr>
+    </w:p>
+    <w:p>
+      <w:pPr>
+        <w:autoSpaceDE w:val="0"/>
+        <w:autoSpaceDN w:val="0"/>
+        <w:adjustRightInd w:val="0"/>
+        <w:spacing w:after="0" w:line="240" w:lineRule="auto"/>
+        <w:jc w:val="center"/>
+        <w:rPr>
+          <w:b/>
+          <w:bCs/>
+          <w:sz w:val="23"/>
+          <w:szCs w:val="23"/>
+        </w:rPr>
+      </w:pPr>
+    </w:p>
+    <w:p>
+      <w:pPr>
+        <w:autoSpaceDE w:val="0"/>
+        <w:autoSpaceDN w:val="0"/>
+        <w:adjustRightInd w:val="0"/>
+        <w:spacing w:after="0" w:line="240" w:lineRule="auto"/>
+        <w:jc w:val="center"/>
+        <w:rPr>
+          <w:b/>
+          <w:bCs/>
+          <w:sz w:val="23"/>
+          <w:szCs w:val="23"/>
+        </w:rPr>
+      </w:pPr>
+    </w:p>
+    <w:p>
+      <w:pPr>
+        <w:autoSpaceDE w:val="0"/>
+        <w:autoSpaceDN w:val="0"/>
+        <w:adjustRightInd w:val="0"/>
+        <w:spacing w:after="0" w:line="240" w:lineRule="auto"/>
+        <w:ind w:left="1440"/>
+      </w:pPr>
+      <w:r>
+        <w:rPr>
+          <w:b/>
+          <w:bCs/>
+          <w:sz w:val="23"/>
+          <w:szCs w:val="23"/>
+        </w:rPr>
+        <w:t xml:space="preserve">   </w:t>
+      </w:r>
+    </w:p>
+    <w:p/>
+    <w:p/>
+    <w:p/>
+    <w:p/>
+    <w:p/>
+    <w:p/>
+    <w:p>
+      <w:pPr>
+        <w:pStyle w:val="Heading1"/>
+        <w:rPr>
+          <w:sz w:val="28"/>
+          <w:szCs w:val="28"/>
+        </w:rPr>
+      </w:pPr>
+      <w:bookmarkStart w:id="3" w:name="_Toc474769598"/>
+      <w:r>
+        <w:rPr>
+          <w:sz w:val="28"/>
+          <w:szCs w:val="28"/>
+        </w:rPr>
         <w:br w:type="page"/>
       </w:r>
     </w:p>
@@ -1280,9 +1781,1497 @@
       <w:pPr>
         <w:pStyle w:val="Heading1"/>
       </w:pPr>
-      <w:bookmarkStart w:id="0" w:name="_Toc219150754"/>
+      <w:bookmarkStart w:id="4" w:name="_Toc209523345"/>
       <w:r>
         <w:lastRenderedPageBreak/>
+        <w:t>HALAMAN PENGESAHAN</w:t>
+      </w:r>
+      <w:bookmarkEnd w:id="3"/>
+      <w:bookmarkEnd w:id="4"/>
+    </w:p>
+    <w:p/>
+    <w:p>
+      <w:pPr>
+        <w:autoSpaceDE w:val="0"/>
+        <w:autoSpaceDN w:val="0"/>
+        <w:adjustRightInd w:val="0"/>
+        <w:spacing w:after="0" w:line="240" w:lineRule="auto"/>
+        <w:jc w:val="left"/>
+      </w:pPr>
+      <w:r>
+        <w:t>Skripsi</w:t>
+      </w:r>
+      <w:r>
+        <w:t>/Tesis/Disertasi</w:t>
+      </w:r>
+      <w:r>
+        <w:t xml:space="preserve"> ini diajukan oleh </w:t>
+      </w:r>
+      <w:r>
+        <w:tab/>
+      </w:r>
+      <w:r>
+        <w:t>:</w:t>
+      </w:r>
+    </w:p>
+    <w:p>
+      <w:pPr>
+        <w:autoSpaceDE w:val="0"/>
+        <w:autoSpaceDN w:val="0"/>
+        <w:adjustRightInd w:val="0"/>
+        <w:spacing w:after="0" w:line="240" w:lineRule="auto"/>
+        <w:jc w:val="left"/>
+      </w:pPr>
+      <w:r>
+        <w:t xml:space="preserve">Nama </w:t>
+      </w:r>
+      <w:r>
+        <w:tab/>
+      </w:r>
+      <w:r>
+        <w:tab/>
+      </w:r>
+      <w:r>
+        <w:tab/>
+      </w:r>
+      <w:r>
+        <w:tab/>
+      </w:r>
+      <w:r>
+        <w:t>:</w:t>
+      </w:r>
+    </w:p>
+    <w:p>
+      <w:pPr>
+        <w:autoSpaceDE w:val="0"/>
+        <w:autoSpaceDN w:val="0"/>
+        <w:adjustRightInd w:val="0"/>
+        <w:spacing w:after="0" w:line="240" w:lineRule="auto"/>
+        <w:jc w:val="left"/>
+      </w:pPr>
+      <w:r>
+        <w:t xml:space="preserve">NPM </w:t>
+      </w:r>
+      <w:r>
+        <w:tab/>
+      </w:r>
+      <w:r>
+        <w:tab/>
+      </w:r>
+      <w:r>
+        <w:tab/>
+      </w:r>
+      <w:r>
+        <w:tab/>
+      </w:r>
+      <w:r>
+        <w:t>:</w:t>
+      </w:r>
+    </w:p>
+    <w:p>
+      <w:pPr>
+        <w:autoSpaceDE w:val="0"/>
+        <w:autoSpaceDN w:val="0"/>
+        <w:adjustRightInd w:val="0"/>
+        <w:spacing w:after="0" w:line="240" w:lineRule="auto"/>
+        <w:jc w:val="left"/>
+      </w:pPr>
+      <w:r>
+        <w:t xml:space="preserve">Program Studi </w:t>
+      </w:r>
+      <w:r>
+        <w:tab/>
+      </w:r>
+      <w:r>
+        <w:tab/>
+      </w:r>
+      <w:r>
+        <w:t>:</w:t>
+      </w:r>
+    </w:p>
+    <w:p>
+      <w:r>
+        <w:t>Judul Skripsi</w:t>
+      </w:r>
+      <w:r>
+        <w:t>/Tesis/Disertasi</w:t>
+      </w:r>
+      <w:r>
+        <w:tab/>
+      </w:r>
+      <w:r>
+        <w:t>:</w:t>
+      </w:r>
+    </w:p>
+    <w:p/>
+    <w:p>
+      <w:pPr>
+        <w:autoSpaceDE w:val="0"/>
+        <w:autoSpaceDN w:val="0"/>
+        <w:adjustRightInd w:val="0"/>
+        <w:spacing w:after="0" w:line="240" w:lineRule="auto"/>
+        <w:jc w:val="left"/>
+      </w:pPr>
+      <w:r>
+        <w:rPr>
+          <w:b/>
+          <w:bCs/>
+        </w:rPr>
+        <w:t>Telah berhasil dipertahankan di hadapan Dewan Penguji dan diterima sebagai</w:t>
+      </w:r>
+      <w:r>
+        <w:rPr>
+          <w:b/>
+          <w:bCs/>
+        </w:rPr>
+        <w:t xml:space="preserve"> </w:t>
+      </w:r>
+      <w:r>
+        <w:rPr>
+          <w:b/>
+          <w:bCs/>
+        </w:rPr>
+        <w:t xml:space="preserve">bagian persyaratan yang diperlukan untuk memperoleh gelar </w:t>
+      </w:r>
+      <w:r>
+        <w:rPr>
+          <w:b/>
+          <w:bCs/>
+        </w:rPr>
+        <w:t xml:space="preserve">Sarjana / </w:t>
+      </w:r>
+      <w:r>
+        <w:rPr>
+          <w:b/>
+          <w:bCs/>
+        </w:rPr>
+        <w:t>Magister</w:t>
+      </w:r>
+      <w:r>
+        <w:rPr>
+          <w:b/>
+          <w:bCs/>
+        </w:rPr>
+        <w:t>/ Doktor</w:t>
+      </w:r>
+      <w:r>
+        <w:rPr>
+          <w:b/>
+          <w:bCs/>
+        </w:rPr>
+        <w:t>............................. pada Program Studi .........................</w:t>
+      </w:r>
+      <w:r>
+        <w:rPr>
+          <w:b/>
+          <w:bCs/>
+        </w:rPr>
+        <w:t>............................</w:t>
+      </w:r>
+      <w:r>
+        <w:rPr>
+          <w:b/>
+          <w:bCs/>
+        </w:rPr>
+        <w:t>.,</w:t>
+      </w:r>
+      <w:r>
+        <w:rPr>
+          <w:b/>
+          <w:bCs/>
+        </w:rPr>
+        <w:t xml:space="preserve"> </w:t>
+      </w:r>
+      <w:r>
+        <w:rPr>
+          <w:b/>
+          <w:bCs/>
+        </w:rPr>
+        <w:t xml:space="preserve">Fakultas </w:t>
+      </w:r>
+      <w:r>
+        <w:rPr>
+          <w:b/>
+          <w:bCs/>
+        </w:rPr>
+        <w:t>.........................................</w:t>
+      </w:r>
+      <w:r>
+        <w:rPr>
+          <w:b/>
+          <w:bCs/>
+        </w:rPr>
+        <w:t>, Universitas Indonesia.</w:t>
+      </w:r>
+    </w:p>
+    <w:p/>
+    <w:p/>
+    <w:p>
+      <w:pPr>
+        <w:autoSpaceDE w:val="0"/>
+        <w:autoSpaceDN w:val="0"/>
+        <w:adjustRightInd w:val="0"/>
+        <w:spacing w:after="120" w:line="480" w:lineRule="auto"/>
+        <w:jc w:val="left"/>
+        <w:rPr>
+          <w:b/>
+          <w:bCs/>
+          <w:sz w:val="23"/>
+          <w:szCs w:val="23"/>
+        </w:rPr>
+      </w:pPr>
+      <w:r>
+        <w:rPr>
+          <w:b/>
+          <w:bCs/>
+          <w:sz w:val="23"/>
+          <w:szCs w:val="23"/>
+        </w:rPr>
+        <w:t>DEWAN PENGUJI</w:t>
+      </w:r>
+    </w:p>
+    <w:p>
+      <w:pPr>
+        <w:autoSpaceDE w:val="0"/>
+        <w:autoSpaceDN w:val="0"/>
+        <w:adjustRightInd w:val="0"/>
+        <w:spacing w:after="120" w:line="480" w:lineRule="auto"/>
+        <w:jc w:val="left"/>
+        <w:rPr>
+          <w:sz w:val="23"/>
+          <w:szCs w:val="23"/>
+        </w:rPr>
+      </w:pPr>
+      <w:r>
+        <w:rPr>
+          <w:sz w:val="23"/>
+          <w:szCs w:val="23"/>
+        </w:rPr>
+        <w:t xml:space="preserve">Pembimbing </w:t>
+      </w:r>
+      <w:r>
+        <w:rPr>
+          <w:sz w:val="23"/>
+          <w:szCs w:val="23"/>
+        </w:rPr>
+        <w:tab/>
+        <w:t>: ................................ ( .........tanda tangan...........)</w:t>
+      </w:r>
+    </w:p>
+    <w:p>
+      <w:pPr>
+        <w:autoSpaceDE w:val="0"/>
+        <w:autoSpaceDN w:val="0"/>
+        <w:adjustRightInd w:val="0"/>
+        <w:spacing w:after="120" w:line="480" w:lineRule="auto"/>
+        <w:jc w:val="left"/>
+        <w:rPr>
+          <w:sz w:val="23"/>
+          <w:szCs w:val="23"/>
+        </w:rPr>
+      </w:pPr>
+      <w:r>
+        <w:rPr>
+          <w:sz w:val="23"/>
+          <w:szCs w:val="23"/>
+        </w:rPr>
+        <w:t xml:space="preserve">Pembimbing </w:t>
+      </w:r>
+      <w:r>
+        <w:rPr>
+          <w:sz w:val="23"/>
+          <w:szCs w:val="23"/>
+        </w:rPr>
+        <w:tab/>
+        <w:t>: ................................ (.......... tanda tangan .........)</w:t>
+      </w:r>
+    </w:p>
+    <w:p>
+      <w:pPr>
+        <w:autoSpaceDE w:val="0"/>
+        <w:autoSpaceDN w:val="0"/>
+        <w:adjustRightInd w:val="0"/>
+        <w:spacing w:after="120" w:line="480" w:lineRule="auto"/>
+        <w:jc w:val="left"/>
+        <w:rPr>
+          <w:sz w:val="23"/>
+          <w:szCs w:val="23"/>
+        </w:rPr>
+      </w:pPr>
+      <w:r>
+        <w:rPr>
+          <w:sz w:val="23"/>
+          <w:szCs w:val="23"/>
+        </w:rPr>
+        <w:t xml:space="preserve">Penguji </w:t>
+      </w:r>
+      <w:r>
+        <w:rPr>
+          <w:sz w:val="23"/>
+          <w:szCs w:val="23"/>
+        </w:rPr>
+        <w:tab/>
+        <w:t>: ................................ ( .......... tanda tangan ........)</w:t>
+      </w:r>
+    </w:p>
+    <w:p>
+      <w:pPr>
+        <w:spacing w:after="120" w:line="480" w:lineRule="auto"/>
+        <w:rPr>
+          <w:sz w:val="23"/>
+          <w:szCs w:val="23"/>
+        </w:rPr>
+      </w:pPr>
+      <w:r>
+        <w:rPr>
+          <w:sz w:val="23"/>
+          <w:szCs w:val="23"/>
+        </w:rPr>
+        <w:t xml:space="preserve">Penguji </w:t>
+      </w:r>
+      <w:r>
+        <w:rPr>
+          <w:sz w:val="23"/>
+          <w:szCs w:val="23"/>
+        </w:rPr>
+        <w:tab/>
+        <w:t>: ............................... ( .......... tanda tangan ........)</w:t>
+      </w:r>
+    </w:p>
+    <w:p>
+      <w:pPr>
+        <w:spacing w:after="120" w:line="480" w:lineRule="auto"/>
+        <w:rPr>
+          <w:sz w:val="23"/>
+          <w:szCs w:val="23"/>
+        </w:rPr>
+      </w:pPr>
+    </w:p>
+    <w:p>
+      <w:pPr>
+        <w:spacing w:after="120" w:line="480" w:lineRule="auto"/>
+        <w:rPr>
+          <w:sz w:val="23"/>
+          <w:szCs w:val="23"/>
+        </w:rPr>
+      </w:pPr>
+    </w:p>
+    <w:p>
+      <w:pPr>
+        <w:spacing w:after="120" w:line="480" w:lineRule="auto"/>
+        <w:rPr>
+          <w:sz w:val="23"/>
+          <w:szCs w:val="23"/>
+        </w:rPr>
+      </w:pPr>
+    </w:p>
+    <w:p>
+      <w:pPr>
+        <w:autoSpaceDE w:val="0"/>
+        <w:autoSpaceDN w:val="0"/>
+        <w:adjustRightInd w:val="0"/>
+        <w:spacing w:after="0" w:line="240" w:lineRule="auto"/>
+        <w:jc w:val="left"/>
+        <w:rPr>
+          <w:sz w:val="23"/>
+          <w:szCs w:val="23"/>
+        </w:rPr>
+      </w:pPr>
+      <w:r>
+        <w:rPr>
+          <w:sz w:val="23"/>
+          <w:szCs w:val="23"/>
+        </w:rPr>
+        <w:t>Ditetapkan di : ..........................</w:t>
+      </w:r>
+    </w:p>
+    <w:p>
+      <w:pPr>
+        <w:spacing w:after="120" w:line="480" w:lineRule="auto"/>
+      </w:pPr>
+      <w:r>
+        <w:rPr>
+          <w:sz w:val="23"/>
+          <w:szCs w:val="23"/>
+        </w:rPr>
+        <w:t>Tanggal : ..........................</w:t>
+      </w:r>
+    </w:p>
+    <w:p>
+      <w:pPr>
+        <w:pStyle w:val="Heading1"/>
+        <w:rPr>
+          <w:sz w:val="28"/>
+          <w:szCs w:val="28"/>
+        </w:rPr>
+      </w:pPr>
+      <w:r>
+        <w:rPr>
+          <w:sz w:val="28"/>
+          <w:szCs w:val="28"/>
+        </w:rPr>
+        <w:br w:type="page"/>
+      </w:r>
+    </w:p>
+    <w:p>
+      <w:pPr>
+        <w:pStyle w:val="Heading1"/>
+      </w:pPr>
+      <w:bookmarkStart w:id="5" w:name="_Toc209523346"/>
+      <w:r>
+        <w:lastRenderedPageBreak/>
+        <w:t>HALAMAN</w:t>
+      </w:r>
+      <w:r>
+        <w:t xml:space="preserve"> PERNYATAAN</w:t>
+      </w:r>
+      <w:bookmarkEnd w:id="5"/>
+      <w:r>
+        <w:t xml:space="preserve"> PENGGUNAAN KECERDASAN ARTIFISIAL</w:t>
+      </w:r>
+    </w:p>
+    <w:p/>
+    <w:p>
+      <w:pPr>
+        <w:spacing w:after="120" w:line="480" w:lineRule="auto"/>
+        <w:ind w:right="-46"/>
+        <w:jc w:val="center"/>
+      </w:pPr>
+      <w:r>
+        <w:rPr>
+          <w:b/>
+          <w:color w:val="000000"/>
+        </w:rPr>
+        <w:t>Saya menyatakan bahwa dalam penyusunan Tugas Akhir ini, saya tidak menggunakan teknologi Kecerdasan Buatan dalam bentuk apa pun.</w:t>
+      </w:r>
+    </w:p>
+    <w:p>
+      <w:pPr>
+        <w:spacing w:after="120" w:line="480" w:lineRule="auto"/>
+        <w:ind w:right="-46"/>
+        <w:jc w:val="center"/>
+      </w:pPr>
+      <w:r>
+        <w:rPr>
+          <w:b/>
+          <w:color w:val="000000"/>
+        </w:rPr>
+        <w:t>atau</w:t>
+      </w:r>
+    </w:p>
+    <w:p>
+      <w:pPr>
+        <w:spacing w:after="120" w:line="480" w:lineRule="auto"/>
+        <w:ind w:right="-46"/>
+      </w:pPr>
+      <w:r>
+        <w:rPr>
+          <w:b/>
+          <w:color w:val="000000"/>
+        </w:rPr>
+        <w:t>Saya menyatakan bahwa dalam penyusunan Tugas Akhir ini, saya menggunakan teknologi Keceradasan Buatan dengan platform ______ untuk tujuan ________ (misal pemeriksaan dan perbaikan tata bahasa) dan ___________ dan saya bertanggung jawab penuh atas keakuratan, orisinalitas, dan integritas seluruh isi Tugas Akhir ini.</w:t>
+      </w:r>
+    </w:p>
+    <w:p>
+      <w:pPr>
+        <w:spacing w:after="240" w:line="240" w:lineRule="auto"/>
+        <w:jc w:val="left"/>
+      </w:pPr>
+    </w:p>
+    <w:p>
+      <w:pPr>
+        <w:spacing w:after="120" w:line="480" w:lineRule="auto"/>
+        <w:ind w:left="1701"/>
+      </w:pPr>
+      <w:r>
+        <w:rPr>
+          <w:b/>
+          <w:color w:val="000000"/>
+        </w:rPr>
+        <w:t>Nama</w:t>
+      </w:r>
+      <w:r>
+        <w:rPr>
+          <w:b/>
+          <w:color w:val="000000"/>
+        </w:rPr>
+        <w:tab/>
+      </w:r>
+      <w:r>
+        <w:rPr>
+          <w:b/>
+          <w:color w:val="000000"/>
+        </w:rPr>
+        <w:tab/>
+      </w:r>
+      <w:r>
+        <w:rPr>
+          <w:b/>
+          <w:color w:val="000000"/>
+        </w:rPr>
+        <w:tab/>
+        <w:t>: ...............................</w:t>
+      </w:r>
+    </w:p>
+    <w:p>
+      <w:pPr>
+        <w:spacing w:after="120" w:line="480" w:lineRule="auto"/>
+        <w:ind w:left="1701"/>
+      </w:pPr>
+      <w:r>
+        <w:rPr>
+          <w:b/>
+          <w:color w:val="000000"/>
+        </w:rPr>
+        <w:t>NPM</w:t>
+      </w:r>
+      <w:r>
+        <w:rPr>
+          <w:b/>
+          <w:color w:val="000000"/>
+        </w:rPr>
+        <w:tab/>
+      </w:r>
+      <w:r>
+        <w:rPr>
+          <w:b/>
+          <w:color w:val="000000"/>
+        </w:rPr>
+        <w:tab/>
+      </w:r>
+      <w:r>
+        <w:rPr>
+          <w:b/>
+          <w:color w:val="000000"/>
+        </w:rPr>
+        <w:tab/>
+        <w:t>: ...............................</w:t>
+      </w:r>
+    </w:p>
+    <w:p>
+      <w:pPr>
+        <w:spacing w:after="120" w:line="480" w:lineRule="auto"/>
+        <w:ind w:left="1701"/>
+      </w:pPr>
+      <w:r>
+        <w:rPr>
+          <w:b/>
+          <w:color w:val="000000"/>
+        </w:rPr>
+        <w:t>Tanda Tangan</w:t>
+      </w:r>
+      <w:r>
+        <w:rPr>
+          <w:b/>
+          <w:color w:val="000000"/>
+        </w:rPr>
+        <w:tab/>
+      </w:r>
+      <w:r>
+        <w:rPr>
+          <w:b/>
+          <w:color w:val="000000"/>
+        </w:rPr>
+        <w:tab/>
+        <w:t>: ...............................</w:t>
+      </w:r>
+    </w:p>
+    <w:p>
+      <w:pPr>
+        <w:spacing w:after="120" w:line="480" w:lineRule="auto"/>
+        <w:ind w:left="1701"/>
+      </w:pPr>
+      <w:r>
+        <w:rPr>
+          <w:b/>
+          <w:color w:val="000000"/>
+        </w:rPr>
+        <w:t>Tanggal</w:t>
+      </w:r>
+      <w:r>
+        <w:rPr>
+          <w:b/>
+          <w:color w:val="000000"/>
+        </w:rPr>
+        <w:tab/>
+      </w:r>
+      <w:r>
+        <w:rPr>
+          <w:b/>
+          <w:color w:val="000000"/>
+        </w:rPr>
+        <w:tab/>
+      </w:r>
+      <w:r>
+        <w:rPr>
+          <w:b/>
+          <w:color w:val="000000"/>
+        </w:rPr>
+        <w:tab/>
+        <w:t>: .............................</w:t>
+      </w:r>
+    </w:p>
+    <w:p>
+      <w:pPr>
+        <w:spacing w:after="0"/>
+      </w:pPr>
+    </w:p>
+    <w:p>
+      <w:pPr>
+        <w:spacing w:after="0"/>
+      </w:pPr>
+    </w:p>
+    <w:p>
+      <w:pPr>
+        <w:spacing w:after="0"/>
+      </w:pPr>
+      <w:r>
+        <w:br w:type="page"/>
+      </w:r>
+    </w:p>
+    <w:p>
+      <w:pPr>
+        <w:pStyle w:val="Heading1"/>
+      </w:pPr>
+      <w:bookmarkStart w:id="6" w:name="_Toc474769600"/>
+      <w:bookmarkStart w:id="7" w:name="_Toc209523347"/>
+      <w:r>
+        <w:lastRenderedPageBreak/>
+        <w:t>KATA PENGANTAR</w:t>
+      </w:r>
+      <w:bookmarkEnd w:id="6"/>
+      <w:bookmarkEnd w:id="7"/>
+    </w:p>
+    <w:p>
+      <w:pPr>
+        <w:autoSpaceDE w:val="0"/>
+        <w:autoSpaceDN w:val="0"/>
+        <w:adjustRightInd w:val="0"/>
+        <w:spacing w:after="0" w:line="240" w:lineRule="auto"/>
+        <w:jc w:val="left"/>
+        <w:rPr>
+          <w:sz w:val="23"/>
+          <w:szCs w:val="23"/>
+        </w:rPr>
+      </w:pPr>
+    </w:p>
+    <w:p>
+      <w:pPr>
+        <w:autoSpaceDE w:val="0"/>
+        <w:autoSpaceDN w:val="0"/>
+        <w:adjustRightInd w:val="0"/>
+        <w:spacing w:after="0" w:line="240" w:lineRule="auto"/>
+        <w:jc w:val="left"/>
+        <w:rPr>
+          <w:sz w:val="23"/>
+          <w:szCs w:val="23"/>
+        </w:rPr>
+      </w:pPr>
+    </w:p>
+    <w:p>
+      <w:pPr>
+        <w:autoSpaceDE w:val="0"/>
+        <w:autoSpaceDN w:val="0"/>
+        <w:adjustRightInd w:val="0"/>
+        <w:spacing w:after="0"/>
+      </w:pPr>
+      <w:r>
+        <w:t>Puji syukur saya panjatkan kepada Tuhan Yang Maha Esa, karena atas berkat dan</w:t>
+      </w:r>
+    </w:p>
+    <w:p>
+      <w:pPr>
+        <w:autoSpaceDE w:val="0"/>
+        <w:autoSpaceDN w:val="0"/>
+        <w:adjustRightInd w:val="0"/>
+        <w:spacing w:after="0"/>
+      </w:pPr>
+      <w:r>
+        <w:t>rahmat-Nya, saya dapat menyelesaikan skripsi ini. Penulisan skripsi ini dilakukan</w:t>
+      </w:r>
+    </w:p>
+    <w:p>
+      <w:pPr>
+        <w:autoSpaceDE w:val="0"/>
+        <w:autoSpaceDN w:val="0"/>
+        <w:adjustRightInd w:val="0"/>
+        <w:spacing w:after="0"/>
+      </w:pPr>
+      <w:r>
+        <w:t>dalam rangka memenuhi salah satu syarat untuk mencapai gelar Sarjana Ekonomi</w:t>
+      </w:r>
+    </w:p>
+    <w:p>
+      <w:pPr>
+        <w:autoSpaceDE w:val="0"/>
+        <w:autoSpaceDN w:val="0"/>
+        <w:adjustRightInd w:val="0"/>
+        <w:spacing w:after="0"/>
+      </w:pPr>
+      <w:r>
+        <w:t>Jurusan Manajemen pada Fakultas Ekonomi Universitas Indonesia. Saya menyadari</w:t>
+      </w:r>
+    </w:p>
+    <w:p>
+      <w:pPr>
+        <w:autoSpaceDE w:val="0"/>
+        <w:autoSpaceDN w:val="0"/>
+        <w:adjustRightInd w:val="0"/>
+        <w:spacing w:after="0"/>
+      </w:pPr>
+      <w:r>
+        <w:t>bahwa, tanpa bantuan dan bimbingan dari berbagai pihak, dari masa perkuliahan</w:t>
+      </w:r>
+    </w:p>
+    <w:p>
+      <w:pPr>
+        <w:autoSpaceDE w:val="0"/>
+        <w:autoSpaceDN w:val="0"/>
+        <w:adjustRightInd w:val="0"/>
+        <w:spacing w:after="0"/>
+      </w:pPr>
+      <w:r>
+        <w:t>sampai pada penyusunan skripsi ini, sangatlah sulit bagi saya untuk menyelesaikan</w:t>
+      </w:r>
+    </w:p>
+    <w:p>
+      <w:pPr>
+        <w:autoSpaceDE w:val="0"/>
+        <w:autoSpaceDN w:val="0"/>
+        <w:adjustRightInd w:val="0"/>
+        <w:spacing w:after="0"/>
+      </w:pPr>
+      <w:r>
+        <w:t>skripsi ini. Oleh karena itu, saya mengucapkan terima kasih kepada:</w:t>
+      </w:r>
+    </w:p>
+    <w:p>
+      <w:pPr>
+        <w:autoSpaceDE w:val="0"/>
+        <w:autoSpaceDN w:val="0"/>
+        <w:adjustRightInd w:val="0"/>
+        <w:spacing w:after="0"/>
+      </w:pPr>
+      <w:r>
+        <w:t>(1) Drs. A, selaku dosen pembimbing yang telah menyediakan waktu, tenaga, dan</w:t>
+      </w:r>
+    </w:p>
+    <w:p>
+      <w:pPr>
+        <w:autoSpaceDE w:val="0"/>
+        <w:autoSpaceDN w:val="0"/>
+        <w:adjustRightInd w:val="0"/>
+        <w:spacing w:after="0"/>
+      </w:pPr>
+      <w:r>
+        <w:t>pikiran untuk mengarahkan saya dalam penyusunan skripsi ini;</w:t>
+      </w:r>
+    </w:p>
+    <w:p>
+      <w:pPr>
+        <w:autoSpaceDE w:val="0"/>
+        <w:autoSpaceDN w:val="0"/>
+        <w:adjustRightInd w:val="0"/>
+        <w:spacing w:after="0"/>
+      </w:pPr>
+      <w:r>
+        <w:t>(2) pihak X Company yang telah banyak membantu dalam usaha memperoleh data</w:t>
+      </w:r>
+    </w:p>
+    <w:p>
+      <w:pPr>
+        <w:autoSpaceDE w:val="0"/>
+        <w:autoSpaceDN w:val="0"/>
+        <w:adjustRightInd w:val="0"/>
+        <w:spacing w:after="0"/>
+      </w:pPr>
+      <w:r>
+        <w:t>yang saya perlukan;</w:t>
+      </w:r>
+    </w:p>
+    <w:p>
+      <w:pPr>
+        <w:autoSpaceDE w:val="0"/>
+        <w:autoSpaceDN w:val="0"/>
+        <w:adjustRightInd w:val="0"/>
+        <w:spacing w:after="0"/>
+      </w:pPr>
+      <w:r>
+        <w:t>(3) orang tua dan keluarga saya yang telah memberikan bantuan dukungan material</w:t>
+      </w:r>
+    </w:p>
+    <w:p>
+      <w:pPr>
+        <w:autoSpaceDE w:val="0"/>
+        <w:autoSpaceDN w:val="0"/>
+        <w:adjustRightInd w:val="0"/>
+        <w:spacing w:after="0"/>
+      </w:pPr>
+      <w:r>
+        <w:t>dan moral; dan</w:t>
+      </w:r>
+    </w:p>
+    <w:p>
+      <w:pPr>
+        <w:autoSpaceDE w:val="0"/>
+        <w:autoSpaceDN w:val="0"/>
+        <w:adjustRightInd w:val="0"/>
+        <w:spacing w:after="0"/>
+      </w:pPr>
+      <w:r>
+        <w:t>(4) sahabat yang telah banyak membantu saya dalam menyelesaikan skripsi ini.</w:t>
+      </w:r>
+    </w:p>
+    <w:p>
+      <w:pPr>
+        <w:autoSpaceDE w:val="0"/>
+        <w:autoSpaceDN w:val="0"/>
+        <w:adjustRightInd w:val="0"/>
+        <w:spacing w:after="0"/>
+      </w:pPr>
+      <w:r>
+        <w:t>Akhir kata, saya berharap Tuhan Yang Maha Esa berkenan membalas segala kebaikan</w:t>
+      </w:r>
+    </w:p>
+    <w:p>
+      <w:pPr>
+        <w:autoSpaceDE w:val="0"/>
+        <w:autoSpaceDN w:val="0"/>
+        <w:adjustRightInd w:val="0"/>
+        <w:spacing w:after="0"/>
+      </w:pPr>
+      <w:r>
+        <w:t>semua pihak yang telah membantu. Semoga skripsi ini membawa manfaat bagi</w:t>
+      </w:r>
+    </w:p>
+    <w:p>
+      <w:pPr>
+        <w:autoSpaceDE w:val="0"/>
+        <w:autoSpaceDN w:val="0"/>
+        <w:adjustRightInd w:val="0"/>
+        <w:spacing w:after="0"/>
+      </w:pPr>
+      <w:r>
+        <w:t>pengembangan ilmu.</w:t>
+      </w:r>
+    </w:p>
+    <w:p>
+      <w:pPr>
+        <w:autoSpaceDE w:val="0"/>
+        <w:autoSpaceDN w:val="0"/>
+        <w:adjustRightInd w:val="0"/>
+        <w:spacing w:after="0"/>
+      </w:pPr>
+    </w:p>
+    <w:p>
+      <w:pPr>
+        <w:autoSpaceDE w:val="0"/>
+        <w:autoSpaceDN w:val="0"/>
+        <w:adjustRightInd w:val="0"/>
+        <w:spacing w:after="0"/>
+      </w:pPr>
+    </w:p>
+    <w:p>
+      <w:pPr>
+        <w:autoSpaceDE w:val="0"/>
+        <w:autoSpaceDN w:val="0"/>
+        <w:adjustRightInd w:val="0"/>
+        <w:spacing w:after="0"/>
+      </w:pPr>
+    </w:p>
+    <w:p>
+      <w:pPr>
+        <w:autoSpaceDE w:val="0"/>
+        <w:autoSpaceDN w:val="0"/>
+        <w:adjustRightInd w:val="0"/>
+        <w:spacing w:after="0"/>
+      </w:pPr>
+    </w:p>
+    <w:p>
+      <w:pPr>
+        <w:spacing w:after="0"/>
+      </w:pPr>
+      <w:r>
+        <w:t>Depok/Jakarta, ..................(diisi tanggal)</w:t>
+      </w:r>
+    </w:p>
+    <w:p>
+      <w:pPr>
+        <w:spacing w:after="0"/>
+      </w:pPr>
+      <w:r>
+        <w:t>Penulis</w:t>
+      </w:r>
+      <w:r>
+        <w:br w:type="page"/>
+      </w:r>
+    </w:p>
+    <w:p>
+      <w:pPr>
+        <w:pStyle w:val="Heading1"/>
+      </w:pPr>
+      <w:bookmarkStart w:id="8" w:name="_Toc474769601"/>
+      <w:bookmarkStart w:id="9" w:name="_Toc209523348"/>
+      <w:r>
+        <w:lastRenderedPageBreak/>
+        <w:t>HALAMAN PERNYATAAN PERSETUJUAN PUBLIKASI</w:t>
+      </w:r>
+      <w:bookmarkEnd w:id="8"/>
+      <w:bookmarkEnd w:id="9"/>
+    </w:p>
+    <w:p>
+      <w:pPr>
+        <w:autoSpaceDE w:val="0"/>
+        <w:autoSpaceDN w:val="0"/>
+        <w:adjustRightInd w:val="0"/>
+        <w:spacing w:after="0" w:line="240" w:lineRule="auto"/>
+        <w:jc w:val="center"/>
+        <w:rPr>
+          <w:b/>
+          <w:bCs/>
+        </w:rPr>
+      </w:pPr>
+      <w:r>
+        <w:rPr>
+          <w:b/>
+          <w:bCs/>
+        </w:rPr>
+        <w:t>TUGAS AKHIR UNTUK KEPENTINGAN AKADEMIS</w:t>
+      </w:r>
+    </w:p>
+    <w:p>
+      <w:pPr>
+        <w:autoSpaceDE w:val="0"/>
+        <w:autoSpaceDN w:val="0"/>
+        <w:adjustRightInd w:val="0"/>
+        <w:spacing w:after="0" w:line="240" w:lineRule="auto"/>
+        <w:jc w:val="left"/>
+        <w:rPr>
+          <w:sz w:val="23"/>
+          <w:szCs w:val="23"/>
+        </w:rPr>
+      </w:pPr>
+      <w:r>
+        <w:rPr>
+          <w:noProof/>
+          <w:sz w:val="23"/>
+          <w:szCs w:val="23"/>
+        </w:rPr>
+        <mc:AlternateContent>
+          <mc:Choice Requires="wps">
+            <w:drawing>
+              <wp:anchor distT="0" distB="0" distL="114300" distR="114300" simplePos="0" relativeHeight="251659264" behindDoc="0" locked="0" layoutInCell="1" allowOverlap="1" wp14:anchorId="1844579D" wp14:editId="10E1D1B1">
+                <wp:simplePos x="0" y="0"/>
+                <wp:positionH relativeFrom="column">
+                  <wp:posOffset>-27017</wp:posOffset>
+                </wp:positionH>
+                <wp:positionV relativeFrom="paragraph">
+                  <wp:posOffset>114094</wp:posOffset>
+                </wp:positionV>
+                <wp:extent cx="5189517" cy="11875"/>
+                <wp:effectExtent l="38100" t="57150" r="68580" b="102870"/>
+                <wp:wrapNone/>
+                <wp:docPr id="2" name="Straight Connector 2"/>
+                <wp:cNvGraphicFramePr/>
+                <a:graphic xmlns:a="http://schemas.openxmlformats.org/drawingml/2006/main">
+                  <a:graphicData uri="http://schemas.microsoft.com/office/word/2010/wordprocessingShape">
+                    <wps:wsp>
+                      <wps:cNvCnPr/>
+                      <wps:spPr>
+                        <a:xfrm flipV="1">
+                          <a:off x="0" y="0"/>
+                          <a:ext cx="5189517" cy="11875"/>
+                        </a:xfrm>
+                        <a:prstGeom prst="line">
+                          <a:avLst/>
+                        </a:prstGeom>
+                        <a:ln w="47625" cmpd="dbl">
+                          <a:solidFill>
+                            <a:schemeClr val="dk1"/>
+                          </a:solidFill>
+                        </a:ln>
+                      </wps:spPr>
+                      <wps:style>
+                        <a:lnRef idx="2">
+                          <a:schemeClr val="dk1"/>
+                        </a:lnRef>
+                        <a:fillRef idx="0">
+                          <a:schemeClr val="dk1"/>
+                        </a:fillRef>
+                        <a:effectRef idx="1">
+                          <a:schemeClr val="dk1"/>
+                        </a:effectRef>
+                        <a:fontRef idx="minor">
+                          <a:schemeClr val="tx1"/>
+                        </a:fontRef>
+                      </wps:style>
+                      <wps:bodyPr/>
+                    </wps:wsp>
+                  </a:graphicData>
+                </a:graphic>
+              </wp:anchor>
+            </w:drawing>
+          </mc:Choice>
+          <mc:Fallback>
+            <w:pict>
+              <v:line w14:anchorId="7A614237" id="Straight Connector 2" o:spid="_x0000_s1026" style="position:absolute;flip:y;z-index:251659264;visibility:visible;mso-wrap-style:square;mso-wrap-distance-left:9pt;mso-wrap-distance-top:0;mso-wrap-distance-right:9pt;mso-wrap-distance-bottom:0;mso-position-horizontal:absolute;mso-position-horizontal-relative:text;mso-position-vertical:absolute;mso-position-vertical-relative:text" from="-2.15pt,9pt" to="406.45pt,9.95pt" o:gfxdata="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" strokecolor="black [3200]" strokeweight="3.75pt">
+                <v:stroke linestyle="thinThin"/>
+                <v:shadow on="t" color="black" opacity="24903f" origin=",.5" offset="0,.55556mm"/>
+              </v:line>
+            </w:pict>
+          </mc:Fallback>
+        </mc:AlternateContent>
+      </w:r>
+    </w:p>
+    <w:p>
+      <w:pPr>
+        <w:autoSpaceDE w:val="0"/>
+        <w:autoSpaceDN w:val="0"/>
+        <w:adjustRightInd w:val="0"/>
+        <w:spacing w:after="0"/>
+        <w:jc w:val="left"/>
+      </w:pPr>
+    </w:p>
+    <w:p>
+      <w:pPr>
+        <w:autoSpaceDE w:val="0"/>
+        <w:autoSpaceDN w:val="0"/>
+        <w:adjustRightInd w:val="0"/>
+        <w:spacing w:after="0" w:line="240" w:lineRule="auto"/>
+        <w:jc w:val="left"/>
+      </w:pPr>
+      <w:r>
+        <w:t>Sebagai sivitas akademik Universitas Indonesia, saya yang bertanda tangan di bawah</w:t>
+      </w:r>
+    </w:p>
+    <w:p>
+      <w:pPr>
+        <w:autoSpaceDE w:val="0"/>
+        <w:autoSpaceDN w:val="0"/>
+        <w:adjustRightInd w:val="0"/>
+        <w:spacing w:after="240"/>
+        <w:jc w:val="left"/>
+      </w:pPr>
+      <w:r>
+        <w:t>ini:</w:t>
+      </w:r>
+    </w:p>
+    <w:p>
+      <w:pPr>
+        <w:autoSpaceDE w:val="0"/>
+        <w:autoSpaceDN w:val="0"/>
+        <w:adjustRightInd w:val="0"/>
+        <w:spacing w:after="0" w:line="240" w:lineRule="auto"/>
+        <w:jc w:val="left"/>
+      </w:pPr>
+      <w:r>
+        <w:t xml:space="preserve">Nama </w:t>
+      </w:r>
+      <w:r>
+        <w:tab/>
+      </w:r>
+      <w:r>
+        <w:tab/>
+      </w:r>
+      <w:r>
+        <w:t>: ……………………....................................................................</w:t>
+      </w:r>
+    </w:p>
+    <w:p>
+      <w:pPr>
+        <w:autoSpaceDE w:val="0"/>
+        <w:autoSpaceDN w:val="0"/>
+        <w:adjustRightInd w:val="0"/>
+        <w:spacing w:after="0" w:line="240" w:lineRule="auto"/>
+        <w:jc w:val="left"/>
+      </w:pPr>
+      <w:r>
+        <w:t xml:space="preserve">NPM </w:t>
+      </w:r>
+      <w:r>
+        <w:tab/>
+      </w:r>
+      <w:r>
+        <w:tab/>
+      </w:r>
+      <w:r>
+        <w:t xml:space="preserve">: </w:t>
+      </w:r>
+      <w:r>
+        <w:t>....</w:t>
+      </w:r>
+      <w:r>
+        <w:t>……………………................................................................</w:t>
+      </w:r>
+    </w:p>
+    <w:p>
+      <w:pPr>
+        <w:autoSpaceDE w:val="0"/>
+        <w:autoSpaceDN w:val="0"/>
+        <w:adjustRightInd w:val="0"/>
+        <w:spacing w:after="0" w:line="240" w:lineRule="auto"/>
+        <w:jc w:val="left"/>
+      </w:pPr>
+      <w:r>
+        <w:t>Program Studi : ....................................................................................................</w:t>
+      </w:r>
+    </w:p>
+    <w:p>
+      <w:pPr>
+        <w:autoSpaceDE w:val="0"/>
+        <w:autoSpaceDN w:val="0"/>
+        <w:adjustRightInd w:val="0"/>
+        <w:spacing w:after="0" w:line="240" w:lineRule="auto"/>
+        <w:jc w:val="left"/>
+      </w:pPr>
+      <w:r>
+        <w:t xml:space="preserve">Departemen </w:t>
+      </w:r>
+      <w:r>
+        <w:tab/>
+      </w:r>
+      <w:r>
+        <w:t>: .....................................................................................................</w:t>
+      </w:r>
+    </w:p>
+    <w:p>
+      <w:pPr>
+        <w:autoSpaceDE w:val="0"/>
+        <w:autoSpaceDN w:val="0"/>
+        <w:adjustRightInd w:val="0"/>
+        <w:spacing w:after="0" w:line="240" w:lineRule="auto"/>
+        <w:jc w:val="left"/>
+      </w:pPr>
+      <w:r>
+        <w:t xml:space="preserve">Fakultas </w:t>
+      </w:r>
+      <w:r>
+        <w:tab/>
+      </w:r>
+      <w:r>
+        <w:t>: .....................................................................................................</w:t>
+      </w:r>
+    </w:p>
+    <w:p>
+      <w:pPr>
+        <w:autoSpaceDE w:val="0"/>
+        <w:autoSpaceDN w:val="0"/>
+        <w:adjustRightInd w:val="0"/>
+        <w:spacing w:after="240" w:line="240" w:lineRule="auto"/>
+        <w:jc w:val="left"/>
+      </w:pPr>
+      <w:r>
+        <w:t>Jenis karya : Skripsi/Tesis/Disertasi</w:t>
+      </w:r>
+    </w:p>
+    <w:p>
+      <w:pPr>
+        <w:autoSpaceDE w:val="0"/>
+        <w:autoSpaceDN w:val="0"/>
+        <w:adjustRightInd w:val="0"/>
+        <w:spacing w:after="0" w:line="240" w:lineRule="auto"/>
+        <w:jc w:val="left"/>
+      </w:pPr>
+      <w:r>
+        <w:t>demi pengembangan ilmu pengetahuan, menyetujui untuk memberikan kepada</w:t>
+      </w:r>
+    </w:p>
+    <w:p>
+      <w:pPr>
+        <w:autoSpaceDE w:val="0"/>
+        <w:autoSpaceDN w:val="0"/>
+        <w:adjustRightInd w:val="0"/>
+        <w:spacing w:after="0" w:line="240" w:lineRule="auto"/>
+        <w:jc w:val="left"/>
+        <w:rPr>
+          <w:b/>
+          <w:bCs/>
+          <w:i/>
+          <w:iCs/>
+        </w:rPr>
+      </w:pPr>
+      <w:r>
+        <w:t xml:space="preserve">Universitas Indonesia </w:t>
+      </w:r>
+      <w:r>
+        <w:rPr>
+          <w:b/>
+          <w:bCs/>
+        </w:rPr>
+        <w:t>Hak Bebas Royalti Noneksklusif (</w:t>
+      </w:r>
+      <w:r>
+        <w:rPr>
+          <w:b/>
+          <w:bCs/>
+          <w:i/>
+          <w:iCs/>
+        </w:rPr>
+        <w:t>Non-exclusive Royalty-</w:t>
+      </w:r>
+    </w:p>
+    <w:p>
+      <w:pPr>
+        <w:autoSpaceDE w:val="0"/>
+        <w:autoSpaceDN w:val="0"/>
+        <w:adjustRightInd w:val="0"/>
+        <w:spacing w:after="0" w:line="240" w:lineRule="auto"/>
+        <w:jc w:val="left"/>
+      </w:pPr>
+      <w:r>
+        <w:rPr>
+          <w:b/>
+          <w:bCs/>
+          <w:i/>
+          <w:iCs/>
+        </w:rPr>
+        <w:t>Free Right</w:t>
+      </w:r>
+      <w:r>
+        <w:rPr>
+          <w:b/>
+          <w:bCs/>
+        </w:rPr>
+        <w:t xml:space="preserve">) </w:t>
+      </w:r>
+      <w:r>
+        <w:t>atas karya ilmiah saya yang berjudul :</w:t>
+      </w:r>
+    </w:p>
+    <w:p>
+      <w:pPr>
+        <w:autoSpaceDE w:val="0"/>
+        <w:autoSpaceDN w:val="0"/>
+        <w:adjustRightInd w:val="0"/>
+        <w:spacing w:after="0" w:line="240" w:lineRule="auto"/>
+        <w:jc w:val="left"/>
+      </w:pPr>
+      <w:r>
+        <w:t>………………………................................................................................................</w:t>
+      </w:r>
+    </w:p>
+    <w:p>
+      <w:pPr>
+        <w:autoSpaceDE w:val="0"/>
+        <w:autoSpaceDN w:val="0"/>
+        <w:adjustRightInd w:val="0"/>
+        <w:spacing w:after="0" w:line="240" w:lineRule="auto"/>
+        <w:jc w:val="left"/>
+      </w:pPr>
+      <w:r>
+        <w:t>....................................................................................................................................</w:t>
+      </w:r>
+    </w:p>
+    <w:p>
+      <w:pPr>
+        <w:autoSpaceDE w:val="0"/>
+        <w:autoSpaceDN w:val="0"/>
+        <w:adjustRightInd w:val="0"/>
+        <w:spacing w:after="0" w:line="240" w:lineRule="auto"/>
+        <w:jc w:val="left"/>
+      </w:pPr>
+      <w:r>
+        <w:t>....................................................................................................................................</w:t>
+      </w:r>
+    </w:p>
+    <w:p>
+      <w:pPr>
+        <w:autoSpaceDE w:val="0"/>
+        <w:autoSpaceDN w:val="0"/>
+        <w:adjustRightInd w:val="0"/>
+        <w:spacing w:after="240"/>
+        <w:jc w:val="left"/>
+      </w:pPr>
+      <w:r>
+        <w:t>....................................................................................................................................</w:t>
+      </w:r>
+    </w:p>
+    <w:p>
+      <w:pPr>
+        <w:autoSpaceDE w:val="0"/>
+        <w:autoSpaceDN w:val="0"/>
+        <w:adjustRightInd w:val="0"/>
+        <w:spacing w:after="240"/>
+      </w:pPr>
+      <w:r>
+        <w:t>beserta perangkat yang ada (jika diperlukan). Dengan Hak Bebas Royalti</w:t>
+      </w:r>
+      <w:r>
+        <w:t xml:space="preserve"> </w:t>
+      </w:r>
+      <w:r>
+        <w:t xml:space="preserve">Noneksklusif ini Universitas Indonesia berhak menyimpan, </w:t>
+      </w:r>
+      <w:r>
+        <w:t>m</w:t>
+      </w:r>
+      <w:r>
+        <w:t>engalihmedia/formatkan,</w:t>
+      </w:r>
+      <w:r>
+        <w:t xml:space="preserve"> </w:t>
+      </w:r>
+      <w:r>
+        <w:t>mengelola dalam bentuk pangkalan data (</w:t>
+      </w:r>
+      <w:r>
+        <w:rPr>
+          <w:i/>
+          <w:iCs/>
+        </w:rPr>
+        <w:t>database</w:t>
+      </w:r>
+      <w:r>
+        <w:t>), merawat, dan</w:t>
+      </w:r>
+      <w:r>
+        <w:t xml:space="preserve"> </w:t>
+      </w:r>
+      <w:r>
+        <w:t>memublikasikan tugas akhir saya selama tetap mencantumkan nama saya sebagai</w:t>
+      </w:r>
+      <w:r>
+        <w:t xml:space="preserve"> </w:t>
+      </w:r>
+      <w:r>
+        <w:t>penulis/pencipta dan sebagai pemilik Hak Cipta.</w:t>
+      </w:r>
+    </w:p>
+    <w:p>
+      <w:pPr>
+        <w:autoSpaceDE w:val="0"/>
+        <w:autoSpaceDN w:val="0"/>
+        <w:adjustRightInd w:val="0"/>
+        <w:spacing w:after="0" w:line="240" w:lineRule="auto"/>
+        <w:jc w:val="left"/>
+      </w:pPr>
+      <w:r>
+        <w:t>Demikian pernyataan ini saya buat dengan sebenarnya.</w:t>
+      </w:r>
+    </w:p>
+    <w:p>
+      <w:pPr>
+        <w:autoSpaceDE w:val="0"/>
+        <w:autoSpaceDN w:val="0"/>
+        <w:adjustRightInd w:val="0"/>
+        <w:spacing w:after="0" w:line="240" w:lineRule="auto"/>
+        <w:jc w:val="left"/>
+      </w:pPr>
+    </w:p>
+    <w:p>
+      <w:pPr>
+        <w:autoSpaceDE w:val="0"/>
+        <w:autoSpaceDN w:val="0"/>
+        <w:adjustRightInd w:val="0"/>
+        <w:spacing w:after="0" w:line="240" w:lineRule="auto"/>
+        <w:jc w:val="center"/>
+      </w:pPr>
+      <w:r>
+        <w:t>Dibuat di : …………………….</w:t>
+      </w:r>
+    </w:p>
+    <w:p>
+      <w:pPr>
+        <w:autoSpaceDE w:val="0"/>
+        <w:autoSpaceDN w:val="0"/>
+        <w:adjustRightInd w:val="0"/>
+        <w:spacing w:after="0" w:line="240" w:lineRule="auto"/>
+        <w:jc w:val="center"/>
+      </w:pPr>
+      <w:r>
+        <w:t>Pada tanggal : …………………….</w:t>
+      </w:r>
+    </w:p>
+    <w:p>
+      <w:pPr>
+        <w:autoSpaceDE w:val="0"/>
+        <w:autoSpaceDN w:val="0"/>
+        <w:adjustRightInd w:val="0"/>
+        <w:spacing w:after="0" w:line="240" w:lineRule="auto"/>
+        <w:jc w:val="center"/>
+      </w:pPr>
+      <w:r>
+        <w:t>Yang menyatakan</w:t>
+      </w:r>
+    </w:p>
+    <w:p>
+      <w:pPr>
+        <w:autoSpaceDE w:val="0"/>
+        <w:autoSpaceDN w:val="0"/>
+        <w:adjustRightInd w:val="0"/>
+        <w:spacing w:after="0" w:line="240" w:lineRule="auto"/>
+        <w:jc w:val="center"/>
+      </w:pPr>
+    </w:p>
+    <w:p>
+      <w:pPr>
+        <w:autoSpaceDE w:val="0"/>
+        <w:autoSpaceDN w:val="0"/>
+        <w:adjustRightInd w:val="0"/>
+        <w:spacing w:after="0" w:line="240" w:lineRule="auto"/>
+        <w:jc w:val="center"/>
+      </w:pPr>
+    </w:p>
+    <w:p>
+      <w:pPr>
+        <w:autoSpaceDE w:val="0"/>
+        <w:autoSpaceDN w:val="0"/>
+        <w:adjustRightInd w:val="0"/>
+        <w:spacing w:after="0" w:line="240" w:lineRule="auto"/>
+        <w:jc w:val="center"/>
+      </w:pPr>
+    </w:p>
+    <w:p>
+      <w:pPr>
+        <w:autoSpaceDE w:val="0"/>
+        <w:autoSpaceDN w:val="0"/>
+        <w:adjustRightInd w:val="0"/>
+        <w:spacing w:after="0" w:line="240" w:lineRule="auto"/>
+        <w:jc w:val="center"/>
+      </w:pPr>
+    </w:p>
+    <w:p>
+      <w:pPr>
+        <w:autoSpaceDE w:val="0"/>
+        <w:autoSpaceDN w:val="0"/>
+        <w:adjustRightInd w:val="0"/>
+        <w:spacing w:after="0" w:line="240" w:lineRule="auto"/>
+        <w:jc w:val="center"/>
+        <w:rPr>
+          <w:sz w:val="23"/>
+          <w:szCs w:val="23"/>
+        </w:rPr>
+        <w:sectPr>
+          <w:footerReference w:type="default" r:id="rId17"/>
+          <w:footerReference w:type="first" r:id="rId18"/>
+          <w:pgSz w:w="11907" w:h="16840" w:code="9"/>
+          <w:pgMar w:top="1701" w:right="1701" w:bottom="1701" w:left="2268" w:header="720" w:footer="1417" w:gutter="0"/>
+          <w:pgNumType w:fmt="lowerRoman" w:start="1"/>
+          <w:cols w:space="720"/>
+          <w:titlePg/>
+          <w:docGrid w:linePitch="360"/>
+        </w:sectPr>
+      </w:pPr>
+      <w:r>
+        <w:rPr>
+          <w:sz w:val="23"/>
+          <w:szCs w:val="23"/>
+        </w:rPr>
+        <w:t>( …………………………………. )</w:t>
+      </w:r>
+    </w:p>
+    <w:p>
+      <w:pPr>
+        <w:rPr>
+          <w:b/>
+        </w:rPr>
+      </w:pPr>
+    </w:p>
+    <w:p>
+      <w:pPr>
+        <w:pStyle w:val="Heading1"/>
+      </w:pPr>
+      <w:r>
         <w:t>ABSTRAK</w:t>
       </w:r>
       <w:bookmarkEnd w:id="0"/>
@@ -1645,12 +3634,12 @@
       <w:pPr>
         <w:pStyle w:val="Heading1"/>
       </w:pPr>
-      <w:bookmarkStart w:id="1" w:name="_Toc219150755"/>
+      <w:bookmarkStart w:id="10" w:name="_Toc219150755"/>
       <w:r>
         <w:lastRenderedPageBreak/>
         <w:t>ABSTRACT</w:t>
       </w:r>
-      <w:bookmarkEnd w:id="1"/>
+      <w:bookmarkEnd w:id="10"/>
     </w:p>
     <w:p/>
     <w:p>
@@ -1907,12 +3896,12 @@
       <w:pPr>
         <w:pStyle w:val="Heading1"/>
       </w:pPr>
-      <w:bookmarkStart w:id="2" w:name="_Toc219150756"/>
+      <w:bookmarkStart w:id="11" w:name="_Toc219150756"/>
       <w:r>
         <w:lastRenderedPageBreak/>
         <w:t>DAFTAR ISI</w:t>
       </w:r>
-      <w:bookmarkEnd w:id="2"/>
+      <w:bookmarkEnd w:id="11"/>
     </w:p>
     <w:p/>
     <w:sdt>
@@ -5898,12 +7887,12 @@
       <w:r>
         <w:br w:type="page"/>
       </w:r>
-      <w:bookmarkStart w:id="3" w:name="_Toc219150757"/>
+      <w:bookmarkStart w:id="12" w:name="_Toc219150757"/>
       <w:r>
         <w:lastRenderedPageBreak/>
         <w:t>DAFTAR TABEL</w:t>
       </w:r>
-      <w:bookmarkEnd w:id="3"/>
+      <w:bookmarkEnd w:id="12"/>
     </w:p>
     <w:p>
       <w:pPr>
@@ -6326,7 +8315,7 @@
           <w:b/>
         </w:rPr>
       </w:pPr>
-      <w:bookmarkStart w:id="4" w:name="_Toc219150758"/>
+      <w:bookmarkStart w:id="13" w:name="_Toc219150758"/>
       <w:r>
         <w:br w:type="page"/>
       </w:r>
@@ -6339,7 +8328,7 @@
         <w:lastRenderedPageBreak/>
         <w:t>DAFTAR GAMBAR</w:t>
       </w:r>
-      <w:bookmarkEnd w:id="4"/>
+      <w:bookmarkEnd w:id="13"/>
     </w:p>
     <w:p/>
     <w:p>
@@ -6630,11 +8619,11 @@
       <w:pPr>
         <w:pStyle w:val="Heading1"/>
       </w:pPr>
-      <w:bookmarkStart w:id="5" w:name="_Toc219150759"/>
+      <w:bookmarkStart w:id="14" w:name="_Toc219150759"/>
       <w:r>
         <w:t>DAFTAR LAMPIRAN</w:t>
       </w:r>
-      <w:bookmarkEnd w:id="5"/>
+      <w:bookmarkEnd w:id="14"/>
     </w:p>
     <w:p>
       <w:pPr>
@@ -6677,11 +8666,11 @@
         <w:lastRenderedPageBreak/>
         <w:br/>
       </w:r>
-      <w:bookmarkStart w:id="6" w:name="_Toc219150760"/>
+      <w:bookmarkStart w:id="15" w:name="_Toc219150760"/>
       <w:r>
         <w:t>PENDAHULUAN</w:t>
       </w:r>
-      <w:bookmarkEnd w:id="6"/>
+      <w:bookmarkEnd w:id="15"/>
     </w:p>
     <w:p/>
     <w:p>
@@ -6692,11 +8681,11 @@
           <w:numId w:val="1"/>
         </w:numPr>
       </w:pPr>
-      <w:bookmarkStart w:id="7" w:name="_Toc219150761"/>
+      <w:bookmarkStart w:id="16" w:name="_Toc219150761"/>
       <w:r>
         <w:t>Latar Belakang</w:t>
       </w:r>
-      <w:bookmarkEnd w:id="7"/>
+      <w:bookmarkEnd w:id="16"/>
     </w:p>
     <w:p>
       <w:pPr>
@@ -6742,7 +8731,6 @@
             <w:docPart w:val="DefaultPlaceholder_-1854013440"/>
           </w:placeholder>
         </w:sdtPr>
-        <w:sdtEndPr/>
         <w:sdtContent>
           <w:r>
             <w:rPr>
@@ -6796,7 +8784,6 @@
             <w:docPart w:val="DefaultPlaceholder_-1854013440"/>
           </w:placeholder>
         </w:sdtPr>
-        <w:sdtEndPr/>
         <w:sdtContent>
           <w:r>
             <w:rPr>
@@ -6883,13 +8870,12 @@
           <w:rPr>
             <w:color w:val="000000"/>
           </w:rPr>
-          <w:tag w:val="MENDELEY_CITATION_v3_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"/>
+          <w:tag w:val="MENDELEY_CITATION_v3_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"/>
           <w:id w:val="828024791"/>
           <w:placeholder>
             <w:docPart w:val="DefaultPlaceholder_-1854013440"/>
           </w:placeholder>
         </w:sdtPr>
-        <w:sdtEndPr/>
         <w:sdtContent>
           <w:r>
             <w:rPr>
@@ -6944,7 +8930,6 @@
             <w:docPart w:val="DefaultPlaceholder_-1854013440"/>
           </w:placeholder>
         </w:sdtPr>
-        <w:sdtEndPr/>
         <w:sdtContent>
           <w:r>
             <w:rPr>
@@ -7068,13 +9053,12 @@
           <w:rPr>
             <w:color w:val="000000"/>
           </w:rPr>
-          <w:tag w:val="MENDELEY_CITATION_v3_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"/>
+          <w:tag w:val="MENDELEY_CITATION_v3_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"/>
           <w:id w:val="894467972"/>
           <w:placeholder>
             <w:docPart w:val="DefaultPlaceholder_-1854013440"/>
           </w:placeholder>
         </w:sdtPr>
-        <w:sdtEndPr/>
         <w:sdtContent>
           <w:r>
             <w:rPr>
@@ -7211,13 +9195,12 @@
             <w:iCs/>
             <w:color w:val="000000"/>
           </w:rPr>
-          <w:tag w:val="MENDELEY_CITATION_v3_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"/>
+          <w:tag w:val="MENDELEY_CITATION_v3_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"/>
           <w:id w:val="-208797308"/>
           <w:placeholder>
             <w:docPart w:val="DefaultPlaceholder_-1854013440"/>
           </w:placeholder>
         </w:sdtPr>
-        <w:sdtEndPr/>
         <w:sdtContent>
           <w:r>
             <w:rPr>
@@ -7246,7 +9229,6 @@
             <w:docPart w:val="DefaultPlaceholder_-1854013440"/>
           </w:placeholder>
         </w:sdtPr>
-        <w:sdtEndPr/>
         <w:sdtContent>
           <w:r>
             <w:rPr>
@@ -7301,13 +9283,12 @@
           <w:rPr>
             <w:color w:val="000000"/>
           </w:rPr>
-          <w:tag w:val="MENDELEY_CITATION_v3_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"/>
+          <w:tag w:val="MENDELEY_CITATION_v3_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"/>
           <w:id w:val="814614734"/>
           <w:placeholder>
             <w:docPart w:val="DefaultPlaceholder_-1854013440"/>
           </w:placeholder>
         </w:sdtPr>
-        <w:sdtEndPr/>
         <w:sdtContent>
           <w:r>
             <w:rPr>
@@ -7362,7 +9343,6 @@
             <w:docPart w:val="DefaultPlaceholder_-1854013440"/>
           </w:placeholder>
         </w:sdtPr>
-        <w:sdtEndPr/>
         <w:sdtContent>
           <w:r>
             <w:rPr>
@@ -7482,7 +9462,6 @@
             <w:docPart w:val="DefaultPlaceholder_-1854013440"/>
           </w:placeholder>
         </w:sdtPr>
-        <w:sdtEndPr/>
         <w:sdtContent>
           <w:r>
             <w:rPr>
@@ -7513,11 +9492,11 @@
           <w:numId w:val="1"/>
         </w:numPr>
       </w:pPr>
-      <w:bookmarkStart w:id="8" w:name="_Toc219150762"/>
+      <w:bookmarkStart w:id="17" w:name="_Toc219150762"/>
       <w:r>
         <w:t>Rumusan Masalah</w:t>
       </w:r>
-      <w:bookmarkEnd w:id="8"/>
+      <w:bookmarkEnd w:id="17"/>
     </w:p>
     <w:p>
       <w:pPr>
@@ -7887,12 +9866,12 @@
           <w:numId w:val="1"/>
         </w:numPr>
       </w:pPr>
-      <w:bookmarkStart w:id="9" w:name="_Toc219150763"/>
+      <w:bookmarkStart w:id="18" w:name="_Toc219150763"/>
       <w:r>
         <w:lastRenderedPageBreak/>
         <w:t>Hipotesis</w:t>
       </w:r>
-      <w:bookmarkEnd w:id="9"/>
+      <w:bookmarkEnd w:id="18"/>
     </w:p>
     <w:p>
       <w:pPr>
@@ -8252,11 +10231,11 @@
           <w:numId w:val="1"/>
         </w:numPr>
       </w:pPr>
-      <w:bookmarkStart w:id="10" w:name="_Toc219150764"/>
+      <w:bookmarkStart w:id="19" w:name="_Toc219150764"/>
       <w:r>
         <w:t>Tujuan Penelitian</w:t>
       </w:r>
-      <w:bookmarkEnd w:id="10"/>
+      <w:bookmarkEnd w:id="19"/>
     </w:p>
     <w:p>
       <w:pPr>
@@ -8288,11 +10267,11 @@
           <w:numId w:val="1"/>
         </w:numPr>
       </w:pPr>
-      <w:bookmarkStart w:id="11" w:name="_Toc219150765"/>
+      <w:bookmarkStart w:id="20" w:name="_Toc219150765"/>
       <w:r>
         <w:t>Tujuan Umum</w:t>
       </w:r>
-      <w:bookmarkEnd w:id="11"/>
+      <w:bookmarkEnd w:id="20"/>
     </w:p>
     <w:p>
       <w:pPr>
@@ -8350,11 +10329,11 @@
           <w:numId w:val="1"/>
         </w:numPr>
       </w:pPr>
-      <w:bookmarkStart w:id="12" w:name="_Toc219150766"/>
+      <w:bookmarkStart w:id="21" w:name="_Toc219150766"/>
       <w:r>
         <w:t>Tujuan Khusus</w:t>
       </w:r>
-      <w:bookmarkEnd w:id="12"/>
+      <w:bookmarkEnd w:id="21"/>
     </w:p>
     <w:p>
       <w:pPr>
@@ -8721,11 +10700,11 @@
           <w:numId w:val="1"/>
         </w:numPr>
       </w:pPr>
-      <w:bookmarkStart w:id="13" w:name="_Toc219150767"/>
+      <w:bookmarkStart w:id="22" w:name="_Toc219150767"/>
       <w:r>
         <w:t>Manfaat Penelitian</w:t>
       </w:r>
-      <w:bookmarkEnd w:id="13"/>
+      <w:bookmarkEnd w:id="22"/>
     </w:p>
     <w:p>
       <w:pPr>
@@ -8757,11 +10736,11 @@
           <w:numId w:val="1"/>
         </w:numPr>
       </w:pPr>
-      <w:bookmarkStart w:id="14" w:name="_Toc219150768"/>
+      <w:bookmarkStart w:id="23" w:name="_Toc219150768"/>
       <w:r>
         <w:t>Bagi Institusi</w:t>
       </w:r>
-      <w:bookmarkEnd w:id="14"/>
+      <w:bookmarkEnd w:id="23"/>
     </w:p>
     <w:p>
       <w:pPr>
@@ -8839,11 +10818,11 @@
           <w:numId w:val="1"/>
         </w:numPr>
       </w:pPr>
-      <w:bookmarkStart w:id="15" w:name="_Toc219150769"/>
+      <w:bookmarkStart w:id="24" w:name="_Toc219150769"/>
       <w:r>
         <w:t>Bagi Peneliti</w:t>
       </w:r>
-      <w:bookmarkEnd w:id="15"/>
+      <w:bookmarkEnd w:id="24"/>
     </w:p>
     <w:p>
       <w:pPr>
@@ -8930,11 +10909,11 @@
           <w:numId w:val="1"/>
         </w:numPr>
       </w:pPr>
-      <w:bookmarkStart w:id="16" w:name="_Toc219150770"/>
+      <w:bookmarkStart w:id="25" w:name="_Toc219150770"/>
       <w:r>
         <w:t>Bagi Dunia Pendidikan</w:t>
       </w:r>
-      <w:bookmarkEnd w:id="16"/>
+      <w:bookmarkEnd w:id="25"/>
     </w:p>
     <w:p>
       <w:pPr>
@@ -9008,11 +10987,11 @@
           <w:numId w:val="1"/>
         </w:numPr>
       </w:pPr>
-      <w:bookmarkStart w:id="17" w:name="_Toc219150771"/>
+      <w:bookmarkStart w:id="26" w:name="_Toc219150771"/>
       <w:r>
         <w:t>Ruang Lingkup Penelitian</w:t>
       </w:r>
-      <w:bookmarkEnd w:id="17"/>
+      <w:bookmarkEnd w:id="26"/>
     </w:p>
     <w:p>
       <w:pPr>
@@ -9549,8 +11528,8 @@
           <w:color w:val="000000"/>
         </w:rPr>
         <w:sectPr>
-          <w:footerReference w:type="default" r:id="rId17"/>
-          <w:footerReference w:type="first" r:id="rId18"/>
+          <w:footerReference w:type="default" r:id="rId19"/>
+          <w:footerReference w:type="first" r:id="rId20"/>
           <w:pgSz w:w="11907" w:h="16840"/>
           <w:pgMar w:top="1701" w:right="1701" w:bottom="1701" w:left="2268" w:header="720" w:footer="1417" w:gutter="0"/>
           <w:cols w:space="720"/>
@@ -9635,11 +11614,11 @@
         <w:lastRenderedPageBreak/>
         <w:br/>
       </w:r>
-      <w:bookmarkStart w:id="18" w:name="_Toc219150772"/>
+      <w:bookmarkStart w:id="27" w:name="_Toc219150772"/>
       <w:r>
         <w:t>TINJAUAN LITERATUR</w:t>
       </w:r>
-      <w:bookmarkEnd w:id="18"/>
+      <w:bookmarkEnd w:id="27"/>
     </w:p>
     <w:p>
       <w:pPr>
@@ -9649,14 +11628,14 @@
           <w:numId w:val="1"/>
         </w:numPr>
       </w:pPr>
-      <w:bookmarkStart w:id="19" w:name="_Toc219150773"/>
+      <w:bookmarkStart w:id="28" w:name="_Toc219150773"/>
       <w:r>
         <w:t xml:space="preserve">Sistem </w:t>
       </w:r>
       <w:r>
         <w:t>Kardiovaskular Pediatrik</w:t>
       </w:r>
-      <w:bookmarkEnd w:id="19"/>
+      <w:bookmarkEnd w:id="28"/>
     </w:p>
     <w:p>
       <w:pPr>
@@ -9726,13 +11705,12 @@
           <w:rPr>
             <w:color w:val="000000"/>
           </w:rPr>
-          <w:tag w:val="MENDELEY_CITATION_v3_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"/>
+          <w:tag w:val="MENDELEY_CITATION_v3_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"/>
           <w:id w:val="-1679043195"/>
           <w:placeholder>
             <w:docPart w:val="DefaultPlaceholder_-1854013440"/>
           </w:placeholder>
         </w:sdtPr>
-        <w:sdtEndPr/>
         <w:sdtContent>
           <w:r>
             <w:rPr>
@@ -9795,7 +11773,6 @@
             <w:docPart w:val="DefaultPlaceholder_-1854013440"/>
           </w:placeholder>
         </w:sdtPr>
-        <w:sdtEndPr/>
         <w:sdtContent>
           <w:r>
             <w:rPr>
@@ -9908,7 +11885,6 @@
             <w:docPart w:val="DefaultPlaceholder_-1854013440"/>
           </w:placeholder>
         </w:sdtPr>
-        <w:sdtEndPr/>
         <w:sdtContent>
           <w:r>
             <w:rPr>
@@ -10005,7 +11981,6 @@
             <w:docPart w:val="DefaultPlaceholder_-1854013440"/>
           </w:placeholder>
         </w:sdtPr>
-        <w:sdtEndPr/>
         <w:sdtContent>
           <w:r>
             <w:rPr>
@@ -10066,13 +12041,12 @@
           <w:rPr>
             <w:color w:val="000000"/>
           </w:rPr>
-          <w:tag w:val="MENDELEY_CITATION_v3_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"/>
+          <w:tag w:val="MENDELEY_CITATION_v3_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"/>
           <w:id w:val="2865857"/>
           <w:placeholder>
             <w:docPart w:val="DefaultPlaceholder_-1854013440"/>
           </w:placeholder>
         </w:sdtPr>
-        <w:sdtEndPr/>
         <w:sdtContent>
           <w:r>
             <w:rPr>
@@ -10200,13 +12174,12 @@
           <w:rPr>
             <w:color w:val="000000"/>
           </w:rPr>
-          <w:tag w:val="MENDELEY_CITATION_v3_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"/>
+          <w:tag w:val="MENDELEY_CITATION_v3_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"/>
           <w:id w:val="-333150919"/>
           <w:placeholder>
             <w:docPart w:val="DefaultPlaceholder_-1854013440"/>
           </w:placeholder>
         </w:sdtPr>
-        <w:sdtEndPr/>
         <w:sdtContent>
           <w:r>
             <w:rPr>
@@ -10305,13 +12278,12 @@
           <w:rPr>
             <w:color w:val="000000"/>
           </w:rPr>
-          <w:tag w:val="MENDELEY_CITATION_v3_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"/>
+          <w:tag w:val="MENDELEY_CITATION_v3_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"/>
           <w:id w:val="-1504113491"/>
           <w:placeholder>
             <w:docPart w:val="DefaultPlaceholder_-1854013440"/>
           </w:placeholder>
         </w:sdtPr>
-        <w:sdtEndPr/>
         <w:sdtContent>
           <w:r>
             <w:rPr>
@@ -10366,7 +12338,6 @@
             <w:docPart w:val="DefaultPlaceholder_-1854013440"/>
           </w:placeholder>
         </w:sdtPr>
-        <w:sdtEndPr/>
         <w:sdtContent>
           <w:r>
             <w:rPr>
@@ -10399,7 +12370,6 @@
             <w:docPart w:val="DefaultPlaceholder_-1854013440"/>
           </w:placeholder>
         </w:sdtPr>
-        <w:sdtEndPr/>
         <w:sdtContent>
           <w:r>
             <w:rPr>
@@ -10454,7 +12424,6 @@
             <w:docPart w:val="DefaultPlaceholder_-1854013440"/>
           </w:placeholder>
         </w:sdtPr>
-        <w:sdtEndPr/>
         <w:sdtContent>
           <w:r>
             <w:rPr>
@@ -10624,11 +12593,11 @@
           <w:numId w:val="1"/>
         </w:numPr>
       </w:pPr>
-      <w:bookmarkStart w:id="20" w:name="_Toc219150774"/>
+      <w:bookmarkStart w:id="29" w:name="_Toc219150774"/>
       <w:r>
         <w:t>Penyakit Jantung Bawaan</w:t>
       </w:r>
-      <w:bookmarkEnd w:id="20"/>
+      <w:bookmarkEnd w:id="29"/>
     </w:p>
     <w:p>
       <w:pPr>
@@ -10662,13 +12631,12 @@
           <w:rPr>
             <w:color w:val="000000"/>
           </w:rPr>
-          <w:tag w:val="MENDELEY_CITATION_v3_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"/>
+          <w:tag w:val="MENDELEY_CITATION_v3_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"/>
           <w:id w:val="-1088848318"/>
           <w:placeholder>
             <w:docPart w:val="DefaultPlaceholder_-1854013440"/>
           </w:placeholder>
         </w:sdtPr>
-        <w:sdtEndPr/>
         <w:sdtContent>
           <w:r>
             <w:rPr>
@@ -10689,13 +12657,12 @@
           <w:rPr>
             <w:color w:val="000000"/>
           </w:rPr>
-          <w:tag w:val="MENDELEY_CITATION_v3_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"/>
+          <w:tag w:val="MENDELEY_CITATION_v3_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"/>
           <w:id w:val="1202749792"/>
           <w:placeholder>
             <w:docPart w:val="DefaultPlaceholder_-1854013440"/>
           </w:placeholder>
         </w:sdtPr>
-        <w:sdtEndPr/>
         <w:sdtContent>
           <w:r>
             <w:rPr>
@@ -10738,7 +12705,6 @@
             <w:docPart w:val="DefaultPlaceholder_-1854013440"/>
           </w:placeholder>
         </w:sdtPr>
-        <w:sdtEndPr/>
         <w:sdtContent>
           <w:r>
             <w:rPr>
@@ -10762,13 +12728,12 @@
           <w:rPr>
             <w:color w:val="000000"/>
           </w:rPr>
-          <w:tag w:val="MENDELEY_CITATION_v3_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"/>
+          <w:tag w:val="MENDELEY_CITATION_v3_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"/>
           <w:id w:val="1935483720"/>
           <w:placeholder>
             <w:docPart w:val="DefaultPlaceholder_-1854013440"/>
           </w:placeholder>
         </w:sdtPr>
-        <w:sdtEndPr/>
         <w:sdtContent>
           <w:r>
             <w:rPr>
@@ -10812,7 +12777,6 @@
             <w:docPart w:val="DefaultPlaceholder_-1854013440"/>
           </w:placeholder>
         </w:sdtPr>
-        <w:sdtEndPr/>
         <w:sdtContent>
           <w:r>
             <w:rPr>
@@ -10838,7 +12802,7 @@
           <w:iCs/>
         </w:rPr>
       </w:pPr>
-      <w:bookmarkStart w:id="21" w:name="_Toc219150775"/>
+      <w:bookmarkStart w:id="30" w:name="_Toc219150775"/>
       <w:r>
         <w:rPr>
           <w:i/>
@@ -10846,7 +12810,7 @@
         </w:rPr>
         <w:t>Atrial Septal Defect</w:t>
       </w:r>
-      <w:bookmarkEnd w:id="21"/>
+      <w:bookmarkEnd w:id="30"/>
     </w:p>
     <w:p>
       <w:pPr>
@@ -10915,13 +12879,12 @@
             <w:bCs/>
             <w:color w:val="000000"/>
           </w:rPr>
-          <w:tag w:val="MENDELEY_CITATION_v3_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"/>
+          <w:tag w:val="MENDELEY_CITATION_v3_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"/>
           <w:id w:val="220024308"/>
           <w:placeholder>
             <w:docPart w:val="DefaultPlaceholder_-1854013440"/>
           </w:placeholder>
         </w:sdtPr>
-        <w:sdtEndPr/>
         <w:sdtContent>
           <w:r>
             <w:rPr>
@@ -10962,13 +12925,12 @@
             <w:bCs/>
             <w:color w:val="000000"/>
           </w:rPr>
-          <w:tag w:val="MENDELEY_CITATION_v3_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"/>
+          <w:tag w:val="MENDELEY_CITATION_v3_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"/>
           <w:id w:val="-162632686"/>
           <w:placeholder>
             <w:docPart w:val="DefaultPlaceholder_-1854013440"/>
           </w:placeholder>
         </w:sdtPr>
-        <w:sdtEndPr/>
         <w:sdtContent>
           <w:r>
             <w:rPr>
@@ -11014,7 +12976,7 @@
                     </pic:cNvPicPr>
                   </pic:nvPicPr>
                   <pic:blipFill>
-                    <a:blip r:embed="rId19">
+                    <a:blip r:embed="rId21">
                       <a:extLst>
                         <a:ext uri="{28A0092B-C50C-407E-A947-70E740481C1C}">
                           <a14:useLocalDpi xmlns:a14="http://schemas.microsoft.com/office/drawing/2010/main" val="0"/>
@@ -11053,7 +13015,7 @@
           <w:b w:val="0"/>
         </w:rPr>
       </w:pPr>
-      <w:bookmarkStart w:id="22" w:name="_Toc219152964"/>
+      <w:bookmarkStart w:id="31" w:name="_Toc219152964"/>
       <w:r>
         <w:t xml:space="preserve">Gambar 2. </w:t>
       </w:r>
@@ -11084,7 +13046,7 @@
         </w:rPr>
         <w:t>atrial septal defect</w:t>
       </w:r>
-      <w:bookmarkEnd w:id="22"/>
+      <w:bookmarkEnd w:id="31"/>
     </w:p>
     <w:p>
       <w:pPr>
@@ -11107,14 +13069,14 @@
         </w:rPr>
         <w:t>Seiring berjalannya waktu</w:t>
       </w:r>
-      <w:commentRangeStart w:id="23"/>
+      <w:commentRangeStart w:id="32"/>
       <w:r>
         <w:rPr>
           <w:bCs/>
         </w:rPr>
         <w:t>, peningkatan volume darah yang mengalir ke ventrikel kanan menyebabkan dilatasi pada ruang kanan jantung</w:t>
       </w:r>
-      <w:commentRangeEnd w:id="23"/>
+      <w:commentRangeEnd w:id="32"/>
       <w:r>
         <w:rPr>
           <w:rStyle w:val="CommentReference"/>
@@ -11122,7 +13084,7 @@
           <w:sz w:val="24"/>
           <w:szCs w:val="24"/>
         </w:rPr>
-        <w:commentReference w:id="23"/>
+        <w:commentReference w:id="32"/>
       </w:r>
       <w:r>
         <w:rPr>
@@ -11149,13 +13111,12 @@
             <w:bCs/>
             <w:color w:val="000000"/>
           </w:rPr>
-          <w:tag w:val="MENDELEY_CITATION_v3_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"/>
+          <w:tag w:val="MENDELEY_CITATION_v3_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"/>
           <w:id w:val="-1354724140"/>
           <w:placeholder>
             <w:docPart w:val="DefaultPlaceholder_-1854013440"/>
           </w:placeholder>
         </w:sdtPr>
-        <w:sdtEndPr/>
         <w:sdtContent>
           <w:r>
             <w:rPr>
@@ -11188,7 +13149,7 @@
           <w:bCs/>
         </w:rPr>
       </w:pPr>
-      <w:commentRangeStart w:id="24"/>
+      <w:commentRangeStart w:id="33"/>
       <w:r>
         <w:rPr>
           <w:bCs/>
@@ -11219,7 +13180,7 @@
         </w:rPr>
         <w:t>.</w:t>
       </w:r>
-      <w:commentRangeEnd w:id="24"/>
+      <w:commentRangeEnd w:id="33"/>
       <w:r>
         <w:rPr>
           <w:rStyle w:val="CommentReference"/>
@@ -11227,7 +13188,7 @@
           <w:sz w:val="24"/>
           <w:szCs w:val="24"/>
         </w:rPr>
-        <w:commentReference w:id="24"/>
+        <w:commentReference w:id="33"/>
       </w:r>
     </w:p>
     <w:p>
@@ -11272,11 +13233,11 @@
           <w:numId w:val="1"/>
         </w:numPr>
       </w:pPr>
-      <w:bookmarkStart w:id="25" w:name="_Toc219150776"/>
+      <w:bookmarkStart w:id="34" w:name="_Toc219150776"/>
       <w:r>
         <w:t>Diagnosis dan Tata Laksana Klinis</w:t>
       </w:r>
-      <w:bookmarkEnd w:id="25"/>
+      <w:bookmarkEnd w:id="34"/>
     </w:p>
     <w:p>
       <w:pPr>
@@ -11307,7 +13268,6 @@
             <w:docPart w:val="DefaultPlaceholder_-1854013440"/>
           </w:placeholder>
         </w:sdtPr>
-        <w:sdtEndPr/>
         <w:sdtContent>
           <w:r>
             <w:rPr>
@@ -11362,11 +13322,11 @@
           <w:numId w:val="1"/>
         </w:numPr>
       </w:pPr>
-      <w:bookmarkStart w:id="26" w:name="_Toc219150777"/>
+      <w:bookmarkStart w:id="35" w:name="_Toc219150777"/>
       <w:r>
         <w:t>Indikasi Pelaksanaan Transcatheter</w:t>
       </w:r>
-      <w:bookmarkEnd w:id="26"/>
+      <w:bookmarkEnd w:id="35"/>
     </w:p>
     <w:p>
       <w:pPr>
@@ -11475,7 +13435,7 @@
           <w:numId w:val="1"/>
         </w:numPr>
       </w:pPr>
-      <w:bookmarkStart w:id="27" w:name="_Toc219150778"/>
+      <w:bookmarkStart w:id="36" w:name="_Toc219150778"/>
       <w:r>
         <w:lastRenderedPageBreak/>
         <w:t>Keterbatasan</w:t>
@@ -11492,7 +13452,7 @@
       <w:r>
         <w:t xml:space="preserve"> Evaluasi Prognosis</w:t>
       </w:r>
-      <w:bookmarkEnd w:id="27"/>
+      <w:bookmarkEnd w:id="36"/>
     </w:p>
     <w:p>
       <w:pPr>
@@ -11541,7 +13501,6 @@
             <w:docPart w:val="DefaultPlaceholder_-1854013440"/>
           </w:placeholder>
         </w:sdtPr>
-        <w:sdtEndPr/>
         <w:sdtContent>
           <w:r>
             <w:rPr>
@@ -11602,13 +13561,12 @@
           <w:rPr>
             <w:color w:val="000000"/>
           </w:rPr>
-          <w:tag w:val="MENDELEY_CITATION_v3_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"/>
+          <w:tag w:val="MENDELEY_CITATION_v3_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"/>
           <w:id w:val="343293160"/>
           <w:placeholder>
             <w:docPart w:val="DefaultPlaceholder_-1854013440"/>
           </w:placeholder>
         </w:sdtPr>
-        <w:sdtEndPr/>
         <w:sdtContent>
           <w:r>
             <w:rPr>
@@ -11657,13 +13615,12 @@
           <w:rPr>
             <w:color w:val="000000"/>
           </w:rPr>
-          <w:tag w:val="MENDELEY_CITATION_v3_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"/>
+          <w:tag w:val="MENDELEY_CITATION_v3_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"/>
           <w:id w:val="-985849738"/>
           <w:placeholder>
             <w:docPart w:val="DefaultPlaceholder_-1854013440"/>
           </w:placeholder>
         </w:sdtPr>
-        <w:sdtEndPr/>
         <w:sdtContent>
           <w:r>
             <w:rPr>
@@ -11719,13 +13676,12 @@
           <w:rPr>
             <w:color w:val="000000"/>
           </w:rPr>
-          <w:tag w:val="MENDELEY_CITATION_v3_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"/>
+          <w:tag w:val="MENDELEY_CITATION_v3_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"/>
           <w:id w:val="1379899293"/>
           <w:placeholder>
             <w:docPart w:val="DefaultPlaceholder_-1854013440"/>
           </w:placeholder>
         </w:sdtPr>
-        <w:sdtEndPr/>
         <w:sdtContent>
           <w:r>
             <w:rPr>
@@ -11772,11 +13728,11 @@
           <w:numId w:val="1"/>
         </w:numPr>
       </w:pPr>
-      <w:bookmarkStart w:id="28" w:name="_Toc219150779"/>
+      <w:bookmarkStart w:id="37" w:name="_Toc219150779"/>
       <w:r>
         <w:t>Pemodelan Komputasi Kardiovaskular</w:t>
       </w:r>
-      <w:bookmarkEnd w:id="28"/>
+      <w:bookmarkEnd w:id="37"/>
     </w:p>
     <w:p>
       <w:pPr>
@@ -11858,7 +13814,6 @@
             <w:docPart w:val="DefaultPlaceholder_-1854013440"/>
           </w:placeholder>
         </w:sdtPr>
-        <w:sdtEndPr/>
         <w:sdtContent>
           <w:r>
             <w:rPr>
@@ -11892,13 +13847,12 @@
           <w:rPr>
             <w:color w:val="000000"/>
           </w:rPr>
-          <w:tag w:val="MENDELEY_CITATION_v3_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"/>
+          <w:tag w:val="MENDELEY_CITATION_v3_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"/>
           <w:id w:val="-1610812174"/>
           <w:placeholder>
             <w:docPart w:val="DefaultPlaceholder_-1854013440"/>
           </w:placeholder>
         </w:sdtPr>
-        <w:sdtEndPr/>
         <w:sdtContent>
           <w:r>
             <w:rPr>
@@ -11956,7 +13910,6 @@
             <w:docPart w:val="DefaultPlaceholder_-1854013440"/>
           </w:placeholder>
         </w:sdtPr>
-        <w:sdtEndPr/>
         <w:sdtContent>
           <w:r>
             <w:rPr>
@@ -12032,7 +13985,6 @@
             <w:docPart w:val="DefaultPlaceholder_-1854013440"/>
           </w:placeholder>
         </w:sdtPr>
-        <w:sdtEndPr/>
         <w:sdtContent>
           <w:r>
             <w:rPr>
@@ -12117,13 +14069,12 @@
           <w:rPr>
             <w:color w:val="000000"/>
           </w:rPr>
-          <w:tag w:val="MENDELEY_CITATION_v3_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"/>
+          <w:tag w:val="MENDELEY_CITATION_v3_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"/>
           <w:id w:val="-740332888"/>
           <w:placeholder>
             <w:docPart w:val="DefaultPlaceholder_-1854013440"/>
           </w:placeholder>
         </w:sdtPr>
-        <w:sdtEndPr/>
         <w:sdtContent>
           <w:r>
             <w:rPr>
@@ -12173,13 +14124,12 @@
           <w:rPr>
             <w:color w:val="000000"/>
           </w:rPr>
-          <w:tag w:val="MENDELEY_CITATION_v3_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"/>
+          <w:tag w:val="MENDELEY_CITATION_v3_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"/>
           <w:id w:val="-572424930"/>
           <w:placeholder>
             <w:docPart w:val="DefaultPlaceholder_-1854013440"/>
           </w:placeholder>
         </w:sdtPr>
-        <w:sdtEndPr/>
         <w:sdtContent>
           <w:r>
             <w:rPr>
@@ -12250,11 +14200,11 @@
           <w:numId w:val="1"/>
         </w:numPr>
       </w:pPr>
-      <w:bookmarkStart w:id="29" w:name="_Toc219150780"/>
+      <w:bookmarkStart w:id="38" w:name="_Toc219150780"/>
       <w:r>
         <w:t>Lumped Parameter Model (LPM)</w:t>
       </w:r>
-      <w:bookmarkEnd w:id="29"/>
+      <w:bookmarkEnd w:id="38"/>
     </w:p>
     <w:p>
       <w:pPr>
@@ -12541,7 +14491,7 @@
           <w:bCs/>
         </w:rPr>
       </w:pPr>
-      <w:bookmarkStart w:id="30" w:name="_Toc219150781"/>
+      <w:bookmarkStart w:id="39" w:name="_Toc219150781"/>
       <w:r>
         <w:rPr>
           <w:bCs/>
@@ -12557,7 +14507,7 @@
         </w:rPr>
         <w:t xml:space="preserve"> Parameter</w:t>
       </w:r>
-      <w:bookmarkEnd w:id="30"/>
+      <w:bookmarkEnd w:id="39"/>
     </w:p>
     <w:p>
       <w:pPr>
@@ -12606,13 +14556,12 @@
           <w:rPr>
             <w:color w:val="000000"/>
           </w:rPr>
-          <w:tag w:val="MENDELEY_CITATION_v3_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"/>
+          <w:tag w:val="MENDELEY_CITATION_v3_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"/>
           <w:id w:val="649099827"/>
           <w:placeholder>
             <w:docPart w:val="DefaultPlaceholder_-1854013440"/>
           </w:placeholder>
         </w:sdtPr>
-        <w:sdtEndPr/>
         <w:sdtContent>
           <w:r>
             <w:rPr>
@@ -12710,7 +14659,6 @@
             <w:docPart w:val="DefaultPlaceholder_-1854013440"/>
           </w:placeholder>
         </w:sdtPr>
-        <w:sdtEndPr/>
         <w:sdtContent>
           <w:r>
             <w:rPr>
@@ -12951,7 +14899,6 @@
             <w:docPart w:val="DefaultPlaceholder_-1854013440"/>
           </w:placeholder>
         </w:sdtPr>
-        <w:sdtEndPr/>
         <w:sdtContent>
           <w:r>
             <w:rPr>
@@ -12994,13 +14941,12 @@
           <w:rPr>
             <w:color w:val="000000"/>
           </w:rPr>
-          <w:tag w:val="MENDELEY_CITATION_v3_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"/>
+          <w:tag w:val="MENDELEY_CITATION_v3_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"/>
           <w:id w:val="3026049"/>
           <w:placeholder>
             <w:docPart w:val="DefaultPlaceholder_-1854013440"/>
           </w:placeholder>
         </w:sdtPr>
-        <w:sdtEndPr/>
         <w:sdtContent>
           <w:r>
             <w:rPr>
@@ -13192,7 +15138,6 @@
             <w:docPart w:val="DefaultPlaceholder_-1854013440"/>
           </w:placeholder>
         </w:sdtPr>
-        <w:sdtEndPr/>
         <w:sdtContent>
           <w:r>
             <w:rPr>
@@ -13213,13 +15158,12 @@
           <w:rPr>
             <w:color w:val="000000"/>
           </w:rPr>
-          <w:tag w:val="MENDELEY_CITATION_v3_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"/>
+          <w:tag w:val="MENDELEY_CITATION_v3_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"/>
           <w:id w:val="47125854"/>
           <w:placeholder>
             <w:docPart w:val="DefaultPlaceholder_-1854013440"/>
           </w:placeholder>
         </w:sdtPr>
-        <w:sdtEndPr/>
         <w:sdtContent>
           <w:r>
             <w:rPr>
@@ -13321,7 +15265,6 @@
             <w:docPart w:val="DefaultPlaceholder_-1854013440"/>
           </w:placeholder>
         </w:sdtPr>
-        <w:sdtEndPr/>
         <w:sdtContent>
           <w:r>
             <w:rPr>
@@ -13369,7 +15312,7 @@
           <w:iCs/>
         </w:rPr>
       </w:pPr>
-      <w:bookmarkStart w:id="31" w:name="_Toc219150782"/>
+      <w:bookmarkStart w:id="40" w:name="_Toc219150782"/>
       <w:r>
         <w:rPr>
           <w:i/>
@@ -13377,14 +15320,14 @@
         </w:rPr>
         <w:t>State of The Art</w:t>
       </w:r>
-      <w:bookmarkEnd w:id="31"/>
+      <w:bookmarkEnd w:id="40"/>
     </w:p>
     <w:p>
       <w:pPr>
         <w:pStyle w:val="Caption"/>
         <w:keepNext/>
       </w:pPr>
-      <w:bookmarkStart w:id="32" w:name="_Toc219152865"/>
+      <w:bookmarkStart w:id="41" w:name="_Toc219152865"/>
       <w:r>
         <w:t xml:space="preserve">Tabel 2. </w:t>
       </w:r>
@@ -13422,7 +15365,7 @@
         </w:rPr>
         <w:t>State of The Art</w:t>
       </w:r>
-      <w:bookmarkEnd w:id="32"/>
+      <w:bookmarkEnd w:id="41"/>
     </w:p>
     <w:tbl>
       <w:tblPr>
@@ -13515,7 +15458,6 @@
                 <w:docPart w:val="DefaultPlaceholder_-1854013440"/>
               </w:placeholder>
             </w:sdtPr>
-            <w:sdtEndPr/>
             <w:sdtContent>
               <w:p>
                 <w:r>
@@ -13658,7 +15600,6 @@
                   <w:docPart w:val="DefaultPlaceholder_-1854013440"/>
                 </w:placeholder>
               </w:sdtPr>
-              <w:sdtEndPr/>
               <w:sdtContent>
                 <w:r>
                   <w:rPr>
@@ -13797,7 +15738,6 @@
           </w:tcPr>
           <w:p>
             <w:r>
-              <w:lastRenderedPageBreak/>
               <w:t>Molfetta</w:t>
             </w:r>
           </w:p>
@@ -13812,7 +15752,6 @@
                 <w:docPart w:val="DefaultPlaceholder_-1854013440"/>
               </w:placeholder>
             </w:sdtPr>
-            <w:sdtEndPr/>
             <w:sdtContent>
               <w:p>
                 <w:r>
@@ -13972,13 +15911,12 @@
                 <w:rPr>
                   <w:color w:val="000000"/>
                 </w:rPr>
-                <w:tag w:val="MENDELEY_CITATION_v3_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"/>
+                <w:tag w:val="MENDELEY_CITATION_v3_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"/>
                 <w:id w:val="-1179427444"/>
                 <w:placeholder>
                   <w:docPart w:val="DefaultPlaceholder_-1854013440"/>
                 </w:placeholder>
               </w:sdtPr>
-              <w:sdtEndPr/>
               <w:sdtContent>
                 <w:r>
                   <w:rPr>
@@ -14060,7 +15998,6 @@
                 <w:docPart w:val="DefaultPlaceholder_-1854013440"/>
               </w:placeholder>
             </w:sdtPr>
-            <w:sdtEndPr/>
             <w:sdtContent>
               <w:p>
                 <w:r>
@@ -14138,7 +16075,7 @@
       <w:pPr>
         <w:pStyle w:val="Caption"/>
       </w:pPr>
-      <w:bookmarkStart w:id="33" w:name="_Toc219152866"/>
+      <w:bookmarkStart w:id="42" w:name="_Toc219152866"/>
       <w:r>
         <w:t xml:space="preserve">Tabel 2. </w:t>
       </w:r>
@@ -14157,7 +16094,7 @@
         </w:rPr>
         <w:t>2</w:t>
       </w:r>
-      <w:bookmarkEnd w:id="33"/>
+      <w:bookmarkEnd w:id="42"/>
       <w:r>
         <w:fldChar w:fldCharType="end"/>
       </w:r>
@@ -14170,11 +16107,11 @@
           <w:numId w:val="1"/>
         </w:numPr>
       </w:pPr>
-      <w:bookmarkStart w:id="34" w:name="_Toc219150783"/>
+      <w:bookmarkStart w:id="43" w:name="_Toc219150783"/>
       <w:r>
         <w:t>Posisi Penelitian</w:t>
       </w:r>
-      <w:bookmarkEnd w:id="34"/>
+      <w:bookmarkEnd w:id="43"/>
     </w:p>
     <w:p>
       <w:pPr>
@@ -14205,7 +16142,6 @@
             <w:docPart w:val="DefaultPlaceholder_-1854013440"/>
           </w:placeholder>
         </w:sdtPr>
-        <w:sdtEndPr/>
         <w:sdtContent>
           <w:r>
             <w:rPr>
@@ -14232,7 +16168,6 @@
             <w:docPart w:val="DefaultPlaceholder_-1854013440"/>
           </w:placeholder>
         </w:sdtPr>
-        <w:sdtEndPr/>
         <w:sdtContent>
           <w:r>
             <w:rPr>
@@ -14250,13 +16185,12 @@
           <w:rPr>
             <w:color w:val="000000"/>
           </w:rPr>
-          <w:tag w:val="MENDELEY_CITATION_v3_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"/>
+          <w:tag w:val="MENDELEY_CITATION_v3_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"/>
           <w:id w:val="1679241565"/>
           <w:placeholder>
             <w:docPart w:val="DefaultPlaceholder_-1854013440"/>
           </w:placeholder>
         </w:sdtPr>
-        <w:sdtEndPr/>
         <w:sdtContent>
           <w:r>
             <w:rPr>
@@ -14277,13 +16211,12 @@
           <w:rPr>
             <w:color w:val="000000"/>
           </w:rPr>
-          <w:tag w:val="MENDELEY_CITATION_v3_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"/>
+          <w:tag w:val="MENDELEY_CITATION_v3_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"/>
           <w:id w:val="-1897579928"/>
           <w:placeholder>
             <w:docPart w:val="DefaultPlaceholder_-1854013440"/>
           </w:placeholder>
         </w:sdtPr>
-        <w:sdtEndPr/>
         <w:sdtContent>
           <w:r>
             <w:rPr>
@@ -14320,13 +16253,12 @@
           <w:rPr>
             <w:color w:val="000000"/>
           </w:rPr>
-          <w:tag w:val="MENDELEY_CITATION_v3_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"/>
+          <w:tag w:val="MENDELEY_CITATION_v3_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"/>
           <w:id w:val="-1526776739"/>
           <w:placeholder>
             <w:docPart w:val="DefaultPlaceholder_-1854013440"/>
           </w:placeholder>
         </w:sdtPr>
-        <w:sdtEndPr/>
         <w:sdtContent>
           <w:r>
             <w:rPr>
@@ -14427,11 +16359,11 @@
           <w:numId w:val="1"/>
         </w:numPr>
       </w:pPr>
-      <w:bookmarkStart w:id="35" w:name="_Toc219150784"/>
+      <w:bookmarkStart w:id="44" w:name="_Toc219150784"/>
       <w:r>
         <w:t>Kerangka Teori</w:t>
       </w:r>
-      <w:bookmarkEnd w:id="35"/>
+      <w:bookmarkEnd w:id="44"/>
     </w:p>
     <w:p>
       <w:pPr>
@@ -14586,7 +16518,7 @@
                     </pic:cNvPicPr>
                   </pic:nvPicPr>
                   <pic:blipFill>
-                    <a:blip r:embed="rId24">
+                    <a:blip r:embed="rId26">
                       <a:extLst>
                         <a:ext uri="{28A0092B-C50C-407E-A947-70E740481C1C}">
                           <a14:useLocalDpi xmlns:a14="http://schemas.microsoft.com/office/drawing/2010/main" val="0"/>
@@ -14625,7 +16557,7 @@
           <w:color w:val="000000"/>
         </w:rPr>
       </w:pPr>
-      <w:bookmarkStart w:id="36" w:name="_Toc219152965"/>
+      <w:bookmarkStart w:id="45" w:name="_Toc219152965"/>
       <w:r>
         <w:t xml:space="preserve">Gambar 2. </w:t>
       </w:r>
@@ -14656,9 +16588,9 @@
         </w:rPr>
         <w:t>Skema Tinjauan Teori</w:t>
       </w:r>
-      <w:bookmarkStart w:id="37" w:name="_heading=h.t0mti6b9ld2y" w:colFirst="0" w:colLast="0"/>
-      <w:bookmarkEnd w:id="36"/>
-      <w:bookmarkEnd w:id="37"/>
+      <w:bookmarkStart w:id="46" w:name="_heading=h.t0mti6b9ld2y" w:colFirst="0" w:colLast="0"/>
+      <w:bookmarkEnd w:id="45"/>
+      <w:bookmarkEnd w:id="46"/>
       <w:r>
         <w:br w:type="page"/>
       </w:r>
@@ -14675,11 +16607,11 @@
         <w:lastRenderedPageBreak/>
         <w:br/>
       </w:r>
-      <w:bookmarkStart w:id="38" w:name="_Toc219150785"/>
+      <w:bookmarkStart w:id="47" w:name="_Toc219150785"/>
       <w:r>
         <w:t>METODOLOGI PENELITIAN</w:t>
       </w:r>
-      <w:bookmarkEnd w:id="38"/>
+      <w:bookmarkEnd w:id="47"/>
     </w:p>
     <w:p>
       <w:pPr>
@@ -14689,11 +16621,11 @@
           <w:numId w:val="1"/>
         </w:numPr>
       </w:pPr>
-      <w:bookmarkStart w:id="39" w:name="_Toc219150786"/>
+      <w:bookmarkStart w:id="48" w:name="_Toc219150786"/>
       <w:r>
         <w:t>Desain Penelitian</w:t>
       </w:r>
-      <w:bookmarkEnd w:id="39"/>
+      <w:bookmarkEnd w:id="48"/>
       <w:r>
         <w:t xml:space="preserve"> </w:t>
       </w:r>
@@ -15233,7 +17165,7 @@
                     </pic:cNvPicPr>
                   </pic:nvPicPr>
                   <pic:blipFill>
-                    <a:blip r:embed="rId25">
+                    <a:blip r:embed="rId27">
                       <a:extLst>
                         <a:ext uri="{28A0092B-C50C-407E-A947-70E740481C1C}">
                           <a14:useLocalDpi xmlns:a14="http://schemas.microsoft.com/office/drawing/2010/main" val="0"/>
@@ -15272,7 +17204,7 @@
           <w:color w:val="000000"/>
         </w:rPr>
       </w:pPr>
-      <w:bookmarkStart w:id="40" w:name="_Toc219152976"/>
+      <w:bookmarkStart w:id="49" w:name="_Toc219152976"/>
       <w:r>
         <w:t xml:space="preserve">Gambar 3. </w:t>
       </w:r>
@@ -15303,9 +17235,9 @@
         </w:rPr>
         <w:t>Desain Penelitian</w:t>
       </w:r>
-      <w:bookmarkStart w:id="41" w:name="_heading=h.4kc4ib538a" w:colFirst="0" w:colLast="0"/>
-      <w:bookmarkEnd w:id="40"/>
-      <w:bookmarkEnd w:id="41"/>
+      <w:bookmarkStart w:id="50" w:name="_heading=h.4kc4ib538a" w:colFirst="0" w:colLast="0"/>
+      <w:bookmarkEnd w:id="49"/>
+      <w:bookmarkEnd w:id="50"/>
     </w:p>
     <w:p>
       <w:pPr>
@@ -15315,12 +17247,12 @@
           <w:numId w:val="1"/>
         </w:numPr>
       </w:pPr>
-      <w:bookmarkStart w:id="42" w:name="_Toc219150787"/>
+      <w:bookmarkStart w:id="51" w:name="_Toc219150787"/>
       <w:r>
         <w:lastRenderedPageBreak/>
         <w:t>Lokasi dan Waktu Penelitian</w:t>
       </w:r>
-      <w:bookmarkEnd w:id="42"/>
+      <w:bookmarkEnd w:id="51"/>
     </w:p>
     <w:p>
       <w:pPr>
@@ -15349,7 +17281,7 @@
         <w:pStyle w:val="Caption"/>
         <w:keepNext/>
       </w:pPr>
-      <w:bookmarkStart w:id="43" w:name="_Toc219152885"/>
+      <w:bookmarkStart w:id="52" w:name="_Toc219152885"/>
       <w:r>
         <w:t xml:space="preserve">Tabel 3. </w:t>
       </w:r>
@@ -15380,7 +17312,7 @@
         </w:rPr>
         <w:t>Linimasa waktu penelitian</w:t>
       </w:r>
-      <w:bookmarkEnd w:id="43"/>
+      <w:bookmarkEnd w:id="52"/>
     </w:p>
     <w:tbl>
       <w:tblPr>
@@ -17629,11 +19561,11 @@
           <w:numId w:val="1"/>
         </w:numPr>
       </w:pPr>
-      <w:bookmarkStart w:id="44" w:name="_Toc219150788"/>
+      <w:bookmarkStart w:id="53" w:name="_Toc219150788"/>
       <w:r>
         <w:t>Populasi dan Sampel</w:t>
       </w:r>
-      <w:bookmarkEnd w:id="44"/>
+      <w:bookmarkEnd w:id="53"/>
     </w:p>
     <w:p>
       <w:pPr>
@@ -17992,25 +19924,12 @@
             <w:docPart w:val="DefaultPlaceholder_-1854013440"/>
           </w:placeholder>
         </w:sdtPr>
-        <w:sdtEndPr/>
         <w:sdtContent>
           <w:r>
             <w:rPr>
               <w:color w:val="000000"/>
             </w:rPr>
-            <w:t xml:space="preserve"> </w:t>
-          </w:r>
-          <w:r>
-            <w:rPr>
-              <w:color w:val="000000"/>
-            </w:rPr>
             <w:t>[29]</w:t>
-          </w:r>
-          <w:r>
-            <w:rPr>
-              <w:color w:val="000000"/>
-            </w:rPr>
-            <w:t>.</w:t>
           </w:r>
         </w:sdtContent>
       </w:sdt>
@@ -18077,7 +19996,7 @@
         <w:keepNext/>
         <w:ind w:firstLine="720"/>
       </w:pPr>
-      <w:bookmarkStart w:id="45" w:name="_Toc219152886"/>
+      <w:bookmarkStart w:id="54" w:name="_Toc219152886"/>
       <w:r>
         <w:t xml:space="preserve">Tabel 3. </w:t>
       </w:r>
@@ -18108,7 +20027,7 @@
         </w:rPr>
         <w:t>Kriteria inklusi dan eksklusi penelitian</w:t>
       </w:r>
-      <w:bookmarkEnd w:id="45"/>
+      <w:bookmarkEnd w:id="54"/>
     </w:p>
     <w:tbl>
       <w:tblPr>
@@ -18920,11 +20839,11 @@
           <w:numId w:val="1"/>
         </w:numPr>
       </w:pPr>
-      <w:bookmarkStart w:id="46" w:name="_Toc219150789"/>
+      <w:bookmarkStart w:id="55" w:name="_Toc219150789"/>
       <w:r>
         <w:t>Besar Sampel</w:t>
       </w:r>
-      <w:bookmarkEnd w:id="46"/>
+      <w:bookmarkEnd w:id="55"/>
     </w:p>
     <w:p>
       <w:pPr>
@@ -18978,7 +20897,6 @@
             <w:docPart w:val="DefaultPlaceholder_-1854013440"/>
           </w:placeholder>
         </w:sdtPr>
-        <w:sdtEndPr/>
         <w:sdtContent>
           <w:r>
             <w:rPr>
@@ -19215,7 +21133,6 @@
             <w:docPart w:val="DefaultPlaceholder_-1854013440"/>
           </w:placeholder>
         </w:sdtPr>
-        <w:sdtEndPr/>
         <w:sdtContent>
           <w:r>
             <w:rPr>
@@ -19240,11 +21157,11 @@
           <w:numId w:val="1"/>
         </w:numPr>
       </w:pPr>
-      <w:bookmarkStart w:id="47" w:name="_Toc219150790"/>
+      <w:bookmarkStart w:id="56" w:name="_Toc219150790"/>
       <w:r>
         <w:t>Variabel Penelitian dan Definisi Operasional</w:t>
       </w:r>
-      <w:bookmarkEnd w:id="47"/>
+      <w:bookmarkEnd w:id="56"/>
     </w:p>
     <w:p>
       <w:pPr>
@@ -19285,7 +21202,7 @@
         <w:pStyle w:val="Caption"/>
         <w:keepNext/>
       </w:pPr>
-      <w:bookmarkStart w:id="48" w:name="_Toc219152887"/>
+      <w:bookmarkStart w:id="57" w:name="_Toc219152887"/>
       <w:r>
         <w:t xml:space="preserve">Tabel 3. </w:t>
       </w:r>
@@ -19316,7 +21233,7 @@
         </w:rPr>
         <w:t>Uraian definisi operasional variabel penelitian</w:t>
       </w:r>
-      <w:bookmarkEnd w:id="48"/>
+      <w:bookmarkEnd w:id="57"/>
     </w:p>
     <w:tbl>
       <w:tblPr>
@@ -25046,27 +26963,22 @@
           <w:numId w:val="1"/>
         </w:numPr>
       </w:pPr>
-      <w:bookmarkStart w:id="49" w:name="_Toc219150791"/>
+      <w:bookmarkStart w:id="58" w:name="_Toc219150791"/>
       <w:r>
         <w:t>Teknik Pengumpulan Data</w:t>
       </w:r>
-      <w:bookmarkEnd w:id="49"/>
-    </w:p>
-    <w:p>
-      <w:pPr>
-        <w:pStyle w:val="ListParagraph"/>
+      <w:bookmarkEnd w:id="58"/>
+    </w:p>
+    <w:p>
+      <w:pPr>
+        <w:pStyle w:val="Heading2"/>
         <w:numPr>
           <w:ilvl w:val="2"/>
           <w:numId w:val="1"/>
         </w:numPr>
-        <w:rPr>
-          <w:b/>
-          <w:bCs/>
-        </w:rPr>
-      </w:pPr>
-      <w:r>
-        <w:rPr>
-          <w:b/>
+      </w:pPr>
+      <w:r>
+        <w:rPr>
           <w:bCs/>
         </w:rPr>
         <w:t>Jenis Data</w:t>
@@ -25120,7 +27032,7 @@
     </w:p>
     <w:p>
       <w:pPr>
-        <w:pStyle w:val="Heading4"/>
+        <w:pStyle w:val="Heading2"/>
         <w:numPr>
           <w:ilvl w:val="3"/>
           <w:numId w:val="1"/>
@@ -25130,7 +27042,19 @@
         <w:rPr>
           <w:color w:val="000000"/>
         </w:rPr>
-        <w:t xml:space="preserve">Data Klinis Pasien </w:t>
+        <w:t xml:space="preserve">Data </w:t>
+      </w:r>
+      <w:r>
+        <w:rPr>
+          <w:bCs/>
+        </w:rPr>
+        <w:t>Klinis</w:t>
+      </w:r>
+      <w:r>
+        <w:rPr>
+          <w:color w:val="000000"/>
+        </w:rPr>
+        <w:t xml:space="preserve"> Pasien </w:t>
       </w:r>
     </w:p>
     <w:p>
@@ -25643,6 +27567,7 @@
         <w:rPr>
           <w:color w:val="000000"/>
         </w:rPr>
+        <w:lastRenderedPageBreak/>
         <w:t xml:space="preserve">Diameter </w:t>
       </w:r>
       <w:r>
@@ -25729,7 +27654,6 @@
         <w:rPr>
           <w:color w:val="000000"/>
         </w:rPr>
-        <w:lastRenderedPageBreak/>
         <w:t>Kelompok data ini berfungsi sebagai nilai referensi dalam fungsi objektif algoritma optimasi. Parameter model akan disesuaikan secara iteratif agar output tekanan model mendekati nilai data ini</w:t>
       </w:r>
       <w:r>
@@ -25749,7 +27673,6 @@
             <w:docPart w:val="DefaultPlaceholder_-1854013440"/>
           </w:placeholder>
         </w:sdtPr>
-        <w:sdtEndPr/>
         <w:sdtContent>
           <w:r>
             <w:rPr>
@@ -26247,7 +28170,7 @@
     </w:p>
     <w:p>
       <w:pPr>
-        <w:pStyle w:val="Heading4"/>
+        <w:pStyle w:val="Heading2"/>
         <w:numPr>
           <w:ilvl w:val="3"/>
           <w:numId w:val="1"/>
@@ -26258,7 +28181,7 @@
       </w:r>
       <w:r>
         <w:rPr>
-          <w:color w:val="000000"/>
+          <w:bCs/>
         </w:rPr>
         <w:t>Simulasi</w:t>
       </w:r>
@@ -26319,19 +28242,18 @@
     </w:p>
     <w:p>
       <w:pPr>
-        <w:pStyle w:val="ListParagraph"/>
+        <w:pStyle w:val="Heading2"/>
         <w:numPr>
           <w:ilvl w:val="2"/>
           <w:numId w:val="1"/>
         </w:numPr>
         <w:rPr>
-          <w:b/>
+          <w:b w:val="0"/>
           <w:bCs/>
         </w:rPr>
       </w:pPr>
       <w:r>
         <w:rPr>
-          <w:b/>
           <w:bCs/>
         </w:rPr>
         <w:t>Cara Pengumpulan Data</w:t>
@@ -26367,7 +28289,7 @@
     </w:p>
     <w:p>
       <w:pPr>
-        <w:pStyle w:val="Heading4"/>
+        <w:pStyle w:val="Heading2"/>
         <w:numPr>
           <w:ilvl w:val="3"/>
           <w:numId w:val="1"/>
@@ -26377,9 +28299,6 @@
         </w:rPr>
       </w:pPr>
       <w:r>
-        <w:rPr>
-          <w:color w:val="000000"/>
-        </w:rPr>
         <w:t>Pengumpulan</w:t>
       </w:r>
       <w:r>
@@ -26421,6 +28340,7 @@
         <w:rPr>
           <w:color w:val="000000"/>
         </w:rPr>
+        <w:lastRenderedPageBreak/>
         <w:t xml:space="preserve">awal </w:t>
       </w:r>
       <w:r>
@@ -26493,7 +28413,6 @@
           <w:iCs/>
           <w:color w:val="000000"/>
         </w:rPr>
-        <w:lastRenderedPageBreak/>
         <w:t>d</w:t>
       </w:r>
       <w:r>
@@ -26537,7 +28456,7 @@
     </w:p>
     <w:p>
       <w:pPr>
-        <w:pStyle w:val="Heading4"/>
+        <w:pStyle w:val="Heading2"/>
         <w:numPr>
           <w:ilvl w:val="3"/>
           <w:numId w:val="1"/>
@@ -26553,22 +28472,19 @@
         <w:t xml:space="preserve">Tahap </w:t>
       </w:r>
       <w:r>
-        <w:rPr>
-          <w:color w:val="000000"/>
-        </w:rPr>
         <w:t>Gener</w:t>
       </w:r>
       <w:r>
-        <w:rPr>
-          <w:color w:val="000000"/>
-        </w:rPr>
         <w:t>isa</w:t>
       </w:r>
       <w:r>
-        <w:rPr>
-          <w:color w:val="000000"/>
-        </w:rPr>
-        <w:t xml:space="preserve">si </w:t>
+        <w:t>si</w:t>
+      </w:r>
+      <w:r>
+        <w:rPr>
+          <w:color w:val="000000"/>
+        </w:rPr>
+        <w:t xml:space="preserve"> </w:t>
       </w:r>
       <w:r>
         <w:rPr>
@@ -26739,11 +28655,11 @@
           <w:numId w:val="1"/>
         </w:numPr>
       </w:pPr>
-      <w:bookmarkStart w:id="50" w:name="_Toc219150792"/>
+      <w:bookmarkStart w:id="59" w:name="_Toc219150792"/>
       <w:r>
         <w:t>Pengolahan Data</w:t>
       </w:r>
-      <w:bookmarkEnd w:id="50"/>
+      <w:bookmarkEnd w:id="59"/>
     </w:p>
     <w:p>
       <w:pPr>
@@ -27034,6 +28950,7 @@
         <w:spacing w:after="0"/>
       </w:pPr>
       <w:r>
+        <w:lastRenderedPageBreak/>
         <w:t xml:space="preserve">Parameter </w:t>
       </w:r>
       <w:r>
@@ -27136,11 +29053,7 @@
         <w:t xml:space="preserve"> dan melibatkan </w:t>
       </w:r>
       <w:r>
-        <w:t xml:space="preserve">parameter fisik  </w:t>
-      </w:r>
-      <w:r>
-        <w:lastRenderedPageBreak/>
-        <w:t xml:space="preserve">yang diestimasi menggunakan koefisien </w:t>
+        <w:t xml:space="preserve">parameter fisik  yang diestimasi menggunakan koefisien </w:t>
       </w:r>
       <w:r>
         <w:rPr>
@@ -27451,7 +29364,6 @@
               <w:docPart w:val="DefaultPlaceholder_-1854013440"/>
             </w:placeholder>
           </w:sdtPr>
-          <w:sdtEndPr/>
           <w:sdtContent>
             <m:r>
               <w:rPr>
@@ -27645,11 +29557,11 @@
           <w:numId w:val="1"/>
         </w:numPr>
       </w:pPr>
-      <w:bookmarkStart w:id="51" w:name="_Toc219150793"/>
+      <w:bookmarkStart w:id="60" w:name="_Toc219150793"/>
       <w:r>
         <w:t>Pengembangan Arsitektur Lumped Parameter</w:t>
       </w:r>
-      <w:bookmarkEnd w:id="51"/>
+      <w:bookmarkEnd w:id="60"/>
     </w:p>
     <w:p>
       <w:pPr>
@@ -27763,7 +29675,6 @@
             <w:docPart w:val="DefaultPlaceholder_-1854013440"/>
           </w:placeholder>
         </w:sdtPr>
-        <w:sdtEndPr/>
         <w:sdtContent>
           <w:r>
             <w:rPr>
@@ -27813,6 +29724,7 @@
         <w:t xml:space="preserve">Sistem kardiovaskular dimodelkan sebagai rangkaian hidrolik tertutup (closed-loop lumped parameter model) yang terdiri dari empat kompartemen utama yang saling terhubung secara seri, yaitu: (1) </w:t>
       </w:r>
       <w:r>
+        <w:lastRenderedPageBreak/>
         <w:t>j</w:t>
       </w:r>
       <w:r>
@@ -27877,11 +29789,7 @@
         <w:t>S</w:t>
       </w:r>
       <w:r>
-        <w:t xml:space="preserve">ebagaimana diilustrasikan pada Gambar 3.X, arsitektur model merepresentasikan interaksi dinamis antar komponen. Darah </w:t>
-      </w:r>
-      <w:r>
-        <w:lastRenderedPageBreak/>
-        <w:t xml:space="preserve">diasumsikan mengalir dari ventrikel kiri menuju sirkulasi sistemik (tubuh), kembali ke atrium kanan, dipompa oleh ventrikel kanan menuju sirkulasi pulmonal (paru-paru), dan kembali ke atrium kiri. Untuk merepresentasikan patofisiologi </w:t>
+        <w:t xml:space="preserve">ebagaimana diilustrasikan pada Gambar 3.X, arsitektur model merepresentasikan interaksi dinamis antar komponen. Darah diasumsikan mengalir dari ventrikel kiri menuju sirkulasi sistemik (tubuh), kembali ke atrium kanan, dipompa oleh ventrikel kanan menuju sirkulasi pulmonal (paru-paru), dan kembali ke atrium kiri. Untuk merepresentasikan patofisiologi </w:t>
       </w:r>
       <w:r>
         <w:rPr>
@@ -28026,7 +29934,7 @@
                     <pic:cNvPicPr/>
                   </pic:nvPicPr>
                   <pic:blipFill>
-                    <a:blip r:embed="rId26"/>
+                    <a:blip r:embed="rId28"/>
                     <a:stretch>
                       <a:fillRect/>
                     </a:stretch>
@@ -28080,6 +29988,7 @@
           <w:b/>
           <w:bCs/>
         </w:rPr>
+        <w:lastRenderedPageBreak/>
         <w:t xml:space="preserve">Persamaan Dasar Analogi Listrik </w:t>
       </w:r>
     </w:p>
@@ -28096,11 +30005,7 @@
         <w:ind w:left="1134" w:firstLine="567"/>
       </w:pPr>
       <w:r>
-        <w:t xml:space="preserve">Model ini dikembangkan berdasarkan prinsip analogi sistem hidrolik-elektrik, di mana variabel hemodinamik direpresentasikan oleh variabel listrik yang setara. Aliran darah dalam sistem kardiovaskular </w:t>
-      </w:r>
-      <w:r>
-        <w:lastRenderedPageBreak/>
-        <w:t>diasumsikan mengikuti hukum fisika yang sama dengan aliran arus elektron dalam rangkaian listrik</w:t>
+        <w:t>Model ini dikembangkan berdasarkan prinsip analogi sistem hidrolik-elektrik, di mana variabel hemodinamik direpresentasikan oleh variabel listrik yang setara. Aliran darah dalam sistem kardiovaskular diasumsikan mengikuti hukum fisika yang sama dengan aliran arus elektron dalam rangkaian listrik</w:t>
       </w:r>
       <w:r>
         <w:t>.</w:t>
@@ -28111,7 +30016,7 @@
         <w:pStyle w:val="Caption"/>
         <w:keepNext/>
       </w:pPr>
-      <w:bookmarkStart w:id="52" w:name="_Toc219152888"/>
+      <w:bookmarkStart w:id="61" w:name="_Toc219152888"/>
       <w:r>
         <w:t xml:space="preserve">Tabel 3. </w:t>
       </w:r>
@@ -28136,7 +30041,7 @@
       <w:r>
         <w:t xml:space="preserve"> Daftar analogi persamaan listrik pada jantung</w:t>
       </w:r>
-      <w:bookmarkEnd w:id="52"/>
+      <w:bookmarkEnd w:id="61"/>
     </w:p>
     <w:tbl>
       <w:tblPr>
@@ -28965,11 +30870,7 @@
         <w:ind w:firstLine="720"/>
       </w:pPr>
       <w:r>
-        <w:t xml:space="preserve">Untuk merepresentasikan dinamika aliran darah di luar jantung (sirkulasi sistemik dan pulmonal), penelitian ini mengadopsi pendekatan Lumped Parameter </w:t>
-      </w:r>
-      <w:r>
-        <w:lastRenderedPageBreak/>
-        <w:t>Model yang membagi pembuluh darah menjadi beberapa kompartemen terpusat. Setiap segmen pembuluh darah dimodelkan sebagai sirkuit R-L-C, di mana sifat hidrolik darah dan dinding pembuluh diterjemahkan ke dalam komponen listrik pasif. Dinamika hemodinamik dalam setiap kompartemen R-L-C diatur oleh dua persamaan diferensial biasa (Ordinary Differential Equations), yang diturunkan dari hukum kekekalan massa dan momentum.​</w:t>
+        <w:t>Untuk merepresentasikan dinamika aliran darah di luar jantung (sirkulasi sistemik dan pulmonal), penelitian ini mengadopsi pendekatan Lumped Parameter Model yang membagi pembuluh darah menjadi beberapa kompartemen terpusat. Setiap segmen pembuluh darah dimodelkan sebagai sirkuit R-L-C, di mana sifat hidrolik darah dan dinding pembuluh diterjemahkan ke dalam komponen listrik pasif. Dinamika hemodinamik dalam setiap kompartemen R-L-C diatur oleh dua persamaan diferensial biasa (Ordinary Differential Equations), yang diturunkan dari hukum kekekalan massa dan momentum.​</w:t>
       </w:r>
     </w:p>
     <w:p>
@@ -29366,13 +31267,7 @@
                 <w:rPr>
                   <w:rFonts w:ascii="Cambria Math" w:hAnsi="Cambria Math"/>
                 </w:rPr>
-                <m:t xml:space="preserve">= </m:t>
-              </m:r>
-              <m:r>
-                <w:rPr>
-                  <w:rFonts w:ascii="Cambria Math" w:hAnsi="Cambria Math"/>
-                </w:rPr>
-                <m:t>p</m:t>
+                <m:t>= p</m:t>
               </m:r>
             </m:e>
             <m:sub>
@@ -29406,13 +31301,7 @@
             <w:rPr>
               <w:rFonts w:ascii="Cambria Math" w:hAnsi="Cambria Math"/>
             </w:rPr>
-            <m:t>+</m:t>
-          </m:r>
-          <m:r>
-            <w:rPr>
-              <w:rFonts w:ascii="Cambria Math" w:hAnsi="Cambria Math"/>
-            </w:rPr>
-            <m:t>E</m:t>
+            <m:t>+E</m:t>
           </m:r>
           <m:d>
             <m:dPr>
@@ -29436,13 +31325,7 @@
             <w:rPr>
               <w:rFonts w:ascii="Cambria Math" w:hAnsi="Cambria Math"/>
             </w:rPr>
-            <m:t xml:space="preserve">. </m:t>
-          </m:r>
-          <m:r>
-            <w:rPr>
-              <w:rFonts w:ascii="Cambria Math" w:hAnsi="Cambria Math"/>
-            </w:rPr>
-            <m:t>V</m:t>
+            <m:t>. V</m:t>
           </m:r>
           <m:d>
             <m:dPr>
@@ -29554,13 +31437,7 @@
                 <w:rPr>
                   <w:rFonts w:ascii="Cambria Math" w:hAnsi="Cambria Math"/>
                 </w:rPr>
-                <m:t xml:space="preserve">= </m:t>
-              </m:r>
-              <m:r>
-                <w:rPr>
-                  <w:rFonts w:ascii="Cambria Math" w:hAnsi="Cambria Math"/>
-                </w:rPr>
-                <m:t>E</m:t>
+                <m:t>= E</m:t>
               </m:r>
             </m:e>
             <m:sub>
@@ -29576,13 +31453,7 @@
             <w:rPr>
               <w:rFonts w:ascii="Cambria Math" w:hAnsi="Cambria Math"/>
             </w:rPr>
-            <m:t xml:space="preserve"> . </m:t>
-          </m:r>
-          <m:r>
-            <w:rPr>
-              <w:rFonts w:ascii="Cambria Math" w:hAnsi="Cambria Math"/>
-            </w:rPr>
-            <m:t>e</m:t>
+            <m:t xml:space="preserve"> . e</m:t>
           </m:r>
           <m:d>
             <m:dPr>
@@ -29650,11 +31521,8 @@
         <w:ind w:firstLine="720"/>
       </w:pPr>
       <w:r>
-        <w:t xml:space="preserve">Penerapan model Time-Varying Elastance ini memungkinkan simulasi respons hemodinamik yang realistis terhadap perubahan beban volume (preload) dan beban tekanan (afterload), yang sangat krusial dalam memodelkan kondisi </w:t>
-      </w:r>
-      <w:r>
         <w:lastRenderedPageBreak/>
-        <w:t>patologis seperti volume overload pada ventrikel kanan akibat Atrial Septal Defect (ASD)</w:t>
+        <w:t>Penerapan model Time-Varying Elastance ini memungkinkan simulasi respons hemodinamik yang realistis terhadap perubahan beban volume (preload) dan beban tekanan (afterload), yang sangat krusial dalam memodelkan kondisi patologis seperti volume overload pada ventrikel kanan akibat Atrial Septal Defect (ASD)</w:t>
       </w:r>
     </w:p>
     <w:p/>
@@ -29766,7 +31634,7 @@
                     <pic:cNvPicPr/>
                   </pic:nvPicPr>
                   <pic:blipFill>
-                    <a:blip r:embed="rId27"/>
+                    <a:blip r:embed="rId29"/>
                     <a:stretch>
                       <a:fillRect/>
                     </a:stretch>
@@ -29859,7 +31727,7 @@
                     <pic:cNvPicPr/>
                   </pic:nvPicPr>
                   <pic:blipFill>
-                    <a:blip r:embed="rId28"/>
+                    <a:blip r:embed="rId30"/>
                     <a:stretch>
                       <a:fillRect/>
                     </a:stretch>
@@ -29947,6 +31815,7 @@
         <w:rPr>
           <w:noProof/>
         </w:rPr>
+        <w:lastRenderedPageBreak/>
         <w:drawing>
           <wp:inline distT="0" distB="0" distL="0" distR="0" wp14:anchorId="38306E43" wp14:editId="0868A6A1">
             <wp:extent cx="5040630" cy="537845"/>
@@ -29963,7 +31832,7 @@
                     <pic:cNvPicPr/>
                   </pic:nvPicPr>
                   <pic:blipFill>
-                    <a:blip r:embed="rId29"/>
+                    <a:blip r:embed="rId31"/>
                     <a:stretch>
                       <a:fillRect/>
                     </a:stretch>
@@ -30017,8 +31886,10 @@
         <w:ind w:firstLine="720"/>
       </w:pPr>
       <w:r>
-        <w:lastRenderedPageBreak/>
         <w:t>Seluruh persamaan konservasi massa dan momentum pada setiap kompartemen jantung dan pembuluh darah digabungkan menjadi satu sistem Persamaan Diferensial Biasa (Ordinary Differential Equations - ODE) yang saling terkopel. Sistem persamaan ini memiliki karakteristik "kaku" (stiff system), yang disebabkan oleh perbedaan skala waktu yang signifikan antara dinamika pembukaan/penutupan katup yang sangat cepat dan respons pengisian vaskular yang relatif lambat</w:t>
+      </w:r>
+      <w:r>
+        <w:t>.</w:t>
       </w:r>
     </w:p>
     <w:p>
@@ -30034,28 +31905,11 @@
         <w:ind w:firstLine="720"/>
       </w:pPr>
       <w:r>
-        <w:t>.Oleh karena itu, penyelesaian numerik dilakukan menggunakan solver ode15s dalam lingkungan komputasi MATLAB. ode15s merupakan solver multistep dengan orde variabel (variable-order) yang didasarkan pada metode Numerical Differentiation Formulas (NDFs). Pemilihan solver ini didasarkan pada stabilitas dan efisiensinya yang lebih unggul dalam menangani masalah kekakuan (stiffness) dibandingkan solver eksplisit standar seperti Runge-Kutta (ode45). Integrasi dilakukan dengan pengaturan langkah waktu adaptif (adaptive time-stepping) dengan toleransi relatif untuk menjamin akurasi tinggi pada perhitungan aliran non-linear di area defek (ASD)</w:t>
+        <w:t>Oleh karena itu, penyelesaian numerik dilakukan menggunakan solver ode15s dalam lingkungan komputasi MATLAB. ode15s merupakan solver multistep dengan orde variabel (variable-order) yang didasarkan pada metode Numerical Differentiation Formulas (NDFs). Pemilihan solver ini didasarkan pada stabilitas dan efisiensinya yang lebih unggul dalam menangani masalah kekakuan (stiffness) dibandingkan solver eksplisit standar seperti Runge-Kutta (ode45). Integrasi dilakukan dengan pengaturan langkah waktu adaptif (adaptive time-stepping) dengan toleransi relatif untuk menjamin akurasi tinggi pada perhitungan aliran non-linear di area defek (ASD)</w:t>
       </w:r>
       <w:r>
         <w:t>.</w:t>
       </w:r>
-    </w:p>
-    <w:p>
-      <w:pPr>
-        <w:pStyle w:val="Heading2"/>
-        <w:numPr>
-          <w:ilvl w:val="1"/>
-          <w:numId w:val="1"/>
-        </w:numPr>
-      </w:pPr>
-      <w:bookmarkStart w:id="53" w:name="_Toc219150794"/>
-      <w:r>
-        <w:t>Inisialisasi Parameter Model</w:t>
-      </w:r>
-      <w:r>
-        <w:t xml:space="preserve"> dengan Allometric Scaling</w:t>
-      </w:r>
-      <w:bookmarkEnd w:id="53"/>
     </w:p>
     <w:p>
       <w:pPr>
@@ -30069,6 +31923,99 @@
         <w:spacing w:after="0"/>
         <w:ind w:firstLine="720"/>
       </w:pPr>
+    </w:p>
+    <w:p>
+      <w:pPr>
+        <w:pStyle w:val="ListParagraph"/>
+        <w:numPr>
+          <w:ilvl w:val="2"/>
+          <w:numId w:val="1"/>
+        </w:numPr>
+      </w:pPr>
+      <w:r>
+        <w:rPr>
+          <w:b/>
+          <w:bCs/>
+        </w:rPr>
+        <w:t>Pemodelan</w:t>
+      </w:r>
+      <w:r>
+        <w:rPr>
+          <w:b/>
+          <w:bCs/>
+        </w:rPr>
+        <w:t xml:space="preserve"> </w:t>
+      </w:r>
+      <w:r>
+        <w:rPr>
+          <w:b/>
+          <w:bCs/>
+          <w:i/>
+          <w:iCs/>
+        </w:rPr>
+        <w:t>Atrial Septal Defect</w:t>
+      </w:r>
+      <w:r>
+        <w:t xml:space="preserve"> </w:t>
+      </w:r>
+    </w:p>
+    <w:p>
+      <w:pPr>
+        <w:pBdr>
+          <w:top w:val="nil"/>
+          <w:left w:val="nil"/>
+          <w:bottom w:val="nil"/>
+          <w:right w:val="nil"/>
+          <w:between w:val="nil"/>
+        </w:pBdr>
+        <w:spacing w:after="0"/>
+        <w:ind w:firstLine="720"/>
+      </w:pPr>
+      <w:r>
+        <w:t>Lorem ipsum.</w:t>
+      </w:r>
+    </w:p>
+    <w:p>
+      <w:pPr>
+        <w:pStyle w:val="Heading2"/>
+        <w:numPr>
+          <w:ilvl w:val="1"/>
+          <w:numId w:val="1"/>
+        </w:numPr>
+      </w:pPr>
+      <w:bookmarkStart w:id="62" w:name="_Toc219150794"/>
+      <w:r>
+        <w:t>Inisialisasi Parameter Model</w:t>
+      </w:r>
+      <w:r>
+        <w:t xml:space="preserve"> </w:t>
+      </w:r>
+      <w:bookmarkEnd w:id="62"/>
+    </w:p>
+    <w:p>
+      <w:pPr>
+        <w:pStyle w:val="Heading2"/>
+        <w:numPr>
+          <w:ilvl w:val="2"/>
+          <w:numId w:val="1"/>
+        </w:numPr>
+      </w:pPr>
+      <w:r>
+        <w:t>Allometric Scaling (Pediatric)</w:t>
+      </w:r>
+    </w:p>
+    <w:p>
+      <w:pPr>
+        <w:pBdr>
+          <w:top w:val="nil"/>
+          <w:left w:val="nil"/>
+          <w:bottom w:val="nil"/>
+          <w:right w:val="nil"/>
+          <w:between w:val="nil"/>
+        </w:pBdr>
+        <w:spacing w:after="0"/>
+        <w:ind w:firstLine="720"/>
+      </w:pPr>
       <w:r>
         <w:t>Mengingat keterbatasan data klinis invasif pada pasien pediatrik, nilai absolut untuk parameter resistansi (R), k</w:t>
       </w:r>
@@ -30085,7 +32032,11 @@
         <w:t>metode</w:t>
       </w:r>
       <w:r>
-        <w:t xml:space="preserve"> Allometric Scaling untuk menentukan nilai awal (initial guess) parameter model sebelum dilakukan proses optimasi. Metode ini mengasumsikan adanya hubungan fungsional non-linear antara parameter hemodinamik dan ukuran tubuh subjek.</w:t>
+        <w:t xml:space="preserve"> Allometric Scaling untuk menentukan nilai awal (initial guess) parameter model sebelum dilakukan proses optimasi. Metode </w:t>
+      </w:r>
+      <w:r>
+        <w:lastRenderedPageBreak/>
+        <w:t>ini mengasumsikan adanya hubungan fungsional non-linear antara parameter hemodinamik dan ukuran tubuh subjek.</w:t>
       </w:r>
     </w:p>
     <w:p>
@@ -30243,7 +32194,6 @@
         <w:jc w:val="center"/>
       </w:pPr>
       <w:r>
-        <w:lastRenderedPageBreak/>
         <w:t xml:space="preserve">Y = </w:t>
       </w:r>
       <w:r>
@@ -30371,15 +32321,13 @@
       <w:pPr>
         <w:pStyle w:val="Heading2"/>
         <w:numPr>
-          <w:ilvl w:val="1"/>
+          <w:ilvl w:val="2"/>
           <w:numId w:val="1"/>
         </w:numPr>
       </w:pPr>
-      <w:bookmarkStart w:id="54" w:name="_Toc219150795"/>
-      <w:r>
-        <w:t>Global Sensitivity Analisis</w:t>
-      </w:r>
-      <w:bookmarkEnd w:id="54"/>
+      <w:r>
+        <w:t>Clinical Data Seeding</w:t>
+      </w:r>
     </w:p>
     <w:p>
       <w:pPr>
@@ -30393,36 +32341,84 @@
         <w:spacing w:after="0"/>
         <w:ind w:firstLine="720"/>
       </w:pPr>
-      <w:r>
-        <w:t xml:space="preserve">Untuk mengidentifikasi parameter yang memiliki pengaruh dominan terhadap variabilitas output hemodinamik, </w:t>
-      </w:r>
-      <w:r>
-        <w:t>digunakan a</w:t>
-      </w:r>
-      <w:r>
-        <w:t xml:space="preserve">nalisis </w:t>
-      </w:r>
-      <w:r>
-        <w:t>s</w:t>
-      </w:r>
-      <w:r>
-        <w:t xml:space="preserve">ensitivitas </w:t>
-      </w:r>
-      <w:r>
-        <w:t>g</w:t>
-      </w:r>
-      <w:r>
-        <w:t xml:space="preserve">lobal berbasis varians menggunakan metode Sobol. Metode ini dipilih karena kemampuannya mengukur </w:t>
-      </w:r>
-      <w:r>
-        <w:rPr>
-          <w:color w:val="000000"/>
-        </w:rPr>
-        <w:t>sensitivitas</w:t>
-      </w:r>
-      <w:r>
-        <w:t xml:space="preserve"> di seluruh rentang distribusi parameter input, serta memperhitungkan interaksi non-linear antar-parameter yang sering terjadi dalam sistem fisiologis kompleks.</w:t>
-      </w:r>
+    </w:p>
+    <w:p>
+      <w:pPr>
+        <w:pStyle w:val="Heading2"/>
+        <w:numPr>
+          <w:ilvl w:val="1"/>
+          <w:numId w:val="1"/>
+        </w:numPr>
+      </w:pPr>
+      <w:bookmarkStart w:id="63" w:name="_Toc219150795"/>
+      <w:r>
+        <w:t>Simulasi Baseline</w:t>
+      </w:r>
+    </w:p>
+    <w:p>
+      <w:pPr>
+        <w:pStyle w:val="Heading2"/>
+        <w:numPr>
+          <w:ilvl w:val="2"/>
+          <w:numId w:val="1"/>
+        </w:numPr>
+      </w:pPr>
+      <w:r>
+        <w:t>Baseline Dewasa</w:t>
+      </w:r>
+    </w:p>
+    <w:p>
+      <w:r>
+        <w:t>Jhhh]</w:t>
+      </w:r>
+    </w:p>
+    <w:p>
+      <w:pPr>
+        <w:pStyle w:val="Heading2"/>
+        <w:numPr>
+          <w:ilvl w:val="2"/>
+          <w:numId w:val="1"/>
+        </w:numPr>
+      </w:pPr>
+      <w:r>
+        <w:t>Baseline Anak</w:t>
+      </w:r>
+    </w:p>
+    <w:p>
+      <w:pPr>
+        <w:pStyle w:val="Heading2"/>
+        <w:numPr>
+          <w:ilvl w:val="2"/>
+          <w:numId w:val="1"/>
+        </w:numPr>
+        <w:rPr>
+          <w:i/>
+          <w:iCs/>
+        </w:rPr>
+      </w:pPr>
+      <w:r>
+        <w:t xml:space="preserve">Baseline </w:t>
+      </w:r>
+      <w:r>
+        <w:rPr>
+          <w:i/>
+          <w:iCs/>
+        </w:rPr>
+        <w:t>Atrial Septal Defect</w:t>
+      </w:r>
+    </w:p>
+    <w:p>
+      <w:pPr>
+        <w:pStyle w:val="Heading2"/>
+        <w:numPr>
+          <w:ilvl w:val="1"/>
+          <w:numId w:val="1"/>
+        </w:numPr>
+      </w:pPr>
+      <w:r>
+        <w:t>Global Sensitivity Analisis</w:t>
+      </w:r>
+      <w:bookmarkEnd w:id="63"/>
     </w:p>
     <w:p>
       <w:pPr>
@@ -30437,6 +32433,50 @@
         <w:ind w:firstLine="720"/>
       </w:pPr>
       <w:r>
+        <w:t xml:space="preserve">Untuk mengidentifikasi parameter yang memiliki pengaruh dominan terhadap variabilitas output hemodinamik, </w:t>
+      </w:r>
+      <w:r>
+        <w:t>digunakan a</w:t>
+      </w:r>
+      <w:r>
+        <w:t xml:space="preserve">nalisis </w:t>
+      </w:r>
+      <w:r>
+        <w:t>s</w:t>
+      </w:r>
+      <w:r>
+        <w:t xml:space="preserve">ensitivitas </w:t>
+      </w:r>
+      <w:r>
+        <w:t>g</w:t>
+      </w:r>
+      <w:r>
+        <w:t xml:space="preserve">lobal berbasis varians menggunakan metode Sobol. Metode ini dipilih karena kemampuannya mengukur </w:t>
+      </w:r>
+      <w:r>
+        <w:rPr>
+          <w:color w:val="000000"/>
+        </w:rPr>
+        <w:t>sensitivitas</w:t>
+      </w:r>
+      <w:r>
+        <w:t xml:space="preserve"> di seluruh rentang distribusi parameter input, serta memperhitungkan interaksi non-linear antar-parameter yang sering terjadi dalam sistem fisiologis kompleks.</w:t>
+      </w:r>
+    </w:p>
+    <w:p>
+      <w:pPr>
+        <w:pBdr>
+          <w:top w:val="nil"/>
+          <w:left w:val="nil"/>
+          <w:bottom w:val="nil"/>
+          <w:right w:val="nil"/>
+          <w:between w:val="nil"/>
+        </w:pBdr>
+        <w:spacing w:after="0"/>
+        <w:ind w:firstLine="720"/>
+      </w:pPr>
+      <w:r>
+        <w:lastRenderedPageBreak/>
         <w:t xml:space="preserve">Prinsip dasar metode Sobol adalah mendekomposisi varians total dari output model (Y) ke dalam jumlahan varians </w:t>
       </w:r>
       <w:r>
@@ -30484,7 +32524,7 @@
                     <pic:cNvPicPr/>
                   </pic:nvPicPr>
                   <pic:blipFill>
-                    <a:blip r:embed="rId30"/>
+                    <a:blip r:embed="rId32"/>
                     <a:stretch>
                       <a:fillRect/>
                     </a:stretch>
@@ -30601,7 +32641,7 @@
                     <pic:cNvPicPr/>
                   </pic:nvPicPr>
                   <pic:blipFill>
-                    <a:blip r:embed="rId31"/>
+                    <a:blip r:embed="rId33"/>
                     <a:stretch>
                       <a:fillRect/>
                     </a:stretch>
@@ -30703,7 +32743,7 @@
                     <pic:cNvPicPr/>
                   </pic:nvPicPr>
                   <pic:blipFill>
-                    <a:blip r:embed="rId32"/>
+                    <a:blip r:embed="rId34"/>
                     <a:stretch>
                       <a:fillRect/>
                     </a:stretch>
@@ -30726,17 +32766,51 @@
     </w:p>
     <w:p>
       <w:pPr>
+        <w:pStyle w:val="ListParagraph"/>
+        <w:pBdr>
+          <w:top w:val="nil"/>
+          <w:left w:val="nil"/>
+          <w:bottom w:val="nil"/>
+          <w:right w:val="nil"/>
+          <w:between w:val="nil"/>
+        </w:pBdr>
+        <w:spacing w:after="0"/>
+        <w:ind w:left="426"/>
+      </w:pPr>
+      <w:r>
+        <w:t xml:space="preserve">Metode </w:t>
+      </w:r>
+    </w:p>
+    <w:p>
+      <w:pPr>
+        <w:pStyle w:val="ListParagraph"/>
+        <w:pBdr>
+          <w:top w:val="nil"/>
+          <w:left w:val="nil"/>
+          <w:bottom w:val="nil"/>
+          <w:right w:val="nil"/>
+          <w:between w:val="nil"/>
+        </w:pBdr>
+        <w:spacing w:after="0"/>
+        <w:ind w:left="426"/>
+      </w:pPr>
+      <w:r>
+        <w:t xml:space="preserve">Pemilihan </w:t>
+      </w:r>
+    </w:p>
+    <w:p>
+      <w:pPr>
         <w:pStyle w:val="Heading2"/>
         <w:numPr>
           <w:ilvl w:val="1"/>
           <w:numId w:val="1"/>
         </w:numPr>
       </w:pPr>
-      <w:bookmarkStart w:id="55" w:name="_Toc219150796"/>
+      <w:bookmarkStart w:id="64" w:name="_Toc219150796"/>
       <w:r>
         <w:t>Optimasi</w:t>
       </w:r>
-      <w:bookmarkEnd w:id="55"/>
+      <w:bookmarkEnd w:id="64"/>
     </w:p>
     <w:p>
       <w:pPr>
@@ -30757,14 +32831,7 @@
         <w:rPr>
           <w:color w:val="000000"/>
         </w:rPr>
-        <w:t xml:space="preserve">Proses kalibrasi model diformulasikan sebagai masalah invers non-linear dengan batasan. Tujuannya adalah mencari himpunan parameter optimal yang meminimalkan perbedaan antara output hemodinamik simulasi dan data target </w:t>
-      </w:r>
-      <w:r>
-        <w:rPr>
-          <w:color w:val="000000"/>
-        </w:rPr>
-        <w:lastRenderedPageBreak/>
-        <w:t>klinis. Fungsi objektif (codidefinisikan menggunakan metrik Root Mean Square Error (RMSE) yang dinormalisasi:</w:t>
+        <w:t>Proses kalibrasi model diformulasikan sebagai masalah invers non-linear dengan batasan. Tujuannya adalah mencari himpunan parameter optimal yang meminimalkan perbedaan antara output hemodinamik simulasi dan data target klinis. Fungsi objektif (codidefinisikan menggunakan metrik Root Mean Square Error (RMSE) yang dinormalisasi:</w:t>
       </w:r>
     </w:p>
     <w:p>
@@ -30803,7 +32870,7 @@
                     <pic:cNvPicPr/>
                   </pic:nvPicPr>
                   <pic:blipFill>
-                    <a:blip r:embed="rId33"/>
+                    <a:blip r:embed="rId35"/>
                     <a:stretch>
                       <a:fillRect/>
                     </a:stretch>
@@ -30828,15 +32895,63 @@
       <w:pPr>
         <w:pStyle w:val="Heading2"/>
         <w:numPr>
+          <w:ilvl w:val="2"/>
+          <w:numId w:val="1"/>
+        </w:numPr>
+      </w:pPr>
+      <w:r>
+        <w:lastRenderedPageBreak/>
+        <w:t>Objective Function Multi term</w:t>
+      </w:r>
+    </w:p>
+    <w:p/>
+    <w:p>
+      <w:pPr>
+        <w:pStyle w:val="Heading2"/>
+        <w:numPr>
+          <w:ilvl w:val="2"/>
+          <w:numId w:val="1"/>
+        </w:numPr>
+        <w:rPr>
+          <w:i/>
+          <w:iCs/>
+          <w:color w:val="000000"/>
+        </w:rPr>
+      </w:pPr>
+      <w:r>
+        <w:rPr>
+          <w:i/>
+          <w:iCs/>
+          <w:color w:val="000000"/>
+        </w:rPr>
+        <w:t>Stage Calibration</w:t>
+      </w:r>
+    </w:p>
+    <w:p>
+      <w:pPr>
+        <w:pStyle w:val="Heading2"/>
+        <w:numPr>
+          <w:ilvl w:val="2"/>
+          <w:numId w:val="1"/>
+        </w:numPr>
+      </w:pPr>
+      <w:r>
+        <w:t>Algoritma Kalibrasi</w:t>
+      </w:r>
+    </w:p>
+    <w:p>
+      <w:pPr>
+        <w:pStyle w:val="Heading2"/>
+        <w:numPr>
           <w:ilvl w:val="1"/>
           <w:numId w:val="1"/>
         </w:numPr>
       </w:pPr>
-      <w:bookmarkStart w:id="56" w:name="_Toc219150797"/>
+      <w:bookmarkStart w:id="65" w:name="_Toc219150797"/>
       <w:r>
         <w:t>Evaluasi Model</w:t>
       </w:r>
-      <w:bookmarkEnd w:id="56"/>
+      <w:bookmarkEnd w:id="65"/>
       <w:r>
         <w:t xml:space="preserve"> </w:t>
       </w:r>
@@ -30874,12 +32989,37 @@
           <w:numId w:val="1"/>
         </w:numPr>
       </w:pPr>
-      <w:bookmarkStart w:id="57" w:name="_Toc219150798"/>
+      <w:bookmarkStart w:id="66" w:name="_Toc219150798"/>
       <w:r>
         <w:t>Validasi Data</w:t>
       </w:r>
-      <w:bookmarkEnd w:id="57"/>
-    </w:p>
+      <w:bookmarkEnd w:id="66"/>
+    </w:p>
+    <w:p>
+      <w:pPr>
+        <w:pStyle w:val="Heading2"/>
+        <w:numPr>
+          <w:ilvl w:val="2"/>
+          <w:numId w:val="1"/>
+        </w:numPr>
+      </w:pPr>
+      <w:r>
+        <w:t>Rollback Logic</w:t>
+      </w:r>
+    </w:p>
+    <w:p>
+      <w:pPr>
+        <w:pStyle w:val="Heading2"/>
+        <w:numPr>
+          <w:ilvl w:val="2"/>
+          <w:numId w:val="1"/>
+        </w:numPr>
+      </w:pPr>
+      <w:r>
+        <w:t>Kesalahan Relatif Rata-Rata</w:t>
+      </w:r>
+    </w:p>
+    <w:p/>
     <w:p>
       <w:pPr>
         <w:pBdr>
@@ -30983,7 +33123,7 @@
                     <pic:cNvPicPr/>
                   </pic:nvPicPr>
                   <pic:blipFill>
-                    <a:blip r:embed="rId34"/>
+                    <a:blip r:embed="rId36"/>
                     <a:stretch>
                       <a:fillRect/>
                     </a:stretch>
@@ -31056,7 +33196,11 @@
         <w:ind w:left="284" w:firstLine="436"/>
       </w:pPr>
       <w:r>
-        <w:t>Digunakan untuk melihat kekuatan hubungan linear antara himpunan data simulasi dan data klinis dari kelima subjek. Nilai r yang mendekati 1 mengindikasikan bahwa model mampu mereplikasi tren variabilitas antar-pasien dengan baik (misalnya: jika tekanan pasien A lebih tinggi dari pasien B secara klinis, simulasi juga menunjukkan hal yang sama)</w:t>
+        <w:t xml:space="preserve">Digunakan untuk melihat kekuatan hubungan linear antara himpunan data simulasi dan data klinis dari kelima subjek. Nilai r yang mendekati 1 </w:t>
+      </w:r>
+      <w:r>
+        <w:lastRenderedPageBreak/>
+        <w:t>mengindikasikan bahwa model mampu mereplikasi tren variabilitas antar-pasien dengan baik (misalnya: jika tekanan pasien A lebih tinggi dari pasien B secara klinis, simulasi juga menunjukkan hal yang sama)</w:t>
       </w:r>
     </w:p>
     <w:p>
@@ -31087,93 +33231,2793 @@
         <w:ind w:left="284" w:firstLine="436"/>
       </w:pPr>
       <w:r>
-        <w:t xml:space="preserve">Selain evaluasi berbasis metrik error kuantitatif, validasi kualitatif melalui analisis bentuk gelombang dilakukan untuk menjamin reliabilitas fisiologis model. Evaluasi ini difokuskan pada pemeriksaan morfologi kurva Pressure-Volume (PV-Loop) ventrikel kiri dan kanan, di mana kurva harus membentuk </w:t>
-      </w:r>
+        <w:t>Selain evaluasi berbasis metrik error kuantitatif, validasi kualitatif melalui analisis bentuk gelombang dilakukan untuk menjamin reliabilitas fisiologis model. Evaluasi ini difokuskan pada pemeriksaan morfologi kurva Pressure-Volume (PV-Loop) ventrikel kiri dan kanan, di mana kurva harus membentuk lintasan persegi panjang tumpul</w:t>
+      </w:r>
+      <w:r>
+        <w:t xml:space="preserve"> </w:t>
+      </w:r>
+      <w:r>
+        <w:t>yang merepresentasikan fase kontraksi dan relaksasi isovolumetrik, ejeksi, serta pengisian secara jelas tanpa adanya distorsi atau osilasi numerik. Lebih lanjut, verifikasi dilakukan terhadap dinamika aliran shunt, di mana model harus mampu mendemonstrasikan arah aliran darah melalui defek ASD yang konsisten dengan gradien tekanan antar-atrium</w:t>
+      </w:r>
+      <w:r>
+        <w:t xml:space="preserve">, </w:t>
+      </w:r>
+      <w:r>
+        <w:t>yakni dominansi aliran dari kiri ke kanan (left-to-right shunt)</w:t>
+      </w:r>
+      <w:r>
+        <w:t xml:space="preserve">, </w:t>
+      </w:r>
+      <w:r>
+        <w:t>serta menunjukkan responsivitas aliran terhadap fluktuasi tekanan selama siklus sistol dan diasto</w:t>
+      </w:r>
+    </w:p>
+    <w:p>
+      <w:pPr>
+        <w:rPr>
+          <w:b/>
+          <w:color w:val="000000"/>
+        </w:rPr>
+      </w:pPr>
+      <w:r>
+        <w:rPr>
+          <w:color w:val="000000"/>
+        </w:rPr>
+        <w:br w:type="page"/>
+      </w:r>
+    </w:p>
+    <w:p>
+      <w:pPr>
+        <w:pStyle w:val="Heading1"/>
+      </w:pPr>
       <w:r>
         <w:lastRenderedPageBreak/>
-        <w:t>lintasan persegi panjang tumpul</w:t>
-      </w:r>
-      <w:r>
+        <w:t>BAB 4</w:t>
+      </w:r>
+      <w:r>
+        <w:br/>
+      </w:r>
+      <w:bookmarkStart w:id="67" w:name="_Toc209523398"/>
+      <w:r>
+        <w:t>HASIL PENELITIAN DAN PEMBAHASAN</w:t>
+      </w:r>
+      <w:bookmarkEnd w:id="67"/>
+    </w:p>
+    <w:p>
+      <w:pPr>
+        <w:pStyle w:val="ListParagraph"/>
+        <w:keepNext/>
+        <w:keepLines/>
+        <w:numPr>
+          <w:ilvl w:val="0"/>
+          <w:numId w:val="1"/>
+        </w:numPr>
+        <w:spacing w:before="480" w:after="0" w:line="360" w:lineRule="auto"/>
+        <w:contextualSpacing w:val="0"/>
+        <w:outlineLvl w:val="1"/>
+        <w:rPr>
+          <w:b/>
+          <w:vanish/>
+        </w:rPr>
+      </w:pPr>
+      <w:bookmarkStart w:id="68" w:name="_Toc209523399"/>
+    </w:p>
+    <w:bookmarkEnd w:id="68"/>
+    <w:p>
+      <w:pPr>
+        <w:pStyle w:val="Heading2"/>
+        <w:numPr>
+          <w:ilvl w:val="1"/>
+          <w:numId w:val="1"/>
+        </w:numPr>
+        <w:rPr>
+          <w:bCs/>
+        </w:rPr>
+      </w:pPr>
+      <w:r>
+        <w:rPr>
+          <w:bCs/>
+        </w:rPr>
+        <w:t xml:space="preserve">Gambaran Umum </w:t>
+      </w:r>
+      <w:r>
+        <w:rPr>
+          <w:bCs/>
+        </w:rPr>
+        <w:t>Hasil</w:t>
+      </w:r>
+    </w:p>
+    <w:p>
+      <w:pPr>
+        <w:ind w:firstLine="720"/>
+      </w:pPr>
+      <w:r>
+        <w:t xml:space="preserve">Bab ini menyajikan hasil dari seluruh tahapan simulasi dan optimasi komputasional yang telah dilakukan pada model sistem kardiovaskular penderita </w:t>
+      </w:r>
+      <w:r>
+        <w:rPr>
+          <w:i/>
+          <w:iCs/>
+        </w:rPr>
+        <w:t>Atrial Septal Defect</w:t>
+      </w:r>
+      <w:r>
+        <w:t xml:space="preserve"> (ASD)</w:t>
+      </w:r>
+      <w:r>
+        <w:t xml:space="preserve"> pediatrik</w:t>
+      </w:r>
+      <w:r>
+        <w:t xml:space="preserve">. Analisis dilakukan menggunakan pendekatan model </w:t>
+      </w:r>
+      <w:r>
+        <w:rPr>
+          <w:i/>
+          <w:iCs/>
+        </w:rPr>
+        <w:t>Lumped-Parameter 0D</w:t>
+      </w:r>
+      <w:r>
+        <w:t xml:space="preserve"> yang diimplementasikan pada perangkat lunak MATLAB. Simulasi dan evaluasi komputasional diterapkan secara spesifik pada tiga kasus data klinis pasien anak.</w:t>
+      </w:r>
+    </w:p>
+    <w:p>
+      <w:pPr>
+        <w:ind w:firstLine="720"/>
+      </w:pPr>
+      <w:r>
+        <w:t>Secara garis besar, pemodelan dalam penelitian ini berjalan melalui lima tahapan utama yang saling berkesinambungan. Pertama, inisialisasi parameter dasar yang dilakukan dengan menyesuaikan parameter sistem kardiovaskular orang dewasa normal ke ukuran anatomi pasien anak menggunakan skala alometrik</w:t>
+      </w:r>
+      <w:r>
+        <w:t xml:space="preserve">. </w:t>
+      </w:r>
+      <w:r>
+        <w:t>Kedua</w:t>
+      </w:r>
+      <w:r>
+        <w:t>,</w:t>
+      </w:r>
+      <w:r>
+        <w:t xml:space="preserve"> penyisipan resistansi </w:t>
+      </w:r>
+      <w:r>
+        <w:rPr>
+          <w:i/>
+          <w:iCs/>
+        </w:rPr>
+        <w:t>Atrial Septal Defect</w:t>
+      </w:r>
+      <w:r>
+        <w:t xml:space="preserve"> (ASD) ke dalam sirkuit model</w:t>
+      </w:r>
+      <w:r>
+        <w:t xml:space="preserve">. </w:t>
+      </w:r>
+      <w:r>
+        <w:t>Ketiga, evaluasi kesalahan model awal (</w:t>
+      </w:r>
+      <w:r>
+        <w:rPr>
+          <w:i/>
+          <w:iCs/>
+        </w:rPr>
+        <w:t>baseline error</w:t>
+      </w:r>
+      <w:r>
+        <w:t xml:space="preserve">) untuk mengetahui tingkat penyimpangan luaran hemodinamik sebelum dilakukan intervensi komputasional. Keempat, pelaksanaan Global Sensitivity Analysis (GSA) menggunakan metode Sobol untuk memetakan parameter-parameter kardiovaskular yang memiliki pengaruh paling signifikan terhadap target luaran klinis. Terakhir, tahapan kalibrasi dan optimasi menggunakan algoritma </w:t>
+      </w:r>
+      <w:r>
+        <w:rPr>
+          <w:i/>
+          <w:iCs/>
+        </w:rPr>
+        <w:t>Interior-Point (fmincon)</w:t>
+      </w:r>
+      <w:r>
+        <w:t xml:space="preserve"> yang meminimalisasi Root Mean Square Relative Error (RMSRE), dilanjutkan dengan validasi fisiologis untuk memastikan bahwa bentuk gelombang tekanan dan volume hasil kalibrasi sesuai dengan literatur medis.</w:t>
+      </w:r>
+    </w:p>
+    <w:p>
+      <w:pPr>
+        <w:pStyle w:val="Heading2"/>
+        <w:numPr>
+          <w:ilvl w:val="1"/>
+          <w:numId w:val="1"/>
+        </w:numPr>
+        <w:rPr>
+          <w:color w:val="000000"/>
+        </w:rPr>
+      </w:pPr>
+      <w:r>
+        <w:rPr>
+          <w:bCs/>
+        </w:rPr>
+        <w:t>Karakteristik</w:t>
+      </w:r>
+      <w:r>
+        <w:rPr>
+          <w:color w:val="000000"/>
+        </w:rPr>
+        <w:t xml:space="preserve"> Data Klinis</w:t>
+      </w:r>
+    </w:p>
+    <w:p>
+      <w:pPr>
+        <w:ind w:firstLine="720"/>
+      </w:pPr>
+      <w:r>
+        <w:t xml:space="preserve">Keberhasilan </w:t>
+      </w:r>
+      <w:r>
+        <w:t xml:space="preserve">model dengan </w:t>
+      </w:r>
+      <w:r>
+        <w:t>framework kalibrasi berbasis GSA sangat bergantung pada ketersediaan dan kualitas data klinis yang digunakan sebagai target optimasi. Subbab ini memaparkan profil demografi ketiga pasie</w:t>
+      </w:r>
+      <w:r>
+        <w:t>n</w:t>
+      </w:r>
+      <w:r>
+        <w:t>, klasifikasi metrik hemodinamik</w:t>
+      </w:r>
+      <w:r>
+        <w:t xml:space="preserve">, </w:t>
+      </w:r>
+      <w:r>
+        <w:t>serta analisis dampak ketidaklengkapan data</w:t>
+      </w:r>
+      <w:r>
+        <w:t>.</w:t>
+      </w:r>
+    </w:p>
+    <w:p>
+      <w:pPr>
+        <w:pStyle w:val="Heading2"/>
+        <w:numPr>
+          <w:ilvl w:val="2"/>
+          <w:numId w:val="1"/>
+        </w:numPr>
+      </w:pPr>
+      <w:r>
+        <w:lastRenderedPageBreak/>
+        <w:t>Profil Demografi Pasien</w:t>
+      </w:r>
+    </w:p>
+    <w:p>
+      <w:pPr>
+        <w:ind w:firstLine="720"/>
+      </w:pPr>
+      <w:r>
+        <w:t xml:space="preserve">Penelitian ini menggunakan data tiga pasien anak dengan diagnosis </w:t>
+      </w:r>
+      <w:r>
+        <w:rPr>
+          <w:i/>
+          <w:iCs/>
+        </w:rPr>
+        <w:t>A</w:t>
+      </w:r>
+      <w:r>
+        <w:rPr>
+          <w:i/>
+          <w:iCs/>
+        </w:rPr>
+        <w:t xml:space="preserve">trial </w:t>
+      </w:r>
+      <w:r>
+        <w:rPr>
+          <w:i/>
+          <w:iCs/>
+        </w:rPr>
+        <w:t>S</w:t>
+      </w:r>
+      <w:r>
+        <w:rPr>
+          <w:i/>
+          <w:iCs/>
+        </w:rPr>
+        <w:t>eptal</w:t>
+      </w:r>
+      <w:r>
+        <w:rPr>
+          <w:i/>
+          <w:iCs/>
+        </w:rPr>
         <w:t xml:space="preserve"> </w:t>
       </w:r>
       <w:r>
-        <w:t>yang merepresentasikan fase kontraksi dan relaksasi isovolumetrik, ejeksi, serta pengisian secara jelas tanpa adanya distorsi atau osilasi numerik. Lebih lanjut, verifikasi dilakukan terhadap dinamika aliran shunt, di mana model harus mampu mendemonstrasikan arah aliran darah melalui defek ASD yang konsisten dengan gradien tekanan antar-atrium</w:t>
-      </w:r>
-      <w:r>
-        <w:t xml:space="preserve">, </w:t>
-      </w:r>
-      <w:r>
-        <w:t>yakni dominansi aliran dari kiri ke kanan (left-to-right shunt)</w:t>
-      </w:r>
-      <w:r>
-        <w:t xml:space="preserve">, </w:t>
-      </w:r>
-      <w:r>
-        <w:t>serta menunjukkan responsivitas aliran terhadap fluktuasi tekanan selama siklus sistol dan diasto</w:t>
-      </w:r>
-    </w:p>
-    <w:p>
-      <w:pPr>
-        <w:rPr>
-          <w:b/>
-          <w:color w:val="000000"/>
-        </w:rPr>
-      </w:pPr>
-      <w:r>
-        <w:rPr>
-          <w:color w:val="000000"/>
-        </w:rPr>
-        <w:br w:type="page"/>
-      </w:r>
-    </w:p>
-    <w:p>
-      <w:pPr>
-        <w:jc w:val="center"/>
+        <w:rPr>
+          <w:i/>
+          <w:iCs/>
+        </w:rPr>
+        <w:t>D</w:t>
+      </w:r>
+      <w:r>
+        <w:rPr>
+          <w:i/>
+          <w:iCs/>
+        </w:rPr>
+        <w:t>efek</w:t>
+      </w:r>
+      <w:r>
+        <w:t xml:space="preserve"> (ASD) yang menjalani kateterisasi jantung kanan di Rumah Sakit</w:t>
+      </w:r>
+      <w:r>
+        <w:t xml:space="preserve"> </w:t>
+      </w:r>
+      <w:r>
+        <w:t>Anak dan Bunda (RSAB) Harapan Kita. Ketiga pasien memiliki karakteristik klinis</w:t>
+      </w:r>
+      <w:r>
+        <w:t xml:space="preserve"> </w:t>
+      </w:r>
+      <w:r>
+        <w:t>yang berbeda mencakup variasi usia, berat badan, dan kelengkapan data</w:t>
+      </w:r>
+      <w:r>
+        <w:t xml:space="preserve"> </w:t>
+      </w:r>
+      <w:r>
+        <w:t>hemodinamik sehingga memungkinkan evaluasi framework kalibrasi pada spektru</w:t>
+      </w:r>
+      <w:r>
+        <w:t xml:space="preserve">m </w:t>
+      </w:r>
+      <w:r>
+        <w:t>kondisi klinis yang beragam.</w:t>
+      </w:r>
+      <w:r>
+        <w:t xml:space="preserve"> </w:t>
+      </w:r>
+      <w:r>
+        <w:t>Satu pasien merupakan pasien prospektif yang mengikuti protokol pengambilan data penelitian, sedangkan dua pasien lainnya merupakan pasien retrospektif yang datanya diperoleh dari basis data pasien yang telah tersedia.</w:t>
+      </w:r>
+      <w:r>
+        <w:t xml:space="preserve"> </w:t>
+      </w:r>
+    </w:p>
+    <w:p>
+      <w:pPr>
+        <w:pStyle w:val="Caption"/>
+        <w:keepNext/>
+      </w:pPr>
+      <w:r>
+        <w:t xml:space="preserve">Tabel 4.1 </w:t>
+      </w:r>
+      <w:r>
+        <w:t>Profil Demografi Pasien Uji</w:t>
+      </w:r>
+    </w:p>
+    <w:tbl>
+      <w:tblPr>
+        <w:tblStyle w:val="TableGrid"/>
+        <w:tblW w:w="0" w:type="auto"/>
+        <w:tblLook w:val="04A0" w:firstRow="1" w:lastRow="0" w:firstColumn="1" w:lastColumn="0" w:noHBand="0" w:noVBand="1"/>
+      </w:tblPr>
+      <w:tblGrid>
+        <w:gridCol w:w="1982"/>
+        <w:gridCol w:w="1982"/>
+        <w:gridCol w:w="1982"/>
+        <w:gridCol w:w="1982"/>
+      </w:tblGrid>
+      <w:tr>
+        <w:tc>
+          <w:tcPr>
+            <w:tcW w:w="1982" w:type="dxa"/>
+          </w:tcPr>
+          <w:p>
+            <w:pPr>
+              <w:jc w:val="center"/>
+              <w:rPr>
+                <w:b/>
+                <w:bCs/>
+              </w:rPr>
+            </w:pPr>
+            <w:r>
+              <w:rPr>
+                <w:b/>
+                <w:bCs/>
+              </w:rPr>
+              <w:t>Parameter</w:t>
+            </w:r>
+          </w:p>
+        </w:tc>
+        <w:tc>
+          <w:tcPr>
+            <w:tcW w:w="1982" w:type="dxa"/>
+          </w:tcPr>
+          <w:p>
+            <w:pPr>
+              <w:jc w:val="center"/>
+              <w:rPr>
+                <w:b/>
+                <w:bCs/>
+              </w:rPr>
+            </w:pPr>
+            <w:r>
+              <w:rPr>
+                <w:b/>
+                <w:bCs/>
+              </w:rPr>
+              <w:t>Pasien 1</w:t>
+            </w:r>
+          </w:p>
+        </w:tc>
+        <w:tc>
+          <w:tcPr>
+            <w:tcW w:w="1982" w:type="dxa"/>
+          </w:tcPr>
+          <w:p>
+            <w:pPr>
+              <w:jc w:val="center"/>
+              <w:rPr>
+                <w:b/>
+                <w:bCs/>
+              </w:rPr>
+            </w:pPr>
+            <w:r>
+              <w:rPr>
+                <w:b/>
+                <w:bCs/>
+              </w:rPr>
+              <w:t>Pasien 2</w:t>
+            </w:r>
+          </w:p>
+        </w:tc>
+        <w:tc>
+          <w:tcPr>
+            <w:tcW w:w="1982" w:type="dxa"/>
+          </w:tcPr>
+          <w:p>
+            <w:pPr>
+              <w:jc w:val="center"/>
+              <w:rPr>
+                <w:b/>
+                <w:bCs/>
+              </w:rPr>
+            </w:pPr>
+            <w:r>
+              <w:rPr>
+                <w:b/>
+                <w:bCs/>
+              </w:rPr>
+              <w:t>Pasien 3</w:t>
+            </w:r>
+          </w:p>
+        </w:tc>
+      </w:tr>
+      <w:tr>
+        <w:tc>
+          <w:tcPr>
+            <w:tcW w:w="1982" w:type="dxa"/>
+          </w:tcPr>
+          <w:p>
+            <w:r>
+              <w:t>Usia (tahun)</w:t>
+            </w:r>
+          </w:p>
+        </w:tc>
+        <w:tc>
+          <w:tcPr>
+            <w:tcW w:w="1982" w:type="dxa"/>
+          </w:tcPr>
+          <w:p>
+            <w:pPr>
+              <w:jc w:val="center"/>
+            </w:pPr>
+            <w:r>
+              <w:t>15.83</w:t>
+            </w:r>
+          </w:p>
+        </w:tc>
+        <w:tc>
+          <w:tcPr>
+            <w:tcW w:w="1982" w:type="dxa"/>
+          </w:tcPr>
+          <w:p>
+            <w:pPr>
+              <w:jc w:val="center"/>
+            </w:pPr>
+            <w:r>
+              <w:t>7.07</w:t>
+            </w:r>
+          </w:p>
+        </w:tc>
+        <w:tc>
+          <w:tcPr>
+            <w:tcW w:w="1982" w:type="dxa"/>
+          </w:tcPr>
+          <w:p>
+            <w:pPr>
+              <w:jc w:val="center"/>
+            </w:pPr>
+            <w:r>
+              <w:t>1.42</w:t>
+            </w:r>
+          </w:p>
+        </w:tc>
+      </w:tr>
+      <w:tr>
+        <w:tc>
+          <w:tcPr>
+            <w:tcW w:w="1982" w:type="dxa"/>
+          </w:tcPr>
+          <w:p>
+            <w:r>
+              <w:t>Jenis kelamin</w:t>
+            </w:r>
+          </w:p>
+        </w:tc>
+        <w:tc>
+          <w:tcPr>
+            <w:tcW w:w="1982" w:type="dxa"/>
+          </w:tcPr>
+          <w:p>
+            <w:pPr>
+              <w:jc w:val="center"/>
+            </w:pPr>
+            <w:r>
+              <w:t>Perempuan</w:t>
+            </w:r>
+          </w:p>
+        </w:tc>
+        <w:tc>
+          <w:tcPr>
+            <w:tcW w:w="1982" w:type="dxa"/>
+          </w:tcPr>
+          <w:p>
+            <w:pPr>
+              <w:jc w:val="center"/>
+            </w:pPr>
+            <w:r>
+              <w:t>Perempuan</w:t>
+            </w:r>
+          </w:p>
+        </w:tc>
+        <w:tc>
+          <w:tcPr>
+            <w:tcW w:w="1982" w:type="dxa"/>
+          </w:tcPr>
+          <w:p>
+            <w:pPr>
+              <w:jc w:val="center"/>
+            </w:pPr>
+            <w:r>
+              <w:t>Perempuan</w:t>
+            </w:r>
+          </w:p>
+        </w:tc>
+      </w:tr>
+      <w:tr>
+        <w:tc>
+          <w:tcPr>
+            <w:tcW w:w="1982" w:type="dxa"/>
+          </w:tcPr>
+          <w:p>
+            <w:r>
+              <w:t>Berat badan (kg)</w:t>
+            </w:r>
+          </w:p>
+        </w:tc>
+        <w:tc>
+          <w:tcPr>
+            <w:tcW w:w="1982" w:type="dxa"/>
+          </w:tcPr>
+          <w:p>
+            <w:pPr>
+              <w:jc w:val="center"/>
+            </w:pPr>
+            <w:r>
+              <w:t>47.5</w:t>
+            </w:r>
+          </w:p>
+        </w:tc>
+        <w:tc>
+          <w:tcPr>
+            <w:tcW w:w="1982" w:type="dxa"/>
+          </w:tcPr>
+          <w:p>
+            <w:pPr>
+              <w:jc w:val="center"/>
+            </w:pPr>
+            <w:r>
+              <w:t>18.2</w:t>
+            </w:r>
+          </w:p>
+        </w:tc>
+        <w:tc>
+          <w:tcPr>
+            <w:tcW w:w="1982" w:type="dxa"/>
+          </w:tcPr>
+          <w:p>
+            <w:pPr>
+              <w:jc w:val="center"/>
+            </w:pPr>
+            <w:r>
+              <w:t>8.9</w:t>
+            </w:r>
+          </w:p>
+        </w:tc>
+      </w:tr>
+      <w:tr>
+        <w:tc>
+          <w:tcPr>
+            <w:tcW w:w="1982" w:type="dxa"/>
+          </w:tcPr>
+          <w:p>
+            <w:r>
+              <w:t>Tinggi badan (cm)</w:t>
+            </w:r>
+          </w:p>
+        </w:tc>
+        <w:tc>
+          <w:tcPr>
+            <w:tcW w:w="1982" w:type="dxa"/>
+          </w:tcPr>
+          <w:p>
+            <w:pPr>
+              <w:jc w:val="center"/>
+            </w:pPr>
+            <w:r>
+              <w:t>153</w:t>
+            </w:r>
+          </w:p>
+        </w:tc>
+        <w:tc>
+          <w:tcPr>
+            <w:tcW w:w="1982" w:type="dxa"/>
+          </w:tcPr>
+          <w:p>
+            <w:pPr>
+              <w:jc w:val="center"/>
+            </w:pPr>
+            <w:r>
+              <w:t>119</w:t>
+            </w:r>
+          </w:p>
+        </w:tc>
+        <w:tc>
+          <w:tcPr>
+            <w:tcW w:w="1982" w:type="dxa"/>
+          </w:tcPr>
+          <w:p>
+            <w:pPr>
+              <w:jc w:val="center"/>
+            </w:pPr>
+            <w:r>
+              <w:t>76</w:t>
+            </w:r>
+          </w:p>
+        </w:tc>
+      </w:tr>
+      <w:tr>
+        <w:tc>
+          <w:tcPr>
+            <w:tcW w:w="1982" w:type="dxa"/>
+          </w:tcPr>
+          <w:p>
+            <w:r>
+              <w:t>BSA (m²)</w:t>
+            </w:r>
+          </w:p>
+        </w:tc>
+        <w:tc>
+          <w:tcPr>
+            <w:tcW w:w="1982" w:type="dxa"/>
+          </w:tcPr>
+          <w:p>
+            <w:pPr>
+              <w:jc w:val="center"/>
+            </w:pPr>
+            <w:r>
+              <w:t>1.420</w:t>
+            </w:r>
+          </w:p>
+        </w:tc>
+        <w:tc>
+          <w:tcPr>
+            <w:tcW w:w="1982" w:type="dxa"/>
+          </w:tcPr>
+          <w:p>
+            <w:pPr>
+              <w:jc w:val="center"/>
+            </w:pPr>
+            <w:r>
+              <w:t>0.788</w:t>
+            </w:r>
+          </w:p>
+        </w:tc>
+        <w:tc>
+          <w:tcPr>
+            <w:tcW w:w="1982" w:type="dxa"/>
+          </w:tcPr>
+          <w:p>
+            <w:pPr>
+              <w:jc w:val="center"/>
+            </w:pPr>
+            <w:r>
+              <w:t>0.420</w:t>
+            </w:r>
+          </w:p>
+        </w:tc>
+      </w:tr>
+      <w:tr>
+        <w:tc>
+          <w:tcPr>
+            <w:tcW w:w="1982" w:type="dxa"/>
+          </w:tcPr>
+          <w:p>
+            <w:r>
+              <w:t>Heart rate (bpm)</w:t>
+            </w:r>
+          </w:p>
+        </w:tc>
+        <w:tc>
+          <w:tcPr>
+            <w:tcW w:w="1982" w:type="dxa"/>
+          </w:tcPr>
+          <w:p>
+            <w:pPr>
+              <w:jc w:val="center"/>
+            </w:pPr>
+            <w:r>
+              <w:t>73</w:t>
+            </w:r>
+          </w:p>
+        </w:tc>
+        <w:tc>
+          <w:tcPr>
+            <w:tcW w:w="1982" w:type="dxa"/>
+          </w:tcPr>
+          <w:p>
+            <w:pPr>
+              <w:jc w:val="center"/>
+            </w:pPr>
+            <w:r>
+              <w:t>90</w:t>
+            </w:r>
+          </w:p>
+        </w:tc>
+        <w:tc>
+          <w:tcPr>
+            <w:tcW w:w="1982" w:type="dxa"/>
+          </w:tcPr>
+          <w:p>
+            <w:pPr>
+              <w:jc w:val="center"/>
+            </w:pPr>
+            <w:r>
+              <w:t>132</w:t>
+            </w:r>
+          </w:p>
+        </w:tc>
+      </w:tr>
+      <w:tr>
+        <w:tc>
+          <w:tcPr>
+            <w:tcW w:w="1982" w:type="dxa"/>
+          </w:tcPr>
+          <w:p>
+            <w:r>
+              <w:t>Diameter ASD (mm)</w:t>
+            </w:r>
+          </w:p>
+        </w:tc>
+        <w:tc>
+          <w:tcPr>
+            <w:tcW w:w="1982" w:type="dxa"/>
+          </w:tcPr>
+          <w:p>
+            <w:pPr>
+              <w:jc w:val="center"/>
+            </w:pPr>
+            <w:r>
+              <w:t>22.3</w:t>
+            </w:r>
+          </w:p>
+        </w:tc>
+        <w:tc>
+          <w:tcPr>
+            <w:tcW w:w="1982" w:type="dxa"/>
+          </w:tcPr>
+          <w:p>
+            <w:pPr>
+              <w:jc w:val="center"/>
+            </w:pPr>
+            <w:r>
+              <w:t>19.25</w:t>
+            </w:r>
+          </w:p>
+        </w:tc>
+        <w:tc>
+          <w:tcPr>
+            <w:tcW w:w="1982" w:type="dxa"/>
+          </w:tcPr>
+          <w:p>
+            <w:pPr>
+              <w:jc w:val="center"/>
+            </w:pPr>
+            <w:r>
+              <w:t>17.55</w:t>
+            </w:r>
+          </w:p>
+        </w:tc>
+      </w:tr>
+      <w:tr>
+        <w:tc>
+          <w:tcPr>
+            <w:tcW w:w="1982" w:type="dxa"/>
+          </w:tcPr>
+          <w:p>
+            <w:r>
+              <w:t>Lokasi ASD</w:t>
+            </w:r>
+          </w:p>
+        </w:tc>
+        <w:tc>
+          <w:tcPr>
+            <w:tcW w:w="1982" w:type="dxa"/>
+          </w:tcPr>
+          <w:p>
+            <w:pPr>
+              <w:jc w:val="center"/>
+            </w:pPr>
+            <w:r>
+              <w:t>Secundum large</w:t>
+            </w:r>
+          </w:p>
+        </w:tc>
+        <w:tc>
+          <w:tcPr>
+            <w:tcW w:w="1982" w:type="dxa"/>
+          </w:tcPr>
+          <w:p>
+            <w:pPr>
+              <w:jc w:val="center"/>
+            </w:pPr>
+            <w:r>
+              <w:t>Secundum moderate-large</w:t>
+            </w:r>
+          </w:p>
+        </w:tc>
+        <w:tc>
+          <w:tcPr>
+            <w:tcW w:w="1982" w:type="dxa"/>
+          </w:tcPr>
+          <w:p>
+            <w:pPr>
+              <w:jc w:val="center"/>
+            </w:pPr>
+            <w:r>
+              <w:t>Secundum large</w:t>
+            </w:r>
+          </w:p>
+        </w:tc>
+      </w:tr>
+      <w:tr>
+        <w:tc>
+          <w:tcPr>
+            <w:tcW w:w="1982" w:type="dxa"/>
+          </w:tcPr>
+          <w:p>
+            <w:pPr>
+              <w:rPr>
+                <w:highlight w:val="yellow"/>
+              </w:rPr>
+            </w:pPr>
+            <w:r>
+              <w:rPr>
+                <w:highlight w:val="yellow"/>
+              </w:rPr>
+              <w:t>Mode shunt</w:t>
+            </w:r>
+          </w:p>
+        </w:tc>
+        <w:tc>
+          <w:tcPr>
+            <w:tcW w:w="1982" w:type="dxa"/>
+          </w:tcPr>
+          <w:p>
+            <w:pPr>
+              <w:jc w:val="center"/>
+              <w:rPr>
+                <w:highlight w:val="yellow"/>
+              </w:rPr>
+            </w:pPr>
+            <w:r>
+              <w:rPr>
+                <w:highlight w:val="yellow"/>
+              </w:rPr>
+              <w:t>Linear</w:t>
+            </w:r>
+          </w:p>
+        </w:tc>
+        <w:tc>
+          <w:tcPr>
+            <w:tcW w:w="1982" w:type="dxa"/>
+          </w:tcPr>
+          <w:p>
+            <w:pPr>
+              <w:jc w:val="center"/>
+              <w:rPr>
+                <w:highlight w:val="yellow"/>
+              </w:rPr>
+            </w:pPr>
+            <w:r>
+              <w:rPr>
+                <w:highlight w:val="yellow"/>
+              </w:rPr>
+              <w:t>Orifice</w:t>
+            </w:r>
+          </w:p>
+        </w:tc>
+        <w:tc>
+          <w:tcPr>
+            <w:tcW w:w="1982" w:type="dxa"/>
+          </w:tcPr>
+          <w:p>
+            <w:pPr>
+              <w:jc w:val="center"/>
+              <w:rPr>
+                <w:highlight w:val="yellow"/>
+              </w:rPr>
+            </w:pPr>
+            <w:r>
+              <w:rPr>
+                <w:highlight w:val="yellow"/>
+              </w:rPr>
+              <w:t>Orifice</w:t>
+            </w:r>
+          </w:p>
+        </w:tc>
+      </w:tr>
+      <w:tr>
+        <w:tc>
+          <w:tcPr>
+            <w:tcW w:w="1982" w:type="dxa"/>
+          </w:tcPr>
+          <w:p>
+            <w:r>
+              <w:t>ΔP LA-RA (mmHg)</w:t>
+            </w:r>
+          </w:p>
+        </w:tc>
+        <w:tc>
+          <w:tcPr>
+            <w:tcW w:w="1982" w:type="dxa"/>
+          </w:tcPr>
+          <w:p>
+            <w:pPr>
+              <w:jc w:val="center"/>
+            </w:pPr>
+            <w:r>
+              <w:t>2</w:t>
+            </w:r>
+          </w:p>
+        </w:tc>
+        <w:tc>
+          <w:tcPr>
+            <w:tcW w:w="1982" w:type="dxa"/>
+          </w:tcPr>
+          <w:p>
+            <w:pPr>
+              <w:jc w:val="center"/>
+            </w:pPr>
+            <w:r>
+              <w:t>Tidak tersedia</w:t>
+            </w:r>
+          </w:p>
+        </w:tc>
+        <w:tc>
+          <w:tcPr>
+            <w:tcW w:w="1982" w:type="dxa"/>
+          </w:tcPr>
+          <w:p>
+            <w:pPr>
+              <w:jc w:val="center"/>
+            </w:pPr>
+            <w:r>
+              <w:t>Tidak tersedia</w:t>
+            </w:r>
+          </w:p>
+        </w:tc>
+      </w:tr>
+      <w:tr>
+        <w:tc>
+          <w:tcPr>
+            <w:tcW w:w="1982" w:type="dxa"/>
+          </w:tcPr>
+          <w:p>
+            <w:r>
+              <w:t>SVR (WU)</w:t>
+            </w:r>
+          </w:p>
+        </w:tc>
+        <w:tc>
+          <w:tcPr>
+            <w:tcW w:w="1982" w:type="dxa"/>
+          </w:tcPr>
+          <w:p>
+            <w:pPr>
+              <w:jc w:val="center"/>
+            </w:pPr>
+            <w:r>
+              <w:t>21.43*</w:t>
+            </w:r>
+          </w:p>
+        </w:tc>
+        <w:tc>
+          <w:tcPr>
+            <w:tcW w:w="1982" w:type="dxa"/>
+          </w:tcPr>
+          <w:p>
+            <w:pPr>
+              <w:jc w:val="center"/>
+            </w:pPr>
+            <w:r>
+              <w:t>Tidak tersedia</w:t>
+            </w:r>
+          </w:p>
+        </w:tc>
+        <w:tc>
+          <w:tcPr>
+            <w:tcW w:w="1982" w:type="dxa"/>
+          </w:tcPr>
+          <w:p>
+            <w:pPr>
+              <w:jc w:val="center"/>
+            </w:pPr>
+            <w:r>
+              <w:t>Tidak tersedia</w:t>
+            </w:r>
+          </w:p>
+        </w:tc>
+      </w:tr>
+      <w:tr>
+        <w:tc>
+          <w:tcPr>
+            <w:tcW w:w="1982" w:type="dxa"/>
+          </w:tcPr>
+          <w:p>
+            <w:r>
+              <w:lastRenderedPageBreak/>
+              <w:t>PVR (WU)</w:t>
+            </w:r>
+          </w:p>
+        </w:tc>
+        <w:tc>
+          <w:tcPr>
+            <w:tcW w:w="1982" w:type="dxa"/>
+          </w:tcPr>
+          <w:p>
+            <w:pPr>
+              <w:jc w:val="center"/>
+            </w:pPr>
+            <w:r>
+              <w:t>2.25*</w:t>
+            </w:r>
+          </w:p>
+        </w:tc>
+        <w:tc>
+          <w:tcPr>
+            <w:tcW w:w="1982" w:type="dxa"/>
+          </w:tcPr>
+          <w:p>
+            <w:pPr>
+              <w:jc w:val="center"/>
+            </w:pPr>
+            <w:r>
+              <w:t>Tidak tersedia</w:t>
+            </w:r>
+          </w:p>
+        </w:tc>
+        <w:tc>
+          <w:tcPr>
+            <w:tcW w:w="1982" w:type="dxa"/>
+          </w:tcPr>
+          <w:p>
+            <w:pPr>
+              <w:jc w:val="center"/>
+            </w:pPr>
+            <w:r>
+              <w:t>Tidak tersedia</w:t>
+            </w:r>
+          </w:p>
+        </w:tc>
+      </w:tr>
+      <w:tr>
+        <w:tc>
+          <w:tcPr>
+            <w:tcW w:w="1982" w:type="dxa"/>
+          </w:tcPr>
+          <w:p>
+            <w:r>
+              <w:t>Riwayat operasi</w:t>
+            </w:r>
+          </w:p>
+        </w:tc>
+        <w:tc>
+          <w:tcPr>
+            <w:tcW w:w="1982" w:type="dxa"/>
+          </w:tcPr>
+          <w:p>
+            <w:pPr>
+              <w:jc w:val="center"/>
+            </w:pPr>
+            <w:r>
+              <w:t>Kateterisasi diagnosis tanpa penutupan</w:t>
+            </w:r>
+            <w:r>
+              <w:t xml:space="preserve"> </w:t>
+            </w:r>
+          </w:p>
+          <w:p>
+            <w:pPr>
+              <w:jc w:val="center"/>
+            </w:pPr>
+            <w:r>
+              <w:t>(rim tipis)</w:t>
+            </w:r>
+          </w:p>
+        </w:tc>
+        <w:tc>
+          <w:tcPr>
+            <w:tcW w:w="1982" w:type="dxa"/>
+          </w:tcPr>
+          <w:p>
+            <w:pPr>
+              <w:jc w:val="center"/>
+            </w:pPr>
+            <w:r>
+              <w:t>Closure</w:t>
+            </w:r>
+          </w:p>
+        </w:tc>
+        <w:tc>
+          <w:tcPr>
+            <w:tcW w:w="1982" w:type="dxa"/>
+          </w:tcPr>
+          <w:p>
+            <w:pPr>
+              <w:jc w:val="center"/>
+            </w:pPr>
+            <w:r>
+              <w:t>Closure</w:t>
+            </w:r>
+          </w:p>
+        </w:tc>
+      </w:tr>
+    </w:tbl>
+    <w:p/>
+    <w:p>
+      <w:pPr>
+        <w:pStyle w:val="Heading2"/>
+        <w:numPr>
+          <w:ilvl w:val="2"/>
+          <w:numId w:val="1"/>
+        </w:numPr>
+      </w:pPr>
+      <w:r>
+        <w:t>Data</w:t>
+      </w:r>
+      <w:r>
+        <w:t xml:space="preserve"> Target Hemodinamik</w:t>
+      </w:r>
+    </w:p>
+    <w:p>
+      <w:pPr>
+        <w:ind w:firstLine="720"/>
+      </w:pPr>
+      <w:r>
+        <w:t>Untuk merekonstruksi kondisi hemodinamik spesifik-pasien secara komputasional, data rekam medis pasien diekstraksi dan dipilah menjadi parameter target simulasi. Dalam penelitian ini, target hemodinamik diklasifikasikan menjadi dua tingkatan (</w:t>
+      </w:r>
+      <w:r>
+        <w:rPr>
+          <w:i/>
+          <w:iCs/>
+        </w:rPr>
+        <w:t>target tiers</w:t>
+      </w:r>
+      <w:r>
+        <w:t>) berdasarkan peran dan signifikansinya dalam proses optimasi:</w:t>
+      </w:r>
+    </w:p>
+    <w:p>
+      <w:pPr>
+        <w:pStyle w:val="ListParagraph"/>
+        <w:numPr>
+          <w:ilvl w:val="6"/>
+          <w:numId w:val="1"/>
+        </w:numPr>
+        <w:ind w:left="426"/>
+      </w:pPr>
+      <w:r>
+        <w:t>Target Primer (</w:t>
+      </w:r>
+      <w:r>
+        <w:rPr>
+          <w:i/>
+          <w:iCs/>
+        </w:rPr>
+        <w:t>Hard Primary Target</w:t>
+      </w:r>
+      <w:r>
+        <w:t>)</w:t>
+      </w:r>
+    </w:p>
+    <w:p>
+      <w:pPr>
+        <w:pStyle w:val="ListParagraph"/>
+        <w:ind w:left="426" w:firstLine="294"/>
+      </w:pPr>
+      <w:r>
+        <w:t>Terdiri dari nilai tekanan rata-rata kardiovaskular (</w:t>
+      </w:r>
+      <w:r>
+        <w:rPr>
+          <w:i/>
+          <w:iCs/>
+        </w:rPr>
+        <w:t>mean pressures</w:t>
+      </w:r>
+      <w:r>
+        <w:t>) dan rasio aliran darah (Qp/Qs). Target ini bersifat absolut dan direpresentasikan ke dalam fungsi objektif (cost function) utama untuk meminimalisasi Root Mean Square Relative Error (RMSRE).</w:t>
+      </w:r>
+    </w:p>
+    <w:p>
+      <w:pPr>
+        <w:pStyle w:val="ListParagraph"/>
+        <w:numPr>
+          <w:ilvl w:val="6"/>
+          <w:numId w:val="1"/>
+        </w:numPr>
+        <w:ind w:left="426"/>
+      </w:pPr>
+      <w:r>
+        <w:t>Target Sekunder (</w:t>
+      </w:r>
+      <w:r>
+        <w:rPr>
+          <w:i/>
+          <w:iCs/>
+        </w:rPr>
+        <w:t>Soft Secondary Guard</w:t>
+      </w:r>
+      <w:r>
+        <w:t>)</w:t>
+      </w:r>
+    </w:p>
+    <w:p>
+      <w:pPr>
+        <w:pStyle w:val="ListParagraph"/>
+        <w:ind w:left="426" w:firstLine="294"/>
+      </w:pPr>
+      <w:r>
+        <w:t xml:space="preserve">Terdiri dari tekanan ekstremum (sistolik dan diastolik). Metrik ini berperan sebagai penjaga numerik untuk memastikan bahwa meskipun tekanan rata-rata sudah tercapai, bentuk </w:t>
+      </w:r>
+      <w:r>
+        <w:rPr>
+          <w:i/>
+          <w:iCs/>
+        </w:rPr>
+        <w:t>wavefor</w:t>
+      </w:r>
+      <w:r>
+        <w:rPr>
+          <w:i/>
+          <w:iCs/>
+        </w:rPr>
+        <w:t>m</w:t>
+      </w:r>
+      <w:r>
+        <w:t xml:space="preserve"> </w:t>
+      </w:r>
+      <w:r>
+        <w:t>yang dihasilkan oleh pemodelan mekanika ruang jantung (</w:t>
+      </w:r>
+      <w:r>
+        <w:rPr>
+          <w:i/>
+          <w:iCs/>
+        </w:rPr>
+        <w:t>time-varying elastance</w:t>
+      </w:r>
+      <w:r>
+        <w:t>) tetap berada dalam rentang fisiologis yang masuk akal.</w:t>
+      </w:r>
+    </w:p>
+    <w:p>
+      <w:r>
+        <w:t>Rincian nilai target hemodinamik primer dan sekunder untuk ketiga pasien disajikan pada Tabel 4.2.</w:t>
+      </w:r>
+    </w:p>
+    <w:p>
+      <w:pPr>
+        <w:pStyle w:val="Caption"/>
+        <w:keepNext/>
+      </w:pPr>
+      <w:r>
+        <w:t>Tabel 4.2. Target Hemodinamik Primer dan Sekunder Pasien</w:t>
+      </w:r>
+    </w:p>
+    <w:tbl>
+      <w:tblPr>
+        <w:tblStyle w:val="TableGrid"/>
+        <w:tblW w:w="0" w:type="auto"/>
+        <w:tblLook w:val="04A0" w:firstRow="1" w:lastRow="0" w:firstColumn="1" w:lastColumn="0" w:noHBand="0" w:noVBand="1"/>
+      </w:tblPr>
+      <w:tblGrid>
+        <w:gridCol w:w="1982"/>
+        <w:gridCol w:w="1982"/>
+        <w:gridCol w:w="1982"/>
+        <w:gridCol w:w="1982"/>
+      </w:tblGrid>
+      <w:tr>
+        <w:tc>
+          <w:tcPr>
+            <w:tcW w:w="1982" w:type="dxa"/>
+          </w:tcPr>
+          <w:p>
+            <w:pPr>
+              <w:jc w:val="center"/>
+              <w:rPr>
+                <w:b/>
+                <w:bCs/>
+              </w:rPr>
+            </w:pPr>
+            <w:r>
+              <w:rPr>
+                <w:b/>
+                <w:bCs/>
+              </w:rPr>
+              <w:t>Metrik</w:t>
+            </w:r>
+          </w:p>
+        </w:tc>
+        <w:tc>
+          <w:tcPr>
+            <w:tcW w:w="1982" w:type="dxa"/>
+          </w:tcPr>
+          <w:p>
+            <w:pPr>
+              <w:jc w:val="center"/>
+              <w:rPr>
+                <w:b/>
+                <w:bCs/>
+              </w:rPr>
+            </w:pPr>
+            <w:r>
+              <w:rPr>
+                <w:b/>
+                <w:bCs/>
+              </w:rPr>
+              <w:t>Pasien 1</w:t>
+            </w:r>
+          </w:p>
+        </w:tc>
+        <w:tc>
+          <w:tcPr>
+            <w:tcW w:w="1982" w:type="dxa"/>
+          </w:tcPr>
+          <w:p>
+            <w:pPr>
+              <w:jc w:val="center"/>
+              <w:rPr>
+                <w:b/>
+                <w:bCs/>
+              </w:rPr>
+            </w:pPr>
+            <w:r>
+              <w:rPr>
+                <w:b/>
+                <w:bCs/>
+              </w:rPr>
+              <w:t>Pasien 2</w:t>
+            </w:r>
+          </w:p>
+        </w:tc>
+        <w:tc>
+          <w:tcPr>
+            <w:tcW w:w="1982" w:type="dxa"/>
+          </w:tcPr>
+          <w:p>
+            <w:pPr>
+              <w:jc w:val="center"/>
+              <w:rPr>
+                <w:b/>
+                <w:bCs/>
+              </w:rPr>
+            </w:pPr>
+            <w:r>
+              <w:rPr>
+                <w:b/>
+                <w:bCs/>
+              </w:rPr>
+              <w:t>Pasien 3</w:t>
+            </w:r>
+          </w:p>
+        </w:tc>
+      </w:tr>
+      <w:tr>
+        <w:tc>
+          <w:tcPr>
+            <w:tcW w:w="1982" w:type="dxa"/>
+          </w:tcPr>
+          <w:p>
+            <w:r>
+              <w:t>Qp/Qs</w:t>
+            </w:r>
+          </w:p>
+        </w:tc>
+        <w:tc>
+          <w:tcPr>
+            <w:tcW w:w="1982" w:type="dxa"/>
+          </w:tcPr>
+          <w:p>
+            <w:pPr>
+              <w:jc w:val="center"/>
+            </w:pPr>
+            <w:r>
+              <w:t>Primary (2.34)</w:t>
+            </w:r>
+          </w:p>
+        </w:tc>
+        <w:tc>
+          <w:tcPr>
+            <w:tcW w:w="1982" w:type="dxa"/>
+          </w:tcPr>
+          <w:p>
+            <w:pPr>
+              <w:jc w:val="center"/>
+            </w:pPr>
+            <w:r>
+              <w:t>Primary (3.79)</w:t>
+            </w:r>
+          </w:p>
+        </w:tc>
+        <w:tc>
+          <w:tcPr>
+            <w:tcW w:w="1982" w:type="dxa"/>
+          </w:tcPr>
+          <w:p>
+            <w:pPr>
+              <w:jc w:val="center"/>
+            </w:pPr>
+            <w:r>
+              <w:t>Tidak tersedia</w:t>
+            </w:r>
+          </w:p>
+        </w:tc>
+      </w:tr>
+      <w:tr>
+        <w:tc>
+          <w:tcPr>
+            <w:tcW w:w="1982" w:type="dxa"/>
+          </w:tcPr>
+          <w:p>
+            <w:r>
+              <w:t>Qp (L/min)</w:t>
+            </w:r>
+          </w:p>
+        </w:tc>
+        <w:tc>
+          <w:tcPr>
+            <w:tcW w:w="1982" w:type="dxa"/>
+          </w:tcPr>
+          <w:p>
+            <w:pPr>
+              <w:jc w:val="center"/>
+            </w:pPr>
+            <w:r>
+              <w:t>Primary (7.54)</w:t>
+            </w:r>
+          </w:p>
+        </w:tc>
+        <w:tc>
+          <w:tcPr>
+            <w:tcW w:w="1982" w:type="dxa"/>
+          </w:tcPr>
+          <w:p>
+            <w:pPr>
+              <w:jc w:val="center"/>
+            </w:pPr>
+            <w:r>
+              <w:t>Primary (12.27)</w:t>
+            </w:r>
+          </w:p>
+        </w:tc>
+        <w:tc>
+          <w:tcPr>
+            <w:tcW w:w="1982" w:type="dxa"/>
+          </w:tcPr>
+          <w:p>
+            <w:pPr>
+              <w:jc w:val="center"/>
+            </w:pPr>
+            <w:r>
+              <w:t>Tidak tersedia</w:t>
+            </w:r>
+          </w:p>
+        </w:tc>
+      </w:tr>
+      <w:tr>
+        <w:tc>
+          <w:tcPr>
+            <w:tcW w:w="1982" w:type="dxa"/>
+          </w:tcPr>
+          <w:p>
+            <w:r>
+              <w:lastRenderedPageBreak/>
+              <w:t>Qs (L/min)</w:t>
+            </w:r>
+          </w:p>
+        </w:tc>
+        <w:tc>
+          <w:tcPr>
+            <w:tcW w:w="1982" w:type="dxa"/>
+          </w:tcPr>
+          <w:p>
+            <w:pPr>
+              <w:jc w:val="center"/>
+            </w:pPr>
+            <w:r>
+              <w:t>Primary (3.22)</w:t>
+            </w:r>
+          </w:p>
+        </w:tc>
+        <w:tc>
+          <w:tcPr>
+            <w:tcW w:w="1982" w:type="dxa"/>
+          </w:tcPr>
+          <w:p>
+            <w:pPr>
+              <w:jc w:val="center"/>
+            </w:pPr>
+            <w:r>
+              <w:t>Primary (3.23)</w:t>
+            </w:r>
+          </w:p>
+        </w:tc>
+        <w:tc>
+          <w:tcPr>
+            <w:tcW w:w="1982" w:type="dxa"/>
+          </w:tcPr>
+          <w:p>
+            <w:pPr>
+              <w:jc w:val="center"/>
+            </w:pPr>
+            <w:r>
+              <w:t>Tidak tersedia</w:t>
+            </w:r>
+          </w:p>
+        </w:tc>
+      </w:tr>
+      <w:tr>
+        <w:tc>
+          <w:tcPr>
+            <w:tcW w:w="1982" w:type="dxa"/>
+          </w:tcPr>
+          <w:p>
+            <w:r>
+              <w:t>MAP (mmHg)</w:t>
+            </w:r>
+          </w:p>
+        </w:tc>
+        <w:tc>
+          <w:tcPr>
+            <w:tcW w:w="1982" w:type="dxa"/>
+          </w:tcPr>
+          <w:p>
+            <w:pPr>
+              <w:jc w:val="center"/>
+            </w:pPr>
+            <w:r>
+              <w:t>Primary (75)</w:t>
+            </w:r>
+          </w:p>
+        </w:tc>
+        <w:tc>
+          <w:tcPr>
+            <w:tcW w:w="1982" w:type="dxa"/>
+          </w:tcPr>
+          <w:p>
+            <w:pPr>
+              <w:jc w:val="center"/>
+            </w:pPr>
+            <w:r>
+              <w:t>Primary (90)</w:t>
+            </w:r>
+          </w:p>
+        </w:tc>
+        <w:tc>
+          <w:tcPr>
+            <w:tcW w:w="1982" w:type="dxa"/>
+          </w:tcPr>
+          <w:p>
+            <w:pPr>
+              <w:jc w:val="center"/>
+            </w:pPr>
+            <w:r>
+              <w:t>Primary (104)</w:t>
+            </w:r>
+          </w:p>
+        </w:tc>
+      </w:tr>
+      <w:tr>
+        <w:tc>
+          <w:tcPr>
+            <w:tcW w:w="1982" w:type="dxa"/>
+          </w:tcPr>
+          <w:p>
+            <w:r>
+              <w:t>PAP_mean (mmHg)</w:t>
+            </w:r>
+          </w:p>
+        </w:tc>
+        <w:tc>
+          <w:tcPr>
+            <w:tcW w:w="1982" w:type="dxa"/>
+          </w:tcPr>
+          <w:p>
+            <w:pPr>
+              <w:jc w:val="center"/>
+            </w:pPr>
+            <w:r>
+              <w:t>Primary (25)</w:t>
+            </w:r>
+          </w:p>
+        </w:tc>
+        <w:tc>
+          <w:tcPr>
+            <w:tcW w:w="1982" w:type="dxa"/>
+          </w:tcPr>
+          <w:p>
+            <w:pPr>
+              <w:jc w:val="center"/>
+            </w:pPr>
+            <w:r>
+              <w:t>Primary (23)</w:t>
+            </w:r>
+          </w:p>
+        </w:tc>
+        <w:tc>
+          <w:tcPr>
+            <w:tcW w:w="1982" w:type="dxa"/>
+          </w:tcPr>
+          <w:p>
+            <w:pPr>
+              <w:jc w:val="center"/>
+            </w:pPr>
+            <w:r>
+              <w:t>Primary (15.5)</w:t>
+            </w:r>
+          </w:p>
+        </w:tc>
+      </w:tr>
+      <w:tr>
+        <w:tc>
+          <w:tcPr>
+            <w:tcW w:w="1982" w:type="dxa"/>
+          </w:tcPr>
+          <w:p>
+            <w:r>
+              <w:t>LAP_mean (mmHg)</w:t>
+            </w:r>
+          </w:p>
+        </w:tc>
+        <w:tc>
+          <w:tcPr>
+            <w:tcW w:w="1982" w:type="dxa"/>
+          </w:tcPr>
+          <w:p>
+            <w:pPr>
+              <w:jc w:val="center"/>
+            </w:pPr>
+            <w:r>
+              <w:t>Primary (8)</w:t>
+            </w:r>
+          </w:p>
+        </w:tc>
+        <w:tc>
+          <w:tcPr>
+            <w:tcW w:w="1982" w:type="dxa"/>
+          </w:tcPr>
+          <w:p>
+            <w:pPr>
+              <w:jc w:val="center"/>
+            </w:pPr>
+            <w:r>
+              <w:t>Primary (14)</w:t>
+            </w:r>
+          </w:p>
+        </w:tc>
+        <w:tc>
+          <w:tcPr>
+            <w:tcW w:w="1982" w:type="dxa"/>
+          </w:tcPr>
+          <w:p>
+            <w:pPr>
+              <w:jc w:val="center"/>
+            </w:pPr>
+            <w:r>
+              <w:t>Tidak tersedia</w:t>
+            </w:r>
+          </w:p>
+        </w:tc>
+      </w:tr>
+      <w:tr>
+        <w:tc>
+          <w:tcPr>
+            <w:tcW w:w="1982" w:type="dxa"/>
+          </w:tcPr>
+          <w:p>
+            <w:r>
+              <w:t>RAP_mean (mmHg)</w:t>
+            </w:r>
+          </w:p>
+        </w:tc>
+        <w:tc>
+          <w:tcPr>
+            <w:tcW w:w="1982" w:type="dxa"/>
+          </w:tcPr>
+          <w:p>
+            <w:pPr>
+              <w:jc w:val="center"/>
+            </w:pPr>
+            <w:r>
+              <w:t>Primary (6)</w:t>
+            </w:r>
+          </w:p>
+        </w:tc>
+        <w:tc>
+          <w:tcPr>
+            <w:tcW w:w="1982" w:type="dxa"/>
+          </w:tcPr>
+          <w:p>
+            <w:pPr>
+              <w:jc w:val="center"/>
+            </w:pPr>
+            <w:r>
+              <w:t>Tidak tersedia</w:t>
+            </w:r>
+          </w:p>
+        </w:tc>
+        <w:tc>
+          <w:tcPr>
+            <w:tcW w:w="1982" w:type="dxa"/>
+          </w:tcPr>
+          <w:p>
+            <w:pPr>
+              <w:jc w:val="center"/>
+            </w:pPr>
+            <w:r>
+              <w:t>Tidak tersedia</w:t>
+            </w:r>
+          </w:p>
+        </w:tc>
+      </w:tr>
+      <w:tr>
+        <w:tc>
+          <w:tcPr>
+            <w:tcW w:w="1982" w:type="dxa"/>
+          </w:tcPr>
+          <w:p>
+            <w:r>
+              <w:t>SBP/DBP (mmHg)</w:t>
+            </w:r>
+          </w:p>
+        </w:tc>
+        <w:tc>
+          <w:tcPr>
+            <w:tcW w:w="1982" w:type="dxa"/>
+          </w:tcPr>
+          <w:p>
+            <w:pPr>
+              <w:jc w:val="center"/>
+            </w:pPr>
+            <w:r>
+              <w:t>Secondary guard</w:t>
+            </w:r>
+          </w:p>
+        </w:tc>
+        <w:tc>
+          <w:tcPr>
+            <w:tcW w:w="1982" w:type="dxa"/>
+          </w:tcPr>
+          <w:p>
+            <w:pPr>
+              <w:jc w:val="center"/>
+            </w:pPr>
+            <w:r>
+              <w:t>Secondary guard</w:t>
+            </w:r>
+          </w:p>
+        </w:tc>
+        <w:tc>
+          <w:tcPr>
+            <w:tcW w:w="1982" w:type="dxa"/>
+          </w:tcPr>
+          <w:p>
+            <w:pPr>
+              <w:jc w:val="center"/>
+            </w:pPr>
+            <w:r>
+              <w:t>Secondary guard</w:t>
+            </w:r>
+          </w:p>
+        </w:tc>
+      </w:tr>
+      <w:tr>
+        <w:tc>
+          <w:tcPr>
+            <w:tcW w:w="1982" w:type="dxa"/>
+          </w:tcPr>
+          <w:p>
+            <w:r>
+              <w:t>PAP_sys/dia (mmHg)</w:t>
+            </w:r>
+          </w:p>
+        </w:tc>
+        <w:tc>
+          <w:tcPr>
+            <w:tcW w:w="1982" w:type="dxa"/>
+          </w:tcPr>
+          <w:p>
+            <w:pPr>
+              <w:jc w:val="center"/>
+            </w:pPr>
+            <w:r>
+              <w:t>Secondary guard</w:t>
+            </w:r>
+          </w:p>
+        </w:tc>
+        <w:tc>
+          <w:tcPr>
+            <w:tcW w:w="1982" w:type="dxa"/>
+          </w:tcPr>
+          <w:p>
+            <w:pPr>
+              <w:jc w:val="center"/>
+            </w:pPr>
+            <w:r>
+              <w:t>Secondary guard</w:t>
+            </w:r>
+          </w:p>
+        </w:tc>
+        <w:tc>
+          <w:tcPr>
+            <w:tcW w:w="1982" w:type="dxa"/>
+          </w:tcPr>
+          <w:p>
+            <w:pPr>
+              <w:jc w:val="center"/>
+            </w:pPr>
+            <w:r>
+              <w:t>Secondary guard</w:t>
+            </w:r>
+          </w:p>
+        </w:tc>
+      </w:tr>
+      <w:tr>
+        <w:tc>
+          <w:tcPr>
+            <w:tcW w:w="1982" w:type="dxa"/>
+          </w:tcPr>
+          <w:p>
+            <w:r>
+              <w:t>ΔP LA-RA (mmHg)</w:t>
+            </w:r>
+          </w:p>
+        </w:tc>
+        <w:tc>
+          <w:tcPr>
+            <w:tcW w:w="1982" w:type="dxa"/>
+          </w:tcPr>
+          <w:p>
+            <w:pPr>
+              <w:jc w:val="center"/>
+            </w:pPr>
+            <w:r>
+              <w:t>Derived guard</w:t>
+            </w:r>
+          </w:p>
+        </w:tc>
+        <w:tc>
+          <w:tcPr>
+            <w:tcW w:w="1982" w:type="dxa"/>
+          </w:tcPr>
+          <w:p>
+            <w:pPr>
+              <w:jc w:val="center"/>
+            </w:pPr>
+            <w:r>
+              <w:t>Tidak tersedia</w:t>
+            </w:r>
+          </w:p>
+        </w:tc>
+        <w:tc>
+          <w:tcPr>
+            <w:tcW w:w="1982" w:type="dxa"/>
+          </w:tcPr>
+          <w:p>
+            <w:pPr>
+              <w:jc w:val="center"/>
+            </w:pPr>
+            <w:r>
+              <w:t>Tidak tersedia</w:t>
+            </w:r>
+          </w:p>
+        </w:tc>
+      </w:tr>
+      <w:tr>
+        <w:tc>
+          <w:tcPr>
+            <w:tcW w:w="1982" w:type="dxa"/>
+          </w:tcPr>
+          <w:p>
+            <w:r>
+              <w:t>Q_ASD (L/min)</w:t>
+            </w:r>
+          </w:p>
+        </w:tc>
+        <w:tc>
+          <w:tcPr>
+            <w:tcW w:w="1982" w:type="dxa"/>
+          </w:tcPr>
+          <w:p>
+            <w:pPr>
+              <w:jc w:val="center"/>
+            </w:pPr>
+            <w:r>
+              <w:t>Derived comparison</w:t>
+            </w:r>
+          </w:p>
+        </w:tc>
+        <w:tc>
+          <w:tcPr>
+            <w:tcW w:w="1982" w:type="dxa"/>
+          </w:tcPr>
+          <w:p>
+            <w:pPr>
+              <w:jc w:val="center"/>
+            </w:pPr>
+            <w:r>
+              <w:t>Derived comparison</w:t>
+            </w:r>
+          </w:p>
+        </w:tc>
+        <w:tc>
+          <w:tcPr>
+            <w:tcW w:w="1982" w:type="dxa"/>
+          </w:tcPr>
+          <w:p>
+            <w:pPr>
+              <w:jc w:val="center"/>
+            </w:pPr>
+            <w:r>
+              <w:t>Tidak tersedia</w:t>
+            </w:r>
+          </w:p>
+        </w:tc>
+      </w:tr>
+      <w:tr>
+        <w:tc>
+          <w:tcPr>
+            <w:tcW w:w="1982" w:type="dxa"/>
+          </w:tcPr>
+          <w:p>
+            <w:r>
+              <w:t>LVEDV/LVESV/</w:t>
+            </w:r>
+          </w:p>
+          <w:p>
+            <w:r>
+              <w:t>RVEDV/RVESV</w:t>
+            </w:r>
+          </w:p>
+        </w:tc>
+        <w:tc>
+          <w:tcPr>
+            <w:tcW w:w="1982" w:type="dxa"/>
+          </w:tcPr>
+          <w:p>
+            <w:pPr>
+              <w:jc w:val="center"/>
+            </w:pPr>
+            <w:r>
+              <w:t>Prediction-only</w:t>
+            </w:r>
+          </w:p>
+        </w:tc>
+        <w:tc>
+          <w:tcPr>
+            <w:tcW w:w="1982" w:type="dxa"/>
+          </w:tcPr>
+          <w:p>
+            <w:pPr>
+              <w:jc w:val="center"/>
+            </w:pPr>
+            <w:r>
+              <w:t>Prediction-only</w:t>
+            </w:r>
+          </w:p>
+        </w:tc>
+        <w:tc>
+          <w:tcPr>
+            <w:tcW w:w="1982" w:type="dxa"/>
+          </w:tcPr>
+          <w:p>
+            <w:pPr>
+              <w:jc w:val="center"/>
+            </w:pPr>
+            <w:r>
+              <w:t>Prediction-only</w:t>
+            </w:r>
+          </w:p>
+        </w:tc>
+      </w:tr>
+      <w:tr>
+        <w:tc>
+          <w:tcPr>
+            <w:tcW w:w="1982" w:type="dxa"/>
+          </w:tcPr>
+          <w:p>
+            <w:r>
+              <w:t>LVEF/RVEF</w:t>
+            </w:r>
+          </w:p>
+        </w:tc>
+        <w:tc>
+          <w:tcPr>
+            <w:tcW w:w="1982" w:type="dxa"/>
+          </w:tcPr>
+          <w:p>
+            <w:pPr>
+              <w:jc w:val="center"/>
+            </w:pPr>
+            <w:r>
+              <w:t>Prediction-only</w:t>
+            </w:r>
+          </w:p>
+        </w:tc>
+        <w:tc>
+          <w:tcPr>
+            <w:tcW w:w="1982" w:type="dxa"/>
+          </w:tcPr>
+          <w:p>
+            <w:pPr>
+              <w:jc w:val="center"/>
+            </w:pPr>
+            <w:r>
+              <w:t>Prediction-only</w:t>
+            </w:r>
+          </w:p>
+        </w:tc>
+        <w:tc>
+          <w:tcPr>
+            <w:tcW w:w="1982" w:type="dxa"/>
+          </w:tcPr>
+          <w:p>
+            <w:pPr>
+              <w:jc w:val="center"/>
+            </w:pPr>
+            <w:r>
+              <w:t>Prediction-only</w:t>
+            </w:r>
+          </w:p>
+        </w:tc>
+      </w:tr>
+      <w:tr>
+        <w:tc>
+          <w:tcPr>
+            <w:tcW w:w="1982" w:type="dxa"/>
+          </w:tcPr>
+          <w:p>
+            <w:r>
+              <w:t>SVR/PVR</w:t>
+            </w:r>
+          </w:p>
+        </w:tc>
+        <w:tc>
+          <w:tcPr>
+            <w:tcW w:w="1982" w:type="dxa"/>
+          </w:tcPr>
+          <w:p>
+            <w:pPr>
+              <w:jc w:val="center"/>
+            </w:pPr>
+            <w:r>
+              <w:t>Prediction-only</w:t>
+            </w:r>
+          </w:p>
+        </w:tc>
+        <w:tc>
+          <w:tcPr>
+            <w:tcW w:w="1982" w:type="dxa"/>
+          </w:tcPr>
+          <w:p>
+            <w:pPr>
+              <w:jc w:val="center"/>
+            </w:pPr>
+            <w:r>
+              <w:t>Prediction-only</w:t>
+            </w:r>
+          </w:p>
+        </w:tc>
+        <w:tc>
+          <w:tcPr>
+            <w:tcW w:w="1982" w:type="dxa"/>
+          </w:tcPr>
+          <w:p>
+            <w:pPr>
+              <w:jc w:val="center"/>
+            </w:pPr>
+            <w:r>
+              <w:t>Prediction-only</w:t>
+            </w:r>
+          </w:p>
+        </w:tc>
+      </w:tr>
+    </w:tbl>
+    <w:p/>
+    <w:p>
+      <w:r>
+        <w:t>Hdhhdhd</w:t>
+      </w:r>
+      <w:r>
+        <w:t xml:space="preserve"> data yang dijadikan target // </w:t>
+      </w:r>
+      <w:r>
+        <w:t>Tabel target klinis yang akan dikejar oleh optimizer (Primary: Tekanan rata-rata, Qp/Qs. Secondary: Tekanan sistolik/diastolik).</w:t>
+      </w:r>
+    </w:p>
+    <w:p>
+      <w:r>
+        <w:t>Sumber File:</w:t>
+      </w:r>
+    </w:p>
+    <w:p>
+      <w:r>
+        <w:lastRenderedPageBreak/>
+        <w:t>Buka file results/tables/asd_target_tiers_20260529_085731.xlsx.</w:t>
+      </w:r>
+    </w:p>
+    <w:p>
+      <w:r>
+        <w:t>File ini berisi daftar lengkap metrik apa yang dijadikan hard_primary dan soft_secondary_guard untuk pasien. Tinggal copy-paste dan rapikan format tabelnya untuk draf Word.</w:t>
+      </w:r>
+    </w:p>
+    <w:p>
+      <w:pPr>
+        <w:pStyle w:val="Heading2"/>
+        <w:numPr>
+          <w:ilvl w:val="2"/>
+          <w:numId w:val="1"/>
+        </w:numPr>
+      </w:pPr>
+      <w:r>
+        <w:t>A</w:t>
+      </w:r>
+      <w:r>
+        <w:t>nalisis Keterbatasan Data</w:t>
+      </w:r>
+    </w:p>
+    <w:p>
+      <w:pPr>
+        <w:ind w:firstLine="720"/>
+      </w:pPr>
+      <w:r>
+        <w:t>T</w:t>
+      </w:r>
+      <w:r>
+        <w:t>antangan utama dalam personalisasi model kardiovaskular </w:t>
+      </w:r>
+      <w:r>
+        <w:rPr>
+          <w:i/>
+          <w:iCs/>
+        </w:rPr>
+        <w:t>lumped-parameter</w:t>
+      </w:r>
+      <w:r>
+        <w:t> (0D) secara retrospektif adalah tingginya ketergantungan pada pengukuran invasif yang seringkali tidak lengkap direkam secara klinis</w:t>
+      </w:r>
+      <w:sdt>
+        <w:sdtPr>
+          <w:rPr>
+            <w:color w:val="000000"/>
+          </w:rPr>
+          <w:tag w:val="MENDELEY_CITATION_v3_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"/>
+          <w:id w:val="-740325642"/>
+          <w:placeholder>
+            <w:docPart w:val="DefaultPlaceholder_-1854013440"/>
+          </w:placeholder>
+        </w:sdtPr>
+        <w:sdtContent>
+          <w:r>
+            <w:rPr>
+              <w:color w:val="000000"/>
+            </w:rPr>
+            <w:t xml:space="preserve"> </w:t>
+          </w:r>
+          <w:r>
+            <w:rPr>
+              <w:color w:val="000000"/>
+            </w:rPr>
+            <w:t>[32]</w:t>
+          </w:r>
+        </w:sdtContent>
+      </w:sdt>
+      <w:r>
+        <w:t xml:space="preserve">. Keterbatasan ketersediaan data klinis ini sejalan dengan yang diamati pada ketiga subjek pasien penelitian ini, di mana tidak ada satupun rekam medis tunggal yang memiliki profil hemodinamik invasif dan morfologis yang </w:t>
+      </w:r>
+      <w:r>
+        <w:t>lengkap.</w:t>
+      </w:r>
+    </w:p>
+    <w:p>
+      <w:r>
         <w:rPr>
           <w:b/>
           <w:bCs/>
-          <w:color w:val="000000"/>
-        </w:rPr>
-      </w:pPr>
+        </w:rPr>
+        <w:t>Paragraf 2 (Kasus Aluna - Sparse Data): Bahas kelemahan data Aluna. Ketiadaan data aliran (Qp/Qs) dan tekanan atrium membuat kalibrasi kehilangan target utamanya. Sampaikan solusinya: Inilah mengapa kodemu secara otomatis beralih menggunakan orifice mode (memanfaatkan luas area 17,55 mm) sebagai penjangkar (anchor) karena gradien tekanan linear tidak bisa dihitung.</w:t>
+      </w:r>
       <w:r>
         <w:rPr>
           <w:b/>
           <w:bCs/>
-          <w:color w:val="000000"/>
-        </w:rPr>
+        </w:rPr>
+        <w:t xml:space="preserve"> </w:t>
+      </w:r>
+      <w:r>
+        <w:rPr>
+          <w:b/>
+          <w:bCs/>
+        </w:rPr>
+        <w:t>Aluna: Bahas ketiadaan data gradien tekanan LA-RA dan Qp/Qs secara eksplisit di rekam medis, sehingga memaksamu menggunakan mode orifice berdasar ukuran 17.55 mm</w:t>
+      </w:r>
+      <w:r>
+        <w:t>.</w:t>
+      </w:r>
+      <w:r>
+        <w:t xml:space="preserve"> </w:t>
+      </w:r>
+    </w:p>
+    <w:p>
+      <w:r>
+        <w:t xml:space="preserve">Pasien 3 tidak memiliki data aliran </w:t>
+      </w:r>
+      <w:r>
+        <w:t>(Qp/Qs) dan tekanan atrium membuat kalibrasi kehilangan target utamanya.</w:t>
+      </w:r>
+      <w:r>
+        <w:t xml:space="preserve"> </w:t>
+      </w:r>
+    </w:p>
+    <w:p/>
+    <w:p>
+      <w:r>
+        <w:t>Paragraf 3 (Kasus Zoya - Flow Direction): Bahas bahwa defek Zoya sangat besar (19,25 mm) sehingga seringkali aliran darah tidak hanya satu arah (Kiri ke Kanan), melainkan bisa bolak-balik (bidirectional) saat tekanan jantung berubah dalam satu siklus detak. Ini membuat alat ukur klinik sering kali tidak akurat menangkap rerata aliran.</w:t>
+      </w:r>
+      <w:r>
+        <w:t xml:space="preserve"> </w:t>
+      </w:r>
+      <w:r>
+        <w:t>Zoya: Bahas mengenai aliran bidirectional (karena defek sangat besar).</w:t>
+      </w:r>
+    </w:p>
+    <w:p/>
+    <w:p>
+      <w:r>
         <w:lastRenderedPageBreak/>
-        <w:t>BAB 4 HASIL</w:t>
-      </w:r>
-    </w:p>
-    <w:p>
-      <w:pPr>
-        <w:pStyle w:val="ListParagraph"/>
+        <w:t>Paragraf 4 (Kasus Indira - Absennya Data Volume): Indira memiliki data tekanan kateterisasi paling lengkap, tetapi tidak memiliki data volume ventrikel (EF, LVEDV). Sampaikan solusinya: Oleh karena itu metrik volume dialihkan menjadi status Prediction Only, di mana validitasnya dikawal oleh 11-Gerbang Validasi.</w:t>
+      </w:r>
+      <w:r>
+        <w:t xml:space="preserve"> </w:t>
+      </w:r>
+      <w:r>
+        <w:t>Indira: Bahas mengenai adanya gradien tekanan LA-RA (yang memungkinkan pemodelan linear R.asd).</w:t>
+      </w:r>
+    </w:p>
+    <w:p>
+      <w:pPr>
+        <w:rPr>
+          <w:lang w:val="en-ID"/>
+        </w:rPr>
+      </w:pPr>
+      <w:r>
+        <w:rPr>
+          <w:lang w:val="en-ID"/>
+        </w:rPr>
+        <w:t>Untuk memvalidasi argumenmu di atas dan membuat dosen terkesan, cari jurnal (di Google Scholar atau PubMed) dengan kata kunci atau topik berikut untuk disitasi:</w:t>
+      </w:r>
+    </w:p>
+    <w:p>
+      <w:pPr>
         <w:numPr>
           <w:ilvl w:val="0"/>
-          <w:numId w:val="34"/>
+          <w:numId w:val="35"/>
         </w:numPr>
+        <w:rPr>
+          <w:lang w:val="en-ID"/>
+        </w:rPr>
+      </w:pPr>
+      <w:r>
         <w:rPr>
           <w:b/>
           <w:bCs/>
-          <w:color w:val="000000"/>
+          <w:lang w:val="en-ID"/>
+        </w:rPr>
+        <w:t>Topik Sulitnya Mengukur Gradien Tekanan ASD Besar:</w:t>
+      </w:r>
+    </w:p>
+    <w:p>
+      <w:pPr>
+        <w:numPr>
+          <w:ilvl w:val="1"/>
+          <w:numId w:val="35"/>
+        </w:numPr>
+        <w:rPr>
+          <w:lang w:val="en-ID"/>
+        </w:rPr>
+      </w:pPr>
+      <w:r>
+        <w:rPr>
+          <w:i/>
+          <w:iCs/>
+          <w:lang w:val="en-ID"/>
+        </w:rPr>
+        <w:t>Pernyataan yang harus di-back-up jurnal:</w:t>
+      </w:r>
+      <w:r>
+        <w:rPr>
+          <w:lang w:val="en-ID"/>
+        </w:rPr>
+        <w:t> "Pada defek ASD yang berukuran sangat besar (tipe </w:t>
+      </w:r>
+      <w:r>
+        <w:rPr>
+          <w:i/>
+          <w:iCs/>
+          <w:lang w:val="en-ID"/>
+        </w:rPr>
+        <w:t>unrestrictive</w:t>
+      </w:r>
+      <w:r>
+        <w:rPr>
+          <w:lang w:val="en-ID"/>
+        </w:rPr>
+        <w:t>), atrium kiri dan kanan nyaris menjadi satu ruangan besar, sehingga gradien tekanan (selisih tekanan) menjadi nyaris nol dan sangat sulit diukur dengan akurat menggunakan kateterisasi."</w:t>
+      </w:r>
+    </w:p>
+    <w:p>
+      <w:pPr>
+        <w:numPr>
+          <w:ilvl w:val="1"/>
+          <w:numId w:val="35"/>
+        </w:numPr>
+        <w:rPr>
+          <w:lang w:val="en-ID"/>
+        </w:rPr>
+      </w:pPr>
+      <w:r>
+        <w:rPr>
+          <w:i/>
+          <w:iCs/>
+          <w:lang w:val="en-ID"/>
+        </w:rPr>
+        <w:t>Kata kunci pencarian:</w:t>
+      </w:r>
+      <w:r>
+        <w:rPr>
+          <w:lang w:val="en-ID"/>
+        </w:rPr>
+        <w:t> "atrial septal defect" "pressure gradient" "large ASD" "catheterization accuracy"</w:t>
+      </w:r>
+    </w:p>
+    <w:p>
+      <w:pPr>
+        <w:numPr>
+          <w:ilvl w:val="0"/>
+          <w:numId w:val="35"/>
+        </w:numPr>
+        <w:rPr>
+          <w:lang w:val="en-ID"/>
         </w:rPr>
       </w:pPr>
       <w:r>
         <w:rPr>
           <w:b/>
           <w:bCs/>
-          <w:color w:val="000000"/>
-        </w:rPr>
-        <w:br w:type="page"/>
+          <w:lang w:val="en-ID"/>
+        </w:rPr>
+        <w:t>Topik Kelemahan Data Retrospektif pada Pemodelan Jantung (0D/Lumped Parameter):</w:t>
+      </w:r>
+    </w:p>
+    <w:p>
+      <w:pPr>
+        <w:numPr>
+          <w:ilvl w:val="1"/>
+          <w:numId w:val="35"/>
+        </w:numPr>
+        <w:rPr>
+          <w:lang w:val="en-ID"/>
+        </w:rPr>
+      </w:pPr>
+      <w:r>
+        <w:rPr>
+          <w:i/>
+          <w:iCs/>
+          <w:lang w:val="en-ID"/>
+        </w:rPr>
+        <w:t>Pernyataan yang harus di-back-up jurnal:</w:t>
+      </w:r>
+      <w:r>
+        <w:rPr>
+          <w:lang w:val="en-ID"/>
+        </w:rPr>
+        <w:t> "Pemodelan </w:t>
+      </w:r>
+      <w:r>
+        <w:rPr>
+          <w:i/>
+          <w:iCs/>
+          <w:lang w:val="en-ID"/>
+        </w:rPr>
+        <w:t>lumped-parameter</w:t>
+      </w:r>
+      <w:r>
+        <w:rPr>
+          <w:lang w:val="en-ID"/>
+        </w:rPr>
+        <w:t> 0D sangat bergantung pada kelengkapan data </w:t>
+      </w:r>
+      <w:r>
+        <w:rPr>
+          <w:i/>
+          <w:iCs/>
+          <w:lang w:val="en-ID"/>
+        </w:rPr>
+        <w:t>pressure-volume</w:t>
+      </w:r>
+      <w:r>
+        <w:rPr>
+          <w:lang w:val="en-ID"/>
+        </w:rPr>
+        <w:t> yang invasif, sehingga studi retrospektif seringkali mengandalkan asimilasi data parsial."</w:t>
+      </w:r>
+    </w:p>
+    <w:p>
+      <w:pPr>
+        <w:numPr>
+          <w:ilvl w:val="1"/>
+          <w:numId w:val="35"/>
+        </w:numPr>
+        <w:rPr>
+          <w:lang w:val="en-ID"/>
+        </w:rPr>
+      </w:pPr>
+      <w:r>
+        <w:rPr>
+          <w:i/>
+          <w:iCs/>
+          <w:lang w:val="en-ID"/>
+        </w:rPr>
+        <w:t>Kata kunci pencarian:</w:t>
+      </w:r>
+      <w:r>
+        <w:rPr>
+          <w:lang w:val="en-ID"/>
+        </w:rPr>
+        <w:t> "lumped parameter" "cardiovascular modeling" "patient-specific" "retrospective clinical data"</w:t>
+      </w:r>
+    </w:p>
+    <w:p>
+      <w:pPr>
+        <w:numPr>
+          <w:ilvl w:val="0"/>
+          <w:numId w:val="35"/>
+        </w:numPr>
+        <w:rPr>
+          <w:lang w:val="en-ID"/>
+        </w:rPr>
+      </w:pPr>
+      <w:r>
+        <w:rPr>
+          <w:b/>
+          <w:bCs/>
+          <w:lang w:val="en-ID"/>
+        </w:rPr>
+        <w:t>Topik Keterbatasan Ekokardiografi (USG) vs Kateterisasi Jantung Kanan (RHC):</w:t>
+      </w:r>
+    </w:p>
+    <w:p>
+      <w:pPr>
+        <w:numPr>
+          <w:ilvl w:val="1"/>
+          <w:numId w:val="35"/>
+        </w:numPr>
+        <w:rPr>
+          <w:lang w:val="en-ID"/>
+        </w:rPr>
+      </w:pPr>
+      <w:r>
+        <w:rPr>
+          <w:i/>
+          <w:iCs/>
+          <w:lang w:val="en-ID"/>
+        </w:rPr>
+        <w:t>Pernyataan yang harus di-back-up jurnal:</w:t>
+      </w:r>
+      <w:r>
+        <w:rPr>
+          <w:lang w:val="en-ID"/>
+        </w:rPr>
+        <w:t xml:space="preserve"> "Ekokardiografi sangat baik dalam mengukur dimensi anatomis (diameter ASD), tetapi </w:t>
+      </w:r>
+      <w:r>
+        <w:rPr>
+          <w:lang w:val="en-ID"/>
+        </w:rPr>
+        <w:lastRenderedPageBreak/>
+        <w:t>Kateterisasi Jantung Kanan (RHC) tetap menjadi </w:t>
+      </w:r>
+      <w:r>
+        <w:rPr>
+          <w:i/>
+          <w:iCs/>
+          <w:lang w:val="en-ID"/>
+        </w:rPr>
+        <w:t>gold standard</w:t>
+      </w:r>
+      <w:r>
+        <w:rPr>
+          <w:lang w:val="en-ID"/>
+        </w:rPr>
+        <w:t> untuk mengukur resistansi paru (PVR) dan tekanan pengisian absolut secara akurat."</w:t>
+      </w:r>
+    </w:p>
+    <w:p>
+      <w:pPr>
+        <w:numPr>
+          <w:ilvl w:val="1"/>
+          <w:numId w:val="35"/>
+        </w:numPr>
+        <w:rPr>
+          <w:lang w:val="en-ID"/>
+        </w:rPr>
+      </w:pPr>
+      <w:r>
+        <w:rPr>
+          <w:i/>
+          <w:iCs/>
+          <w:lang w:val="en-ID"/>
+        </w:rPr>
+        <w:t>Kata kunci pencarian:</w:t>
+      </w:r>
+      <w:r>
+        <w:rPr>
+          <w:lang w:val="en-ID"/>
+        </w:rPr>
+        <w:t> "Right Heart Catheterization vs Echocardiography" "ASD hemodynamics" "PVR measurement"</w:t>
+      </w:r>
+      <w:r>
+        <w:t>:</w:t>
+      </w:r>
+    </w:p>
+    <w:p/>
+    <w:p>
+      <w:r>
+        <w:t>Saran Tambahan: Ini murni argumen akademis, jelaskan bahwa keterbatasan inilah alasan mengapa GSA dan metodologi penjagaan (guard) sangat penting.</w:t>
       </w:r>
     </w:p>
     <w:p>
       <w:pPr>
         <w:pStyle w:val="Heading2"/>
-        <w:ind w:left="0" w:firstLine="0"/>
-        <w:rPr>
-          <w:color w:val="000000"/>
-        </w:rPr>
+        <w:numPr>
+          <w:ilvl w:val="1"/>
+          <w:numId w:val="1"/>
+        </w:numPr>
+        <w:rPr>
+          <w:bCs/>
+        </w:rPr>
+      </w:pPr>
+      <w:r>
+        <w:rPr>
+          <w:bCs/>
+        </w:rPr>
+        <w:t>P</w:t>
+      </w:r>
+      <w:r>
+        <w:rPr>
+          <w:bCs/>
+        </w:rPr>
+        <w:t>enskalaan P</w:t>
+      </w:r>
+      <w:r>
+        <w:rPr>
+          <w:bCs/>
+        </w:rPr>
+        <w:t>arameter Alometrik</w:t>
+      </w:r>
+    </w:p>
+    <w:p>
+      <w:r>
+        <w:t>jjjjjj</w:t>
+      </w:r>
+    </w:p>
+    <w:p>
+      <w:pPr>
+        <w:pStyle w:val="Heading2"/>
+        <w:numPr>
+          <w:ilvl w:val="1"/>
+          <w:numId w:val="1"/>
+        </w:numPr>
+        <w:rPr>
+          <w:bCs/>
+          <w:i/>
+          <w:iCs/>
+        </w:rPr>
+      </w:pPr>
+      <w:r>
+        <w:rPr>
+          <w:bCs/>
+        </w:rPr>
+        <w:t>Evaluasi</w:t>
+      </w:r>
+      <w:r>
+        <w:rPr>
+          <w:bCs/>
+        </w:rPr>
+        <w:t xml:space="preserve"> </w:t>
+      </w:r>
+      <w:r>
+        <w:rPr>
+          <w:bCs/>
+          <w:i/>
+          <w:iCs/>
+        </w:rPr>
+        <w:t>Baseline Model</w:t>
+      </w:r>
+    </w:p>
+    <w:p>
+      <w:r>
+        <w:t>ndndnd</w:t>
+      </w:r>
+    </w:p>
+    <w:p>
+      <w:pPr>
+        <w:pStyle w:val="Heading2"/>
+        <w:numPr>
+          <w:ilvl w:val="1"/>
+          <w:numId w:val="1"/>
+        </w:numPr>
+        <w:rPr>
+          <w:bCs/>
+        </w:rPr>
+      </w:pPr>
+      <w:r>
+        <w:rPr>
+          <w:bCs/>
+        </w:rPr>
+        <w:t>Analisis Sensitivitas Global</w:t>
+      </w:r>
+    </w:p>
+    <w:p>
+      <w:pPr>
+        <w:pStyle w:val="Heading2"/>
+        <w:numPr>
+          <w:ilvl w:val="2"/>
+          <w:numId w:val="1"/>
+        </w:numPr>
+        <w:rPr>
+          <w:bCs/>
+        </w:rPr>
+      </w:pPr>
+      <w:r>
+        <w:rPr>
+          <w:bCs/>
+        </w:rPr>
+        <w:t>Peringkat Parameter terhadap Model</w:t>
+      </w:r>
+    </w:p>
+    <w:p>
+      <w:r>
+        <w:t>nxnxnx</w:t>
+      </w:r>
+    </w:p>
+    <w:p>
+      <w:pPr>
+        <w:pStyle w:val="Heading2"/>
+        <w:numPr>
+          <w:ilvl w:val="2"/>
+          <w:numId w:val="1"/>
+        </w:numPr>
+      </w:pPr>
+      <w:r>
+        <w:t>Interpretasi Hemodinamik</w:t>
+      </w:r>
+    </w:p>
+    <w:p>
+      <w:r>
+        <w:t>Hdhdhdh</w:t>
+      </w:r>
+    </w:p>
+    <w:p>
+      <w:pPr>
+        <w:pStyle w:val="Heading2"/>
+        <w:numPr>
+          <w:ilvl w:val="2"/>
+          <w:numId w:val="1"/>
+        </w:numPr>
+      </w:pPr>
+      <w:r>
+        <w:t>Pemilihan Parameter Target</w:t>
+      </w:r>
+    </w:p>
+    <w:p>
+      <w:r>
+        <w:t>Nshdhdhd</w:t>
+      </w:r>
+    </w:p>
+    <w:p>
+      <w:pPr>
+        <w:pStyle w:val="Heading2"/>
+        <w:numPr>
+          <w:ilvl w:val="1"/>
+          <w:numId w:val="1"/>
+        </w:numPr>
+        <w:rPr>
+          <w:bCs/>
+        </w:rPr>
+      </w:pPr>
+      <w:r>
+        <w:rPr>
+          <w:bCs/>
+        </w:rPr>
+        <w:t>Hasil Kalibrasi Spesifik-Pasien</w:t>
+      </w:r>
+    </w:p>
+    <w:p>
+      <w:r>
+        <w:t>hhghghg</w:t>
+      </w:r>
+    </w:p>
+    <w:p>
+      <w:pPr>
+        <w:pStyle w:val="Heading2"/>
+        <w:numPr>
+          <w:ilvl w:val="1"/>
+          <w:numId w:val="1"/>
+        </w:numPr>
+        <w:rPr>
+          <w:bCs/>
+        </w:rPr>
+      </w:pPr>
+      <w:r>
+        <w:rPr>
+          <w:bCs/>
+        </w:rPr>
+        <w:lastRenderedPageBreak/>
+        <w:t>Validasi Fisiologis Pasca-Kalibrasi</w:t>
+      </w:r>
+    </w:p>
+    <w:p/>
+    <w:p>
+      <w:pPr>
+        <w:pStyle w:val="Heading2"/>
+        <w:numPr>
+          <w:ilvl w:val="1"/>
+          <w:numId w:val="1"/>
+        </w:numPr>
+      </w:pPr>
+      <w:r>
+        <w:t>Uji Stabilitas Numerik</w:t>
+      </w:r>
+    </w:p>
+    <w:p>
+      <w:pPr>
         <w:sectPr>
           <w:pgSz w:w="11907" w:h="16840"/>
           <w:pgMar w:top="1701" w:right="1701" w:bottom="1701" w:left="2268" w:header="850" w:footer="1417" w:gutter="0"/>
@@ -31186,12 +36030,70 @@
       <w:pPr>
         <w:pStyle w:val="Heading1"/>
       </w:pPr>
-      <w:bookmarkStart w:id="58" w:name="_Toc219150799"/>
+      <w:bookmarkStart w:id="69" w:name="_Toc219150799"/>
+      <w:r>
+        <w:lastRenderedPageBreak/>
+        <w:t xml:space="preserve">BAB 5 </w:t>
+      </w:r>
+      <w:r>
+        <w:br w:type="textWrapping" w:clear="all"/>
+        <w:t>KESIMPULAN DAN SARAN</w:t>
+      </w:r>
+    </w:p>
+    <w:p>
+      <w:pPr>
+        <w:pStyle w:val="ListParagraph"/>
+        <w:keepNext/>
+        <w:keepLines/>
+        <w:numPr>
+          <w:ilvl w:val="0"/>
+          <w:numId w:val="1"/>
+        </w:numPr>
+        <w:spacing w:before="480" w:after="0" w:line="360" w:lineRule="auto"/>
+        <w:contextualSpacing w:val="0"/>
+        <w:outlineLvl w:val="1"/>
+        <w:rPr>
+          <w:b/>
+          <w:vanish/>
+        </w:rPr>
+      </w:pPr>
+    </w:p>
+    <w:p>
+      <w:pPr>
+        <w:pStyle w:val="Heading2"/>
+        <w:numPr>
+          <w:ilvl w:val="1"/>
+          <w:numId w:val="1"/>
+        </w:numPr>
+      </w:pPr>
+      <w:r>
+        <w:t>Kesimpulan</w:t>
+      </w:r>
+    </w:p>
+    <w:p>
+      <w:pPr>
+        <w:pStyle w:val="Heading2"/>
+        <w:numPr>
+          <w:ilvl w:val="1"/>
+          <w:numId w:val="1"/>
+        </w:numPr>
+      </w:pPr>
+      <w:r>
+        <w:t>Saran</w:t>
+      </w:r>
+      <w:r>
+        <w:br w:type="page"/>
+      </w:r>
+    </w:p>
+    <w:p>
+      <w:pPr>
+        <w:pStyle w:val="Heading1"/>
+      </w:pPr>
       <w:r>
         <w:lastRenderedPageBreak/>
         <w:t>DAFTAR PUSTAKA</w:t>
       </w:r>
-      <w:bookmarkEnd w:id="58"/>
+      <w:bookmarkEnd w:id="69"/>
     </w:p>
     <w:p>
       <w:pPr>
@@ -31199,8 +36101,8 @@
         <w:jc w:val="left"/>
       </w:pPr>
     </w:p>
-    <w:bookmarkStart w:id="59" w:name="_heading=h.li4zzbfb8apy" w:colFirst="0" w:colLast="0" w:displacedByCustomXml="next"/>
-    <w:bookmarkEnd w:id="59" w:displacedByCustomXml="next"/>
+    <w:bookmarkStart w:id="70" w:name="_heading=h.li4zzbfb8apy" w:colFirst="0" w:colLast="0" w:displacedByCustomXml="next"/>
+    <w:bookmarkEnd w:id="70" w:displacedByCustomXml="next"/>
     <w:sdt>
       <w:sdtPr>
         <w:rPr>
@@ -32371,7 +37273,7 @@
 
 <file path=word/comments.xml><?xml version="1.0" encoding="utf-8"?>
 <w:comments xmlns:wpc="http://schemas.microsoft.com/office/word/2010/wordprocessingCanvas" xmlns:cx="http://schemas.microsoft.com/office/drawing/2014/chartex" xmlns:cx1="http://schemas.microsoft.com/office/drawing/2015/9/8/chartex" xmlns:cx2="http://schemas.microsoft.com/office/drawing/2015/10/21/chartex" xmlns:cx3="http://schemas.microsoft.com/office/drawing/2016/5/9/chartex" xmlns:cx4="http://schemas.microsoft.com/office/drawing/2016/5/10/chartex" xmlns:cx5="http://schemas.microsoft.com/office/drawing/2016/5/11/chartex" xmlns:cx6="http://schemas.microsoft.com/office/drawing/2016/5/12/chartex" xmlns:cx7="http://schemas.microsoft.com/office/drawing/2016/5/13/chartex" xmlns:cx8="http://schemas.microsoft.com/office/drawing/2016/5/14/chartex" xmlns:mc="http://schemas.openxmlformats.org/markup-compatibility/2006" xmlns:aink="http://schemas.microsoft.com/office/drawing/2016/ink" xmlns:am3d="http://schemas.microsoft.com/office/drawing/2017/model3d" xmlns:o="urn:schemas-microsoft-com:office:office" xmlns:oel="http://schemas.microsoft.com/office/2019/extlst" xmlns:r="http://schemas.openxmlformats.org/officeDocument/2006/relationships" xmlns:m="http://schemas.openxmlformats.org/officeDocument/2006/math" xmlns:v="urn:schemas-microsoft-com:vml" xmlns:wp14="http://schemas.microsoft.com/office/word/2010/wordprocessingDrawing" xmlns:wp="http://schemas.openxmlformats.org/drawingml/2006/wordprocessingDrawing" xmlns:w10="urn:schemas-microsoft-com:office:word" xmlns:w="http://schemas.openxmlformats.org/wordprocessingml/2006/main" xmlns:w14="http://schemas.microsoft.com/office/word/2010/wordml" xmlns:w15="http://schemas.microsoft.com/office/word/2012/wordml" xmlns:w16cex="http://schemas.microsoft.com/office/word/2018/wordml/cex" xmlns:w16cid="http://schemas.microsoft.com/office/word/2016/wordml/cid" xmlns:w16="http://schemas.microsoft.com/office/word/2018/wordml" xmlns:w16du="http://schemas.microsoft.com/office/word/2023/wordml/word16du" xmlns:w16sdtdh="http://schemas.microsoft.com/office/word/2020/wordml/sdtdatahash" xmlns:w16sdtfl="http://schemas.microsoft.com/office/word/2024/wordml/sdtformatlock" xmlns:w16se="http://schemas.microsoft.com/office/word/2015/wordml/symex" xmlns:wpg="http://schemas.microsoft.com/office/word/2010/wordprocessingGroup" xmlns:wpi="http://schemas.microsoft.com/office/word/2010/wordprocessingInk" xmlns:wne="http://schemas.microsoft.com/office/word/2006/wordml" xmlns:wps="http://schemas.microsoft.com/office/word/2010/wordprocessingShape" mc:Ignorable="w14 w15 w16se w16cid w16 w16cex w16sdtdh w16sdtfl w16du wp14">
-  <w:comment w:id="23" w:author="Diniya Fakhriza Aulia Putri Zahra" w:date="2026-05-01T22:50:00Z" w:initials="DF">
+  <w:comment w:id="32" w:author="Diniya Fakhriza Aulia Putri Zahra" w:date="2026-05-01T22:50:00Z" w:initials="DF">
     <w:p>
       <w:pPr>
         <w:pStyle w:val="CommentText"/>
@@ -32388,7 +37290,7 @@
       </w:r>
     </w:p>
   </w:comment>
-  <w:comment w:id="24" w:author="Diniya Fakhriza Aulia Putri Zahra" w:date="2026-05-01T22:49:00Z" w:initials="DF">
+  <w:comment w:id="33" w:author="Diniya Fakhriza Aulia Putri Zahra" w:date="2026-05-01T22:49:00Z" w:initials="DF">
     <w:p>
       <w:pPr>
         <w:pStyle w:val="CommentText"/>
@@ -32562,6 +37464,76 @@
 
 <file path=word/footer3.xml><?xml version="1.0" encoding="utf-8"?>
 <w:ftr xmlns:wpc="http://schemas.microsoft.com/office/word/2010/wordprocessingCanvas" xmlns:cx="http://schemas.microsoft.com/office/drawing/2014/chartex" xmlns:cx1="http://schemas.microsoft.com/office/drawing/2015/9/8/chartex" xmlns:cx2="http://schemas.microsoft.com/office/drawing/2015/10/21/chartex" xmlns:cx3="http://schemas.microsoft.com/office/drawing/2016/5/9/chartex" xmlns:cx4="http://schemas.microsoft.com/office/drawing/2016/5/10/chartex" xmlns:cx5="http://schemas.microsoft.com/office/drawing/2016/5/11/chartex" xmlns:cx6="http://schemas.microsoft.com/office/drawing/2016/5/12/chartex" xmlns:cx7="http://schemas.microsoft.com/office/drawing/2016/5/13/chartex" xmlns:cx8="http://schemas.microsoft.com/office/drawing/2016/5/14/chartex" xmlns:mc="http://schemas.openxmlformats.org/markup-compatibility/2006" xmlns:aink="http://schemas.microsoft.com/office/drawing/2016/ink" xmlns:am3d="http://schemas.microsoft.com/office/drawing/2017/model3d" xmlns:o="urn:schemas-microsoft-com:office:office" xmlns:oel="http://schemas.microsoft.com/office/2019/extlst" xmlns:r="http://schemas.openxmlformats.org/officeDocument/2006/relationships" xmlns:m="http://schemas.openxmlformats.org/officeDocument/2006/math" xmlns:v="urn:schemas-microsoft-com:vml" xmlns:wp14="http://schemas.microsoft.com/office/word/2010/wordprocessingDrawing" xmlns:wp="http://schemas.openxmlformats.org/drawingml/2006/wordprocessingDrawing" xmlns:w10="urn:schemas-microsoft-com:office:word" xmlns:w="http://schemas.openxmlformats.org/wordprocessingml/2006/main" xmlns:w14="http://schemas.microsoft.com/office/word/2010/wordml" xmlns:w15="http://schemas.microsoft.com/office/word/2012/wordml" xmlns:w16cex="http://schemas.microsoft.com/office/word/2018/wordml/cex" xmlns:w16cid="http://schemas.microsoft.com/office/word/2016/wordml/cid" xmlns:w16="http://schemas.microsoft.com/office/word/2018/wordml" xmlns:w16du="http://schemas.microsoft.com/office/word/2023/wordml/word16du" xmlns:w16sdtdh="http://schemas.microsoft.com/office/word/2020/wordml/sdtdatahash" xmlns:w16sdtfl="http://schemas.microsoft.com/office/word/2024/wordml/sdtformatlock" xmlns:w16se="http://schemas.microsoft.com/office/word/2015/wordml/symex" xmlns:wpg="http://schemas.microsoft.com/office/word/2010/wordprocessingGroup" xmlns:wpi="http://schemas.microsoft.com/office/word/2010/wordprocessingInk" xmlns:wne="http://schemas.microsoft.com/office/word/2006/wordml" xmlns:wps="http://schemas.microsoft.com/office/word/2010/wordprocessingShape" mc:Ignorable="w14 w15 w16se w16cid w16 w16cex w16sdtdh w16sdtfl w16du wp14">
+  <w:sdt>
+    <w:sdtPr>
+      <w:id w:val="-945697907"/>
+      <w:docPartObj>
+        <w:docPartGallery w:val="Page Numbers (Bottom of Page)"/>
+        <w:docPartUnique/>
+      </w:docPartObj>
+    </w:sdtPr>
+    <w:sdtEndPr>
+      <w:rPr>
+        <w:noProof/>
+      </w:rPr>
+    </w:sdtEndPr>
+    <w:sdtContent>
+      <w:p>
+        <w:pPr>
+          <w:pStyle w:val="Footer"/>
+          <w:jc w:val="center"/>
+        </w:pPr>
+        <w:r>
+          <w:fldChar w:fldCharType="begin"/>
+        </w:r>
+        <w:r>
+          <w:instrText xml:space="preserve"> PAGE   \* MERGEFORMAT </w:instrText>
+        </w:r>
+        <w:r>
+          <w:fldChar w:fldCharType="separate"/>
+        </w:r>
+        <w:r>
+          <w:rPr>
+            <w:noProof/>
+          </w:rPr>
+          <w:t>vi</w:t>
+        </w:r>
+        <w:r>
+          <w:rPr>
+            <w:noProof/>
+          </w:rPr>
+          <w:fldChar w:fldCharType="end"/>
+        </w:r>
+      </w:p>
+    </w:sdtContent>
+  </w:sdt>
+  <w:p>
+    <w:pPr>
+      <w:pStyle w:val="Footer"/>
+      <w:jc w:val="right"/>
+      <w:rPr>
+        <w:b/>
+        <w:sz w:val="20"/>
+        <w:szCs w:val="20"/>
+      </w:rPr>
+    </w:pPr>
+  </w:p>
+</w:ftr>
+</file>
+
+<file path=word/footer4.xml><?xml version="1.0" encoding="utf-8"?>
+<w:ftr xmlns:wpc="http://schemas.microsoft.com/office/word/2010/wordprocessingCanvas" xmlns:cx="http://schemas.microsoft.com/office/drawing/2014/chartex" xmlns:cx1="http://schemas.microsoft.com/office/drawing/2015/9/8/chartex" xmlns:cx2="http://schemas.microsoft.com/office/drawing/2015/10/21/chartex" xmlns:cx3="http://schemas.microsoft.com/office/drawing/2016/5/9/chartex" xmlns:cx4="http://schemas.microsoft.com/office/drawing/2016/5/10/chartex" xmlns:cx5="http://schemas.microsoft.com/office/drawing/2016/5/11/chartex" xmlns:cx6="http://schemas.microsoft.com/office/drawing/2016/5/12/chartex" xmlns:cx7="http://schemas.microsoft.com/office/drawing/2016/5/13/chartex" xmlns:cx8="http://schemas.microsoft.com/office/drawing/2016/5/14/chartex" xmlns:mc="http://schemas.openxmlformats.org/markup-compatibility/2006" xmlns:aink="http://schemas.microsoft.com/office/drawing/2016/ink" xmlns:am3d="http://schemas.microsoft.com/office/drawing/2017/model3d" xmlns:o="urn:schemas-microsoft-com:office:office" xmlns:oel="http://schemas.microsoft.com/office/2019/extlst" xmlns:r="http://schemas.openxmlformats.org/officeDocument/2006/relationships" xmlns:m="http://schemas.openxmlformats.org/officeDocument/2006/math" xmlns:v="urn:schemas-microsoft-com:vml" xmlns:wp14="http://schemas.microsoft.com/office/word/2010/wordprocessingDrawing" xmlns:wp="http://schemas.openxmlformats.org/drawingml/2006/wordprocessingDrawing" xmlns:w10="urn:schemas-microsoft-com:office:word" xmlns:w="http://schemas.openxmlformats.org/wordprocessingml/2006/main" xmlns:w14="http://schemas.microsoft.com/office/word/2010/wordml" xmlns:w15="http://schemas.microsoft.com/office/word/2012/wordml" xmlns:w16cex="http://schemas.microsoft.com/office/word/2018/wordml/cex" xmlns:w16cid="http://schemas.microsoft.com/office/word/2016/wordml/cid" xmlns:w16="http://schemas.microsoft.com/office/word/2018/wordml" xmlns:w16du="http://schemas.microsoft.com/office/word/2023/wordml/word16du" xmlns:w16sdtdh="http://schemas.microsoft.com/office/word/2020/wordml/sdtdatahash" xmlns:w16sdtfl="http://schemas.microsoft.com/office/word/2024/wordml/sdtformatlock" xmlns:w16se="http://schemas.microsoft.com/office/word/2015/wordml/symex" xmlns:wpg="http://schemas.microsoft.com/office/word/2010/wordprocessingGroup" xmlns:wpi="http://schemas.microsoft.com/office/word/2010/wordprocessingInk" xmlns:wne="http://schemas.microsoft.com/office/word/2006/wordml" xmlns:wps="http://schemas.microsoft.com/office/word/2010/wordprocessingShape" mc:Ignorable="w14 w15 w16se w16cid w16 w16cex w16sdtdh w16sdtfl w16du wp14">
+  <w:p>
+    <w:pPr>
+      <w:pStyle w:val="Footer"/>
+      <w:jc w:val="center"/>
+    </w:pPr>
+  </w:p>
+</w:ftr>
+</file>
+
+<file path=word/footer5.xml><?xml version="1.0" encoding="utf-8"?>
+<w:ftr xmlns:wpc="http://schemas.microsoft.com/office/word/2010/wordprocessingCanvas" xmlns:cx="http://schemas.microsoft.com/office/drawing/2014/chartex" xmlns:cx1="http://schemas.microsoft.com/office/drawing/2015/9/8/chartex" xmlns:cx2="http://schemas.microsoft.com/office/drawing/2015/10/21/chartex" xmlns:cx3="http://schemas.microsoft.com/office/drawing/2016/5/9/chartex" xmlns:cx4="http://schemas.microsoft.com/office/drawing/2016/5/10/chartex" xmlns:cx5="http://schemas.microsoft.com/office/drawing/2016/5/11/chartex" xmlns:cx6="http://schemas.microsoft.com/office/drawing/2016/5/12/chartex" xmlns:cx7="http://schemas.microsoft.com/office/drawing/2016/5/13/chartex" xmlns:cx8="http://schemas.microsoft.com/office/drawing/2016/5/14/chartex" xmlns:mc="http://schemas.openxmlformats.org/markup-compatibility/2006" xmlns:aink="http://schemas.microsoft.com/office/drawing/2016/ink" xmlns:am3d="http://schemas.microsoft.com/office/drawing/2017/model3d" xmlns:o="urn:schemas-microsoft-com:office:office" xmlns:oel="http://schemas.microsoft.com/office/2019/extlst" xmlns:r="http://schemas.openxmlformats.org/officeDocument/2006/relationships" xmlns:m="http://schemas.openxmlformats.org/officeDocument/2006/math" xmlns:v="urn:schemas-microsoft-com:vml" xmlns:wp14="http://schemas.microsoft.com/office/word/2010/wordprocessingDrawing" xmlns:wp="http://schemas.openxmlformats.org/drawingml/2006/wordprocessingDrawing" xmlns:w10="urn:schemas-microsoft-com:office:word" xmlns:w="http://schemas.openxmlformats.org/wordprocessingml/2006/main" xmlns:w14="http://schemas.microsoft.com/office/word/2010/wordml" xmlns:w15="http://schemas.microsoft.com/office/word/2012/wordml" xmlns:w16cex="http://schemas.microsoft.com/office/word/2018/wordml/cex" xmlns:w16cid="http://schemas.microsoft.com/office/word/2016/wordml/cid" xmlns:w16="http://schemas.microsoft.com/office/word/2018/wordml" xmlns:w16du="http://schemas.microsoft.com/office/word/2023/wordml/word16du" xmlns:w16sdtdh="http://schemas.microsoft.com/office/word/2020/wordml/sdtdatahash" xmlns:w16sdtfl="http://schemas.microsoft.com/office/word/2024/wordml/sdtformatlock" xmlns:w16se="http://schemas.microsoft.com/office/word/2015/wordml/symex" xmlns:wpg="http://schemas.microsoft.com/office/word/2010/wordprocessingGroup" xmlns:wpi="http://schemas.microsoft.com/office/word/2010/wordprocessingInk" xmlns:wne="http://schemas.microsoft.com/office/word/2006/wordml" xmlns:wps="http://schemas.microsoft.com/office/word/2010/wordprocessingShape" mc:Ignorable="w14 w15 w16se w16cid w16 w16cex w16sdtdh w16sdtfl w16du wp14">
   <w:p>
     <w:pPr>
       <w:pBdr>
@@ -32649,7 +37621,7 @@
 </w:ftr>
 </file>
 
-<file path=word/footer4.xml><?xml version="1.0" encoding="utf-8"?>
+<file path=word/footer6.xml><?xml version="1.0" encoding="utf-8"?>
 <w:ftr xmlns:wpc="http://schemas.microsoft.com/office/word/2010/wordprocessingCanvas" xmlns:cx="http://schemas.microsoft.com/office/drawing/2014/chartex" xmlns:cx1="http://schemas.microsoft.com/office/drawing/2015/9/8/chartex" xmlns:cx2="http://schemas.microsoft.com/office/drawing/2015/10/21/chartex" xmlns:cx3="http://schemas.microsoft.com/office/drawing/2016/5/9/chartex" xmlns:cx4="http://schemas.microsoft.com/office/drawing/2016/5/10/chartex" xmlns:cx5="http://schemas.microsoft.com/office/drawing/2016/5/11/chartex" xmlns:cx6="http://schemas.microsoft.com/office/drawing/2016/5/12/chartex" xmlns:cx7="http://schemas.microsoft.com/office/drawing/2016/5/13/chartex" xmlns:cx8="http://schemas.microsoft.com/office/drawing/2016/5/14/chartex" xmlns:mc="http://schemas.openxmlformats.org/markup-compatibility/2006" xmlns:aink="http://schemas.microsoft.com/office/drawing/2016/ink" xmlns:am3d="http://schemas.microsoft.com/office/drawing/2017/model3d" xmlns:o="urn:schemas-microsoft-com:office:office" xmlns:oel="http://schemas.microsoft.com/office/2019/extlst" xmlns:r="http://schemas.openxmlformats.org/officeDocument/2006/relationships" xmlns:m="http://schemas.openxmlformats.org/officeDocument/2006/math" xmlns:v="urn:schemas-microsoft-com:vml" xmlns:wp14="http://schemas.microsoft.com/office/word/2010/wordprocessingDrawing" xmlns:wp="http://schemas.openxmlformats.org/drawingml/2006/wordprocessingDrawing" xmlns:w10="urn:schemas-microsoft-com:office:word" xmlns:w="http://schemas.openxmlformats.org/wordprocessingml/2006/main" xmlns:w14="http://schemas.microsoft.com/office/word/2010/wordml" xmlns:w15="http://schemas.microsoft.com/office/word/2012/wordml" xmlns:w16cex="http://schemas.microsoft.com/office/word/2018/wordml/cex" xmlns:w16cid="http://schemas.microsoft.com/office/word/2016/wordml/cid" xmlns:w16="http://schemas.microsoft.com/office/word/2018/wordml" xmlns:w16du="http://schemas.microsoft.com/office/word/2023/wordml/word16du" xmlns:w16sdtdh="http://schemas.microsoft.com/office/word/2020/wordml/sdtdatahash" xmlns:w16sdtfl="http://schemas.microsoft.com/office/word/2024/wordml/sdtformatlock" xmlns:w16se="http://schemas.microsoft.com/office/word/2015/wordml/symex" xmlns:wpg="http://schemas.microsoft.com/office/word/2010/wordprocessingGroup" xmlns:wpi="http://schemas.microsoft.com/office/word/2010/wordprocessingInk" xmlns:wne="http://schemas.microsoft.com/office/word/2006/wordml" xmlns:wps="http://schemas.microsoft.com/office/word/2010/wordprocessingShape" mc:Ignorable="w14 w15 w16se w16cid w16 w16cex w16sdtdh w16sdtfl w16du wp14">
   <w:p>
     <w:pPr>
@@ -36385,6 +41357,123 @@
     </w:lvl>
   </w:abstractNum>
   <w:abstractNum w:abstractNumId="27" w15:restartNumberingAfterBreak="0">
+    <w:nsid w:val="7DE34418"/>
+    <w:multiLevelType w:val="multilevel"/>
+    <w:tmpl w:val="104EDEC2"/>
+    <w:lvl w:ilvl="0">
+      <w:start w:val="1"/>
+      <w:numFmt w:val="decimal"/>
+      <w:lvlText w:val="%1."/>
+      <w:lvlJc w:val="left"/>
+      <w:pPr>
+        <w:tabs>
+          <w:tab w:val="num" w:pos="720"/>
+        </w:tabs>
+        <w:ind w:left="720" w:hanging="360"/>
+      </w:pPr>
+    </w:lvl>
+    <w:lvl w:ilvl="1">
+      <w:start w:val="1"/>
+      <w:numFmt w:val="bullet"/>
+      <w:lvlText w:val=""/>
+      <w:lvlJc w:val="left"/>
+      <w:pPr>
+        <w:tabs>
+          <w:tab w:val="num" w:pos="1440"/>
+        </w:tabs>
+        <w:ind w:left="1440" w:hanging="360"/>
+      </w:pPr>
+      <w:rPr>
+        <w:rFonts w:ascii="Symbol" w:hAnsi="Symbol" w:hint="default"/>
+        <w:sz w:val="20"/>
+      </w:rPr>
+    </w:lvl>
+    <w:lvl w:ilvl="2" w:tentative="1">
+      <w:start w:val="1"/>
+      <w:numFmt w:val="decimal"/>
+      <w:lvlText w:val="%3."/>
+      <w:lvlJc w:val="left"/>
+      <w:pPr>
+        <w:tabs>
+          <w:tab w:val="num" w:pos="2160"/>
+        </w:tabs>
+        <w:ind w:left="2160" w:hanging="360"/>
+      </w:pPr>
+    </w:lvl>
+    <w:lvl w:ilvl="3" w:tentative="1">
+      <w:start w:val="1"/>
+      <w:numFmt w:val="decimal"/>
+      <w:lvlText w:val="%4."/>
+      <w:lvlJc w:val="left"/>
+      <w:pPr>
+        <w:tabs>
+          <w:tab w:val="num" w:pos="2880"/>
+        </w:tabs>
+        <w:ind w:left="2880" w:hanging="360"/>
+      </w:pPr>
+    </w:lvl>
+    <w:lvl w:ilvl="4" w:tentative="1">
+      <w:start w:val="1"/>
+      <w:numFmt w:val="decimal"/>
+      <w:lvlText w:val="%5."/>
+      <w:lvlJc w:val="left"/>
+      <w:pPr>
+        <w:tabs>
+          <w:tab w:val="num" w:pos="3600"/>
+        </w:tabs>
+        <w:ind w:left="3600" w:hanging="360"/>
+      </w:pPr>
+    </w:lvl>
+    <w:lvl w:ilvl="5" w:tentative="1">
+      <w:start w:val="1"/>
+      <w:numFmt w:val="decimal"/>
+      <w:lvlText w:val="%6."/>
+      <w:lvlJc w:val="left"/>
+      <w:pPr>
+        <w:tabs>
+          <w:tab w:val="num" w:pos="4320"/>
+        </w:tabs>
+        <w:ind w:left="4320" w:hanging="360"/>
+      </w:pPr>
+    </w:lvl>
+    <w:lvl w:ilvl="6" w:tentative="1">
+      <w:start w:val="1"/>
+      <w:numFmt w:val="decimal"/>
+      <w:lvlText w:val="%7."/>
+      <w:lvlJc w:val="left"/>
+      <w:pPr>
+        <w:tabs>
+          <w:tab w:val="num" w:pos="5040"/>
+        </w:tabs>
+        <w:ind w:left="5040" w:hanging="360"/>
+      </w:pPr>
+    </w:lvl>
+    <w:lvl w:ilvl="7" w:tentative="1">
+      <w:start w:val="1"/>
+      <w:numFmt w:val="decimal"/>
+      <w:lvlText w:val="%8."/>
+      <w:lvlJc w:val="left"/>
+      <w:pPr>
+        <w:tabs>
+          <w:tab w:val="num" w:pos="5760"/>
+        </w:tabs>
+        <w:ind w:left="5760" w:hanging="360"/>
+      </w:pPr>
+    </w:lvl>
+    <w:lvl w:ilvl="8" w:tentative="1">
+      <w:start w:val="1"/>
+      <w:numFmt w:val="decimal"/>
+      <w:lvlText w:val="%9."/>
+      <w:lvlJc w:val="left"/>
+      <w:pPr>
+        <w:tabs>
+          <w:tab w:val="num" w:pos="6480"/>
+        </w:tabs>
+        <w:ind w:left="6480" w:hanging="360"/>
+      </w:pPr>
+    </w:lvl>
+  </w:abstractNum>
+  <w:abstractNum w:abstractNumId="28" w15:restartNumberingAfterBreak="0">
     <w:nsid w:val="7FDB3E11"/>
     <w:multiLevelType w:val="multilevel"/>
     <w:tmpl w:val="A0AA0B0A"/>
@@ -36684,7 +41773,7 @@
     <w:abstractNumId w:val="22"/>
   </w:num>
   <w:num w:numId="30" w16cid:durableId="1684504552">
-    <w:abstractNumId w:val="27"/>
+    <w:abstractNumId w:val="28"/>
   </w:num>
   <w:num w:numId="31" w16cid:durableId="1247306368">
     <w:abstractNumId w:val="11"/>
@@ -36697,6 +41786,9 @@
   </w:num>
   <w:num w:numId="34" w16cid:durableId="1616715567">
     <w:abstractNumId w:val="25"/>
+  </w:num>
+  <w:num w:numId="35" w16cid:durableId="468205744">
+    <w:abstractNumId w:val="27"/>
   </w:num>
 </w:numbering>
 </file>
@@ -37231,7 +42323,6 @@
   <w:style w:type="character" w:default="1" w:styleId="DefaultParagraphFont">
     <w:name w:val="Default Paragraph Font"/>
     <w:uiPriority w:val="1"/>
-    <w:semiHidden/>
     <w:unhideWhenUsed/>
   </w:style>
   <w:style w:type="table" w:default="1" w:styleId="TableNormal">
@@ -38206,7 +43297,7 @@
     <w:charset w:val="80"/>
     <w:family w:val="swiss"/>
     <w:pitch w:val="variable"/>
-    <w:sig w:usb0="F7FFAFFF" w:usb1="E9DFFFFF" w:usb2="0000003F" w:usb3="00000000" w:csb0="003F01FF" w:csb1="00000000"/>
+    <w:sig w:usb0="F7FFAEFF" w:usb1="F9DFFFFF" w:usb2="0000007F" w:usb3="00000000" w:csb0="003F01FF" w:csb1="00000000"/>
   </w:font>
   <w:font w:name="Segoe UI">
     <w:panose1 w:val="020B0502040204020203"/>
@@ -38315,7 +43406,9 @@
     <w:rsid w:val="00135889"/>
     <w:rsid w:val="001D6017"/>
     <w:rsid w:val="001E79F7"/>
+    <w:rsid w:val="00227092"/>
     <w:rsid w:val="00292322"/>
+    <w:rsid w:val="00297B30"/>
     <w:rsid w:val="00344A95"/>
     <w:rsid w:val="003B351B"/>
     <w:rsid w:val="00462B24"/>
@@ -39132,7 +44225,7 @@
 
 <file path=word/webextensions/taskpanes.xml><?xml version="1.0" encoding="utf-8"?>
 <wetp:taskpanes xmlns:wetp="http://schemas.microsoft.com/office/webextensions/taskpanes/2010/11">
-  <wetp:taskpane dockstate="right" visibility="0" width="350" row="0">
+  <wetp:taskpane dockstate="right" visibility="0" width="525" row="1">
     <wetp:webextensionref xmlns:r="http://schemas.openxmlformats.org/officeDocument/2006/relationships" r:id="rId1"/>
   </wetp:taskpane>
 </wetp:taskpanes>
@@ -39145,9 +44238,9 @@
     <we:reference id="wa104382081" version="1.55.1.0" store="en-US" storeType="OMEX"/>
   </we:alternateReferences>
   <we:properties>
-    <we:property name="MENDELEY_BIBLIOGRAPHY_IS_DIRTY" value="false"/>
+    <we:property name="MENDELEY_BIBLIOGRAPHY_IS_DIRTY" value="true"/>
     <we:property name="MENDELEY_BIBLIOGRAPHY_LAST_MODIFIED" value="1768235421729"/>
-    <we:property name="MENDELEY_CITATIONS" value="[{&quot;citationID&quot;:&quot;MENDELEY_CITATION_08104ce1-80e5-4a8f-919b-f1da3eba2bd4&quot;,&quot;properties&quot;:{&quot;noteIndex&quot;:0},&quot;isEdited&quot;:false,&quot;manualOverride&quot;:{&quot;isManuallyOverridden&quot;:false,&quot;citeprocText&quot;:&quot;[1]&quot;,&quot;manualOverrideText&quot;:&quot;&quot;},&quot;citationTag&quot;:&quot;MENDELEY_CITATION_v3_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&quot;,&quot;citationItems&quot;:[{&quot;id&quot;:&quot;4a38e4b7-1819-3c78-b0aa-cc56493507cb&quot;,&quot;itemData&quot;:{&quot;type&quot;:&quot;report&quot;,&quot;id&quot;:&quot;4a38e4b7-1819-3c78-b0aa-cc56493507cb&quot;,&quot;title&quot;:&quot;Penyakit Jantung Bawaan pada Anak&quot;,&quot;author&quot;:[{&quot;family&quot;:&quot;Lestari&quot;,&quot;given&quot;:&quot;Dhina Lydia&quot;,&quot;parse-names&quot;:false,&quot;dropping-particle&quot;:&quot;&quot;,&quot;non-dropping-particle&quot;:&quot;&quot;},{&quot;family&quot;:&quot;Ilmu&quot;,&quot;given&quot;:&quot;Bagian&quot;,&quot;parse-names&quot;:false,&quot;dropping-particle&quot;:&quot;&quot;,&quot;non-dropping-particle&quot;:&quot;&quot;},{&quot;family&quot;:&quot;Anak&quot;,&quot;given&quot;:&quot;Kesehatan&quot;,&quot;parse-names&quot;:false,&quot;dropping-particle&quot;:&quot;&quot;,&quot;non-dropping-particle&quot;:&quot;&quot;},{&quot;family&quot;:&quot;Kedokteran&quot;,&quot;given&quot;:&quot;Fakultas&quot;,&quot;parse-names&quot;:false,&quot;dropping-particle&quot;:&quot;&quot;,&quot;non-dropping-particle&quot;:&quot;&quot;},{&quot;family&quot;:&quot;Baiturrahmah&quot;,&quot;given&quot;:&quot;Universitas&quot;,&quot;parse-names&quot;:false,&quot;dropping-particle&quot;:&quot;&quot;,&quot;non-dropping-particle&quot;:&quot;&quot;}],&quot;ISSN&quot;:&quot;2810–0204&quot;,&quot;URL&quot;:&quot;http://journal.scientic.id/index.php/sciena/issue/view/11&quot;,&quot;issued&quot;:{&quot;date-parts&quot;:[[2023,7]]},&quot;number-of-pages&quot;:&quot;134-142&quot;,&quot;abstract&quot;:&quot;Penyakit jantung bawaaan (PJB) atau defek jantung bawaan merupakan kelainan struktur jantung dan pembuluh darah yang muncul sejak lahir dan menjadi penyebab utama kematian anak dari semua kelainan bawaan. PJB dapat diartikan juga sebagai abnormalitas struktur makroskopis jantung atau pembuluh darah besar intratoraks yang dapat menyebabkan kematian. Diagnosis PJB biasanya dilakukan dengan anamnesis; pemeriksaan fisik yang meliputi pemeriksaan inspeksi, palpasi dan auskultasi, pemeriksaan pulse oximetry, elektrokardiografi (EKG), dan foto rontgen dada.30Pemeriksaan lanjutan (untuk penyakit jantung bawaan) mencakup ekokardiografi dan kateterisasi jantung. Penatalaksanaan penyakit jantung bawaan pada anak-anak tergantung pada jenis masalah jantung tertentu dan seberapa parahnya. Kadang-kadang penyakit jantung bawaan mungkin tidak memiliki efek jangka panjang pada kesehatan anak dan mungkin tidak perlu pengobatan.&quot;,&quot;container-title-short&quot;:&quot;&quot;},&quot;isTemporary&quot;:false,&quot;suppress-author&quot;:false,&quot;composite&quot;:false,&quot;author-only&quot;:false}]},{&quot;citationID&quot;:&quot;MENDELEY_CITATION_d2e217e8-582b-41b2-bdc6-0025e66fbcab&quot;,&quot;properties&quot;:{&quot;noteIndex&quot;:0},&quot;isEdited&quot;:false,&quot;manualOverride&quot;:{&quot;isManuallyOverridden&quot;:false,&quot;citeprocText&quot;:&quot;[1]&quot;,&quot;manualOverrideText&quot;:&quot;&quot;},&quot;citationTag&quot;:&quot;MENDELEY_CITATION_v3_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&quot;,&quot;citationItems&quot;:[{&quot;id&quot;:&quot;4a38e4b7-1819-3c78-b0aa-cc56493507cb&quot;,&quot;itemData&quot;:{&quot;type&quot;:&quot;report&quot;,&quot;id&quot;:&quot;4a38e4b7-1819-3c78-b0aa-cc56493507cb&quot;,&quot;title&quot;:&quot;Penyakit Jantung Bawaan pada Anak&quot;,&quot;author&quot;:[{&quot;family&quot;:&quot;Lestari&quot;,&quot;given&quot;:&quot;Dhina Lydia&quot;,&quot;parse-names&quot;:false,&quot;dropping-particle&quot;:&quot;&quot;,&quot;non-dropping-particle&quot;:&quot;&quot;},{&quot;family&quot;:&quot;Ilmu&quot;,&quot;given&quot;:&quot;Bagian&quot;,&quot;parse-names&quot;:false,&quot;dropping-particle&quot;:&quot;&quot;,&quot;non-dropping-particle&quot;:&quot;&quot;},{&quot;family&quot;:&quot;Anak&quot;,&quot;given&quot;:&quot;Kesehatan&quot;,&quot;parse-names&quot;:false,&quot;dropping-particle&quot;:&quot;&quot;,&quot;non-dropping-particle&quot;:&quot;&quot;},{&quot;family&quot;:&quot;Kedokteran&quot;,&quot;given&quot;:&quot;Fakultas&quot;,&quot;parse-names&quot;:false,&quot;dropping-particle&quot;:&quot;&quot;,&quot;non-dropping-particle&quot;:&quot;&quot;},{&quot;family&quot;:&quot;Baiturrahmah&quot;,&quot;given&quot;:&quot;Universitas&quot;,&quot;parse-names&quot;:false,&quot;dropping-particle&quot;:&quot;&quot;,&quot;non-dropping-particle&quot;:&quot;&quot;}],&quot;ISSN&quot;:&quot;2810–0204&quot;,&quot;URL&quot;:&quot;http://journal.scientic.id/index.php/sciena/issue/view/11&quot;,&quot;issued&quot;:{&quot;date-parts&quot;:[[2023,7]]},&quot;number-of-pages&quot;:&quot;134-142&quot;,&quot;abstract&quot;:&quot;Penyakit jantung bawaaan (PJB) atau defek jantung bawaan merupakan kelainan struktur jantung dan pembuluh darah yang muncul sejak lahir dan menjadi penyebab utama kematian anak dari semua kelainan bawaan. PJB dapat diartikan juga sebagai abnormalitas struktur makroskopis jantung atau pembuluh darah besar intratoraks yang dapat menyebabkan kematian. Diagnosis PJB biasanya dilakukan dengan anamnesis; pemeriksaan fisik yang meliputi pemeriksaan inspeksi, palpasi dan auskultasi, pemeriksaan pulse oximetry, elektrokardiografi (EKG), dan foto rontgen dada.30Pemeriksaan lanjutan (untuk penyakit jantung bawaan) mencakup ekokardiografi dan kateterisasi jantung. Penatalaksanaan penyakit jantung bawaan pada anak-anak tergantung pada jenis masalah jantung tertentu dan seberapa parahnya. Kadang-kadang penyakit jantung bawaan mungkin tidak memiliki efek jangka panjang pada kesehatan anak dan mungkin tidak perlu pengobatan.&quot;,&quot;container-title-short&quot;:&quot;&quot;},&quot;isTemporary&quot;:false,&quot;suppress-author&quot;:false,&quot;composite&quot;:false,&quot;author-only&quot;:false}]},{&quot;citationID&quot;:&quot;MENDELEY_CITATION_1519c21c-82fb-401b-b28b-2af5b1eb1d47&quot;,&quot;properties&quot;:{&quot;noteIndex&quot;:0},&quot;isEdited&quot;:false,&quot;manualOverride&quot;:{&quot;isManuallyOverridden&quot;:false,&quot;citeprocText&quot;:&quot;[2]&quot;,&quot;manualOverrideText&quot;:&quot;&quot;},&quot;citationTag&quot;:&quot;MENDELEY_CITATION_v3_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&quot;,&quot;citationItems&quot;:[{&quot;id&quot;:&quot;1dca14fc-3571-3136-a12f-c2673c7fe0df&quot;,&quot;itemData&quot;:{&quot;type&quot;:&quot;article&quot;,&quot;id&quot;:&quot;1dca14fc-3571-3136-a12f-c2673c7fe0df&quot;,&quot;title&quot;:&quot;Pathophysiology and natural history of atrial septal defect&quot;,&quot;author&quot;:[{&quot;family&quot;:&quot;Gloan&quot;,&quot;given&quot;:&quot;Laurianne&quot;,&quot;parse-names&quot;:false,&quot;dropping-particle&quot;:&quot;&quot;,&quot;non-dropping-particle&quot;:&quot;Le&quot;},{&quot;family&quot;:&quot;Legendre&quot;,&quot;given&quot;:&quot;Antoine&quot;,&quot;parse-names&quot;:false,&quot;dropping-particle&quot;:&quot;&quot;,&quot;non-dropping-particle&quot;:&quot;&quot;},{&quot;family&quot;:&quot;Iserin&quot;,&quot;given&quot;:&quot;Laurence&quot;,&quot;parse-names&quot;:false,&quot;dropping-particle&quot;:&quot;&quot;,&quot;non-dropping-particle&quot;:&quot;&quot;},{&quot;family&quot;:&quot;Ladouceur&quot;,&quot;given&quot;:&quot;Magalie&quot;,&quot;parse-names&quot;:false,&quot;dropping-particle&quot;:&quot;&quot;,&quot;non-dropping-particle&quot;:&quot;&quot;}],&quot;container-title&quot;:&quot;Journal of Thoracic Disease&quot;,&quot;container-title-short&quot;:&quot;J Thorac Dis&quot;,&quot;DOI&quot;:&quot;10.21037/jtd.2018.02.80&quot;,&quot;ISSN&quot;:&quot;20776624&quot;,&quot;issued&quot;:{&quot;date-parts&quot;:[[2018,9,1]]},&quot;page&quot;:&quot;S2854-S2863&quot;,&quot;abstract&quot;:&quot;Atrial septal defects are among the third most common types of congenital heart disease. This group of malformations includes several types of atrial communications allowing shunting of blood between the systemic and the pulmonary circulations. The nature of shunting across the defect in patients with atrial septal defect is of particular interest. Understanding the underlying mechanisms of interatrial shunts and their natural history will help selecting the best timing for closure, before irreversible cardiac and pulmonary injury occur. This review describes the different pathophysiologic mechanisms involved in the direction and magnitude of blood flow through atrial septal defects. The natural history of an individual born with an isolated atrial septal defect is then discussed, including the impact of a longstanding shunt on survival.&quot;,&quot;publisher&quot;:&quot;AME Publishing Company&quot;,&quot;volume&quot;:&quot;10&quot;},&quot;isTemporary&quot;:false,&quot;suppress-author&quot;:false,&quot;composite&quot;:false,&quot;author-only&quot;:false}]},{&quot;citationID&quot;:&quot;MENDELEY_CITATION_d3056b9a-5f4e-4056-a879-b689a892179f&quot;,&quot;properties&quot;:{&quot;noteIndex&quot;:0},&quot;isEdited&quot;:false,&quot;manualOverride&quot;:{&quot;isManuallyOverridden&quot;:false,&quot;citeprocText&quot;:&quot;[1]&quot;,&quot;manualOverrideText&quot;:&quot;&quot;},&quot;citationTag&quot;:&quot;MENDELEY_CITATION_v3_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&quot;,&quot;citationItems&quot;:[{&quot;id&quot;:&quot;4a38e4b7-1819-3c78-b0aa-cc56493507cb&quot;,&quot;itemData&quot;:{&quot;type&quot;:&quot;report&quot;,&quot;id&quot;:&quot;4a38e4b7-1819-3c78-b0aa-cc56493507cb&quot;,&quot;title&quot;:&quot;Penyakit Jantung Bawaan pada Anak&quot;,&quot;author&quot;:[{&quot;family&quot;:&quot;Lestari&quot;,&quot;given&quot;:&quot;Dhina Lydia&quot;,&quot;parse-names&quot;:false,&quot;dropping-particle&quot;:&quot;&quot;,&quot;non-dropping-particle&quot;:&quot;&quot;},{&quot;family&quot;:&quot;Ilmu&quot;,&quot;given&quot;:&quot;Bagian&quot;,&quot;parse-names&quot;:false,&quot;dropping-particle&quot;:&quot;&quot;,&quot;non-dropping-particle&quot;:&quot;&quot;},{&quot;family&quot;:&quot;Anak&quot;,&quot;given&quot;:&quot;Kesehatan&quot;,&quot;parse-names&quot;:false,&quot;dropping-particle&quot;:&quot;&quot;,&quot;non-dropping-particle&quot;:&quot;&quot;},{&quot;family&quot;:&quot;Kedokteran&quot;,&quot;given&quot;:&quot;Fakultas&quot;,&quot;parse-names&quot;:false,&quot;dropping-particle&quot;:&quot;&quot;,&quot;non-dropping-particle&quot;:&quot;&quot;},{&quot;family&quot;:&quot;Baiturrahmah&quot;,&quot;given&quot;:&quot;Universitas&quot;,&quot;parse-names&quot;:false,&quot;dropping-particle&quot;:&quot;&quot;,&quot;non-dropping-particle&quot;:&quot;&quot;}],&quot;ISSN&quot;:&quot;2810–0204&quot;,&quot;URL&quot;:&quot;http://journal.scientic.id/index.php/sciena/issue/view/11&quot;,&quot;issued&quot;:{&quot;date-parts&quot;:[[2023,7]]},&quot;number-of-pages&quot;:&quot;134-142&quot;,&quot;abstract&quot;:&quot;Penyakit jantung bawaaan (PJB) atau defek jantung bawaan merupakan kelainan struktur jantung dan pembuluh darah yang muncul sejak lahir dan menjadi penyebab utama kematian anak dari semua kelainan bawaan. PJB dapat diartikan juga sebagai abnormalitas struktur makroskopis jantung atau pembuluh darah besar intratoraks yang dapat menyebabkan kematian. Diagnosis PJB biasanya dilakukan dengan anamnesis; pemeriksaan fisik yang meliputi pemeriksaan inspeksi, palpasi dan auskultasi, pemeriksaan pulse oximetry, elektrokardiografi (EKG), dan foto rontgen dada.30Pemeriksaan lanjutan (untuk penyakit jantung bawaan) mencakup ekokardiografi dan kateterisasi jantung. Penatalaksanaan penyakit jantung bawaan pada anak-anak tergantung pada jenis masalah jantung tertentu dan seberapa parahnya. Kadang-kadang penyakit jantung bawaan mungkin tidak memiliki efek jangka panjang pada kesehatan anak dan mungkin tidak perlu pengobatan.&quot;,&quot;container-title-short&quot;:&quot;&quot;},&quot;isTemporary&quot;:false,&quot;suppress-author&quot;:false,&quot;composite&quot;:false,&quot;author-only&quot;:false}]},{&quot;citationID&quot;:&quot;MENDELEY_CITATION_086914b1-7a7b-4235-b684-b3c27e512728&quot;,&quot;properties&quot;:{&quot;noteIndex&quot;:0},&quot;isEdited&quot;:false,&quot;manualOverride&quot;:{&quot;isManuallyOverridden&quot;:false,&quot;citeprocText&quot;:&quot;[2]&quot;,&quot;manualOverrideText&quot;:&quot;&quot;},&quot;citationTag&quot;:&quot;MENDELEY_CITATION_v3_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&quot;,&quot;citationItems&quot;:[{&quot;id&quot;:&quot;1dca14fc-3571-3136-a12f-c2673c7fe0df&quot;,&quot;itemData&quot;:{&quot;type&quot;:&quot;article&quot;,&quot;id&quot;:&quot;1dca14fc-3571-3136-a12f-c2673c7fe0df&quot;,&quot;title&quot;:&quot;Pathophysiology and natural history of atrial septal defect&quot;,&quot;author&quot;:[{&quot;family&quot;:&quot;Gloan&quot;,&quot;given&quot;:&quot;Laurianne&quot;,&quot;parse-names&quot;:false,&quot;dropping-particle&quot;:&quot;&quot;,&quot;non-dropping-particle&quot;:&quot;Le&quot;},{&quot;family&quot;:&quot;Legendre&quot;,&quot;given&quot;:&quot;Antoine&quot;,&quot;parse-names&quot;:false,&quot;dropping-particle&quot;:&quot;&quot;,&quot;non-dropping-particle&quot;:&quot;&quot;},{&quot;family&quot;:&quot;Iserin&quot;,&quot;given&quot;:&quot;Laurence&quot;,&quot;parse-names&quot;:false,&quot;dropping-particle&quot;:&quot;&quot;,&quot;non-dropping-particle&quot;:&quot;&quot;},{&quot;family&quot;:&quot;Ladouceur&quot;,&quot;given&quot;:&quot;Magalie&quot;,&quot;parse-names&quot;:false,&quot;dropping-particle&quot;:&quot;&quot;,&quot;non-dropping-particle&quot;:&quot;&quot;}],&quot;container-title&quot;:&quot;Journal of Thoracic Disease&quot;,&quot;container-title-short&quot;:&quot;J Thorac Dis&quot;,&quot;DOI&quot;:&quot;10.21037/jtd.2018.02.80&quot;,&quot;ISSN&quot;:&quot;20776624&quot;,&quot;issued&quot;:{&quot;date-parts&quot;:[[2018,9,1]]},&quot;page&quot;:&quot;S2854-S2863&quot;,&quot;abstract&quot;:&quot;Atrial septal defects are among the third most common types of congenital heart disease. This group of malformations includes several types of atrial communications allowing shunting of blood between the systemic and the pulmonary circulations. The nature of shunting across the defect in patients with atrial septal defect is of particular interest. Understanding the underlying mechanisms of interatrial shunts and their natural history will help selecting the best timing for closure, before irreversible cardiac and pulmonary injury occur. This review describes the different pathophysiologic mechanisms involved in the direction and magnitude of blood flow through atrial septal defects. The natural history of an individual born with an isolated atrial septal defect is then discussed, including the impact of a longstanding shunt on survival.&quot;,&quot;publisher&quot;:&quot;AME Publishing Company&quot;,&quot;volume&quot;:&quot;10&quot;},&quot;isTemporary&quot;:false,&quot;suppress-author&quot;:false,&quot;composite&quot;:false,&quot;author-only&quot;:false}]},{&quot;citationID&quot;:&quot;MENDELEY_CITATION_94f472db-daec-4bce-ad6e-6d973d8cbd07&quot;,&quot;properties&quot;:{&quot;noteIndex&quot;:0},&quot;isEdited&quot;:false,&quot;manualOverride&quot;:{&quot;isManuallyOverridden&quot;:false,&quot;citeprocText&quot;:&quot;[3]&quot;,&quot;manualOverrideText&quot;:&quot;&quot;},&quot;citationTag&quot;:&quot;MENDELEY_CITATION_v3_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&quot;,&quot;citationItems&quot;:[{&quot;id&quot;:&quot;17a43a40-3678-3004-a35d-8e8425476786&quot;,&quot;itemData&quot;:{&quot;type&quot;:&quot;article&quot;,&quot;id&quot;:&quot;17a43a40-3678-3004-a35d-8e8425476786&quot;,&quot;title&quot;:&quot;Cardiovascular and respiratory physiology in children&quot;,&quot;author&quot;:[{&quot;family&quot;:&quot;Saikia&quot;,&quot;given&quot;:&quot;Diganta&quot;,&quot;parse-names&quot;:false,&quot;dropping-particle&quot;:&quot;&quot;,&quot;non-dropping-particle&quot;:&quot;&quot;},{&quot;family&quot;:&quot;Mahanta&quot;,&quot;given&quot;:&quot;Bandana&quot;,&quot;parse-names&quot;:false,&quot;dropping-particle&quot;:&quot;&quot;,&quot;non-dropping-particle&quot;:&quot;&quot;}],&quot;container-title&quot;:&quot;Indian Journal of Anaesthesia&quot;,&quot;container-title-short&quot;:&quot;Indian J Anaesth&quot;,&quot;DOI&quot;:&quot;10.4103/ija.IJA_490_19&quot;,&quot;ISSN&quot;:&quot;00195049&quot;,&quot;issued&quot;:{&quot;date-parts&quot;:[[2019,9,1]]},&quot;page&quot;:&quot;690-697&quot;,&quot;abstract&quot;:&quot;Children are at increased risk of perioperative respiratory and cardiovascular complications because of their unique respiratory and cardiovascular physiology compared to adults. Anaesthesia can exaggerate respiratory deterioration in young children because of their inability to control respiration and inherent susceptibility to rapid desaturation, airway obstruction, early respiratory fatigue and lung atelectasis. Premature infants (less than 60 weeks of postconceptional age) can be exposed to the danger of prolonged apnoea and consequent worsening of respiratory function. The transitional phase of circulation is vulnerable to revert to persistent foetal circulation in neonates. Myocardium and autonomic control of the heart is immature and different in neonates and infants compared to older children and adults and are predisposed to inadvertent life-threatening haemodynamic changes during the perioperative period. In this review article, we discuss respiratory and cardiovascular physiology in neonates, infants and younger children and their differences with older children and adults. We mainly focus on transitional physiology of both respiratory and cardiovascular system in newborns and infants and the deleterious changes that may occur during anaesthesia or perioperatively.&quot;,&quot;publisher&quot;:&quot;Wolters Kluwer Medknow Publications&quot;,&quot;issue&quot;:&quot;9&quot;,&quot;volume&quot;:&quot;63&quot;},&quot;isTemporary&quot;:false,&quot;suppress-author&quot;:false,&quot;composite&quot;:false,&quot;author-only&quot;:false}]},{&quot;citationID&quot;:&quot;MENDELEY_CITATION_d3f7bdc0-38cc-4e3e-8547-6347e3a2674e&quot;,&quot;properties&quot;:{&quot;noteIndex&quot;:0},&quot;isEdited&quot;:false,&quot;manualOverride&quot;:{&quot;isManuallyOverridden&quot;:false,&quot;citeprocText&quot;:&quot;[4]&quot;,&quot;manualOverrideText&quot;:&quot;&quot;},&quot;citationTag&quot;:&quot;MENDELEY_CITATION_v3_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&quot;,&quot;citationItems&quot;:[{&quot;id&quot;:&quot;6d349998-4d5f-3f8a-bfb6-2849d22b9cb7&quot;,&quot;itemData&quot;:{&quot;type&quot;:&quot;article&quot;,&quot;id&quot;:&quot;6d349998-4d5f-3f8a-bfb6-2849d22b9cb7&quot;,&quot;title&quot;:&quot;The Critical Role of Lumped Parameter Models in Patient-Specific Cardiovascular Simulations&quot;,&quot;author&quot;:[{&quot;family&quot;:&quot;Garber&quot;,&quot;given&quot;:&quot;Louis&quot;,&quot;parse-names&quot;:false,&quot;dropping-particle&quot;:&quot;&quot;,&quot;non-dropping-particle&quot;:&quot;&quot;},{&quot;family&quot;:&quot;Khodaei&quot;,&quot;given&quot;:&quot;Seyedvahid&quot;,&quot;parse-names&quot;:false,&quot;dropping-particle&quot;:&quot;&quot;,&quot;non-dropping-particle&quot;:&quot;&quot;},{&quot;family&quot;:&quot;Keshavarz-Motamed&quot;,&quot;given&quot;:&quot;Zahra&quot;,&quot;parse-names&quot;:false,&quot;dropping-particle&quot;:&quot;&quot;,&quot;non-dropping-particle&quot;:&quot;&quot;}],&quot;container-title&quot;:&quot;Archives of Computational Methods in Engineering&quot;,&quot;DOI&quot;:&quot;10.1007/s11831-021-09685-5&quot;,&quot;ISSN&quot;:&quot;18861784&quot;,&quot;issued&quot;:{&quot;date-parts&quot;:[[2022,8,1]]},&quot;page&quot;:&quot;2977-3000&quot;,&quot;abstract&quot;:&quot;Cardiovascular (CV) disease impacts tens of millions of people annually and carries a massive global economic burden. Continued advances in medical imaging, hardware and computational efficiency are leading to an increased interest in the field of cardiovascular computational modelling to help combat the devastating impact of CV disease. This review article will focus on a computational modelling technique known as lumped parameter modelling (LPM). Due to its rapid computation time, ease of automation and relative simplicity, LPM holds the potential of aiding in the early diagnosis of CV disease, assisting clinicians in determining personalized and optimal treatments and offering a unique in-silico setting to study cardiac and circulatory diseases. In addition, it is one of the many tools that are needed in the eventual development of patient specific cardiovascular “digital twin” frameworks. This review focuses on how the personalization of cardiovascular lumped parameter models are beginning to impact the field of patient specific cardiovascular care. It presents an in-depth examination of the approaches used to develop current predictive LPM hemodynamic frameworks as well as their applications within the realm of cardiovascular disease. The roles of these models in higher order blood flow (1D/3D) simulations are also explored in addition to the different algorithms used to personalize the models. The article outlines the future directions of this field and the current challenges and opportunities related to the translation of this technology into clinical settings.&quot;,&quot;publisher&quot;:&quot;Springer Science and Business Media B.V.&quot;,&quot;issue&quot;:&quot;5&quot;,&quot;volume&quot;:&quot;29&quot;,&quot;container-title-short&quot;:&quot;&quot;},&quot;isTemporary&quot;:false,&quot;suppress-author&quot;:false,&quot;composite&quot;:false,&quot;author-only&quot;:false}]},{&quot;citationID&quot;:&quot;MENDELEY_CITATION_89b6a887-0149-4821-baba-92a060ee6c09&quot;,&quot;properties&quot;:{&quot;noteIndex&quot;:0},&quot;isEdited&quot;:false,&quot;manualOverride&quot;:{&quot;isManuallyOverridden&quot;:false,&quot;citeprocText&quot;:&quot;[5]&quot;,&quot;manualOverrideText&quot;:&quot;&quot;},&quot;citationTag&quot;:&quot;MENDELEY_CITATION_v3_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&quot;,&quot;citationItems&quot;:[{&quot;id&quot;:&quot;971e013b-edf3-3b46-9bf7-161772719682&quot;,&quot;itemData&quot;:{&quot;type&quot;:&quot;article-journal&quot;,&quot;id&quot;:&quot;971e013b-edf3-3b46-9bf7-161772719682&quot;,&quot;title&quot;:&quot;Patient-Specific Modelling and Parameter Optimisation to Simulate Dilated Cardiomyopathy in Children&quot;,&quot;author&quot;:[{&quot;family&quot;:&quot;Bozkurt&quot;,&quot;given&quot;:&quot;Selim&quot;,&quot;parse-names&quot;:false,&quot;dropping-particle&quot;:&quot;&quot;,&quot;non-dropping-particle&quot;:&quot;&quot;},{&quot;family&quot;:&quot;Paracha&quot;,&quot;given&quot;:&quot;Waleed&quot;,&quot;parse-names&quot;:false,&quot;dropping-particle&quot;:&quot;&quot;,&quot;non-dropping-particle&quot;:&quot;&quot;},{&quot;family&quot;:&quot;Bakaya&quot;,&quot;given&quot;:&quot;Kaushiki&quot;,&quot;parse-names&quot;:false,&quot;dropping-particle&quot;:&quot;&quot;,&quot;non-dropping-particle&quot;:&quot;&quot;},{&quot;family&quot;:&quot;Schievano&quot;,&quot;given&quot;:&quot;Silvia&quot;,&quot;parse-names&quot;:false,&quot;dropping-particle&quot;:&quot;&quot;,&quot;non-dropping-particle&quot;:&quot;&quot;}],&quot;container-title&quot;:&quot;Cardiovascular Engineering and Technology&quot;,&quot;container-title-short&quot;:&quot;Cardiovasc Eng Technol&quot;,&quot;DOI&quot;:&quot;10.1007/s13239-022-00611-9&quot;,&quot;ISSN&quot;:&quot;18694098&quot;,&quot;PMID&quot;:&quot;35194766&quot;,&quot;issued&quot;:{&quot;date-parts&quot;:[[2022,10,1]]},&quot;page&quot;:&quot;712-724&quot;,&quot;abstract&quot;:&quot;Purpose: Lumped parameter modelling has been widely used to simulate cardiac function and physiological scenarios in cardiovascular research. Whereas several patient-specific lumped parameter models have been reported for adults, there is a limited number of studies aiming to simulate cardiac function in children. The aim of this study is to simulate patient-specific cardiovascular dynamics in children diagnosed with dilated cardiomyopathy, using a lumped parameter model. Methods: Patient data including age, gender, heart rate, left and right ventricular end-systolic and end-diastolic volumes, cardiac output, systolic and diastolic aortic pressures were collected from 3 patients at Great Ormond Street Hospital for Children, London, UK. Ventricular geometrical data were additionally retrieved from cardiovascular magnetic resonance images. 23 parameters in the lumped parameter model were optimised to simulate systolic and diastolic pressures, end-systolic and end-diastolic volumes, cardiac output and left and right ventricular diameters in the patients using a direct search optimisation method. Results: Difference between the haemodynamic parameters in the optimised cardiovascular system models and clinical data was less than 10%. Conclusion: The simulation results show the potential of patient-specific lumped parameter modelling to simulate clinical cases. Modelling patient specific cardiac function and blood flow in the paediatric patients would allow us to evaluate a variety of physiological scenarios and treatment options.&quot;,&quot;publisher&quot;:&quot;Springer&quot;,&quot;issue&quot;:&quot;5&quot;,&quot;volume&quot;:&quot;13&quot;},&quot;isTemporary&quot;:false,&quot;suppress-author&quot;:false,&quot;composite&quot;:false,&quot;author-only&quot;:false}]},{&quot;citationID&quot;:&quot;MENDELEY_CITATION_a5218404-7e81-490e-a667-15d7b1333898&quot;,&quot;properties&quot;:{&quot;noteIndex&quot;:0},&quot;isEdited&quot;:false,&quot;manualOverride&quot;:{&quot;isManuallyOverridden&quot;:false,&quot;citeprocText&quot;:&quot;[6]&quot;,&quot;manualOverrideText&quot;:&quot;&quot;},&quot;citationTag&quot;:&quot;MENDELEY_CITATION_v3_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&quot;,&quot;citationItems&quot;:[{&quot;id&quot;:&quot;9f99e5f3-6138-3afb-a8da-59a785acbaef&quot;,&quot;itemData&quot;:{&quot;type&quot;:&quot;thesis&quot;,&quot;id&quot;:&quot;9f99e5f3-6138-3afb-a8da-59a785acbaef&quot;,&quot;title&quot;:&quot;Lumped-parameter models for the simulation of cardiovascular congenital diseases&quot;,&quot;author&quot;:[{&quot;family&quot;:&quot;Valenti&quot;,&quot;given&quot;:&quot;Giulio&quot;,&quot;parse-names&quot;:false,&quot;dropping-particle&quot;:&quot;&quot;,&quot;non-dropping-particle&quot;:&quot;&quot;}],&quot;accessed&quot;:{&quot;date-parts&quot;:[[2025,10,10]]},&quot;URL&quot;:&quot;https://www.politesi.polimi.it/handle/10589/215783&quot;,&quot;issued&quot;:{&quot;date-parts&quot;:[[2023]]},&quot;abstract&quot;:&quot;The objective of this study is to investigate some congenital heart defects by modeling them through a 0D lumped-parameters model. The starting reference model corresponds to a healthy adult male. The considered defects are the patent foramen ovale, partial anomalous pulmonary venous return, atrial septal defect and ventricular septal defect. The foramen is implemented by using a valve model based on the Bernoulli formula. The resulting model is tested for various foramen radius to quantify the different impact it has on the cardiac circulation. The model predicts a decrease in the ratio between pulmonary and systemic flow for increasing defect size. To model partial anomalous pulmonary venous return, the pulmonary venous compartment is first divided into the four main pulmonary veins. Subsequently, these veins are detached from the left atrium and connected, in one case, to the atrium and, in the other case, to the superior vena cava. In\nboth cases, the number of anomalous veins is progressively increased from zero to three. The model predicts an increased impact on cardiac circulation for an increasing number of anomalous veins. Furthermore, by comparing the two cases, the model predicts a lower impact in the superior vena cava, resulting in a reduced amount of already oxygenated\nblood erroneously returning to the pulmonary circulation. Finally, the two septal defects are modeled as resistances connecting the respective cardiac chambers. A model calibration involving septal defects is performed for three different clinical data sets. The calibration shows how various parameters representing the physical characteristics of the\ncardiocirculatory system are changed due to the alteration in blood circulation patterns over the years. In particular, an increase in pulmonary resistances and a decrease in the\narterial pulmonary capacitance is observed in two patients with ventricular septal defect.&quot;,&quot;publisher&quot;:&quot;Politecnico Milano&quot;,&quot;container-title-short&quot;:&quot;&quot;},&quot;isTemporary&quot;:false,&quot;suppress-author&quot;:false,&quot;composite&quot;:false,&quot;author-only&quot;:false}]},{&quot;citationID&quot;:&quot;MENDELEY_CITATION_fd7c2090-5b12-4bab-ae51-9cb6ef350b0d&quot;,&quot;properties&quot;:{&quot;noteIndex&quot;:0},&quot;isEdited&quot;:false,&quot;manualOverride&quot;:{&quot;isManuallyOverridden&quot;:false,&quot;citeprocText&quot;:&quot;[6]&quot;,&quot;manualOverrideText&quot;:&quot;&quot;},&quot;citationTag&quot;:&quot;MENDELEY_CITATION_v3_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&quot;,&quot;citationItems&quot;:[{&quot;id&quot;:&quot;9f99e5f3-6138-3afb-a8da-59a785acbaef&quot;,&quot;itemData&quot;:{&quot;type&quot;:&quot;thesis&quot;,&quot;id&quot;:&quot;9f99e5f3-6138-3afb-a8da-59a785acbaef&quot;,&quot;title&quot;:&quot;Lumped-parameter models for the simulation of cardiovascular congenital diseases&quot;,&quot;author&quot;:[{&quot;family&quot;:&quot;Valenti&quot;,&quot;given&quot;:&quot;Giulio&quot;,&quot;parse-names&quot;:false,&quot;dropping-particle&quot;:&quot;&quot;,&quot;non-dropping-particle&quot;:&quot;&quot;}],&quot;accessed&quot;:{&quot;date-parts&quot;:[[2025,10,10]]},&quot;URL&quot;:&quot;https://www.politesi.polimi.it/handle/10589/215783&quot;,&quot;issued&quot;:{&quot;date-parts&quot;:[[2023]]},&quot;abstract&quot;:&quot;The objective of this study is to investigate some congenital heart defects by modeling them through a 0D lumped-parameters model. The starting reference model corresponds to a healthy adult male. The considered defects are the patent foramen ovale, partial anomalous pulmonary venous return, atrial septal defect and ventricular septal defect. The foramen is implemented by using a valve model based on the Bernoulli formula. The resulting model is tested for various foramen radius to quantify the different impact it has on the cardiac circulation. The model predicts a decrease in the ratio between pulmonary and systemic flow for increasing defect size. To model partial anomalous pulmonary venous return, the pulmonary venous compartment is first divided into the four main pulmonary veins. Subsequently, these veins are detached from the left atrium and connected, in one case, to the atrium and, in the other case, to the superior vena cava. In\nboth cases, the number of anomalous veins is progressively increased from zero to three. The model predicts an increased impact on cardiac circulation for an increasing number of anomalous veins. Furthermore, by comparing the two cases, the model predicts a lower impact in the superior vena cava, resulting in a reduced amount of already oxygenated\nblood erroneously returning to the pulmonary circulation. Finally, the two septal defects are modeled as resistances connecting the respective cardiac chambers. A model calibration involving septal defects is performed for three different clinical data sets. The calibration shows how various parameters representing the physical characteristics of the\ncardiocirculatory system are changed due to the alteration in blood circulation patterns over the years. In particular, an increase in pulmonary resistances and a decrease in the\narterial pulmonary capacitance is observed in two patients with ventricular septal defect.&quot;,&quot;publisher&quot;:&quot;Politecnico Milano&quot;,&quot;container-title-short&quot;:&quot;&quot;},&quot;isTemporary&quot;:false,&quot;suppress-author&quot;:false,&quot;composite&quot;:false,&quot;author-only&quot;:false}]},{&quot;citationID&quot;:&quot;MENDELEY_CITATION_ad4f324d-f737-45fa-8858-02c7048eb442&quot;,&quot;properties&quot;:{&quot;noteIndex&quot;:0},&quot;isEdited&quot;:false,&quot;manualOverride&quot;:{&quot;isManuallyOverridden&quot;:false,&quot;citeprocText&quot;:&quot;[3]&quot;,&quot;manualOverrideText&quot;:&quot;&quot;},&quot;citationTag&quot;:&quot;MENDELEY_CITATION_v3_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&quot;,&quot;citationItems&quot;:[{&quot;id&quot;:&quot;17a43a40-3678-3004-a35d-8e8425476786&quot;,&quot;itemData&quot;:{&quot;type&quot;:&quot;article&quot;,&quot;id&quot;:&quot;17a43a40-3678-3004-a35d-8e8425476786&quot;,&quot;title&quot;:&quot;Cardiovascular and respiratory physiology in children&quot;,&quot;author&quot;:[{&quot;family&quot;:&quot;Saikia&quot;,&quot;given&quot;:&quot;Diganta&quot;,&quot;parse-names&quot;:false,&quot;dropping-particle&quot;:&quot;&quot;,&quot;non-dropping-particle&quot;:&quot;&quot;},{&quot;family&quot;:&quot;Mahanta&quot;,&quot;given&quot;:&quot;Bandana&quot;,&quot;parse-names&quot;:false,&quot;dropping-particle&quot;:&quot;&quot;,&quot;non-dropping-particle&quot;:&quot;&quot;}],&quot;container-title&quot;:&quot;Indian Journal of Anaesthesia&quot;,&quot;container-title-short&quot;:&quot;Indian J Anaesth&quot;,&quot;DOI&quot;:&quot;10.4103/ija.IJA_490_19&quot;,&quot;ISSN&quot;:&quot;00195049&quot;,&quot;issued&quot;:{&quot;date-parts&quot;:[[2019,9,1]]},&quot;page&quot;:&quot;690-697&quot;,&quot;abstract&quot;:&quot;Children are at increased risk of perioperative respiratory and cardiovascular complications because of their unique respiratory and cardiovascular physiology compared to adults. Anaesthesia can exaggerate respiratory deterioration in young children because of their inability to control respiration and inherent susceptibility to rapid desaturation, airway obstruction, early respiratory fatigue and lung atelectasis. Premature infants (less than 60 weeks of postconceptional age) can be exposed to the danger of prolonged apnoea and consequent worsening of respiratory function. The transitional phase of circulation is vulnerable to revert to persistent foetal circulation in neonates. Myocardium and autonomic control of the heart is immature and different in neonates and infants compared to older children and adults and are predisposed to inadvertent life-threatening haemodynamic changes during the perioperative period. In this review article, we discuss respiratory and cardiovascular physiology in neonates, infants and younger children and their differences with older children and adults. We mainly focus on transitional physiology of both respiratory and cardiovascular system in newborns and infants and the deleterious changes that may occur during anaesthesia or perioperatively.&quot;,&quot;publisher&quot;:&quot;Wolters Kluwer Medknow Publications&quot;,&quot;issue&quot;:&quot;9&quot;,&quot;volume&quot;:&quot;63&quot;},&quot;isTemporary&quot;:false,&quot;suppress-author&quot;:false,&quot;composite&quot;:false,&quot;author-only&quot;:false}]},{&quot;citationID&quot;:&quot;MENDELEY_CITATION_10dfcf15-2656-4474-98ab-1ce453306514&quot;,&quot;properties&quot;:{&quot;noteIndex&quot;:0},&quot;isEdited&quot;:false,&quot;manualOverride&quot;:{&quot;isManuallyOverridden&quot;:false,&quot;citeprocText&quot;:&quot;[7]&quot;,&quot;manualOverrideText&quot;:&quot;&quot;},&quot;citationTag&quot;:&quot;MENDELEY_CITATION_v3_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&quot;,&quot;citationItems&quot;:[{&quot;id&quot;:&quot;73bd718d-d665-3efa-9447-8fb6700d5f4e&quot;,&quot;itemData&quot;:{&quot;type&quot;:&quot;article-journal&quot;,&quot;id&quot;:&quot;73bd718d-d665-3efa-9447-8fb6700d5f4e&quot;,&quot;title&quot;:&quot;Cardiovascular Anatomy and Physiology of The Fetus, Neonate, Infant, Child, and Adolescent&quot;,&quot;author&quot;:[{&quot;family&quot;:&quot;Alyn&quot;,&quot;given&quot;:&quot;Irene B.&quot;,&quot;parse-names&quot;:false,&quot;dropping-particle&quot;:&quot;&quot;,&quot;non-dropping-particle&quot;:&quot;&quot;},{&quot;family&quot;:&quot;Baker&quot;,&quot;given&quot;:&quot;Lois K.&quot;,&quot;parse-names&quot;:false,&quot;dropping-particle&quot;:&quot;&quot;,&quot;non-dropping-particle&quot;:&quot;&quot;}],&quot;container-title&quot;:&quot;The Journal of Cardiovascular Nrusing&quot;,&quot;DOI&quot;:&quot;10.1097/00005082-199204000-00002&quot;,&quot;issued&quot;:{&quot;date-parts&quot;:[[1992,4]]},&quot;abstract&quot;:&quot;Practicing cardiovascular nurses are aware that significant differences exist in the cardiac anatomy and physiology of children and adults. Generally, the younger the child the greater these differences are. The cellular anatomy and physiology are markedly different in the fetus, neonate, and infant. As development progresses, cardiac function begins to more closely approximate that of an adult. This article describes the anatomical and physiologic development of the fetus, neonate, infant, child, and adolescent. The developmental differences in preload, afterload, contractility, and heart rate are summarized.&quot;,&quot;container-title-short&quot;:&quot;&quot;},&quot;isTemporary&quot;:false,&quot;suppress-author&quot;:false,&quot;composite&quot;:false,&quot;author-only&quot;:false}]},{&quot;citationID&quot;:&quot;MENDELEY_CITATION_5c944b94-f9af-4181-9e70-053b8e399934&quot;,&quot;properties&quot;:{&quot;noteIndex&quot;:0},&quot;isEdited&quot;:false,&quot;manualOverride&quot;:{&quot;isManuallyOverridden&quot;:false,&quot;citeprocText&quot;:&quot;[8]&quot;,&quot;manualOverrideText&quot;:&quot;&quot;},&quot;citationTag&quot;:&quot;MENDELEY_CITATION_v3_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&quot;,&quot;citationItems&quot;:[{&quot;id&quot;:&quot;d352721c-55df-3742-b7df-52331073ada3&quot;,&quot;itemData&quot;:{&quot;type&quot;:&quot;report&quot;,&quot;id&quot;:&quot;d352721c-55df-3742-b7df-52331073ada3&quot;,&quot;title&quot;:&quot;Anatomy of the heart&quot;,&quot;author&quot;:[{&quot;family&quot;:&quot;Al-Sakini&quot;,&quot;given&quot;:&quot;Nada&quot;,&quot;parse-names&quot;:false,&quot;dropping-particle&quot;:&quot;&quot;,&quot;non-dropping-particle&quot;:&quot;&quot;}],&quot;DOI&quot;:&quot;https://doi.org/10.1016/j.mpmed.2022.03.014.&quot;,&quot;ISSN&quot;:&quot;1357-3039&quot;,&quot;issued&quot;:{&quot;date-parts&quot;:[[2022]]},&quot;number-of-pages&quot;:&quot;317-321&quot;,&quot;abstract&quot;:&quot;Beating at the third week of intrauterine life, this relentless hollow muscular machine only the size of a human fist can circulate &gt;1500 gallons of blood per day around the body (45 times as much as a bathtub). There has been no visible change in heart's morphological anatomy for an exceedingly long time, with the heart muscle connected to the great vessels and powered by a unique electrical system with one-way direction of flow governed by four valves. However, in the era of state-of-the-art cardiac interventions and surgery, it is has never been more crucial to understand its exact anatomy for accurate targeted interventions and minimal complications.&quot;,&quot;container-title-short&quot;:&quot;&quot;},&quot;isTemporary&quot;:false,&quot;suppress-author&quot;:false,&quot;composite&quot;:false,&quot;author-only&quot;:false}]},{&quot;citationID&quot;:&quot;MENDELEY_CITATION_f1fca736-6f9f-48de-b044-9f9769568f97&quot;,&quot;properties&quot;:{&quot;noteIndex&quot;:0},&quot;isEdited&quot;:false,&quot;manualOverride&quot;:{&quot;isManuallyOverridden&quot;:false,&quot;citeprocText&quot;:&quot;[8]&quot;,&quot;manualOverrideText&quot;:&quot;&quot;},&quot;citationTag&quot;:&quot;MENDELEY_CITATION_v3_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&quot;,&quot;citationItems&quot;:[{&quot;id&quot;:&quot;d352721c-55df-3742-b7df-52331073ada3&quot;,&quot;itemData&quot;:{&quot;type&quot;:&quot;report&quot;,&quot;id&quot;:&quot;d352721c-55df-3742-b7df-52331073ada3&quot;,&quot;title&quot;:&quot;Anatomy of the heart&quot;,&quot;author&quot;:[{&quot;family&quot;:&quot;Al-Sakini&quot;,&quot;given&quot;:&quot;Nada&quot;,&quot;parse-names&quot;:false,&quot;dropping-particle&quot;:&quot;&quot;,&quot;non-dropping-particle&quot;:&quot;&quot;}],&quot;DOI&quot;:&quot;https://doi.org/10.1016/j.mpmed.2022.03.014.&quot;,&quot;ISSN&quot;:&quot;1357-3039&quot;,&quot;issued&quot;:{&quot;date-parts&quot;:[[2022]]},&quot;number-of-pages&quot;:&quot;317-321&quot;,&quot;abstract&quot;:&quot;Beating at the third week of intrauterine life, this relentless hollow muscular machine only the size of a human fist can circulate &gt;1500 gallons of blood per day around the body (45 times as much as a bathtub). There has been no visible change in heart's morphological anatomy for an exceedingly long time, with the heart muscle connected to the great vessels and powered by a unique electrical system with one-way direction of flow governed by four valves. However, in the era of state-of-the-art cardiac interventions and surgery, it is has never been more crucial to understand its exact anatomy for accurate targeted interventions and minimal complications.&quot;,&quot;container-title-short&quot;:&quot;&quot;},&quot;isTemporary&quot;:false,&quot;suppress-author&quot;:false,&quot;composite&quot;:false,&quot;author-only&quot;:false}]},{&quot;citationID&quot;:&quot;MENDELEY_CITATION_90f72730-e1d1-4db7-b173-52717d310b8d&quot;,&quot;properties&quot;:{&quot;noteIndex&quot;:0},&quot;isEdited&quot;:false,&quot;manualOverride&quot;:{&quot;isManuallyOverridden&quot;:false,&quot;citeprocText&quot;:&quot;[9]&quot;,&quot;manualOverrideText&quot;:&quot;&quot;},&quot;citationTag&quot;:&quot;MENDELEY_CITATION_v3_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&quot;,&quot;citationItems&quot;:[{&quot;id&quot;:&quot;4905e726-16c9-3221-a6b9-b154986fcefb&quot;,&quot;itemData&quot;:{&quot;type&quot;:&quot;article-journal&quot;,&quot;id&quot;:&quot;4905e726-16c9-3221-a6b9-b154986fcefb&quot;,&quot;title&quot;:&quot;Heart valve structure and function in development and disease&quot;,&quot;author&quot;:[{&quot;family&quot;:&quot;Hinton&quot;,&quot;given&quot;:&quot;Robert B.&quot;,&quot;parse-names&quot;:false,&quot;dropping-particle&quot;:&quot;&quot;,&quot;non-dropping-particle&quot;:&quot;&quot;},{&quot;family&quot;:&quot;Yutzey&quot;,&quot;given&quot;:&quot;Katherine E.&quot;,&quot;parse-names&quot;:false,&quot;dropping-particle&quot;:&quot;&quot;,&quot;non-dropping-particle&quot;:&quot;&quot;}],&quot;container-title&quot;:&quot;Annual Review of Physiology&quot;,&quot;container-title-short&quot;:&quot;Annu Rev Physiol&quot;,&quot;DOI&quot;:&quot;10.1146/annurev-physiol-012110-142145&quot;,&quot;ISSN&quot;:&quot;00664278&quot;,&quot;PMID&quot;:&quot;20809794&quot;,&quot;issued&quot;:{&quot;date-parts&quot;:[[2011]]},&quot;page&quot;:&quot;29-46&quot;,&quot;abstract&quot;:&quot;The mature heart valves are made up of highly organized extracellular matrix (ECM) and valve interstitial cells (VICs) surrounded by an endothelial cell layer. The ECM of the valves is stratified into elastin-, proteoglycan-, and collagen-rich layers that confer distinct biomechanical properties to the leaflets and supporting structures. Signaling pathways have critical functions in primary valvulogenesis as well as the maintenance of valve structure and function over time. Animal models provide powerful tools to study valve development and disease processes. Valve disease is a significant public health problem, and increasing evidence implicates aberrant developmental mechanisms underlying pathogenesis. Further studies are necessary to determine regulatory pathway interactions underlying valve pathogenesis in order to generate new avenues for novel therapeutics. © 2011 by Annual Reviews. All rights reserved.&quot;,&quot;volume&quot;:&quot;73&quot;},&quot;isTemporary&quot;:false,&quot;suppress-author&quot;:false,&quot;composite&quot;:false,&quot;author-only&quot;:false}]},{&quot;citationID&quot;:&quot;MENDELEY_CITATION_c8da5adf-b12a-4c08-a1bd-80c4e9d7c823&quot;,&quot;properties&quot;:{&quot;noteIndex&quot;:0},&quot;isEdited&quot;:false,&quot;manualOverride&quot;:{&quot;isManuallyOverridden&quot;:false,&quot;citeprocText&quot;:&quot;[10]&quot;,&quot;manualOverrideText&quot;:&quot;&quot;},&quot;citationTag&quot;:&quot;MENDELEY_CITATION_v3_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&quot;,&quot;citationItems&quot;:[{&quot;id&quot;:&quot;77fbfe1f-3308-30f1-abd5-8a10d531877f&quot;,&quot;itemData&quot;:{&quot;type&quot;:&quot;article&quot;,&quot;id&quot;:&quot;77fbfe1f-3308-30f1-abd5-8a10d531877f&quot;,&quot;title&quot;:&quot;Comprehensive assessments of pulmonary circulation in children with pulmonary hypertension associated with congenital heart disease&quot;,&quot;author&quot;:[{&quot;family&quot;:&quot;Muneuchi&quot;,&quot;given&quot;:&quot;Jun&quot;,&quot;parse-names&quot;:false,&quot;dropping-particle&quot;:&quot;&quot;,&quot;non-dropping-particle&quot;:&quot;&quot;},{&quot;family&quot;:&quot;Ezaki&quot;,&quot;given&quot;:&quot;Hiroki&quot;,&quot;parse-names&quot;:false,&quot;dropping-particle&quot;:&quot;&quot;,&quot;non-dropping-particle&quot;:&quot;&quot;},{&quot;family&quot;:&quot;Sugitani&quot;,&quot;given&quot;:&quot;Yuichiro&quot;,&quot;parse-names&quot;:false,&quot;dropping-particle&quot;:&quot;&quot;,&quot;non-dropping-particle&quot;:&quot;&quot;},{&quot;family&quot;:&quot;Watanabe&quot;,&quot;given&quot;:&quot;Mamie&quot;,&quot;parse-names&quot;:false,&quot;dropping-particle&quot;:&quot;&quot;,&quot;non-dropping-particle&quot;:&quot;&quot;}],&quot;container-title&quot;:&quot;Frontiers in Pediatrics&quot;,&quot;container-title-short&quot;:&quot;Front Pediatr&quot;,&quot;DOI&quot;:&quot;10.3389/fped.2022.1011631&quot;,&quot;ISSN&quot;:&quot;22962360&quot;,&quot;issued&quot;:{&quot;date-parts&quot;:[[2022,10,14]]},&quot;abstract&quot;:&quot;Pulmonary hypertension associated with congenital heart disease (CHD-PH) encompasses different conditions confounded by the left-to-right shunt, left heart obstruction, ventricular dysfunction, hypoxia due to airway obstruction, dysplasia/hypoplasia of the pulmonary vasculature, pulmonary vascular obstructive disease, and genetic variations of vasoactive mediators. Pulmonary input impedance consists of the pulmonary vascular resistance (Rp) and capacitance (Cp). Rp is calculated as the transpulmonary pressure divided by the pulmonary cardiac output, whereas Cp is calculated as the pulmonary stroke volume divided by the pulmonary arterial pulse pressure. The plots of Rp and Cp demonstrate a unique hyperbolic relationship, namely, the resistor–capacitor coupling curve, which represents the pulmonary vascular condition. The product of Rp and Cp is the exponential pressure decay, which refers to the time constant. Alterations in Cp are more considerable in CHD patients at an early stage of developing pulmonary hypertension or with excessive pulmonary blood flow due to a left-to-right shunt. The importance of Cp has gained attention because recent reports have shown that low Cp potentially reflects poor prognosis in patients with CHD-PH and idiopathic pulmonary hypertension. It is also known that Cp levels decrease in specific populations, such as preterm infants and trisomy 21. Therefore, both Rp and Cp should be individually evaluated in the management of children with CHD-PH who have different disease conditions.&quot;,&quot;publisher&quot;:&quot;Frontiers Media S.A.&quot;,&quot;volume&quot;:&quot;10&quot;},&quot;isTemporary&quot;:false,&quot;suppress-author&quot;:false,&quot;composite&quot;:false,&quot;author-only&quot;:false}]},{&quot;citationID&quot;:&quot;MENDELEY_CITATION_c2031399-c8a2-4765-a720-3397b2f06eb3&quot;,&quot;properties&quot;:{&quot;noteIndex&quot;:0},&quot;isEdited&quot;:false,&quot;manualOverride&quot;:{&quot;isManuallyOverridden&quot;:false,&quot;citeprocText&quot;:&quot;[10]&quot;,&quot;manualOverrideText&quot;:&quot;&quot;},&quot;citationTag&quot;:&quot;MENDELEY_CITATION_v3_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&quot;,&quot;citationItems&quot;:[{&quot;id&quot;:&quot;77fbfe1f-3308-30f1-abd5-8a10d531877f&quot;,&quot;itemData&quot;:{&quot;type&quot;:&quot;article&quot;,&quot;id&quot;:&quot;77fbfe1f-3308-30f1-abd5-8a10d531877f&quot;,&quot;title&quot;:&quot;Comprehensive assessments of pulmonary circulation in children with pulmonary hypertension associated with congenital heart disease&quot;,&quot;author&quot;:[{&quot;family&quot;:&quot;Muneuchi&quot;,&quot;given&quot;:&quot;Jun&quot;,&quot;parse-names&quot;:false,&quot;dropping-particle&quot;:&quot;&quot;,&quot;non-dropping-particle&quot;:&quot;&quot;},{&quot;family&quot;:&quot;Ezaki&quot;,&quot;given&quot;:&quot;Hiroki&quot;,&quot;parse-names&quot;:false,&quot;dropping-particle&quot;:&quot;&quot;,&quot;non-dropping-particle&quot;:&quot;&quot;},{&quot;family&quot;:&quot;Sugitani&quot;,&quot;given&quot;:&quot;Yuichiro&quot;,&quot;parse-names&quot;:false,&quot;dropping-particle&quot;:&quot;&quot;,&quot;non-dropping-particle&quot;:&quot;&quot;},{&quot;family&quot;:&quot;Watanabe&quot;,&quot;given&quot;:&quot;Mamie&quot;,&quot;parse-names&quot;:false,&quot;dropping-particle&quot;:&quot;&quot;,&quot;non-dropping-particle&quot;:&quot;&quot;}],&quot;container-title&quot;:&quot;Frontiers in Pediatrics&quot;,&quot;container-title-short&quot;:&quot;Front Pediatr&quot;,&quot;DOI&quot;:&quot;10.3389/fped.2022.1011631&quot;,&quot;ISSN&quot;:&quot;22962360&quot;,&quot;issued&quot;:{&quot;date-parts&quot;:[[2022,10,14]]},&quot;abstract&quot;:&quot;Pulmonary hypertension associated with congenital heart disease (CHD-PH) encompasses different conditions confounded by the left-to-right shunt, left heart obstruction, ventricular dysfunction, hypoxia due to airway obstruction, dysplasia/hypoplasia of the pulmonary vasculature, pulmonary vascular obstructive disease, and genetic variations of vasoactive mediators. Pulmonary input impedance consists of the pulmonary vascular resistance (Rp) and capacitance (Cp). Rp is calculated as the transpulmonary pressure divided by the pulmonary cardiac output, whereas Cp is calculated as the pulmonary stroke volume divided by the pulmonary arterial pulse pressure. The plots of Rp and Cp demonstrate a unique hyperbolic relationship, namely, the resistor–capacitor coupling curve, which represents the pulmonary vascular condition. The product of Rp and Cp is the exponential pressure decay, which refers to the time constant. Alterations in Cp are more considerable in CHD patients at an early stage of developing pulmonary hypertension or with excessive pulmonary blood flow due to a left-to-right shunt. The importance of Cp has gained attention because recent reports have shown that low Cp potentially reflects poor prognosis in patients with CHD-PH and idiopathic pulmonary hypertension. It is also known that Cp levels decrease in specific populations, such as preterm infants and trisomy 21. Therefore, both Rp and Cp should be individually evaluated in the management of children with CHD-PH who have different disease conditions.&quot;,&quot;publisher&quot;:&quot;Frontiers Media S.A.&quot;,&quot;volume&quot;:&quot;10&quot;},&quot;isTemporary&quot;:false,&quot;suppress-author&quot;:false,&quot;composite&quot;:false,&quot;author-only&quot;:false}]},{&quot;citationID&quot;:&quot;MENDELEY_CITATION_ba83c80b-8917-4d91-b4fe-a62b8b620c10&quot;,&quot;properties&quot;:{&quot;noteIndex&quot;:0},&quot;isEdited&quot;:false,&quot;manualOverride&quot;:{&quot;isManuallyOverridden&quot;:false,&quot;citeprocText&quot;:&quot;[11]&quot;,&quot;manualOverrideText&quot;:&quot;&quot;},&quot;citationTag&quot;:&quot;MENDELEY_CITATION_v3_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&quot;,&quot;citationItems&quot;:[{&quot;id&quot;:&quot;5d226a92-ca77-3f5a-860a-8d3f7b432459&quot;,&quot;itemData&quot;:{&quot;type&quot;:&quot;chapter&quot;,&quot;id&quot;:&quot;5d226a92-ca77-3f5a-860a-8d3f7b432459&quot;,&quot;title&quot;:&quot;Normal Cardiac Physiology and Ventricular Function&quot;,&quot;author&quot;:[{&quot;family&quot;:&quot;Hoit&quot;,&quot;given&quot;:&quot;B.D.&quot;,&quot;parse-names&quot;:false,&quot;dropping-particle&quot;:&quot;&quot;,&quot;non-dropping-particle&quot;:&quot;&quot;}],&quot;container-title&quot;:&quot;Reference Module in Biomedical Sciences&quot;,&quot;DOI&quot;:&quot;10.1016/b978-0-12-801238-3.00197-5&quot;,&quot;issued&quot;:{&quot;date-parts&quot;:[[2014]]},&quot;abstract&quot;:&quot;This article reviews cardiovascular physiology at the cellular, isolated muscle, and organ levels. Events described at the cellular level include the action potential, excitation–contraction coupling, and the fundamentals of myocardial contraction. The mechanics of constituent muscle fibers is explained in the context of isometric and isotonic contractions of isolated muscle. At the organ level, the electrocardiogram, cardiac cycle, and pressure–volume loops are introduced and the determinants of left ventricular function are discussed. Finally, there is an examination of hemodynamics, the coronary circulation, and the microcirculation.&quot;,&quot;publisher&quot;:&quot;Elsevier&quot;,&quot;container-title-short&quot;:&quot;&quot;},&quot;isTemporary&quot;:false,&quot;suppress-author&quot;:false,&quot;composite&quot;:false,&quot;author-only&quot;:false}]},{&quot;citationID&quot;:&quot;MENDELEY_CITATION_ca095848-8b51-459f-b71d-13ef371c3ab2&quot;,&quot;properties&quot;:{&quot;noteIndex&quot;:0},&quot;isEdited&quot;:false,&quot;manualOverride&quot;:{&quot;isManuallyOverridden&quot;:false,&quot;citeprocText&quot;:&quot;[11]&quot;,&quot;manualOverrideText&quot;:&quot;&quot;},&quot;citationTag&quot;:&quot;MENDELEY_CITATION_v3_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&quot;,&quot;citationItems&quot;:[{&quot;id&quot;:&quot;5d226a92-ca77-3f5a-860a-8d3f7b432459&quot;,&quot;itemData&quot;:{&quot;type&quot;:&quot;chapter&quot;,&quot;id&quot;:&quot;5d226a92-ca77-3f5a-860a-8d3f7b432459&quot;,&quot;title&quot;:&quot;Normal Cardiac Physiology and Ventricular Function&quot;,&quot;author&quot;:[{&quot;family&quot;:&quot;Hoit&quot;,&quot;given&quot;:&quot;B.D.&quot;,&quot;parse-names&quot;:false,&quot;dropping-particle&quot;:&quot;&quot;,&quot;non-dropping-particle&quot;:&quot;&quot;}],&quot;container-title&quot;:&quot;Reference Module in Biomedical Sciences&quot;,&quot;DOI&quot;:&quot;10.1016/b978-0-12-801238-3.00197-5&quot;,&quot;issued&quot;:{&quot;date-parts&quot;:[[2014]]},&quot;abstract&quot;:&quot;This article reviews cardiovascular physiology at the cellular, isolated muscle, and organ levels. Events described at the cellular level include the action potential, excitation–contraction coupling, and the fundamentals of myocardial contraction. The mechanics of constituent muscle fibers is explained in the context of isometric and isotonic contractions of isolated muscle. At the organ level, the electrocardiogram, cardiac cycle, and pressure–volume loops are introduced and the determinants of left ventricular function are discussed. Finally, there is an examination of hemodynamics, the coronary circulation, and the microcirculation.&quot;,&quot;publisher&quot;:&quot;Elsevier&quot;,&quot;container-title-short&quot;:&quot;&quot;},&quot;isTemporary&quot;:false,&quot;suppress-author&quot;:false,&quot;composite&quot;:false,&quot;author-only&quot;:false}]},{&quot;citationID&quot;:&quot;MENDELEY_CITATION_1ffc70e6-7d09-4414-b268-b4547c6b0ddc&quot;,&quot;properties&quot;:{&quot;noteIndex&quot;:0},&quot;isEdited&quot;:false,&quot;manualOverride&quot;:{&quot;isManuallyOverridden&quot;:false,&quot;citeprocText&quot;:&quot;[11]&quot;,&quot;manualOverrideText&quot;:&quot;&quot;},&quot;citationTag&quot;:&quot;MENDELEY_CITATION_v3_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&quot;,&quot;citationItems&quot;:[{&quot;id&quot;:&quot;5d226a92-ca77-3f5a-860a-8d3f7b432459&quot;,&quot;itemData&quot;:{&quot;type&quot;:&quot;chapter&quot;,&quot;id&quot;:&quot;5d226a92-ca77-3f5a-860a-8d3f7b432459&quot;,&quot;title&quot;:&quot;Normal Cardiac Physiology and Ventricular Function&quot;,&quot;author&quot;:[{&quot;family&quot;:&quot;Hoit&quot;,&quot;given&quot;:&quot;B.D.&quot;,&quot;parse-names&quot;:false,&quot;dropping-particle&quot;:&quot;&quot;,&quot;non-dropping-particle&quot;:&quot;&quot;}],&quot;container-title&quot;:&quot;Reference Module in Biomedical Sciences&quot;,&quot;DOI&quot;:&quot;10.1016/b978-0-12-801238-3.00197-5&quot;,&quot;issued&quot;:{&quot;date-parts&quot;:[[2014]]},&quot;abstract&quot;:&quot;This article reviews cardiovascular physiology at the cellular, isolated muscle, and organ levels. Events described at the cellular level include the action potential, excitation–contraction coupling, and the fundamentals of myocardial contraction. The mechanics of constituent muscle fibers is explained in the context of isometric and isotonic contractions of isolated muscle. At the organ level, the electrocardiogram, cardiac cycle, and pressure–volume loops are introduced and the determinants of left ventricular function are discussed. Finally, there is an examination of hemodynamics, the coronary circulation, and the microcirculation.&quot;,&quot;publisher&quot;:&quot;Elsevier&quot;,&quot;container-title-short&quot;:&quot;&quot;},&quot;isTemporary&quot;:false,&quot;suppress-author&quot;:false,&quot;composite&quot;:false,&quot;author-only&quot;:false}]},{&quot;citationID&quot;:&quot;MENDELEY_CITATION_7cae1150-2e8d-494a-b20c-0e6c8c6754ee&quot;,&quot;properties&quot;:{&quot;noteIndex&quot;:0},&quot;isEdited&quot;:false,&quot;manualOverride&quot;:{&quot;isManuallyOverridden&quot;:false,&quot;citeprocText&quot;:&quot;[2]&quot;,&quot;manualOverrideText&quot;:&quot;&quot;},&quot;citationTag&quot;:&quot;MENDELEY_CITATION_v3_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&quot;,&quot;citationItems&quot;:[{&quot;id&quot;:&quot;1dca14fc-3571-3136-a12f-c2673c7fe0df&quot;,&quot;itemData&quot;:{&quot;type&quot;:&quot;article&quot;,&quot;id&quot;:&quot;1dca14fc-3571-3136-a12f-c2673c7fe0df&quot;,&quot;title&quot;:&quot;Pathophysiology and natural history of atrial septal defect&quot;,&quot;author&quot;:[{&quot;family&quot;:&quot;Gloan&quot;,&quot;given&quot;:&quot;Laurianne&quot;,&quot;parse-names&quot;:false,&quot;dropping-particle&quot;:&quot;&quot;,&quot;non-dropping-particle&quot;:&quot;Le&quot;},{&quot;family&quot;:&quot;Legendre&quot;,&quot;given&quot;:&quot;Antoine&quot;,&quot;parse-names&quot;:false,&quot;dropping-particle&quot;:&quot;&quot;,&quot;non-dropping-particle&quot;:&quot;&quot;},{&quot;family&quot;:&quot;Iserin&quot;,&quot;given&quot;:&quot;Laurence&quot;,&quot;parse-names&quot;:false,&quot;dropping-particle&quot;:&quot;&quot;,&quot;non-dropping-particle&quot;:&quot;&quot;},{&quot;family&quot;:&quot;Ladouceur&quot;,&quot;given&quot;:&quot;Magalie&quot;,&quot;parse-names&quot;:false,&quot;dropping-particle&quot;:&quot;&quot;,&quot;non-dropping-particle&quot;:&quot;&quot;}],&quot;container-title&quot;:&quot;Journal of Thoracic Disease&quot;,&quot;container-title-short&quot;:&quot;J Thorac Dis&quot;,&quot;DOI&quot;:&quot;10.21037/jtd.2018.02.80&quot;,&quot;ISSN&quot;:&quot;20776624&quot;,&quot;issued&quot;:{&quot;date-parts&quot;:[[2018,9,1]]},&quot;page&quot;:&quot;S2854-S2863&quot;,&quot;abstract&quot;:&quot;Atrial septal defects are among the third most common types of congenital heart disease. This group of malformations includes several types of atrial communications allowing shunting of blood between the systemic and the pulmonary circulations. The nature of shunting across the defect in patients with atrial septal defect is of particular interest. Understanding the underlying mechanisms of interatrial shunts and their natural history will help selecting the best timing for closure, before irreversible cardiac and pulmonary injury occur. This review describes the different pathophysiologic mechanisms involved in the direction and magnitude of blood flow through atrial septal defects. The natural history of an individual born with an isolated atrial septal defect is then discussed, including the impact of a longstanding shunt on survival.&quot;,&quot;publisher&quot;:&quot;AME Publishing Company&quot;,&quot;volume&quot;:&quot;10&quot;},&quot;isTemporary&quot;:false,&quot;suppress-author&quot;:false,&quot;composite&quot;:false,&quot;author-only&quot;:false}]},{&quot;citationID&quot;:&quot;MENDELEY_CITATION_3953404b-3a04-4965-82dc-5bccda29298f&quot;,&quot;properties&quot;:{&quot;noteIndex&quot;:0},&quot;isEdited&quot;:false,&quot;manualOverride&quot;:{&quot;isManuallyOverridden&quot;:false,&quot;citeprocText&quot;:&quot;[12]&quot;,&quot;manualOverrideText&quot;:&quot;&quot;},&quot;citationTag&quot;:&quot;MENDELEY_CITATION_v3_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&quot;,&quot;citationItems&quot;:[{&quot;id&quot;:&quot;7b5ec253-d0be-335d-9d79-27b98155dd2d&quot;,&quot;itemData&quot;:{&quot;type&quot;:&quot;article&quot;,&quot;id&quot;:&quot;7b5ec253-d0be-335d-9d79-27b98155dd2d&quot;,&quot;title&quot;:&quot;Congenital heart disease: types, pathophysiology, diagnosis, and treatment options&quot;,&quot;author&quot;:[{&quot;family&quot;:&quot;Meng&quot;,&quot;given&quot;:&quot;Xiao&quot;,&quot;parse-names&quot;:false,&quot;dropping-particle&quot;:&quot;&quot;,&quot;non-dropping-particle&quot;:&quot;&quot;},{&quot;family&quot;:&quot;Song&quot;,&quot;given&quot;:&quot;Ming&quot;,&quot;parse-names&quot;:false,&quot;dropping-particle&quot;:&quot;&quot;,&quot;non-dropping-particle&quot;:&quot;&quot;},{&quot;family&quot;:&quot;Zhang&quot;,&quot;given&quot;:&quot;Kai&quot;,&quot;parse-names&quot;:false,&quot;dropping-particle&quot;:&quot;&quot;,&quot;non-dropping-particle&quot;:&quot;&quot;},{&quot;family&quot;:&quot;Lu&quot;,&quot;given&quot;:&quot;Weida&quot;,&quot;parse-names&quot;:false,&quot;dropping-particle&quot;:&quot;&quot;,&quot;non-dropping-particle&quot;:&quot;&quot;},{&quot;family&quot;:&quot;Li&quot;,&quot;given&quot;:&quot;Yunyi&quot;,&quot;parse-names&quot;:false,&quot;dropping-particle&quot;:&quot;&quot;,&quot;non-dropping-particle&quot;:&quot;&quot;},{&quot;family&quot;:&quot;Zhang&quot;,&quot;given&quot;:&quot;Cheng&quot;,&quot;parse-names&quot;:false,&quot;dropping-particle&quot;:&quot;&quot;,&quot;non-dropping-particle&quot;:&quot;&quot;},{&quot;family&quot;:&quot;Zhang&quot;,&quot;given&quot;:&quot;Yun&quot;,&quot;parse-names&quot;:false,&quot;dropping-particle&quot;:&quot;&quot;,&quot;non-dropping-particle&quot;:&quot;&quot;}],&quot;container-title&quot;:&quot;MedComm&quot;,&quot;container-title-short&quot;:&quot;MedComm (Beijing)&quot;,&quot;DOI&quot;:&quot;10.1002/mco2.631&quot;,&quot;ISSN&quot;:&quot;26882663&quot;,&quot;issued&quot;:{&quot;date-parts&quot;:[[2024,7,1]]},&quot;abstract&quot;:&quot;Congenital heart disease (CHD) is a structural abnormality of the heart and/or great vessels and patients with CHD are at an increased risks of various morbidities throughout their lives and reduced long-term survival. Eventually, CHD may result in various complications including heart failure, arrhythmias, stroke, pneumonia, and sudden death. Unfortunately, the exact etiology and pathophysiology of some CHD remain unclear. Although the quality of life and prognosis of patients with CHD have significantly improved following technological advancement, the influence of CHD is lifelong, especially in patients with complicated CHD. Thus, the management of CHD remains a challenge due to its high prevalence. Finally, there are some disagreements on CHD among international guidelines. In this review, we provide an update of the pathophysiology, diagnosis, and treatment in most common type of CHD, including patent foramen ovale, atrial septal defect, ventricular septal defect, atrioventricular septal defect, patent ductus arteriosus, coarctation of the aorta, transposition of the great arteries, congenitally corrected transposition of the great arteries, coronary anomalies, left and right ventricular outflow tract obstruction, tetralogy of Fallot and Ebstein anomaly. In particular, we focus on what is known and what is unknown in these areas, aiming to improve the current understanding of various types of CHD.&quot;,&quot;publisher&quot;:&quot;John Wiley and Sons Inc&quot;,&quot;issue&quot;:&quot;7&quot;,&quot;volume&quot;:&quot;5&quot;},&quot;isTemporary&quot;:false,&quot;suppress-author&quot;:false,&quot;composite&quot;:false,&quot;author-only&quot;:false}]},{&quot;citationID&quot;:&quot;MENDELEY_CITATION_d6825664-5ced-4031-a911-f93e47a92ec1&quot;,&quot;properties&quot;:{&quot;noteIndex&quot;:0},&quot;isEdited&quot;:false,&quot;manualOverride&quot;:{&quot;isManuallyOverridden&quot;:false,&quot;citeprocText&quot;:&quot;[13]&quot;,&quot;manualOverrideText&quot;:&quot;&quot;},&quot;citationTag&quot;:&quot;MENDELEY_CITATION_v3_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&quot;,&quot;citationItems&quot;:[{&quot;id&quot;:&quot;eac982b6-2f17-3c91-84f1-521a8b610737&quot;,&quot;itemData&quot;:{&quot;type&quot;:&quot;report&quot;,&quot;id&quot;:&quot;eac982b6-2f17-3c91-84f1-521a8b610737&quot;,&quot;title&quot;:&quot;CONGENITAL HEART MSEASE Uses and Limitations of Transthoracic Echocardiography in the Assessment of Atrial Septal Defect in the Adult&quot;,&quot;author&quot;:[{&quot;family&quot;:&quot;Mehta&quot;,&quot;given&quot;:&quot;Rajendra H&quot;,&quot;parse-names&quot;:false,&quot;dropping-particle&quot;:&quot;&quot;,&quot;non-dropping-particle&quot;:&quot;&quot;},{&quot;family&quot;:&quot;Helmcke&quot;,&quot;given&quot;:&quot;Frederick&quot;,&quot;parse-names&quot;:false,&quot;dropping-particle&quot;:&quot;&quot;,&quot;non-dropping-particle&quot;:&quot;&quot;},{&quot;family&quot;:&quot;Nanda&quot;,&quot;given&quot;:&quot;Navin C&quot;,&quot;parse-names&quot;:false,&quot;dropping-particle&quot;:&quot;&quot;,&quot;non-dropping-particle&quot;:&quot;&quot;},{&quot;family&quot;:&quot;Pinheiro&quot;,&quot;given&quot;:&quot;Luiz&quot;,&quot;parse-names&quot;:false,&quot;dropping-particle&quot;:&quot;&quot;,&quot;non-dropping-particle&quot;:&quot;&quot;},{&quot;family&quot;:&quot;Samdarshi&quot;,&quot;given&quot;:&quot;Tandaw E&quot;,&quot;parse-names&quot;:false,&quot;dropping-particle&quot;:&quot;&quot;,&quot;non-dropping-particle&quot;:&quot;&quot;},{&quot;family&quot;:&quot;Shah&quot;,&quot;given&quot;:&quot;Vinod K&quot;,&quot;parse-names&quot;:false,&quot;dropping-particle&quot;:&quot;&quot;,&quot;non-dropping-particle&quot;:&quot;&quot;}],&quot;abstract&quot;:&quot;Two-dimensional and color Doppler echocardiogra-phy accurately detected the presence of an atrial septal defect (ASD) in 47 of 50 adults (mean age 40 years) conffnned by surgery or cardiac cathe-terization, or both. It correctly categerixed all patients with ostkan secundum and o&amp;m primum ASD but misdiagnosed 3 of 5 patients with surgically proven simrs venosus ASD. The shunt flow vdume across the ASD was calculated with the standard Doppler equation, and assuming the ASD to be circular correlated with shunt flow volume obtained by cardiac catheterixation (r = 0.74). The maximum width of the color flow signals moving across the ASD was taken as its diameter. Mean flow vek&amp;y was determined either by placing a pulsed Doppler sample volume parallel to the flow across the ASD as visualized by color Doppler or by Coke M-mode examination, which allowed determination of flow velocities using a previously val-klated method that imorporates a computer analy-sls of pixel cdor intensity. The pulmonary to sys-temic blood flow ratio obtained by color-guided conventional Doppler interrogation of the left and right ventricular outflow tracts correlated poorly wlth cardiac catheterization results (r = 0.36). In patients with associated tricuspid regurgitation, the peak systolic pulmonary artery pressure obtained by color Doppler-guided continuous-wave Doppler correlated well with that obtained at cardiac catheterization (r = 0.69). The maximum edor Doppler jet width of the flow across the ASD poorly correlated with ASD size estimated at surgery (r = Oso).&quot;,&quot;container-title-short&quot;:&quot;&quot;},&quot;isTemporary&quot;:false,&quot;suppress-author&quot;:false,&quot;composite&quot;:false,&quot;author-only&quot;:false}]},{&quot;citationID&quot;:&quot;MENDELEY_CITATION_da8ccd08-698b-45fb-a663-7c974c01e7ea&quot;,&quot;properties&quot;:{&quot;noteIndex&quot;:0},&quot;isEdited&quot;:false,&quot;manualOverride&quot;:{&quot;isManuallyOverridden&quot;:false,&quot;citeprocText&quot;:&quot;[12]&quot;,&quot;manualOverrideText&quot;:&quot;&quot;},&quot;citationTag&quot;:&quot;MENDELEY_CITATION_v3_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&quot;,&quot;citationItems&quot;:[{&quot;id&quot;:&quot;7b5ec253-d0be-335d-9d79-27b98155dd2d&quot;,&quot;itemData&quot;:{&quot;type&quot;:&quot;article&quot;,&quot;id&quot;:&quot;7b5ec253-d0be-335d-9d79-27b98155dd2d&quot;,&quot;title&quot;:&quot;Congenital heart disease: types, pathophysiology, diagnosis, and treatment options&quot;,&quot;author&quot;:[{&quot;family&quot;:&quot;Meng&quot;,&quot;given&quot;:&quot;Xiao&quot;,&quot;parse-names&quot;:false,&quot;dropping-particle&quot;:&quot;&quot;,&quot;non-dropping-particle&quot;:&quot;&quot;},{&quot;family&quot;:&quot;Song&quot;,&quot;given&quot;:&quot;Ming&quot;,&quot;parse-names&quot;:false,&quot;dropping-particle&quot;:&quot;&quot;,&quot;non-dropping-particle&quot;:&quot;&quot;},{&quot;family&quot;:&quot;Zhang&quot;,&quot;given&quot;:&quot;Kai&quot;,&quot;parse-names&quot;:false,&quot;dropping-particle&quot;:&quot;&quot;,&quot;non-dropping-particle&quot;:&quot;&quot;},{&quot;family&quot;:&quot;Lu&quot;,&quot;given&quot;:&quot;Weida&quot;,&quot;parse-names&quot;:false,&quot;dropping-particle&quot;:&quot;&quot;,&quot;non-dropping-particle&quot;:&quot;&quot;},{&quot;family&quot;:&quot;Li&quot;,&quot;given&quot;:&quot;Yunyi&quot;,&quot;parse-names&quot;:false,&quot;dropping-particle&quot;:&quot;&quot;,&quot;non-dropping-particle&quot;:&quot;&quot;},{&quot;family&quot;:&quot;Zhang&quot;,&quot;given&quot;:&quot;Cheng&quot;,&quot;parse-names&quot;:false,&quot;dropping-particle&quot;:&quot;&quot;,&quot;non-dropping-particle&quot;:&quot;&quot;},{&quot;family&quot;:&quot;Zhang&quot;,&quot;given&quot;:&quot;Yun&quot;,&quot;parse-names&quot;:false,&quot;dropping-particle&quot;:&quot;&quot;,&quot;non-dropping-particle&quot;:&quot;&quot;}],&quot;container-title&quot;:&quot;MedComm&quot;,&quot;container-title-short&quot;:&quot;MedComm (Beijing)&quot;,&quot;DOI&quot;:&quot;10.1002/mco2.631&quot;,&quot;ISSN&quot;:&quot;26882663&quot;,&quot;issued&quot;:{&quot;date-parts&quot;:[[2024,7,1]]},&quot;abstract&quot;:&quot;Congenital heart disease (CHD) is a structural abnormality of the heart and/or great vessels and patients with CHD are at an increased risks of various morbidities throughout their lives and reduced long-term survival. Eventually, CHD may result in various complications including heart failure, arrhythmias, stroke, pneumonia, and sudden death. Unfortunately, the exact etiology and pathophysiology of some CHD remain unclear. Although the quality of life and prognosis of patients with CHD have significantly improved following technological advancement, the influence of CHD is lifelong, especially in patients with complicated CHD. Thus, the management of CHD remains a challenge due to its high prevalence. Finally, there are some disagreements on CHD among international guidelines. In this review, we provide an update of the pathophysiology, diagnosis, and treatment in most common type of CHD, including patent foramen ovale, atrial septal defect, ventricular septal defect, atrioventricular septal defect, patent ductus arteriosus, coarctation of the aorta, transposition of the great arteries, congenitally corrected transposition of the great arteries, coronary anomalies, left and right ventricular outflow tract obstruction, tetralogy of Fallot and Ebstein anomaly. In particular, we focus on what is known and what is unknown in these areas, aiming to improve the current understanding of various types of CHD.&quot;,&quot;publisher&quot;:&quot;John Wiley and Sons Inc&quot;,&quot;issue&quot;:&quot;7&quot;,&quot;volume&quot;:&quot;5&quot;},&quot;isTemporary&quot;:false,&quot;suppress-author&quot;:false,&quot;composite&quot;:false,&quot;author-only&quot;:false}]},{&quot;citationID&quot;:&quot;MENDELEY_CITATION_81c4209b-3ad3-4955-8390-ed0fe41695b0&quot;,&quot;properties&quot;:{&quot;noteIndex&quot;:0},&quot;isEdited&quot;:false,&quot;manualOverride&quot;:{&quot;isManuallyOverridden&quot;:false,&quot;citeprocText&quot;:&quot;[1]&quot;,&quot;manualOverrideText&quot;:&quot;&quot;},&quot;citationTag&quot;:&quot;MENDELEY_CITATION_v3_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&quot;,&quot;citationItems&quot;:[{&quot;id&quot;:&quot;4a38e4b7-1819-3c78-b0aa-cc56493507cb&quot;,&quot;itemData&quot;:{&quot;type&quot;:&quot;report&quot;,&quot;id&quot;:&quot;4a38e4b7-1819-3c78-b0aa-cc56493507cb&quot;,&quot;title&quot;:&quot;Penyakit Jantung Bawaan pada Anak&quot;,&quot;author&quot;:[{&quot;family&quot;:&quot;Lestari&quot;,&quot;given&quot;:&quot;Dhina Lydia&quot;,&quot;parse-names&quot;:false,&quot;dropping-particle&quot;:&quot;&quot;,&quot;non-dropping-particle&quot;:&quot;&quot;},{&quot;family&quot;:&quot;Ilmu&quot;,&quot;given&quot;:&quot;Bagian&quot;,&quot;parse-names&quot;:false,&quot;dropping-particle&quot;:&quot;&quot;,&quot;non-dropping-particle&quot;:&quot;&quot;},{&quot;family&quot;:&quot;Anak&quot;,&quot;given&quot;:&quot;Kesehatan&quot;,&quot;parse-names&quot;:false,&quot;dropping-particle&quot;:&quot;&quot;,&quot;non-dropping-particle&quot;:&quot;&quot;},{&quot;family&quot;:&quot;Kedokteran&quot;,&quot;given&quot;:&quot;Fakultas&quot;,&quot;parse-names&quot;:false,&quot;dropping-particle&quot;:&quot;&quot;,&quot;non-dropping-particle&quot;:&quot;&quot;},{&quot;family&quot;:&quot;Baiturrahmah&quot;,&quot;given&quot;:&quot;Universitas&quot;,&quot;parse-names&quot;:false,&quot;dropping-particle&quot;:&quot;&quot;,&quot;non-dropping-particle&quot;:&quot;&quot;}],&quot;ISSN&quot;:&quot;2810–0204&quot;,&quot;URL&quot;:&quot;http://journal.scientic.id/index.php/sciena/issue/view/11&quot;,&quot;issued&quot;:{&quot;date-parts&quot;:[[2023,7]]},&quot;number-of-pages&quot;:&quot;134-142&quot;,&quot;abstract&quot;:&quot;Penyakit jantung bawaaan (PJB) atau defek jantung bawaan merupakan kelainan struktur jantung dan pembuluh darah yang muncul sejak lahir dan menjadi penyebab utama kematian anak dari semua kelainan bawaan. PJB dapat diartikan juga sebagai abnormalitas struktur makroskopis jantung atau pembuluh darah besar intratoraks yang dapat menyebabkan kematian. Diagnosis PJB biasanya dilakukan dengan anamnesis; pemeriksaan fisik yang meliputi pemeriksaan inspeksi, palpasi dan auskultasi, pemeriksaan pulse oximetry, elektrokardiografi (EKG), dan foto rontgen dada.30Pemeriksaan lanjutan (untuk penyakit jantung bawaan) mencakup ekokardiografi dan kateterisasi jantung. Penatalaksanaan penyakit jantung bawaan pada anak-anak tergantung pada jenis masalah jantung tertentu dan seberapa parahnya. Kadang-kadang penyakit jantung bawaan mungkin tidak memiliki efek jangka panjang pada kesehatan anak dan mungkin tidak perlu pengobatan.&quot;,&quot;container-title-short&quot;:&quot;&quot;},&quot;isTemporary&quot;:false,&quot;suppress-author&quot;:false,&quot;composite&quot;:false,&quot;author-only&quot;:false}]},{&quot;citationID&quot;:&quot;MENDELEY_CITATION_239e946d-f277-4cd0-8e3b-2baa5cd1290e&quot;,&quot;properties&quot;:{&quot;noteIndex&quot;:0},&quot;isEdited&quot;:false,&quot;manualOverride&quot;:{&quot;isManuallyOverridden&quot;:false,&quot;citeprocText&quot;:&quot;[14]&quot;,&quot;manualOverrideText&quot;:&quot;&quot;},&quot;citationTag&quot;:&quot;MENDELEY_CITATION_v3_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&quot;,&quot;citationItems&quot;:[{&quot;id&quot;:&quot;bcfd7b27-19ae-3131-b062-5965b01ce0b9&quot;,&quot;itemData&quot;:{&quot;type&quot;:&quot;article&quot;,&quot;id&quot;:&quot;bcfd7b27-19ae-3131-b062-5965b01ce0b9&quot;,&quot;title&quot;:&quot;Atrial septal defects – Clinical manifestations, echo assessment, and intervention&quot;,&quot;author&quot;:[{&quot;family&quot;:&quot;Martin&quot;,&quot;given&quot;:&quot;Seth S.&quot;,&quot;parse-names&quot;:false,&quot;dropping-particle&quot;:&quot;&quot;,&quot;non-dropping-particle&quot;:&quot;&quot;},{&quot;family&quot;:&quot;Shapiro&quot;,&quot;given&quot;:&quot;Edward P.&quot;,&quot;parse-names&quot;:false,&quot;dropping-particle&quot;:&quot;&quot;,&quot;non-dropping-particle&quot;:&quot;&quot;},{&quot;family&quot;:&quot;Mukherjee&quot;,&quot;given&quot;:&quot;Monica&quot;,&quot;parse-names&quot;:false,&quot;dropping-particle&quot;:&quot;&quot;,&quot;non-dropping-particle&quot;:&quot;&quot;}],&quot;container-title&quot;:&quot;Clinical Medicine Insights: Cardiology&quot;,&quot;container-title-short&quot;:&quot;Clin Med Insights Cardiol&quot;,&quot;DOI&quot;:&quot;10.4137/CMC.S15715&quot;,&quot;ISSN&quot;:&quot;11795468&quot;,&quot;issued&quot;:{&quot;date-parts&quot;:[[2015,3,23]]},&quot;page&quot;:&quot;93-98&quot;,&quot;abstract&quot;:&quot;Atrial septal defect (ASD) is a common congenital abnormality that occurs in the form of ostium secundum, ostium primum, sinus venosus, and rarely, coronary sinus defects. Pathophysiologic consequences of ASDs typically begin in adulthood, and include arrhythmia, paradoxical embolism, cerebral abscess, pulmonary hypertension, and right ventricular failure. Two-dimensional (2D) transthoracic echocardiography with Doppler is a central aspect of the evaluation. This noninvasive imaging modality often establishes the diagnosis and provides critical information guiding intervention. A comprehensive echocardiogram includes evaluation of anatomical ASD characteristics, flow direction, associated abnormalities (eg, anomalous pulmonary veins), right ventricular anatomy and function, pulmonary pressures, and the pulmonary/systemic flow ratio. The primary indication for ASD closure is right heart volume overload, whether symptoms are present or not. ASD closure may also be reasonable in other contexts, such as paradoxical embolism. ASD type and local clinical expertise guide choice of a percutaneous versus surgical approach to ASD closure.&quot;,&quot;publisher&quot;:&quot;Libertas Academica Ltd.&quot;,&quot;volume&quot;:&quot;8&quot;},&quot;isTemporary&quot;:false,&quot;suppress-author&quot;:false,&quot;composite&quot;:false,&quot;author-only&quot;:false}]},{&quot;citationID&quot;:&quot;MENDELEY_CITATION_07cf772b-2b03-475d-b035-e27dedac37a4&quot;,&quot;properties&quot;:{&quot;noteIndex&quot;:0},&quot;isEdited&quot;:false,&quot;manualOverride&quot;:{&quot;isManuallyOverridden&quot;:false,&quot;citeprocText&quot;:&quot;[2]&quot;,&quot;manualOverrideText&quot;:&quot;&quot;},&quot;citationTag&quot;:&quot;MENDELEY_CITATION_v3_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&quot;,&quot;citationItems&quot;:[{&quot;id&quot;:&quot;1dca14fc-3571-3136-a12f-c2673c7fe0df&quot;,&quot;itemData&quot;:{&quot;type&quot;:&quot;article&quot;,&quot;id&quot;:&quot;1dca14fc-3571-3136-a12f-c2673c7fe0df&quot;,&quot;title&quot;:&quot;Pathophysiology and natural history of atrial septal defect&quot;,&quot;author&quot;:[{&quot;family&quot;:&quot;Gloan&quot;,&quot;given&quot;:&quot;Laurianne&quot;,&quot;parse-names&quot;:false,&quot;dropping-particle&quot;:&quot;&quot;,&quot;non-dropping-particle&quot;:&quot;Le&quot;},{&quot;family&quot;:&quot;Legendre&quot;,&quot;given&quot;:&quot;Antoine&quot;,&quot;parse-names&quot;:false,&quot;dropping-particle&quot;:&quot;&quot;,&quot;non-dropping-particle&quot;:&quot;&quot;},{&quot;family&quot;:&quot;Iserin&quot;,&quot;given&quot;:&quot;Laurence&quot;,&quot;parse-names&quot;:false,&quot;dropping-particle&quot;:&quot;&quot;,&quot;non-dropping-particle&quot;:&quot;&quot;},{&quot;family&quot;:&quot;Ladouceur&quot;,&quot;given&quot;:&quot;Magalie&quot;,&quot;parse-names&quot;:false,&quot;dropping-particle&quot;:&quot;&quot;,&quot;non-dropping-particle&quot;:&quot;&quot;}],&quot;container-title&quot;:&quot;Journal of Thoracic Disease&quot;,&quot;container-title-short&quot;:&quot;J Thorac Dis&quot;,&quot;DOI&quot;:&quot;10.21037/jtd.2018.02.80&quot;,&quot;ISSN&quot;:&quot;20776624&quot;,&quot;issued&quot;:{&quot;date-parts&quot;:[[2018,9,1]]},&quot;page&quot;:&quot;S2854-S2863&quot;,&quot;abstract&quot;:&quot;Atrial septal defects are among the third most common types of congenital heart disease. This group of malformations includes several types of atrial communications allowing shunting of blood between the systemic and the pulmonary circulations. The nature of shunting across the defect in patients with atrial septal defect is of particular interest. Understanding the underlying mechanisms of interatrial shunts and their natural history will help selecting the best timing for closure, before irreversible cardiac and pulmonary injury occur. This review describes the different pathophysiologic mechanisms involved in the direction and magnitude of blood flow through atrial septal defects. The natural history of an individual born with an isolated atrial septal defect is then discussed, including the impact of a longstanding shunt on survival.&quot;,&quot;publisher&quot;:&quot;AME Publishing Company&quot;,&quot;volume&quot;:&quot;10&quot;},&quot;isTemporary&quot;:false,&quot;suppress-author&quot;:false,&quot;composite&quot;:false,&quot;author-only&quot;:false}]},{&quot;citationID&quot;:&quot;MENDELEY_CITATION_94fe13da-9bc9-4e26-8a6a-f53ee1c9e28e&quot;,&quot;properties&quot;:{&quot;noteIndex&quot;:0},&quot;isEdited&quot;:false,&quot;manualOverride&quot;:{&quot;isManuallyOverridden&quot;:false,&quot;citeprocText&quot;:&quot;[2]&quot;,&quot;manualOverrideText&quot;:&quot;&quot;},&quot;citationTag&quot;:&quot;MENDELEY_CITATION_v3_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&quot;,&quot;citationItems&quot;:[{&quot;id&quot;:&quot;1dca14fc-3571-3136-a12f-c2673c7fe0df&quot;,&quot;itemData&quot;:{&quot;type&quot;:&quot;article&quot;,&quot;id&quot;:&quot;1dca14fc-3571-3136-a12f-c2673c7fe0df&quot;,&quot;title&quot;:&quot;Pathophysiology and natural history of atrial septal defect&quot;,&quot;author&quot;:[{&quot;family&quot;:&quot;Gloan&quot;,&quot;given&quot;:&quot;Laurianne&quot;,&quot;parse-names&quot;:false,&quot;dropping-particle&quot;:&quot;&quot;,&quot;non-dropping-particle&quot;:&quot;Le&quot;},{&quot;family&quot;:&quot;Legendre&quot;,&quot;given&quot;:&quot;Antoine&quot;,&quot;parse-names&quot;:false,&quot;dropping-particle&quot;:&quot;&quot;,&quot;non-dropping-particle&quot;:&quot;&quot;},{&quot;family&quot;:&quot;Iserin&quot;,&quot;given&quot;:&quot;Laurence&quot;,&quot;parse-names&quot;:false,&quot;dropping-particle&quot;:&quot;&quot;,&quot;non-dropping-particle&quot;:&quot;&quot;},{&quot;family&quot;:&quot;Ladouceur&quot;,&quot;given&quot;:&quot;Magalie&quot;,&quot;parse-names&quot;:false,&quot;dropping-particle&quot;:&quot;&quot;,&quot;non-dropping-particle&quot;:&quot;&quot;}],&quot;container-title&quot;:&quot;Journal of Thoracic Disease&quot;,&quot;container-title-short&quot;:&quot;J Thorac Dis&quot;,&quot;DOI&quot;:&quot;10.21037/jtd.2018.02.80&quot;,&quot;ISSN&quot;:&quot;20776624&quot;,&quot;issued&quot;:{&quot;date-parts&quot;:[[2018,9,1]]},&quot;page&quot;:&quot;S2854-S2863&quot;,&quot;abstract&quot;:&quot;Atrial septal defects are among the third most common types of congenital heart disease. This group of malformations includes several types of atrial communications allowing shunting of blood between the systemic and the pulmonary circulations. The nature of shunting across the defect in patients with atrial septal defect is of particular interest. Understanding the underlying mechanisms of interatrial shunts and their natural history will help selecting the best timing for closure, before irreversible cardiac and pulmonary injury occur. This review describes the different pathophysiologic mechanisms involved in the direction and magnitude of blood flow through atrial septal defects. The natural history of an individual born with an isolated atrial septal defect is then discussed, including the impact of a longstanding shunt on survival.&quot;,&quot;publisher&quot;:&quot;AME Publishing Company&quot;,&quot;volume&quot;:&quot;10&quot;},&quot;isTemporary&quot;:false,&quot;suppress-author&quot;:false,&quot;composite&quot;:false,&quot;author-only&quot;:false}]},{&quot;citationID&quot;:&quot;MENDELEY_CITATION_cd899555-01ba-463d-a607-9347494e1d2c&quot;,&quot;properties&quot;:{&quot;noteIndex&quot;:0},&quot;isEdited&quot;:false,&quot;manualOverride&quot;:{&quot;isManuallyOverridden&quot;:false,&quot;citeprocText&quot;:&quot;[15]&quot;,&quot;manualOverrideText&quot;:&quot;&quot;},&quot;citationTag&quot;:&quot;MENDELEY_CITATION_v3_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&quot;,&quot;citationItems&quot;:[{&quot;id&quot;:&quot;447154db-bd02-3371-b0dc-3658b09aa6a6&quot;,&quot;itemData&quot;:{&quot;type&quot;:&quot;article-journal&quot;,&quot;id&quot;:&quot;447154db-bd02-3371-b0dc-3658b09aa6a6&quot;,&quot;title&quot;:&quot;TataLaksana_ModulDefek Septum Atrium&quot;,&quot;author&quot;:[{&quot;family&quot;:&quot;UNS&quot;,&quot;given&quot;:&quot;FK&quot;,&quot;parse-names&quot;:false,&quot;dropping-particle&quot;:&quot;&quot;,&quot;non-dropping-particle&quot;:&quot;&quot;}],&quot;container-title-short&quot;:&quot;&quot;},&quot;isTemporary&quot;:false,&quot;suppress-author&quot;:false,&quot;composite&quot;:false,&quot;author-only&quot;:false}]},{&quot;citationID&quot;:&quot;MENDELEY_CITATION_a705fefe-5730-4c39-b92c-9869c074d695&quot;,&quot;properties&quot;:{&quot;noteIndex&quot;:0},&quot;isEdited&quot;:false,&quot;manualOverride&quot;:{&quot;isManuallyOverridden&quot;:false,&quot;citeprocText&quot;:&quot;[13]&quot;,&quot;manualOverrideText&quot;:&quot;&quot;},&quot;citationTag&quot;:&quot;MENDELEY_CITATION_v3_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&quot;,&quot;citationItems&quot;:[{&quot;id&quot;:&quot;eac982b6-2f17-3c91-84f1-521a8b610737&quot;,&quot;itemData&quot;:{&quot;type&quot;:&quot;report&quot;,&quot;id&quot;:&quot;eac982b6-2f17-3c91-84f1-521a8b610737&quot;,&quot;title&quot;:&quot;CONGENITAL HEART MSEASE Uses and Limitations of Transthoracic Echocardiography in the Assessment of Atrial Septal Defect in the Adult&quot;,&quot;author&quot;:[{&quot;family&quot;:&quot;Mehta&quot;,&quot;given&quot;:&quot;Rajendra H&quot;,&quot;parse-names&quot;:false,&quot;dropping-particle&quot;:&quot;&quot;,&quot;non-dropping-particle&quot;:&quot;&quot;},{&quot;family&quot;:&quot;Helmcke&quot;,&quot;given&quot;:&quot;Frederick&quot;,&quot;parse-names&quot;:false,&quot;dropping-particle&quot;:&quot;&quot;,&quot;non-dropping-particle&quot;:&quot;&quot;},{&quot;family&quot;:&quot;Nanda&quot;,&quot;given&quot;:&quot;Navin C&quot;,&quot;parse-names&quot;:false,&quot;dropping-particle&quot;:&quot;&quot;,&quot;non-dropping-particle&quot;:&quot;&quot;},{&quot;family&quot;:&quot;Pinheiro&quot;,&quot;given&quot;:&quot;Luiz&quot;,&quot;parse-names&quot;:false,&quot;dropping-particle&quot;:&quot;&quot;,&quot;non-dropping-particle&quot;:&quot;&quot;},{&quot;family&quot;:&quot;Samdarshi&quot;,&quot;given&quot;:&quot;Tandaw E&quot;,&quot;parse-names&quot;:false,&quot;dropping-particle&quot;:&quot;&quot;,&quot;non-dropping-particle&quot;:&quot;&quot;},{&quot;family&quot;:&quot;Shah&quot;,&quot;given&quot;:&quot;Vinod K&quot;,&quot;parse-names&quot;:false,&quot;dropping-particle&quot;:&quot;&quot;,&quot;non-dropping-particle&quot;:&quot;&quot;}],&quot;abstract&quot;:&quot;Two-dimensional and color Doppler echocardiogra-phy accurately detected the presence of an atrial septal defect (ASD) in 47 of 50 adults (mean age 40 years) conffnned by surgery or cardiac cathe-terization, or both. It correctly categerixed all patients with ostkan secundum and o&amp;m primum ASD but misdiagnosed 3 of 5 patients with surgically proven simrs venosus ASD. The shunt flow vdume across the ASD was calculated with the standard Doppler equation, and assuming the ASD to be circular correlated with shunt flow volume obtained by cardiac catheterixation (r = 0.74). The maximum width of the color flow signals moving across the ASD was taken as its diameter. Mean flow vek&amp;y was determined either by placing a pulsed Doppler sample volume parallel to the flow across the ASD as visualized by color Doppler or by Coke M-mode examination, which allowed determination of flow velocities using a previously val-klated method that imorporates a computer analy-sls of pixel cdor intensity. The pulmonary to sys-temic blood flow ratio obtained by color-guided conventional Doppler interrogation of the left and right ventricular outflow tracts correlated poorly wlth cardiac catheterization results (r = 0.36). In patients with associated tricuspid regurgitation, the peak systolic pulmonary artery pressure obtained by color Doppler-guided continuous-wave Doppler correlated well with that obtained at cardiac catheterization (r = 0.69). The maximum edor Doppler jet width of the flow across the ASD poorly correlated with ASD size estimated at surgery (r = Oso).&quot;,&quot;container-title-short&quot;:&quot;&quot;},&quot;isTemporary&quot;:false,&quot;suppress-author&quot;:false,&quot;composite&quot;:false,&quot;author-only&quot;:false}]},{&quot;citationID&quot;:&quot;MENDELEY_CITATION_d2e8ab9d-61aa-486d-829f-7e5eafc99c02&quot;,&quot;properties&quot;:{&quot;noteIndex&quot;:0},&quot;isEdited&quot;:false,&quot;manualOverride&quot;:{&quot;isManuallyOverridden&quot;:false,&quot;citeprocText&quot;:&quot;[16]&quot;,&quot;manualOverrideText&quot;:&quot;&quot;},&quot;citationTag&quot;:&quot;MENDELEY_CITATION_v3_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&quot;,&quot;citationItems&quot;:[{&quot;id&quot;:&quot;a1ef104d-498a-3591-a43e-beeaedeafd02&quot;,&quot;itemData&quot;:{&quot;type&quot;:&quot;article&quot;,&quot;id&quot;:&quot;a1ef104d-498a-3591-a43e-beeaedeafd02&quot;,&quot;title&quot;:&quot;Atrial septal defect (ASD) device trans-catheter closure: Limitations&quot;,&quot;author&quot;:[{&quot;family&quot;:&quot;Faccini&quot;,&quot;given&quot;:&quot;Alessia&quot;,&quot;parse-names&quot;:false,&quot;dropping-particle&quot;:&quot;&quot;,&quot;non-dropping-particle&quot;:&quot;&quot;},{&quot;family&quot;:&quot;Butera&quot;,&quot;given&quot;:&quot;Gianfranco&quot;,&quot;parse-names&quot;:false,&quot;dropping-particle&quot;:&quot;&quot;,&quot;non-dropping-particle&quot;:&quot;&quot;}],&quot;container-title&quot;:&quot;Journal of Thoracic Disease&quot;,&quot;container-title-short&quot;:&quot;J Thorac Dis&quot;,&quot;DOI&quot;:&quot;10.21037/jtd.2018.07.128&quot;,&quot;ISSN&quot;:&quot;20776624&quot;,&quot;issued&quot;:{&quot;date-parts&quot;:[[2018,9,1]]},&quot;page&quot;:&quot;S2923-S2930&quot;,&quot;abstract&quot;:&quot;Transcatheter closure is a widespread technique used to treat secundum atrial septal defects (ASDs). When compared to surgery, it provides a less invasive approach with quicker recovery and reduced physical and psychological impact. Nowadays, almost 85-90% of all secundum ASD can be closed by using a transcatheter approach. However, several limitations may have a significant impact on the feasibility and success of percutaneous ASD closure. Limitations can be grouped as: (I) anatomical; (II) device-related; (III) associated defects and natural history associated issues; (IV) physiological; (V) complications. Physician should be aware of potential limits of percutaneous ASD closure.&quot;,&quot;publisher&quot;:&quot;AME Publishing Company&quot;,&quot;volume&quot;:&quot;10&quot;},&quot;isTemporary&quot;:false,&quot;suppress-author&quot;:false,&quot;composite&quot;:false,&quot;author-only&quot;:false}]},{&quot;citationID&quot;:&quot;MENDELEY_CITATION_2dc1a9a5-2296-40ff-a73d-68bc71da206c&quot;,&quot;properties&quot;:{&quot;noteIndex&quot;:0},&quot;isEdited&quot;:false,&quot;manualOverride&quot;:{&quot;isManuallyOverridden&quot;:false,&quot;citeprocText&quot;:&quot;[16]&quot;,&quot;manualOverrideText&quot;:&quot;&quot;},&quot;citationTag&quot;:&quot;MENDELEY_CITATION_v3_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&quot;,&quot;citationItems&quot;:[{&quot;id&quot;:&quot;a1ef104d-498a-3591-a43e-beeaedeafd02&quot;,&quot;itemData&quot;:{&quot;type&quot;:&quot;article&quot;,&quot;id&quot;:&quot;a1ef104d-498a-3591-a43e-beeaedeafd02&quot;,&quot;title&quot;:&quot;Atrial septal defect (ASD) device trans-catheter closure: Limitations&quot;,&quot;author&quot;:[{&quot;family&quot;:&quot;Faccini&quot;,&quot;given&quot;:&quot;Alessia&quot;,&quot;parse-names&quot;:false,&quot;dropping-particle&quot;:&quot;&quot;,&quot;non-dropping-particle&quot;:&quot;&quot;},{&quot;family&quot;:&quot;Butera&quot;,&quot;given&quot;:&quot;Gianfranco&quot;,&quot;parse-names&quot;:false,&quot;dropping-particle&quot;:&quot;&quot;,&quot;non-dropping-particle&quot;:&quot;&quot;}],&quot;container-title&quot;:&quot;Journal of Thoracic Disease&quot;,&quot;container-title-short&quot;:&quot;J Thorac Dis&quot;,&quot;DOI&quot;:&quot;10.21037/jtd.2018.07.128&quot;,&quot;ISSN&quot;:&quot;20776624&quot;,&quot;issued&quot;:{&quot;date-parts&quot;:[[2018,9,1]]},&quot;page&quot;:&quot;S2923-S2930&quot;,&quot;abstract&quot;:&quot;Transcatheter closure is a widespread technique used to treat secundum atrial septal defects (ASDs). When compared to surgery, it provides a less invasive approach with quicker recovery and reduced physical and psychological impact. Nowadays, almost 85-90% of all secundum ASD can be closed by using a transcatheter approach. However, several limitations may have a significant impact on the feasibility and success of percutaneous ASD closure. Limitations can be grouped as: (I) anatomical; (II) device-related; (III) associated defects and natural history associated issues; (IV) physiological; (V) complications. Physician should be aware of potential limits of percutaneous ASD closure.&quot;,&quot;publisher&quot;:&quot;AME Publishing Company&quot;,&quot;volume&quot;:&quot;10&quot;},&quot;isTemporary&quot;:false,&quot;suppress-author&quot;:false,&quot;composite&quot;:false,&quot;author-only&quot;:false}]},{&quot;citationID&quot;:&quot;MENDELEY_CITATION_cc80b1b5-8f72-48ff-b0cc-69b789542dd7&quot;,&quot;properties&quot;:{&quot;noteIndex&quot;:0},&quot;isEdited&quot;:false,&quot;manualOverride&quot;:{&quot;isManuallyOverridden&quot;:false,&quot;citeprocText&quot;:&quot;[16]&quot;,&quot;manualOverrideText&quot;:&quot;&quot;},&quot;citationTag&quot;:&quot;MENDELEY_CITATION_v3_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&quot;,&quot;citationItems&quot;:[{&quot;id&quot;:&quot;a1ef104d-498a-3591-a43e-beeaedeafd02&quot;,&quot;itemData&quot;:{&quot;type&quot;:&quot;article&quot;,&quot;id&quot;:&quot;a1ef104d-498a-3591-a43e-beeaedeafd02&quot;,&quot;title&quot;:&quot;Atrial septal defect (ASD) device trans-catheter closure: Limitations&quot;,&quot;author&quot;:[{&quot;family&quot;:&quot;Faccini&quot;,&quot;given&quot;:&quot;Alessia&quot;,&quot;parse-names&quot;:false,&quot;dropping-particle&quot;:&quot;&quot;,&quot;non-dropping-particle&quot;:&quot;&quot;},{&quot;family&quot;:&quot;Butera&quot;,&quot;given&quot;:&quot;Gianfranco&quot;,&quot;parse-names&quot;:false,&quot;dropping-particle&quot;:&quot;&quot;,&quot;non-dropping-particle&quot;:&quot;&quot;}],&quot;container-title&quot;:&quot;Journal of Thoracic Disease&quot;,&quot;container-title-short&quot;:&quot;J Thorac Dis&quot;,&quot;DOI&quot;:&quot;10.21037/jtd.2018.07.128&quot;,&quot;ISSN&quot;:&quot;20776624&quot;,&quot;issued&quot;:{&quot;date-parts&quot;:[[2018,9,1]]},&quot;page&quot;:&quot;S2923-S2930&quot;,&quot;abstract&quot;:&quot;Transcatheter closure is a widespread technique used to treat secundum atrial septal defects (ASDs). When compared to surgery, it provides a less invasive approach with quicker recovery and reduced physical and psychological impact. Nowadays, almost 85-90% of all secundum ASD can be closed by using a transcatheter approach. However, several limitations may have a significant impact on the feasibility and success of percutaneous ASD closure. Limitations can be grouped as: (I) anatomical; (II) device-related; (III) associated defects and natural history associated issues; (IV) physiological; (V) complications. Physician should be aware of potential limits of percutaneous ASD closure.&quot;,&quot;publisher&quot;:&quot;AME Publishing Company&quot;,&quot;volume&quot;:&quot;10&quot;},&quot;isTemporary&quot;:false,&quot;suppress-author&quot;:false,&quot;composite&quot;:false,&quot;author-only&quot;:false}]},{&quot;citationID&quot;:&quot;MENDELEY_CITATION_6446af45-865e-4d82-87b3-7bb1d0909de1&quot;,&quot;properties&quot;:{&quot;noteIndex&quot;:0},&quot;isEdited&quot;:false,&quot;manualOverride&quot;:{&quot;isManuallyOverridden&quot;:false,&quot;citeprocText&quot;:&quot;[6]&quot;,&quot;manualOverrideText&quot;:&quot;&quot;},&quot;citationTag&quot;:&quot;MENDELEY_CITATION_v3_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&quot;,&quot;citationItems&quot;:[{&quot;id&quot;:&quot;9f99e5f3-6138-3afb-a8da-59a785acbaef&quot;,&quot;itemData&quot;:{&quot;type&quot;:&quot;thesis&quot;,&quot;id&quot;:&quot;9f99e5f3-6138-3afb-a8da-59a785acbaef&quot;,&quot;title&quot;:&quot;Lumped-parameter models for the simulation of cardiovascular congenital diseases&quot;,&quot;author&quot;:[{&quot;family&quot;:&quot;Valenti&quot;,&quot;given&quot;:&quot;Giulio&quot;,&quot;parse-names&quot;:false,&quot;dropping-particle&quot;:&quot;&quot;,&quot;non-dropping-particle&quot;:&quot;&quot;}],&quot;accessed&quot;:{&quot;date-parts&quot;:[[2025,10,10]]},&quot;URL&quot;:&quot;https://www.politesi.polimi.it/handle/10589/215783&quot;,&quot;issued&quot;:{&quot;date-parts&quot;:[[2023]]},&quot;abstract&quot;:&quot;The objective of this study is to investigate some congenital heart defects by modeling them through a 0D lumped-parameters model. The starting reference model corresponds to a healthy adult male. The considered defects are the patent foramen ovale, partial anomalous pulmonary venous return, atrial septal defect and ventricular septal defect. The foramen is implemented by using a valve model based on the Bernoulli formula. The resulting model is tested for various foramen radius to quantify the different impact it has on the cardiac circulation. The model predicts a decrease in the ratio between pulmonary and systemic flow for increasing defect size. To model partial anomalous pulmonary venous return, the pulmonary venous compartment is first divided into the four main pulmonary veins. Subsequently, these veins are detached from the left atrium and connected, in one case, to the atrium and, in the other case, to the superior vena cava. In\nboth cases, the number of anomalous veins is progressively increased from zero to three. The model predicts an increased impact on cardiac circulation for an increasing number of anomalous veins. Furthermore, by comparing the two cases, the model predicts a lower impact in the superior vena cava, resulting in a reduced amount of already oxygenated\nblood erroneously returning to the pulmonary circulation. Finally, the two septal defects are modeled as resistances connecting the respective cardiac chambers. A model calibration involving septal defects is performed for three different clinical data sets. The calibration shows how various parameters representing the physical characteristics of the\ncardiocirculatory system are changed due to the alteration in blood circulation patterns over the years. In particular, an increase in pulmonary resistances and a decrease in the\narterial pulmonary capacitance is observed in two patients with ventricular septal defect.&quot;,&quot;publisher&quot;:&quot;Politecnico Milano&quot;,&quot;container-title-short&quot;:&quot;&quot;},&quot;isTemporary&quot;:false,&quot;suppress-author&quot;:false,&quot;composite&quot;:false,&quot;author-only&quot;:false}]},{&quot;citationID&quot;:&quot;MENDELEY_CITATION_bf54af60-d1cf-480b-bac3-45894a0a996c&quot;,&quot;properties&quot;:{&quot;noteIndex&quot;:0},&quot;isEdited&quot;:false,&quot;manualOverride&quot;:{&quot;isManuallyOverridden&quot;:false,&quot;citeprocText&quot;:&quot;[17]&quot;,&quot;manualOverrideText&quot;:&quot;&quot;},&quot;citationTag&quot;:&quot;MENDELEY_CITATION_v3_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&quot;,&quot;citationItems&quot;:[{&quot;id&quot;:&quot;658ee3f5-3904-3880-9139-7edcd7005998&quot;,&quot;itemData&quot;:{&quot;type&quot;:&quot;article-journal&quot;,&quot;id&quot;:&quot;658ee3f5-3904-3880-9139-7edcd7005998&quot;,&quot;title&quot;:&quot;A Distributed Lumped Parameter Model of Blood Flow&quot;,&quot;author&quot;:[{&quot;family&quot;:&quot;Mirramezani&quot;,&quot;given&quot;:&quot;Mehran&quot;,&quot;parse-names&quot;:false,&quot;dropping-particle&quot;:&quot;&quot;,&quot;non-dropping-particle&quot;:&quot;&quot;},{&quot;family&quot;:&quot;Shadden&quot;,&quot;given&quot;:&quot;Shawn C.&quot;,&quot;parse-names&quot;:false,&quot;dropping-particle&quot;:&quot;&quot;,&quot;non-dropping-particle&quot;:&quot;&quot;}],&quot;container-title&quot;:&quot;Annals of Biomedical Engineering&quot;,&quot;container-title-short&quot;:&quot;Ann Biomed Eng&quot;,&quot;DOI&quot;:&quot;10.1007/s10439-020-02545-6&quot;,&quot;ISSN&quot;:&quot;15739686&quot;,&quot;PMID&quot;:&quot;32613457&quot;,&quot;issued&quot;:{&quot;date-parts&quot;:[[2020,12,1]]},&quot;page&quot;:&quot;2870-2886&quot;,&quot;abstract&quot;:&quot;We propose a distributed lumped parameter (DLP) modeling framework to efficiently compute blood flow and pressure in vascular domains. This is achieved by developing analytical expressions describing expected energy losses along vascular segments, including from viscous dissipation, unsteadiness, flow separation, vessel curvature and vessel bifurcations. We apply this methodology to solve for unsteady blood flow and pressure in a variety of complex 3D image-based vascular geometries, which are typically approached using computational fluid dynamics (CFD) simulations. The proposed DLP framework demonstrated consistent agreement with CFD simulations in terms of flow rate and pressure distribution, with mean errors less than 7% over a broad range of hemodynamic conditions and vascular geometries. The computational cost of the DLP framework is orders of magnitude lower than the computational cost of CFD, which opens new possibilities for hemodynamics modeling in timely decision support scenarios, and a multitude of applications of imaged-based modeling that require ensembles of numerical simulations.&quot;,&quot;publisher&quot;:&quot;Springer&quot;,&quot;issue&quot;:&quot;12&quot;,&quot;volume&quot;:&quot;48&quot;},&quot;isTemporary&quot;:false,&quot;suppress-author&quot;:false,&quot;composite&quot;:false,&quot;author-only&quot;:false}]},{&quot;citationID&quot;:&quot;MENDELEY_CITATION_7cf1448d-9416-45f4-8eaf-67e4f872d422&quot;,&quot;properties&quot;:{&quot;noteIndex&quot;:0},&quot;isEdited&quot;:false,&quot;manualOverride&quot;:{&quot;isManuallyOverridden&quot;:false,&quot;citeprocText&quot;:&quot;[18]&quot;,&quot;manualOverrideText&quot;:&quot;&quot;},&quot;citationTag&quot;:&quot;MENDELEY_CITATION_v3_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&quot;,&quot;citationItems&quot;:[{&quot;id&quot;:&quot;07f91b8c-10eb-39e5-9bd9-dab99b7af89a&quot;,&quot;itemData&quot;:{&quot;type&quot;:&quot;report&quot;,&quot;id&quot;:&quot;07f91b8c-10eb-39e5-9bd9-dab99b7af89a&quot;,&quot;title&quot;:&quot;Lumped parameter heart model with valve dynamics&quot;,&quot;author&quot;:[{&quot;family&quot;:&quot;Simakov&quot;,&quot;given&quot;:&quot;S S&quot;,&quot;parse-names&quot;:false,&quot;dropping-particle&quot;:&quot;&quot;,&quot;non-dropping-particle&quot;:&quot;&quot;}],&quot;issued&quot;:{&quot;date-parts&quot;:[[2019]]},&quot;number-of-pages&quot;:&quot;1-15&quot;,&quot;abstract&quot;:&quot;In this work, the lumped parameter model of the left heart is presented. It is based on the concept of the time-varying elastance of myocardium and includes the model of the heart valve dynamics. Comparison of the models with instant and smooth valve opening and closing is given, as well as simulations of pathologies such as mitral valve stenosis and aortic valve insufficiency are addressed. MSC 2010: 65D25, 37M05, 92B99 The heart is the vitally important organ, which is responsible for the blood pumping through the whole organism. Its normal functioning is essential for the oxygen and nutrients delivery to tissues and for removing carbon dioxide and metabolic waste. The heart operates due to electrical stimulation initiated by the signals from the sinoatrial node generating the action potential. The latter passes through the heart and causes myocardium contraction by depolarization/repolarization of myo-cytes and actin-myosin interaction. The contraction of heart chambers pressurizes blood. Finally, the heart chambers eject blood to arteries and receive the new portion of blood from veins. The detailed mathematical model of the heart function should account electro-physiology, soft tissue mechanics, and hydrodynamics. Some mathematical models simplify the subject. For instance, multi-scale integrated models of the cardiovas-cular system [3, 5, 15, 18-21, 24, 32] address functional behaviour of the heart in terms the of pressure-volume relationship PV, the cardiac output, the ejection fraction depending on the venous input (preload) conditions, arterial output (afterload) conditions, oxygen demand, etc. This concept is also applied to parts of the vascular network. These models operate with such variables as the volume of the heart chambers (auricles and ventricles), the pressure, and the blood flow. The conservation laws and semi-empirical hydrodynamic laws (e.g., Poiseuille law) relate these parameters together. The detailed spatial description is omitted and the models of this type are called lumped parameter or zero-dimensional (0D) models. The other common approach exploits electromechanical analogies between the variables and parameters of an electrical circuit (voltage, current, resistance, capacity, and inductance) *&quot;,&quot;container-title-short&quot;:&quot;&quot;},&quot;isTemporary&quot;:false,&quot;suppress-author&quot;:false,&quot;composite&quot;:false,&quot;author-only&quot;:false}]},{&quot;citationID&quot;:&quot;MENDELEY_CITATION_1fe88961-c184-4082-b55c-aefa5c82a215&quot;,&quot;properties&quot;:{&quot;noteIndex&quot;:0},&quot;isEdited&quot;:false,&quot;manualOverride&quot;:{&quot;isManuallyOverridden&quot;:false,&quot;citeprocText&quot;:&quot;[6]&quot;,&quot;manualOverrideText&quot;:&quot;&quot;},&quot;citationTag&quot;:&quot;MENDELEY_CITATION_v3_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&quot;,&quot;citationItems&quot;:[{&quot;id&quot;:&quot;9f99e5f3-6138-3afb-a8da-59a785acbaef&quot;,&quot;itemData&quot;:{&quot;type&quot;:&quot;thesis&quot;,&quot;id&quot;:&quot;9f99e5f3-6138-3afb-a8da-59a785acbaef&quot;,&quot;title&quot;:&quot;Lumped-parameter models for the simulation of cardiovascular congenital diseases&quot;,&quot;author&quot;:[{&quot;family&quot;:&quot;Valenti&quot;,&quot;given&quot;:&quot;Giulio&quot;,&quot;parse-names&quot;:false,&quot;dropping-particle&quot;:&quot;&quot;,&quot;non-dropping-particle&quot;:&quot;&quot;}],&quot;accessed&quot;:{&quot;date-parts&quot;:[[2025,10,10]]},&quot;URL&quot;:&quot;https://www.politesi.polimi.it/handle/10589/215783&quot;,&quot;issued&quot;:{&quot;date-parts&quot;:[[2023]]},&quot;abstract&quot;:&quot;The objective of this study is to investigate some congenital heart defects by modeling them through a 0D lumped-parameters model. The starting reference model corresponds to a healthy adult male. The considered defects are the patent foramen ovale, partial anomalous pulmonary venous return, atrial septal defect and ventricular septal defect. The foramen is implemented by using a valve model based on the Bernoulli formula. The resulting model is tested for various foramen radius to quantify the different impact it has on the cardiac circulation. The model predicts a decrease in the ratio between pulmonary and systemic flow for increasing defect size. To model partial anomalous pulmonary venous return, the pulmonary venous compartment is first divided into the four main pulmonary veins. Subsequently, these veins are detached from the left atrium and connected, in one case, to the atrium and, in the other case, to the superior vena cava. In\nboth cases, the number of anomalous veins is progressively increased from zero to three. The model predicts an increased impact on cardiac circulation for an increasing number of anomalous veins. Furthermore, by comparing the two cases, the model predicts a lower impact in the superior vena cava, resulting in a reduced amount of already oxygenated\nblood erroneously returning to the pulmonary circulation. Finally, the two septal defects are modeled as resistances connecting the respective cardiac chambers. A model calibration involving septal defects is performed for three different clinical data sets. The calibration shows how various parameters representing the physical characteristics of the\ncardiocirculatory system are changed due to the alteration in blood circulation patterns over the years. In particular, an increase in pulmonary resistances and a decrease in the\narterial pulmonary capacitance is observed in two patients with ventricular septal defect.&quot;,&quot;publisher&quot;:&quot;Politecnico Milano&quot;,&quot;container-title-short&quot;:&quot;&quot;},&quot;isTemporary&quot;:false,&quot;suppress-author&quot;:false,&quot;composite&quot;:false,&quot;author-only&quot;:false}]},{&quot;citationID&quot;:&quot;MENDELEY_CITATION_40c8104a-ac1a-4eb0-b056-aae01cfbb378&quot;,&quot;properties&quot;:{&quot;noteIndex&quot;:0},&quot;isEdited&quot;:false,&quot;manualOverride&quot;:{&quot;isManuallyOverridden&quot;:false,&quot;citeprocText&quot;:&quot;[19]&quot;,&quot;manualOverrideText&quot;:&quot;&quot;},&quot;citationTag&quot;:&quot;MENDELEY_CITATION_v3_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&quot;,&quot;citationItems&quot;:[{&quot;id&quot;:&quot;e589eb4b-dee1-34e6-bda2-44888f5bb7c9&quot;,&quot;itemData&quot;:{&quot;type&quot;:&quot;article&quot;,&quot;id&quot;:&quot;e589eb4b-dee1-34e6-bda2-44888f5bb7c9&quot;,&quot;title&quot;:&quot;Review of Zero-D and 1-D Models of Blood Flow in the Cardiovascular System&quot;,&quot;author&quot;:[{&quot;family&quot;:&quot;Shi&quot;,&quot;given&quot;:&quot;Yubing&quot;,&quot;parse-names&quot;:false,&quot;dropping-particle&quot;:&quot;&quot;,&quot;non-dropping-particle&quot;:&quot;&quot;},{&quot;family&quot;:&quot;Lawford&quot;,&quot;given&quot;:&quot;Patricia&quot;,&quot;parse-names&quot;:false,&quot;dropping-particle&quot;:&quot;&quot;,&quot;non-dropping-particle&quot;:&quot;&quot;},{&quot;family&quot;:&quot;Hose&quot;,&quot;given&quot;:&quot;Rodney&quot;,&quot;parse-names&quot;:false,&quot;dropping-particle&quot;:&quot;&quot;,&quot;non-dropping-particle&quot;:&quot;&quot;}],&quot;container-title&quot;:&quot;BioMedical Engineering Online&quot;,&quot;container-title-short&quot;:&quot;Biomed Eng Online&quot;,&quot;DOI&quot;:&quot;10.1186/1475-925X-10-33&quot;,&quot;ISSN&quot;:&quot;1475925X&quot;,&quot;PMID&quot;:&quot;21521508&quot;,&quot;issued&quot;:{&quot;date-parts&quot;:[[2011,4,26]]},&quot;abstract&quot;:&quot;Background: Zero-dimensional (lumped parameter) and one dimensional models, based on simplified representations of the components of the cardiovascular system, can contribute strongly to our understanding of circulatory physiology. Zero-D models provide a concise way to evaluate the haemodynamic interactions among the cardiovascular organs, whilst one-D (distributed parameter) models add the facility to represent efficiently the effects of pulse wave transmission in the arterial network at greatly reduced computational expense compared to higher dimensional computational fluid dynamics studies. There is extensive literature on both types of models.Method and Results: The purpose of this review article is to summarise published 0D and 1D models of the cardiovascular system, to explore their limitations and range of application, and to provide an indication of the physiological phenomena that can be included in these representations. The review on 0D models collects together in one place a description of the range of models that have been used to describe the various characteristics of cardiovascular response, together with the factors that influence it. Such models generally feature the major components of the system, such as the heart, the heart valves and the vasculature. The models are categorised in terms of the features of the system that they are able to represent, their complexity and range of application: representations of effects including pressure-dependent vessel properties, interaction between the heart chambers, neuro-regulation and auto-regulation are explored. The examination on 1D models covers various methods for the assembly, discretisation and solution of the governing equations, in conjunction with a report of the definition and treatment of boundary conditions. Increasingly, 0D and 1D models are used in multi-scale models, in which their primary role is to provide boundary conditions for sophisticate, and often patient-specific, 2D and 3D models, and this application is also addressed. As an example of 0D cardiovascular modelling, a small selection of simple models have been represented in the CellML mark-up language and uploaded to the CellML model repository http://models.cellml.org/. They are freely available to the research and education communities.Conclusion: Each published cardiovascular model has merit for particular applications. This review categorises 0D and 1D models, highlights their advantages and disadvantages, and thus provides guidance on the selection of models to assist various cardiovascular modelling studies. It also identifies directions for further development, as well as current challenges in the wider use of these models including service to represent boundary conditions for local 3D models and translation to clinical application. © 2011 Shi et al; licensee BioMed Central Ltd.&quot;,&quot;volume&quot;:&quot;10&quot;},&quot;isTemporary&quot;:false,&quot;suppress-author&quot;:false,&quot;composite&quot;:false,&quot;author-only&quot;:false}]},{&quot;citationID&quot;:&quot;MENDELEY_CITATION_55e4cc26-4c9b-40cd-9645-17ad13759ee7&quot;,&quot;properties&quot;:{&quot;noteIndex&quot;:0},&quot;isEdited&quot;:false,&quot;manualOverride&quot;:{&quot;isManuallyOverridden&quot;:false,&quot;citeprocText&quot;:&quot;[20]&quot;,&quot;manualOverrideText&quot;:&quot;&quot;},&quot;citationTag&quot;:&quot;MENDELEY_CITATION_v3_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&quot;,&quot;citationItems&quot;:[{&quot;id&quot;:&quot;dd16012e-4395-3bd0-b1a6-49cf1d37981c&quot;,&quot;itemData&quot;:{&quot;type&quot;:&quot;article&quot;,&quot;id&quot;:&quot;dd16012e-4395-3bd0-b1a6-49cf1d37981c&quot;,&quot;title&quot;:&quot;Application of multiscale coupling models in the numerical study of circulation system&quot;,&quot;author&quot;:[{&quot;family&quot;:&quot;Chi&quot;,&quot;given&quot;:&quot;Zhang&quot;,&quot;parse-names&quot;:false,&quot;dropping-particle&quot;:&quot;&quot;,&quot;non-dropping-particle&quot;:&quot;&quot;},{&quot;family&quot;:&quot;Beile&quot;,&quot;given&quot;:&quot;Lin&quot;,&quot;parse-names&quot;:false,&quot;dropping-particle&quot;:&quot;&quot;,&quot;non-dropping-particle&quot;:&quot;&quot;},{&quot;family&quot;:&quot;Deyu&quot;,&quot;given&quot;:&quot;Li&quot;,&quot;parse-names&quot;:false,&quot;dropping-particle&quot;:&quot;&quot;,&quot;non-dropping-particle&quot;:&quot;&quot;},{&quot;family&quot;:&quot;Yubo&quot;,&quot;given&quot;:&quot;Fan&quot;,&quot;parse-names&quot;:false,&quot;dropping-particle&quot;:&quot;&quot;,&quot;non-dropping-particle&quot;:&quot;&quot;}],&quot;container-title&quot;:&quot;Medicine in Novel Technology and Devices&quot;,&quot;container-title-short&quot;:&quot;Med Nov Technol Devices&quot;,&quot;DOI&quot;:&quot;10.1016/j.medntd.2022.100117&quot;,&quot;ISSN&quot;:&quot;25900935&quot;,&quot;issued&quot;:{&quot;date-parts&quot;:[[2022,6,1]]},&quot;abstract&quot;:&quot;Cardiovascular diseases have become a serious threat to human health now. With the rapid development of computer technology and medical imaging technology, the method of numerical simulation has become the main tool to explore the mechanism of cardiovascular diseases and to optimize the treatment planning. The cardiovascular system is a complex vascular network with multiscale characteristics, and the local hemodynamic phenomena in blood vessels is closely related to the overall blood flow distribution of the system. The hemodynamic characteristics in the local vessel and circulation system influences each other. Therefore, the traditional single-scale modeling method cannot accurately describe the real blood flow in blood vessels. While the numerical simulation of multiscale coupling model can effectively solve this problem. In this paper, the main methods of hemodynamic modeling in recent years are summarized, including lumped parameter model (0D model), distributed parameter model (1D model) and finite element model of (3D model), and their applications in cardiovascular studies. On this basis, the principles of several commonly used multiscale coupling models and their applications in cardiovascular disease researches and clinical practice are introduced, including 1D-0D, 3D-0D, and 3D-1D coupling model.&quot;,&quot;publisher&quot;:&quot;Elsevier B.V.&quot;,&quot;volume&quot;:&quot;14&quot;},&quot;isTemporary&quot;:false,&quot;suppress-author&quot;:false,&quot;composite&quot;:false,&quot;author-only&quot;:false}]},{&quot;citationID&quot;:&quot;MENDELEY_CITATION_4811e0b2-9e4f-48c7-8e84-2773028617e4&quot;,&quot;properties&quot;:{&quot;noteIndex&quot;:0},&quot;isEdited&quot;:false,&quot;manualOverride&quot;:{&quot;isManuallyOverridden&quot;:false,&quot;citeprocText&quot;:&quot;[21]&quot;,&quot;manualOverrideText&quot;:&quot;&quot;},&quot;citationTag&quot;:&quot;MENDELEY_CITATION_v3_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&quot;,&quot;citationItems&quot;:[{&quot;id&quot;:&quot;4bae0866-aac0-33a4-925a-1bfaa4661e31&quot;,&quot;itemData&quot;:{&quot;type&quot;:&quot;article&quot;,&quot;id&quot;:&quot;4bae0866-aac0-33a4-925a-1bfaa4661e31&quot;,&quot;title&quot;:&quot;All You Need to Know About Allometric Scaling: An Integrative Review on the Theoretical Basis, Empirical Evidence, and Application in Human Pharmacology&quot;,&quot;author&quot;:[{&quot;family&quot;:&quot;Valkengoed&quot;,&quot;given&quot;:&quot;Daan W.&quot;,&quot;parse-names&quot;:false,&quot;dropping-particle&quot;:&quot;&quot;,&quot;non-dropping-particle&quot;:&quot;van&quot;},{&quot;family&quot;:&quot;Krekels&quot;,&quot;given&quot;:&quot;Elke H.J.&quot;,&quot;parse-names&quot;:false,&quot;dropping-particle&quot;:&quot;&quot;,&quot;non-dropping-particle&quot;:&quot;&quot;},{&quot;family&quot;:&quot;Knibbe&quot;,&quot;given&quot;:&quot;Catherijne A.J.&quot;,&quot;parse-names&quot;:false,&quot;dropping-particle&quot;:&quot;&quot;,&quot;non-dropping-particle&quot;:&quot;&quot;}],&quot;container-title&quot;:&quot;Clinical Pharmacokinetics&quot;,&quot;container-title-short&quot;:&quot;Clin Pharmacokinet&quot;,&quot;DOI&quot;:&quot;10.1007/s40262-024-01444-6&quot;,&quot;ISSN&quot;:&quot;11791926&quot;,&quot;PMID&quot;:&quot;39644458&quot;,&quot;issued&quot;:{&quot;date-parts&quot;:[[2025,2,1]]},&quot;page&quot;:&quot;173-192&quot;,&quot;abstract&quot;:&quot;Scaling approaches are used to describe or predict clearance for paediatric or obese populations from normal-weight adult values. Theoretical allometry assumes the existence of a universal bodyweight-based scaling relationship. Although theoretical allometry is highly disputed, it is commonly applied in pharmacological data analyses and clinical practice. The aim of the current review is to (1) increase pharmacologists’ understanding of theoretical allometry to better understand the (implicit) assumptions and (dis)advantages and (2) highlight important methodological considerations with the application of this methodology. Theoretical allometry originated in an empirical, and later debated, observation by Kleiber of a scaling exponent of 0.75 between basal metabolic rate and body mass of mammals. The mathematical framework of West, Brown, and Enquist provides one possible explanation for this value. To date, multiple key assumptions of this framework have been disputed or disproven, and an increasing body of evidence is emerging against the existence of one universal allometric exponent. The promise of ease and universality of use that comes with theoretical approaches may be the reason they are so strongly sought after and defended. However, ecologists have suggested that the theory should move from a ‘Newtonian approach’, in which physical explanations are sought for a universal law and variability is of minor importance, to a ‘Darwinian approach’, in which variability is considered of primary importance for which evolutionary explanations can be found. No scientific support was found for the application of allometry for within-species scaling, so the application of basal metabolic rate-based scaling principles to clearance scaling remains unsubstantiated. Recent insights from physiologically based modelling approaches emphasise the interplay between drugs with different properties and physiological variables that underlie drug clearance, which drives the variability in the allometric scaling exponent in the field of pharmacology. To deal with this variability, drug-specific or patient-specific adaptations to theoretical allometric scaling are proposed, that introduce empiric elements and reduce the universality of the theory. The use of allometric scaling with an exponent of 0.75 may hold empirical merit for paediatric populations, except for the youngest individuals (aged ≤ 5 years). Nevertheless, biological interpretations and extrapolation potential attributed to models based on 0.75 allometric scaling are theoretically unfounded, and merits of the empirical application of this function should, as for all models, always be supported by appropriate model validation procedures. In this respect, it is not the value of the allometric exponent but the description and prediction of individual clearance values and drug concentrations that are of primary interest.&quot;,&quot;publisher&quot;:&quot;Adis&quot;,&quot;issue&quot;:&quot;2&quot;,&quot;volume&quot;:&quot;64&quot;},&quot;isTemporary&quot;:false,&quot;suppress-author&quot;:false,&quot;composite&quot;:false,&quot;author-only&quot;:false}]},{&quot;citationID&quot;:&quot;MENDELEY_CITATION_5ad74a44-18a4-46e8-8e30-0847f80d1a9c&quot;,&quot;properties&quot;:{&quot;noteIndex&quot;:0},&quot;isEdited&quot;:false,&quot;manualOverride&quot;:{&quot;isManuallyOverridden&quot;:false,&quot;citeprocText&quot;:&quot;[22]&quot;,&quot;manualOverrideText&quot;:&quot;&quot;},&quot;citationTag&quot;:&quot;MENDELEY_CITATION_v3_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&quot;,&quot;citationItems&quot;:[{&quot;id&quot;:&quot;e7bbd7e2-bb2c-3852-b1c5-e94db3e5e6d9&quot;,&quot;itemData&quot;:{&quot;type&quot;:&quot;article-journal&quot;,&quot;id&quot;:&quot;e7bbd7e2-bb2c-3852-b1c5-e94db3e5e6d9&quot;,&quot;title&quot;:&quot;Patient-Specific Size and Age Scaling in a Zero Dimensional Cardiovascular Model&quot;,&quot;author&quot;:[{&quot;family&quot;:&quot;Lundquist&quot;,&quot;given&quot;:&quot;August&quot;,&quot;parse-names&quot;:false,&quot;dropping-particle&quot;:&quot;&quot;,&quot;non-dropping-particle&quot;:&quot;&quot;},{&quot;family&quot;:&quot;Maksuti&quot;,&quot;given&quot;:&quot;Elira&quot;,&quot;parse-names&quot;:false,&quot;dropping-particle&quot;:&quot;&quot;,&quot;non-dropping-particle&quot;:&quot;&quot;},{&quot;family&quot;:&quot;Donker&quot;,&quot;given&quot;:&quot;Dirk W.&quot;,&quot;parse-names&quot;:false,&quot;dropping-particle&quot;:&quot;&quot;,&quot;non-dropping-particle&quot;:&quot;&quot;},{&quot;family&quot;:&quot;BROOMé&quot;,&quot;given&quot;:&quot;Michael&quot;,&quot;parse-names&quot;:false,&quot;dropping-particle&quot;:&quot;&quot;,&quot;non-dropping-particle&quot;:&quot;&quot;}],&quot;container-title&quot;:&quot;ASAIO Journal&quot;,&quot;DOI&quot;:&quot;10.1097/MAT.0000000000002528&quot;,&quot;ISSN&quot;:&quot;1538943X&quot;,&quot;issued&quot;:{&quot;date-parts&quot;:[[2025]]},&quot;abstract&quot;:&quot;Computational cardiovascular models hold promise for simulations in education and bedside clinical decision support. To enhance patient-specific modeling, individual anthropometrics are imperative, as physiology varies with body size due to fundamental energetic relations expressed in allometric scaling laws. We hypothesize that computational cardiovascular models can be advanced towards individualization by implementing scaling laws based on patient age, weight, height, and sex. A scaling methodology was developed for the lumped-parameter cardiovascular model Aplysia Cardiovascular Lab. Male and female subjects were based on Swedish growth charts from birth to adult size and simulated to test model realism. Realistic physiology was generated for underweight, overweight, and average male and female patients from birth to 80 years. Model output included comprehensive measures of hemodynamics, cardiac function, respiratory function, gas exchange, ventilatory mechanics, and energy expenditure. In comparison to published data, aggregate Z scores for infant, pediatric, and geriatric simulations were 1.16, 0.69, and 0.10, respectively. Allometric scaling laws can be used to generate parameter sets of males and females of disparate sizes and ages in line with published data. This sets the stage for modeling diverse patient populations and novel approaches toward individualized clinical applications.&quot;,&quot;publisher&quot;:&quot;Lippincott Williams and Wilkins&quot;,&quot;container-title-short&quot;:&quot;&quot;},&quot;isTemporary&quot;:false,&quot;suppress-author&quot;:false,&quot;composite&quot;:false,&quot;author-only&quot;:false}]},{&quot;citationID&quot;:&quot;MENDELEY_CITATION_4ef46913-c3b9-4bb9-b09e-737aec9e05bb&quot;,&quot;properties&quot;:{&quot;noteIndex&quot;:0},&quot;isEdited&quot;:false,&quot;manualOverride&quot;:{&quot;isManuallyOverridden&quot;:false,&quot;citeprocText&quot;:&quot;[22]&quot;,&quot;manualOverrideText&quot;:&quot;&quot;},&quot;citationTag&quot;:&quot;MENDELEY_CITATION_v3_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&quot;,&quot;citationItems&quot;:[{&quot;id&quot;:&quot;e7bbd7e2-bb2c-3852-b1c5-e94db3e5e6d9&quot;,&quot;itemData&quot;:{&quot;type&quot;:&quot;article-journal&quot;,&quot;id&quot;:&quot;e7bbd7e2-bb2c-3852-b1c5-e94db3e5e6d9&quot;,&quot;title&quot;:&quot;Patient-Specific Size and Age Scaling in a Zero Dimensional Cardiovascular Model&quot;,&quot;author&quot;:[{&quot;family&quot;:&quot;Lundquist&quot;,&quot;given&quot;:&quot;August&quot;,&quot;parse-names&quot;:false,&quot;dropping-particle&quot;:&quot;&quot;,&quot;non-dropping-particle&quot;:&quot;&quot;},{&quot;family&quot;:&quot;Maksuti&quot;,&quot;given&quot;:&quot;Elira&quot;,&quot;parse-names&quot;:false,&quot;dropping-particle&quot;:&quot;&quot;,&quot;non-dropping-particle&quot;:&quot;&quot;},{&quot;family&quot;:&quot;Donker&quot;,&quot;given&quot;:&quot;Dirk W.&quot;,&quot;parse-names&quot;:false,&quot;dropping-particle&quot;:&quot;&quot;,&quot;non-dropping-particle&quot;:&quot;&quot;},{&quot;family&quot;:&quot;BROOMé&quot;,&quot;given&quot;:&quot;Michael&quot;,&quot;parse-names&quot;:false,&quot;dropping-particle&quot;:&quot;&quot;,&quot;non-dropping-particle&quot;:&quot;&quot;}],&quot;container-title&quot;:&quot;ASAIO Journal&quot;,&quot;DOI&quot;:&quot;10.1097/MAT.0000000000002528&quot;,&quot;ISSN&quot;:&quot;1538943X&quot;,&quot;issued&quot;:{&quot;date-parts&quot;:[[2025]]},&quot;abstract&quot;:&quot;Computational cardiovascular models hold promise for simulations in education and bedside clinical decision support. To enhance patient-specific modeling, individual anthropometrics are imperative, as physiology varies with body size due to fundamental energetic relations expressed in allometric scaling laws. We hypothesize that computational cardiovascular models can be advanced towards individualization by implementing scaling laws based on patient age, weight, height, and sex. A scaling methodology was developed for the lumped-parameter cardiovascular model Aplysia Cardiovascular Lab. Male and female subjects were based on Swedish growth charts from birth to adult size and simulated to test model realism. Realistic physiology was generated for underweight, overweight, and average male and female patients from birth to 80 years. Model output included comprehensive measures of hemodynamics, cardiac function, respiratory function, gas exchange, ventilatory mechanics, and energy expenditure. In comparison to published data, aggregate Z scores for infant, pediatric, and geriatric simulations were 1.16, 0.69, and 0.10, respectively. Allometric scaling laws can be used to generate parameter sets of males and females of disparate sizes and ages in line with published data. This sets the stage for modeling diverse patient populations and novel approaches toward individualized clinical applications.&quot;,&quot;publisher&quot;:&quot;Lippincott Williams and Wilkins&quot;,&quot;container-title-short&quot;:&quot;&quot;},&quot;isTemporary&quot;:false,&quot;suppress-author&quot;:false,&quot;composite&quot;:false,&quot;author-only&quot;:false}]},{&quot;citationID&quot;:&quot;MENDELEY_CITATION_6135db70-9e28-4e04-94e9-c9f2dc799f39&quot;,&quot;properties&quot;:{&quot;noteIndex&quot;:0},&quot;isEdited&quot;:false,&quot;manualOverride&quot;:{&quot;isManuallyOverridden&quot;:false,&quot;citeprocText&quot;:&quot;[21]&quot;,&quot;manualOverrideText&quot;:&quot;&quot;},&quot;citationTag&quot;:&quot;MENDELEY_CITATION_v3_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&quot;,&quot;citationItems&quot;:[{&quot;id&quot;:&quot;4bae0866-aac0-33a4-925a-1bfaa4661e31&quot;,&quot;itemData&quot;:{&quot;type&quot;:&quot;article&quot;,&quot;id&quot;:&quot;4bae0866-aac0-33a4-925a-1bfaa4661e31&quot;,&quot;title&quot;:&quot;All You Need to Know About Allometric Scaling: An Integrative Review on the Theoretical Basis, Empirical Evidence, and Application in Human Pharmacology&quot;,&quot;author&quot;:[{&quot;family&quot;:&quot;Valkengoed&quot;,&quot;given&quot;:&quot;Daan W.&quot;,&quot;parse-names&quot;:false,&quot;dropping-particle&quot;:&quot;&quot;,&quot;non-dropping-particle&quot;:&quot;van&quot;},{&quot;family&quot;:&quot;Krekels&quot;,&quot;given&quot;:&quot;Elke H.J.&quot;,&quot;parse-names&quot;:false,&quot;dropping-particle&quot;:&quot;&quot;,&quot;non-dropping-particle&quot;:&quot;&quot;},{&quot;family&quot;:&quot;Knibbe&quot;,&quot;given&quot;:&quot;Catherijne A.J.&quot;,&quot;parse-names&quot;:false,&quot;dropping-particle&quot;:&quot;&quot;,&quot;non-dropping-particle&quot;:&quot;&quot;}],&quot;container-title&quot;:&quot;Clinical Pharmacokinetics&quot;,&quot;container-title-short&quot;:&quot;Clin Pharmacokinet&quot;,&quot;DOI&quot;:&quot;10.1007/s40262-024-01444-6&quot;,&quot;ISSN&quot;:&quot;11791926&quot;,&quot;PMID&quot;:&quot;39644458&quot;,&quot;issued&quot;:{&quot;date-parts&quot;:[[2025,2,1]]},&quot;page&quot;:&quot;173-192&quot;,&quot;abstract&quot;:&quot;Scaling approaches are used to describe or predict clearance for paediatric or obese populations from normal-weight adult values. Theoretical allometry assumes the existence of a universal bodyweight-based scaling relationship. Although theoretical allometry is highly disputed, it is commonly applied in pharmacological data analyses and clinical practice. The aim of the current review is to (1) increase pharmacologists’ understanding of theoretical allometry to better understand the (implicit) assumptions and (dis)advantages and (2) highlight important methodological considerations with the application of this methodology. Theoretical allometry originated in an empirical, and later debated, observation by Kleiber of a scaling exponent of 0.75 between basal metabolic rate and body mass of mammals. The mathematical framework of West, Brown, and Enquist provides one possible explanation for this value. To date, multiple key assumptions of this framework have been disputed or disproven, and an increasing body of evidence is emerging against the existence of one universal allometric exponent. The promise of ease and universality of use that comes with theoretical approaches may be the reason they are so strongly sought after and defended. However, ecologists have suggested that the theory should move from a ‘Newtonian approach’, in which physical explanations are sought for a universal law and variability is of minor importance, to a ‘Darwinian approach’, in which variability is considered of primary importance for which evolutionary explanations can be found. No scientific support was found for the application of allometry for within-species scaling, so the application of basal metabolic rate-based scaling principles to clearance scaling remains unsubstantiated. Recent insights from physiologically based modelling approaches emphasise the interplay between drugs with different properties and physiological variables that underlie drug clearance, which drives the variability in the allometric scaling exponent in the field of pharmacology. To deal with this variability, drug-specific or patient-specific adaptations to theoretical allometric scaling are proposed, that introduce empiric elements and reduce the universality of the theory. The use of allometric scaling with an exponent of 0.75 may hold empirical merit for paediatric populations, except for the youngest individuals (aged ≤ 5 years). Nevertheless, biological interpretations and extrapolation potential attributed to models based on 0.75 allometric scaling are theoretically unfounded, and merits of the empirical application of this function should, as for all models, always be supported by appropriate model validation procedures. In this respect, it is not the value of the allometric exponent but the description and prediction of individual clearance values and drug concentrations that are of primary interest.&quot;,&quot;publisher&quot;:&quot;Adis&quot;,&quot;issue&quot;:&quot;2&quot;,&quot;volume&quot;:&quot;64&quot;},&quot;isTemporary&quot;:false,&quot;suppress-author&quot;:false,&quot;composite&quot;:false,&quot;author-only&quot;:false}]},{&quot;citationID&quot;:&quot;MENDELEY_CITATION_d5644764-866d-4f21-b943-f0a923567c0b&quot;,&quot;properties&quot;:{&quot;noteIndex&quot;:0},&quot;isEdited&quot;:false,&quot;manualOverride&quot;:{&quot;isManuallyOverridden&quot;:false,&quot;citeprocText&quot;:&quot;[4]&quot;,&quot;manualOverrideText&quot;:&quot;&quot;},&quot;citationTag&quot;:&quot;MENDELEY_CITATION_v3_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&quot;,&quot;citationItems&quot;:[{&quot;id&quot;:&quot;6d349998-4d5f-3f8a-bfb6-2849d22b9cb7&quot;,&quot;itemData&quot;:{&quot;type&quot;:&quot;article&quot;,&quot;id&quot;:&quot;6d349998-4d5f-3f8a-bfb6-2849d22b9cb7&quot;,&quot;title&quot;:&quot;The Critical Role of Lumped Parameter Models in Patient-Specific Cardiovascular Simulations&quot;,&quot;author&quot;:[{&quot;family&quot;:&quot;Garber&quot;,&quot;given&quot;:&quot;Louis&quot;,&quot;parse-names&quot;:false,&quot;dropping-particle&quot;:&quot;&quot;,&quot;non-dropping-particle&quot;:&quot;&quot;},{&quot;family&quot;:&quot;Khodaei&quot;,&quot;given&quot;:&quot;Seyedvahid&quot;,&quot;parse-names&quot;:false,&quot;dropping-particle&quot;:&quot;&quot;,&quot;non-dropping-particle&quot;:&quot;&quot;},{&quot;family&quot;:&quot;Keshavarz-Motamed&quot;,&quot;given&quot;:&quot;Zahra&quot;,&quot;parse-names&quot;:false,&quot;dropping-particle&quot;:&quot;&quot;,&quot;non-dropping-particle&quot;:&quot;&quot;}],&quot;container-title&quot;:&quot;Archives of Computational Methods in Engineering&quot;,&quot;DOI&quot;:&quot;10.1007/s11831-021-09685-5&quot;,&quot;ISSN&quot;:&quot;18861784&quot;,&quot;issued&quot;:{&quot;date-parts&quot;:[[2022,8,1]]},&quot;page&quot;:&quot;2977-3000&quot;,&quot;abstract&quot;:&quot;Cardiovascular (CV) disease impacts tens of millions of people annually and carries a massive global economic burden. Continued advances in medical imaging, hardware and computational efficiency are leading to an increased interest in the field of cardiovascular computational modelling to help combat the devastating impact of CV disease. This review article will focus on a computational modelling technique known as lumped parameter modelling (LPM). Due to its rapid computation time, ease of automation and relative simplicity, LPM holds the potential of aiding in the early diagnosis of CV disease, assisting clinicians in determining personalized and optimal treatments and offering a unique in-silico setting to study cardiac and circulatory diseases. In addition, it is one of the many tools that are needed in the eventual development of patient specific cardiovascular “digital twin” frameworks. This review focuses on how the personalization of cardiovascular lumped parameter models are beginning to impact the field of patient specific cardiovascular care. It presents an in-depth examination of the approaches used to develop current predictive LPM hemodynamic frameworks as well as their applications within the realm of cardiovascular disease. The roles of these models in higher order blood flow (1D/3D) simulations are also explored in addition to the different algorithms used to personalize the models. The article outlines the future directions of this field and the current challenges and opportunities related to the translation of this technology into clinical settings.&quot;,&quot;publisher&quot;:&quot;Springer Science and Business Media B.V.&quot;,&quot;issue&quot;:&quot;5&quot;,&quot;volume&quot;:&quot;29&quot;,&quot;container-title-short&quot;:&quot;&quot;},&quot;isTemporary&quot;:false,&quot;suppress-author&quot;:false,&quot;composite&quot;:false,&quot;author-only&quot;:false}]},{&quot;citationID&quot;:&quot;MENDELEY_CITATION_7d0734d9-3be9-48d5-acbc-891e8eb3220c&quot;,&quot;properties&quot;:{&quot;noteIndex&quot;:0},&quot;isEdited&quot;:false,&quot;manualOverride&quot;:{&quot;isManuallyOverridden&quot;:false,&quot;citeprocText&quot;:&quot;[23]&quot;,&quot;manualOverrideText&quot;:&quot;&quot;},&quot;citationTag&quot;:&quot;MENDELEY_CITATION_v3_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&quot;,&quot;citationItems&quot;:[{&quot;id&quot;:&quot;a2d6ae1d-960d-31fe-82fc-07c1ab9e7508&quot;,&quot;itemData&quot;:{&quot;type&quot;:&quot;article&quot;,&quot;id&quot;:&quot;a2d6ae1d-960d-31fe-82fc-07c1ab9e7508&quot;,&quot;title&quot;:&quot;Cardiovascular transition at birth: A physiological sequence&quot;,&quot;author&quot;:[{&quot;family&quot;:&quot;Hooper&quot;,&quot;given&quot;:&quot;Stuart B.&quot;,&quot;parse-names&quot;:false,&quot;dropping-particle&quot;:&quot;&quot;,&quot;non-dropping-particle&quot;:&quot;&quot;},{&quot;family&quot;:&quot;Pas&quot;,&quot;given&quot;:&quot;Arjan B.&quot;,&quot;parse-names&quot;:false,&quot;dropping-particle&quot;:&quot;&quot;,&quot;non-dropping-particle&quot;:&quot;Te&quot;},{&quot;family&quot;:&quot;Lang&quot;,&quot;given&quot;:&quot;Justin&quot;,&quot;parse-names&quot;:false,&quot;dropping-particle&quot;:&quot;&quot;,&quot;non-dropping-particle&quot;:&quot;&quot;},{&quot;family&quot;:&quot;Vonderen&quot;,&quot;given&quot;:&quot;Jeroen J.&quot;,&quot;parse-names&quot;:false,&quot;dropping-particle&quot;:&quot;&quot;,&quot;non-dropping-particle&quot;:&quot;Van&quot;},{&quot;family&quot;:&quot;Roehr&quot;,&quot;given&quot;:&quot;Charles Christoph&quot;,&quot;parse-names&quot;:false,&quot;dropping-particle&quot;:&quot;&quot;,&quot;non-dropping-particle&quot;:&quot;&quot;},{&quot;family&quot;:&quot;Kluckow&quot;,&quot;given&quot;:&quot;Martin&quot;,&quot;parse-names&quot;:false,&quot;dropping-particle&quot;:&quot;&quot;,&quot;non-dropping-particle&quot;:&quot;&quot;},{&quot;family&quot;:&quot;Gill&quot;,&quot;given&quot;:&quot;Andrew W.&quot;,&quot;parse-names&quot;:false,&quot;dropping-particle&quot;:&quot;&quot;,&quot;non-dropping-particle&quot;:&quot;&quot;},{&quot;family&quot;:&quot;Wallace&quot;,&quot;given&quot;:&quot;Euan M.&quot;,&quot;parse-names&quot;:false,&quot;dropping-particle&quot;:&quot;&quot;,&quot;non-dropping-particle&quot;:&quot;&quot;},{&quot;family&quot;:&quot;Polglase&quot;,&quot;given&quot;:&quot;Graeme R.&quot;,&quot;parse-names&quot;:false,&quot;dropping-particle&quot;:&quot;&quot;,&quot;non-dropping-particle&quot;:&quot;&quot;}],&quot;container-title&quot;:&quot;Pediatric Research&quot;,&quot;container-title-short&quot;:&quot;Pediatr Res&quot;,&quot;DOI&quot;:&quot;10.1038/pr.2015.21&quot;,&quot;ISSN&quot;:&quot;15300447&quot;,&quot;PMID&quot;:&quot;25671807&quot;,&quot;issued&quot;:{&quot;date-parts&quot;:[[2015,5,22]]},&quot;page&quot;:&quot;608-614&quot;,&quot;publisher&quot;:&quot;Nature Publishing Group&quot;,&quot;issue&quot;:&quot;5&quot;,&quot;volume&quot;:&quot;77&quot;},&quot;isTemporary&quot;:false,&quot;suppress-author&quot;:false,&quot;composite&quot;:false,&quot;author-only&quot;:false}]},{&quot;citationID&quot;:&quot;MENDELEY_CITATION_4503f1b8-0676-4aea-9e02-3f2f77d10c05&quot;,&quot;properties&quot;:{&quot;noteIndex&quot;:0},&quot;isEdited&quot;:false,&quot;manualOverride&quot;:{&quot;isManuallyOverridden&quot;:false,&quot;citeprocText&quot;:&quot;[6]&quot;,&quot;manualOverrideText&quot;:&quot;&quot;},&quot;citationTag&quot;:&quot;MENDELEY_CITATION_v3_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&quot;,&quot;citationItems&quot;:[{&quot;id&quot;:&quot;9f99e5f3-6138-3afb-a8da-59a785acbaef&quot;,&quot;itemData&quot;:{&quot;type&quot;:&quot;thesis&quot;,&quot;id&quot;:&quot;9f99e5f3-6138-3afb-a8da-59a785acbaef&quot;,&quot;title&quot;:&quot;Lumped-parameter models for the simulation of cardiovascular congenital diseases&quot;,&quot;author&quot;:[{&quot;family&quot;:&quot;Valenti&quot;,&quot;given&quot;:&quot;Giulio&quot;,&quot;parse-names&quot;:false,&quot;dropping-particle&quot;:&quot;&quot;,&quot;non-dropping-particle&quot;:&quot;&quot;}],&quot;accessed&quot;:{&quot;date-parts&quot;:[[2025,10,10]]},&quot;URL&quot;:&quot;https://www.politesi.polimi.it/handle/10589/215783&quot;,&quot;issued&quot;:{&quot;date-parts&quot;:[[2023]]},&quot;abstract&quot;:&quot;The objective of this study is to investigate some congenital heart defects by modeling them through a 0D lumped-parameters model. The starting reference model corresponds to a healthy adult male. The considered defects are the patent foramen ovale, partial anomalous pulmonary venous return, atrial septal defect and ventricular septal defect. The foramen is implemented by using a valve model based on the Bernoulli formula. The resulting model is tested for various foramen radius to quantify the different impact it has on the cardiac circulation. The model predicts a decrease in the ratio between pulmonary and systemic flow for increasing defect size. To model partial anomalous pulmonary venous return, the pulmonary venous compartment is first divided into the four main pulmonary veins. Subsequently, these veins are detached from the left atrium and connected, in one case, to the atrium and, in the other case, to the superior vena cava. In\nboth cases, the number of anomalous veins is progressively increased from zero to three. The model predicts an increased impact on cardiac circulation for an increasing number of anomalous veins. Furthermore, by comparing the two cases, the model predicts a lower impact in the superior vena cava, resulting in a reduced amount of already oxygenated\nblood erroneously returning to the pulmonary circulation. Finally, the two septal defects are modeled as resistances connecting the respective cardiac chambers. A model calibration involving septal defects is performed for three different clinical data sets. The calibration shows how various parameters representing the physical characteristics of the\ncardiocirculatory system are changed due to the alteration in blood circulation patterns over the years. In particular, an increase in pulmonary resistances and a decrease in the\narterial pulmonary capacitance is observed in two patients with ventricular septal defect.&quot;,&quot;publisher&quot;:&quot;Politecnico Milano&quot;,&quot;container-title-short&quot;:&quot;&quot;},&quot;isTemporary&quot;:false,&quot;suppress-author&quot;:false,&quot;composite&quot;:false,&quot;author-only&quot;:false}]},{&quot;citationID&quot;:&quot;MENDELEY_CITATION_4f7d0ca1-7626-4715-8761-2b5faf369bbc&quot;,&quot;properties&quot;:{&quot;noteIndex&quot;:0},&quot;isEdited&quot;:false,&quot;manualOverride&quot;:{&quot;isManuallyOverridden&quot;:false,&quot;citeprocText&quot;:&quot;[6]&quot;,&quot;manualOverrideText&quot;:&quot;&quot;},&quot;citationTag&quot;:&quot;MENDELEY_CITATION_v3_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&quot;,&quot;citationItems&quot;:[{&quot;id&quot;:&quot;9f99e5f3-6138-3afb-a8da-59a785acbaef&quot;,&quot;itemData&quot;:{&quot;type&quot;:&quot;thesis&quot;,&quot;id&quot;:&quot;9f99e5f3-6138-3afb-a8da-59a785acbaef&quot;,&quot;title&quot;:&quot;Lumped-parameter models for the simulation of cardiovascular congenital diseases&quot;,&quot;author&quot;:[{&quot;family&quot;:&quot;Valenti&quot;,&quot;given&quot;:&quot;Giulio&quot;,&quot;parse-names&quot;:false,&quot;dropping-particle&quot;:&quot;&quot;,&quot;non-dropping-particle&quot;:&quot;&quot;}],&quot;accessed&quot;:{&quot;date-parts&quot;:[[2025,10,10]]},&quot;URL&quot;:&quot;https://www.politesi.polimi.it/handle/10589/215783&quot;,&quot;issued&quot;:{&quot;date-parts&quot;:[[2023]]},&quot;abstract&quot;:&quot;The objective of this study is to investigate some congenital heart defects by modeling them through a 0D lumped-parameters model. The starting reference model corresponds to a healthy adult male. The considered defects are the patent foramen ovale, partial anomalous pulmonary venous return, atrial septal defect and ventricular septal defect. The foramen is implemented by using a valve model based on the Bernoulli formula. The resulting model is tested for various foramen radius to quantify the different impact it has on the cardiac circulation. The model predicts a decrease in the ratio between pulmonary and systemic flow for increasing defect size. To model partial anomalous pulmonary venous return, the pulmonary venous compartment is first divided into the four main pulmonary veins. Subsequently, these veins are detached from the left atrium and connected, in one case, to the atrium and, in the other case, to the superior vena cava. In\nboth cases, the number of anomalous veins is progressively increased from zero to three. The model predicts an increased impact on cardiac circulation for an increasing number of anomalous veins. Furthermore, by comparing the two cases, the model predicts a lower impact in the superior vena cava, resulting in a reduced amount of already oxygenated\nblood erroneously returning to the pulmonary circulation. Finally, the two septal defects are modeled as resistances connecting the respective cardiac chambers. A model calibration involving septal defects is performed for three different clinical data sets. The calibration shows how various parameters representing the physical characteristics of the\ncardiocirculatory system are changed due to the alteration in blood circulation patterns over the years. In particular, an increase in pulmonary resistances and a decrease in the\narterial pulmonary capacitance is observed in two patients with ventricular septal defect.&quot;,&quot;publisher&quot;:&quot;Politecnico Milano&quot;,&quot;container-title-short&quot;:&quot;&quot;},&quot;isTemporary&quot;:false,&quot;suppress-author&quot;:false,&quot;composite&quot;:false,&quot;author-only&quot;:false}]},{&quot;citationID&quot;:&quot;MENDELEY_CITATION_eff0b7e9-9a80-45d5-a454-2f6612c88f34&quot;,&quot;properties&quot;:{&quot;noteIndex&quot;:0},&quot;isEdited&quot;:false,&quot;manualOverride&quot;:{&quot;isManuallyOverridden&quot;:false,&quot;citeprocText&quot;:&quot;[24]&quot;,&quot;manualOverrideText&quot;:&quot;&quot;},&quot;citationTag&quot;:&quot;MENDELEY_CITATION_v3_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&quot;,&quot;citationItems&quot;:[{&quot;id&quot;:&quot;f0488a98-b5df-3677-81ed-31a983cca2d7&quot;,&quot;itemData&quot;:{&quot;type&quot;:&quot;article&quot;,&quot;id&quot;:&quot;f0488a98-b5df-3677-81ed-31a983cca2d7&quot;,&quot;title&quot;:&quot;Lumped parameter model for hemodynamic simulation of congenital heart diseases&quot;,&quot;author&quot;:[{&quot;family&quot;:&quot;Shimizu&quot;,&quot;given&quot;:&quot;Shuji&quot;,&quot;parse-names&quot;:false,&quot;dropping-particle&quot;:&quot;&quot;,&quot;non-dropping-particle&quot;:&quot;&quot;},{&quot;family&quot;:&quot;Une&quot;,&quot;given&quot;:&quot;Dai&quot;,&quot;parse-names&quot;:false,&quot;dropping-particle&quot;:&quot;&quot;,&quot;non-dropping-particle&quot;:&quot;&quot;},{&quot;family&quot;:&quot;Kawada&quot;,&quot;given&quot;:&quot;Toru&quot;,&quot;parse-names&quot;:false,&quot;dropping-particle&quot;:&quot;&quot;,&quot;non-dropping-particle&quot;:&quot;&quot;},{&quot;family&quot;:&quot;Hayama&quot;,&quot;given&quot;:&quot;Yohsuke&quot;,&quot;parse-names&quot;:false,&quot;dropping-particle&quot;:&quot;&quot;,&quot;non-dropping-particle&quot;:&quot;&quot;},{&quot;family&quot;:&quot;Kamiya&quot;,&quot;given&quot;:&quot;Atsunori&quot;,&quot;parse-names&quot;:false,&quot;dropping-particle&quot;:&quot;&quot;,&quot;non-dropping-particle&quot;:&quot;&quot;},{&quot;family&quot;:&quot;Shishido&quot;,&quot;given&quot;:&quot;Toshiaki&quot;,&quot;parse-names&quot;:false,&quot;dropping-particle&quot;:&quot;&quot;,&quot;non-dropping-particle&quot;:&quot;&quot;},{&quot;family&quot;:&quot;Sugimachi&quot;,&quot;given&quot;:&quot;Masaru&quot;,&quot;parse-names&quot;:false,&quot;dropping-particle&quot;:&quot;&quot;,&quot;non-dropping-particle&quot;:&quot;&quot;}],&quot;container-title&quot;:&quot;Journal of Physiological Sciences&quot;,&quot;DOI&quot;:&quot;10.1007/s12576-017-0585-1&quot;,&quot;ISSN&quot;:&quot;18806546&quot;,&quot;PMID&quot;:&quot;29270856&quot;,&quot;issued&quot;:{&quot;date-parts&quot;:[[2018,3,1]]},&quot;page&quot;:&quot;103-111&quot;,&quot;abstract&quot;:&quot;The recent development of computer technology has made it possible to simulate the hemodynamics of congenital heart diseases on a desktop computer. However, multi-scale modeling of the cardiovascular system based on computed tomographic and magnetic resonance images still requires long simulation times. The lumped parameter model is potentially beneficial for real-time bedside simulation of congenital heart diseases. In this review, we introduce the basics of the lumped parameter model (time-varying elastance chamber model combined with modified Windkessel vasculature model) and illustrate its usage in hemodynamic simulation of congenital heart diseases using examples such as hypoplastic left heart syndrome and Fontan circulation. We also discuss the advantages of the lumped parameter model and the problems for clinical use.&quot;,&quot;publisher&quot;:&quot;Springer Tokyo&quot;,&quot;issue&quot;:&quot;2&quot;,&quot;volume&quot;:&quot;68&quot;,&quot;container-title-short&quot;:&quot;&quot;},&quot;isTemporary&quot;:false,&quot;suppress-author&quot;:false,&quot;composite&quot;:false,&quot;author-only&quot;:false}]},{&quot;citationID&quot;:&quot;MENDELEY_CITATION_20a48759-afd2-454f-b34d-ae048058f6b1&quot;,&quot;properties&quot;:{&quot;noteIndex&quot;:0},&quot;isEdited&quot;:false,&quot;manualOverride&quot;:{&quot;isManuallyOverridden&quot;:false,&quot;citeprocText&quot;:&quot;[25]&quot;,&quot;manualOverrideText&quot;:&quot;&quot;},&quot;citationTag&quot;:&quot;MENDELEY_CITATION_v3_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&quot;,&quot;citationItems&quot;:[{&quot;id&quot;:&quot;bf7b04f9-4cf9-3c61-9472-16ecb8774311&quot;,&quot;itemData&quot;:{&quot;type&quot;:&quot;article-journal&quot;,&quot;id&quot;:&quot;bf7b04f9-4cf9-3c61-9472-16ecb8774311&quot;,&quot;title&quot;:&quot;Left ventricular unloading during extracorporeal membrane oxygenation – Impella versus atrial septal defect: A simulation study&quot;,&quot;author&quot;:[{&quot;family&quot;:&quot;Molfetta&quot;,&quot;given&quot;:&quot;Arianna&quot;,&quot;parse-names&quot;:false,&quot;dropping-particle&quot;:&quot;&quot;,&quot;non-dropping-particle&quot;:&quot;Di&quot;},{&quot;family&quot;:&quot;Adachi&quot;,&quot;given&quot;:&quot;Iki&quot;,&quot;parse-names&quot;:false,&quot;dropping-particle&quot;:&quot;&quot;,&quot;non-dropping-particle&quot;:&quot;&quot;},{&quot;family&quot;:&quot;Ferrari&quot;,&quot;given&quot;:&quot;Gianfranco&quot;,&quot;parse-names&quot;:false,&quot;dropping-particle&quot;:&quot;&quot;,&quot;non-dropping-particle&quot;:&quot;&quot;},{&quot;family&quot;:&quot;Gagliardi&quot;,&quot;given&quot;:&quot;Maria Giulia&quot;,&quot;parse-names&quot;:false,&quot;dropping-particle&quot;:&quot;&quot;,&quot;non-dropping-particle&quot;:&quot;&quot;},{&quot;family&quot;:&quot;Perri&quot;,&quot;given&quot;:&quot;Gianluigi&quot;,&quot;parse-names&quot;:false,&quot;dropping-particle&quot;:&quot;&quot;,&quot;non-dropping-particle&quot;:&quot;&quot;},{&quot;family&quot;:&quot;Iacobelli&quot;,&quot;given&quot;:&quot;Roberta&quot;,&quot;parse-names&quot;:false,&quot;dropping-particle&quot;:&quot;&quot;,&quot;non-dropping-particle&quot;:&quot;&quot;},{&quot;family&quot;:&quot;Qureshi&quot;,&quot;given&quot;:&quot;Athar M.&quot;,&quot;parse-names&quot;:false,&quot;dropping-particle&quot;:&quot;&quot;,&quot;non-dropping-particle&quot;:&quot;&quot;},{&quot;family&quot;:&quot;Pasquale&quot;,&quot;given&quot;:&quot;Luigi&quot;,&quot;parse-names&quot;:false,&quot;dropping-particle&quot;:&quot;&quot;,&quot;non-dropping-particle&quot;:&quot;Di&quot;},{&quot;family&quot;:&quot;Vera&quot;,&quot;given&quot;:&quot;Rodrigo Zea&quot;,&quot;parse-names&quot;:false,&quot;dropping-particle&quot;:&quot;&quot;,&quot;non-dropping-particle&quot;:&quot;&quot;},{&quot;family&quot;:&quot;Guccione&quot;,&quot;given&quot;:&quot;Paolo&quot;,&quot;parse-names&quot;:false,&quot;dropping-particle&quot;:&quot;&quot;,&quot;non-dropping-particle&quot;:&quot;&quot;},{&quot;family&quot;:&quot;Molfetta&quot;,&quot;given&quot;:&quot;Matteo&quot;,&quot;parse-names&quot;:false,&quot;dropping-particle&quot;:&quot;&quot;,&quot;non-dropping-particle&quot;:&quot;Di&quot;},{&quot;family&quot;:&quot;Chiariello&quot;,&quot;given&quot;:&quot;Giovanni Alfonso&quot;,&quot;parse-names&quot;:false,&quot;dropping-particle&quot;:&quot;&quot;,&quot;non-dropping-particle&quot;:&quot;&quot;},{&quot;family&quot;:&quot;Filippelli&quot;,&quot;given&quot;:&quot;Sergio&quot;,&quot;parse-names&quot;:false,&quot;dropping-particle&quot;:&quot;&quot;,&quot;non-dropping-particle&quot;:&quot;&quot;},{&quot;family&quot;:&quot;Amodeo&quot;,&quot;given&quot;:&quot;Antonio&quot;,&quot;parse-names&quot;:false,&quot;dropping-particle&quot;:&quot;&quot;,&quot;non-dropping-particle&quot;:&quot;&quot;}],&quot;container-title&quot;:&quot;International Journal of Artificial Organs&quot;,&quot;DOI&quot;:&quot;10.1177/0391398820906840&quot;,&quot;ISSN&quot;:&quot;17246040&quot;,&quot;PMID&quot;:&quot;32089039&quot;,&quot;issued&quot;:{&quot;date-parts&quot;:[[2020,10,1]]},&quot;page&quot;:&quot;663-670&quot;,&quot;abstract&quot;:&quot;Background: Atrial septal defect and Impella have been proposed for left ventricular unloading in venoarterial extracorporeal membrane oxygenation patients. This work aims at evaluating the haemodynamic changes in venoarterial extracorporeal membrane oxygenation patients after Impella implantation or atrial septal defect realization by a simulation study. Methods: A lumped parameter model of the cardiovascular system was adapted to this study. Atrial septal defect was modelled as a resistance between the two atria. Venoarterial extracorporeal membrane oxygenation and Impella were modelled starting from their pressure-flow characteristics. The baseline condition of a patient undergoing venoarterial extracorporeal membrane oxygenation was reproduced starting from haemodynamic and echocardiographic data. The effects of different atrial septal defect size, Impella and venoarterial extracorporeal membrane oxygenation support were simulated. Results: Impella caused an increment of mean arterial pressure up to 67%, a decrement in mean pulmonary arterial pressure up to 8%, a decrement in left ventricular end systolic volume up to 11% with a reduction up to 97% of left ventricular cardiac output. Atrial septal defect reduces left atrial pressure (19%), increases right atrial pressure (22%), increases mean arterial pressure (18%), decreases left ventricular end systolic volume (11%), increases right ventricular volume (33%) and decreases left ventricular cardiac output (55%). Conclusion: Impella has a higher capability in left ventricular unloading during venoarterial extracorporeal membrane oxygenation in comparison to atrial septal defect with a lower right ventricular overload.&quot;,&quot;publisher&quot;:&quot;SAGE Publications Ltd&quot;,&quot;issue&quot;:&quot;10&quot;,&quot;volume&quot;:&quot;43&quot;,&quot;container-title-short&quot;:&quot;&quot;},&quot;isTemporary&quot;:false,&quot;suppress-author&quot;:false,&quot;composite&quot;:false,&quot;author-only&quot;:false}]},{&quot;citationID&quot;:&quot;MENDELEY_CITATION_19b4aa06-a44a-4411-84a0-d14b10e128d4&quot;,&quot;properties&quot;:{&quot;noteIndex&quot;:0},&quot;isEdited&quot;:false,&quot;manualOverride&quot;:{&quot;isManuallyOverridden&quot;:false,&quot;citeprocText&quot;:&quot;[5]&quot;,&quot;manualOverrideText&quot;:&quot;&quot;},&quot;citationTag&quot;:&quot;MENDELEY_CITATION_v3_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&quot;,&quot;citationItems&quot;:[{&quot;id&quot;:&quot;971e013b-edf3-3b46-9bf7-161772719682&quot;,&quot;itemData&quot;:{&quot;type&quot;:&quot;article-journal&quot;,&quot;id&quot;:&quot;971e013b-edf3-3b46-9bf7-161772719682&quot;,&quot;title&quot;:&quot;Patient-Specific Modelling and Parameter Optimisation to Simulate Dilated Cardiomyopathy in Children&quot;,&quot;author&quot;:[{&quot;family&quot;:&quot;Bozkurt&quot;,&quot;given&quot;:&quot;Selim&quot;,&quot;parse-names&quot;:false,&quot;dropping-particle&quot;:&quot;&quot;,&quot;non-dropping-particle&quot;:&quot;&quot;},{&quot;family&quot;:&quot;Paracha&quot;,&quot;given&quot;:&quot;Waleed&quot;,&quot;parse-names&quot;:false,&quot;dropping-particle&quot;:&quot;&quot;,&quot;non-dropping-particle&quot;:&quot;&quot;},{&quot;family&quot;:&quot;Bakaya&quot;,&quot;given&quot;:&quot;Kaushiki&quot;,&quot;parse-names&quot;:false,&quot;dropping-particle&quot;:&quot;&quot;,&quot;non-dropping-particle&quot;:&quot;&quot;},{&quot;family&quot;:&quot;Schievano&quot;,&quot;given&quot;:&quot;Silvia&quot;,&quot;parse-names&quot;:false,&quot;dropping-particle&quot;:&quot;&quot;,&quot;non-dropping-particle&quot;:&quot;&quot;}],&quot;container-title&quot;:&quot;Cardiovascular Engineering and Technology&quot;,&quot;container-title-short&quot;:&quot;Cardiovasc Eng Technol&quot;,&quot;DOI&quot;:&quot;10.1007/s13239-022-00611-9&quot;,&quot;ISSN&quot;:&quot;18694098&quot;,&quot;PMID&quot;:&quot;35194766&quot;,&quot;issued&quot;:{&quot;date-parts&quot;:[[2022,10,1]]},&quot;page&quot;:&quot;712-724&quot;,&quot;abstract&quot;:&quot;Purpose: Lumped parameter modelling has been widely used to simulate cardiac function and physiological scenarios in cardiovascular research. Whereas several patient-specific lumped parameter models have been reported for adults, there is a limited number of studies aiming to simulate cardiac function in children. The aim of this study is to simulate patient-specific cardiovascular dynamics in children diagnosed with dilated cardiomyopathy, using a lumped parameter model. Methods: Patient data including age, gender, heart rate, left and right ventricular end-systolic and end-diastolic volumes, cardiac output, systolic and diastolic aortic pressures were collected from 3 patients at Great Ormond Street Hospital for Children, London, UK. Ventricular geometrical data were additionally retrieved from cardiovascular magnetic resonance images. 23 parameters in the lumped parameter model were optimised to simulate systolic and diastolic pressures, end-systolic and end-diastolic volumes, cardiac output and left and right ventricular diameters in the patients using a direct search optimisation method. Results: Difference between the haemodynamic parameters in the optimised cardiovascular system models and clinical data was less than 10%. Conclusion: The simulation results show the potential of patient-specific lumped parameter modelling to simulate clinical cases. Modelling patient specific cardiac function and blood flow in the paediatric patients would allow us to evaluate a variety of physiological scenarios and treatment options.&quot;,&quot;publisher&quot;:&quot;Springer&quot;,&quot;issue&quot;:&quot;5&quot;,&quot;volume&quot;:&quot;13&quot;},&quot;isTemporary&quot;:false,&quot;suppress-author&quot;:false,&quot;composite&quot;:false,&quot;author-only&quot;:false}]},{&quot;citationID&quot;:&quot;MENDELEY_CITATION_77229a6b-ab57-4008-bbe5-b4f23c93d8fb&quot;,&quot;properties&quot;:{&quot;noteIndex&quot;:0},&quot;isEdited&quot;:false,&quot;manualOverride&quot;:{&quot;isManuallyOverridden&quot;:false,&quot;citeprocText&quot;:&quot;[22]&quot;,&quot;manualOverrideText&quot;:&quot;&quot;},&quot;citationTag&quot;:&quot;MENDELEY_CITATION_v3_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&quot;,&quot;citationItems&quot;:[{&quot;id&quot;:&quot;e7bbd7e2-bb2c-3852-b1c5-e94db3e5e6d9&quot;,&quot;itemData&quot;:{&quot;type&quot;:&quot;article-journal&quot;,&quot;id&quot;:&quot;e7bbd7e2-bb2c-3852-b1c5-e94db3e5e6d9&quot;,&quot;title&quot;:&quot;Patient-Specific Size and Age Scaling in a Zero Dimensional Cardiovascular Model&quot;,&quot;author&quot;:[{&quot;family&quot;:&quot;Lundquist&quot;,&quot;given&quot;:&quot;August&quot;,&quot;parse-names&quot;:false,&quot;dropping-particle&quot;:&quot;&quot;,&quot;non-dropping-particle&quot;:&quot;&quot;},{&quot;family&quot;:&quot;Maksuti&quot;,&quot;given&quot;:&quot;Elira&quot;,&quot;parse-names&quot;:false,&quot;dropping-particle&quot;:&quot;&quot;,&quot;non-dropping-particle&quot;:&quot;&quot;},{&quot;family&quot;:&quot;Donker&quot;,&quot;given&quot;:&quot;Dirk W.&quot;,&quot;parse-names&quot;:false,&quot;dropping-particle&quot;:&quot;&quot;,&quot;non-dropping-particle&quot;:&quot;&quot;},{&quot;family&quot;:&quot;BROOMé&quot;,&quot;given&quot;:&quot;Michael&quot;,&quot;parse-names&quot;:false,&quot;dropping-particle&quot;:&quot;&quot;,&quot;non-dropping-particle&quot;:&quot;&quot;}],&quot;container-title&quot;:&quot;ASAIO Journal&quot;,&quot;DOI&quot;:&quot;10.1097/MAT.0000000000002528&quot;,&quot;ISSN&quot;:&quot;1538943X&quot;,&quot;issued&quot;:{&quot;date-parts&quot;:[[2025]]},&quot;abstract&quot;:&quot;Computational cardiovascular models hold promise for simulations in education and bedside clinical decision support. To enhance patient-specific modeling, individual anthropometrics are imperative, as physiology varies with body size due to fundamental energetic relations expressed in allometric scaling laws. We hypothesize that computational cardiovascular models can be advanced towards individualization by implementing scaling laws based on patient age, weight, height, and sex. A scaling methodology was developed for the lumped-parameter cardiovascular model Aplysia Cardiovascular Lab. Male and female subjects were based on Swedish growth charts from birth to adult size and simulated to test model realism. Realistic physiology was generated for underweight, overweight, and average male and female patients from birth to 80 years. Model output included comprehensive measures of hemodynamics, cardiac function, respiratory function, gas exchange, ventilatory mechanics, and energy expenditure. In comparison to published data, aggregate Z scores for infant, pediatric, and geriatric simulations were 1.16, 0.69, and 0.10, respectively. Allometric scaling laws can be used to generate parameter sets of males and females of disparate sizes and ages in line with published data. This sets the stage for modeling diverse patient populations and novel approaches toward individualized clinical applications.&quot;,&quot;publisher&quot;:&quot;Lippincott Williams and Wilkins&quot;,&quot;container-title-short&quot;:&quot;&quot;},&quot;isTemporary&quot;:false,&quot;suppress-author&quot;:false,&quot;composite&quot;:false,&quot;author-only&quot;:false}]},{&quot;citationID&quot;:&quot;MENDELEY_CITATION_5e37f7e7-2d3c-43fe-af33-4baf84032f0a&quot;,&quot;properties&quot;:{&quot;noteIndex&quot;:0},&quot;isEdited&quot;:false,&quot;manualOverride&quot;:{&quot;isManuallyOverridden&quot;:false,&quot;citeprocText&quot;:&quot;[6]&quot;,&quot;manualOverrideText&quot;:&quot;&quot;},&quot;citationTag&quot;:&quot;MENDELEY_CITATION_v3_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&quot;,&quot;citationItems&quot;:[{&quot;id&quot;:&quot;9f99e5f3-6138-3afb-a8da-59a785acbaef&quot;,&quot;itemData&quot;:{&quot;type&quot;:&quot;thesis&quot;,&quot;id&quot;:&quot;9f99e5f3-6138-3afb-a8da-59a785acbaef&quot;,&quot;title&quot;:&quot;Lumped-parameter models for the simulation of cardiovascular congenital diseases&quot;,&quot;author&quot;:[{&quot;family&quot;:&quot;Valenti&quot;,&quot;given&quot;:&quot;Giulio&quot;,&quot;parse-names&quot;:false,&quot;dropping-particle&quot;:&quot;&quot;,&quot;non-dropping-particle&quot;:&quot;&quot;}],&quot;accessed&quot;:{&quot;date-parts&quot;:[[2025,10,10]]},&quot;URL&quot;:&quot;https://www.politesi.polimi.it/handle/10589/215783&quot;,&quot;issued&quot;:{&quot;date-parts&quot;:[[2023]]},&quot;abstract&quot;:&quot;The objective of this study is to investigate some congenital heart defects by modeling them through a 0D lumped-parameters model. The starting reference model corresponds to a healthy adult male. The considered defects are the patent foramen ovale, partial anomalous pulmonary venous return, atrial septal defect and ventricular septal defect. The foramen is implemented by using a valve model based on the Bernoulli formula. The resulting model is tested for various foramen radius to quantify the different impact it has on the cardiac circulation. The model predicts a decrease in the ratio between pulmonary and systemic flow for increasing defect size. To model partial anomalous pulmonary venous return, the pulmonary venous compartment is first divided into the four main pulmonary veins. Subsequently, these veins are detached from the left atrium and connected, in one case, to the atrium and, in the other case, to the superior vena cava. In\nboth cases, the number of anomalous veins is progressively increased from zero to three. The model predicts an increased impact on cardiac circulation for an increasing number of anomalous veins. Furthermore, by comparing the two cases, the model predicts a lower impact in the superior vena cava, resulting in a reduced amount of already oxygenated\nblood erroneously returning to the pulmonary circulation. Finally, the two septal defects are modeled as resistances connecting the respective cardiac chambers. A model calibration involving septal defects is performed for three different clinical data sets. The calibration shows how various parameters representing the physical characteristics of the\ncardiocirculatory system are changed due to the alteration in blood circulation patterns over the years. In particular, an increase in pulmonary resistances and a decrease in the\narterial pulmonary capacitance is observed in two patients with ventricular septal defect.&quot;,&quot;publisher&quot;:&quot;Politecnico Milano&quot;,&quot;container-title-short&quot;:&quot;&quot;},&quot;isTemporary&quot;:false,&quot;suppress-author&quot;:false,&quot;composite&quot;:false,&quot;author-only&quot;:false}]},{&quot;citationID&quot;:&quot;MENDELEY_CITATION_e7a41f8b-7cd7-4a9f-8be4-4481906b9efb&quot;,&quot;properties&quot;:{&quot;noteIndex&quot;:0},&quot;isEdited&quot;:false,&quot;manualOverride&quot;:{&quot;isManuallyOverridden&quot;:false,&quot;citeprocText&quot;:&quot;[26]&quot;,&quot;manualOverrideText&quot;:&quot;&quot;},&quot;citationTag&quot;:&quot;MENDELEY_CITATION_v3_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&quot;,&quot;citationItems&quot;:[{&quot;id&quot;:&quot;5997cea8-f328-3b16-8175-58c7cac09b91&quot;,&quot;itemData&quot;:{&quot;type&quot;:&quot;article-journal&quot;,&quot;id&quot;:&quot;5997cea8-f328-3b16-8175-58c7cac09b91&quot;,&quot;title&quot;:&quot;A computer model of the pediatric circulatory system for testing pediatric assist devices&quot;,&quot;author&quot;:[{&quot;family&quot;:&quot;Giridharan&quot;,&quot;given&quot;:&quot;Guruprasad A.&quot;,&quot;parse-names&quot;:false,&quot;dropping-particle&quot;:&quot;&quot;,&quot;non-dropping-particle&quot;:&quot;&quot;},{&quot;family&quot;:&quot;Koenig&quot;,&quot;given&quot;:&quot;Steven C.&quot;,&quot;parse-names&quot;:false,&quot;dropping-particle&quot;:&quot;&quot;,&quot;non-dropping-particle&quot;:&quot;&quot;},{&quot;family&quot;:&quot;Mitchell&quot;,&quot;given&quot;:&quot;Michael&quot;,&quot;parse-names&quot;:false,&quot;dropping-particle&quot;:&quot;&quot;,&quot;non-dropping-particle&quot;:&quot;&quot;},{&quot;family&quot;:&quot;Gartner&quot;,&quot;given&quot;:&quot;Mark&quot;,&quot;parse-names&quot;:false,&quot;dropping-particle&quot;:&quot;&quot;,&quot;non-dropping-particle&quot;:&quot;&quot;},{&quot;family&quot;:&quot;Pantalos&quot;,&quot;given&quot;:&quot;George M.&quot;,&quot;parse-names&quot;:false,&quot;dropping-particle&quot;:&quot;&quot;,&quot;non-dropping-particle&quot;:&quot;&quot;}],&quot;container-title&quot;:&quot;ASAIO Journal&quot;,&quot;DOI&quot;:&quot;10.1097/01.mat.0000247154.02260.30&quot;,&quot;ISSN&quot;:&quot;10582916&quot;,&quot;PMID&quot;:&quot;17237652&quot;,&quot;issued&quot;:{&quot;date-parts&quot;:[[2007,1]]},&quot;page&quot;:&quot;74-81&quot;,&quot;abstract&quot;:&quot;Lumped parameter computer models of the pediatric circulatory systems for 1- and 4-year-olds were developed to predict hemodynamic responses to mechanical circulatory support devices. Model parameters, including resistance, compliance and volume, were adjusted to match hemodynamic pressure and flow waveforms, pressure-volume loops, percent systole, and heart rate of pediatric patients (n = 6) with normal ventricles. Left ventricular failure was modeled by adjusting the time-varying compliance curve of the left heart to produce aortic pressures and cardiac outputs consistent with those observed clinically. Models of pediatric continuous flow (CF) and pulsatile flow (PF) ventricular assist devices (VAD) and intraaortic balloon pump (IABP) were developed and integrated into the heart failure pediatric circulatory system models. Computer simulations were conducted to predict acute hemodynamic responses to PF and CF VAD operating at 50%, 75% and 100% support and 2.5 and 5 ml IABP operating at 1:1 and 1:2 support modes. The computer model of the pediatric circulation matched the human pediatric hemodynamic waveform morphology to within 90% and cardiac function parameters with 95% accuracy. The computer model predicted PF VAD and IABP restore aortic pressure pulsatility and variation in end-systolic and end-diastolic volume, but diminish with increasing CF VAD support. ©2007Amercian Society of Artificial Internal Organs.&quot;,&quot;issue&quot;:&quot;1&quot;,&quot;volume&quot;:&quot;53&quot;,&quot;container-title-short&quot;:&quot;&quot;},&quot;isTemporary&quot;:false,&quot;suppress-author&quot;:false,&quot;composite&quot;:false,&quot;author-only&quot;:false}]},{&quot;citationID&quot;:&quot;MENDELEY_CITATION_c2959972-4d82-4df4-83bc-c49d354b5827&quot;,&quot;properties&quot;:{&quot;noteIndex&quot;:0},&quot;isEdited&quot;:false,&quot;manualOverride&quot;:{&quot;isManuallyOverridden&quot;:false,&quot;citeprocText&quot;:&quot;[27]&quot;,&quot;manualOverrideText&quot;:&quot;&quot;},&quot;citationTag&quot;:&quot;MENDELEY_CITATION_v3_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&quot;,&quot;citationItems&quot;:[{&quot;id&quot;:&quot;6e45e643-f755-351a-83d0-34e59766dba6&quot;,&quot;itemData&quot;:{&quot;type&quot;:&quot;article-journal&quot;,&quot;id&quot;:&quot;6e45e643-f755-351a-83d0-34e59766dba6&quot;,&quot;title&quot;:&quot;A Mathematical Model of the Cardiovascular System of Pediatric Patients with Congenital Heart Defect&quot;,&quot;author&quot;:[{&quot;family&quot;:&quot;Petukhov&quot;,&quot;given&quot;:&quot;D. S.&quot;,&quot;parse-names&quot;:false,&quot;dropping-particle&quot;:&quot;&quot;,&quot;non-dropping-particle&quot;:&quot;&quot;},{&quot;family&quot;:&quot;Telyshev&quot;,&quot;given&quot;:&quot;D.&quot;,&quot;parse-names&quot;:false,&quot;dropping-particle&quot;:&quot;V.&quot;,&quot;non-dropping-particle&quot;:&quot;&quot;}],&quot;container-title&quot;:&quot;Biomedical Engineering&quot;,&quot;container-title-short&quot;:&quot;Biomed Eng (NY)&quot;,&quot;DOI&quot;:&quot;10.1007/s10527-016-9626-y&quot;,&quot;ISSN&quot;:&quot;15738256&quot;,&quot;issued&quot;:{&quot;date-parts&quot;:[[2016,11,1]]},&quot;page&quot;:&quot;229-232&quot;,&quot;abstract&quot;:&quot;A mathematical model of the cardiovascular system of pediatric patients with various cardiac dysfunctions is suggested. The case of univentricular circulation (last stage of the Fontan procedure) is considered. The suggested model of the cardiovascular system is intended to be used for studying the hemodynamic changes during pediatric mechanical circulatory support.&quot;,&quot;publisher&quot;:&quot;Springer New York LLC&quot;,&quot;issue&quot;:&quot;4&quot;,&quot;volume&quot;:&quot;50&quot;},&quot;isTemporary&quot;:false,&quot;suppress-author&quot;:false,&quot;composite&quot;:false,&quot;author-only&quot;:false}]},{&quot;citationID&quot;:&quot;MENDELEY_CITATION_42ec6baf-c544-4d3c-853e-ccabc7e5ff29&quot;,&quot;properties&quot;:{&quot;noteIndex&quot;:0},&quot;isEdited&quot;:false,&quot;manualOverride&quot;:{&quot;isManuallyOverridden&quot;:false,&quot;citeprocText&quot;:&quot;[28]&quot;,&quot;manualOverrideText&quot;:&quot;&quot;},&quot;citationTag&quot;:&quot;MENDELEY_CITATION_v3_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&quot;,&quot;citationItems&quot;:[{&quot;id&quot;:&quot;b61c764f-fd02-3571-9c9a-6832ef61b99d&quot;,&quot;itemData&quot;:{&quot;type&quot;:&quot;article-journal&quot;,&quot;id&quot;:&quot;b61c764f-fd02-3571-9c9a-6832ef61b99d&quot;,&quot;title&quot;:&quot;Patient-Specific Modelling and Parameter Optimisation to Simulate Dilated Cardiomyopathy in Children&quot;,&quot;author&quot;:[{&quot;family&quot;:&quot;Bozkurt&quot;,&quot;given&quot;:&quot;Selim&quot;,&quot;parse-names&quot;:false,&quot;dropping-particle&quot;:&quot;&quot;,&quot;non-dropping-particle&quot;:&quot;&quot;},{&quot;family&quot;:&quot;Paracha&quot;,&quot;given&quot;:&quot;Waleed&quot;,&quot;parse-names&quot;:false,&quot;dropping-particle&quot;:&quot;&quot;,&quot;non-dropping-particle&quot;:&quot;&quot;},{&quot;family&quot;:&quot;Bakaya&quot;,&quot;given&quot;:&quot;Kaushiki&quot;,&quot;parse-names&quot;:false,&quot;dropping-particle&quot;:&quot;&quot;,&quot;non-dropping-particle&quot;:&quot;&quot;},{&quot;family&quot;:&quot;Schievano&quot;,&quot;given&quot;:&quot;Silvia&quot;,&quot;parse-names&quot;:false,&quot;dropping-particle&quot;:&quot;&quot;,&quot;non-dropping-particle&quot;:&quot;&quot;}],&quot;container-title&quot;:&quot;Cardiovascular Engineering and Technology&quot;,&quot;container-title-short&quot;:&quot;Cardiovasc Eng Technol&quot;,&quot;DOI&quot;:&quot;10.1007/s13239-022-00611-9&quot;,&quot;ISSN&quot;:&quot;18694098&quot;,&quot;PMID&quot;:&quot;35194766&quot;,&quot;issued&quot;:{&quot;date-parts&quot;:[[2022,10,1]]},&quot;page&quot;:&quot;712-724&quot;,&quot;abstract&quot;:&quot;Purpose: Lumped parameter modelling has been widely used to simulate cardiac function and physiological scenarios in cardiovascular research. Whereas several patient-specific lumped parameter models have been reported for adults, there is a limited number of studies aiming to simulate cardiac function in children. The aim of this study is to simulate patient-specific cardiovascular dynamics in children diagnosed with dilated cardiomyopathy, using a lumped parameter model. Methods: Patient data including age, gender, heart rate, left and right ventricular end-systolic and end-diastolic volumes, cardiac output, systolic and diastolic aortic pressures were collected from 3 patients at Great Ormond Street Hospital for Children, London, UK. Ventricular geometrical data were additionally retrieved from cardiovascular magnetic resonance images. 23 parameters in the lumped parameter model were optimised to simulate systolic and diastolic pressures, end-systolic and end-diastolic volumes, cardiac output and left and right ventricular diameters in the patients using a direct search optimisation method. Results: Difference between the haemodynamic parameters in the optimised cardiovascular system models and clinical data was less than 10%. Conclusion: The simulation results show the potential of patient-specific lumped parameter modelling to simulate clinical cases. Modelling patient specific cardiac function and blood flow in the paediatric patients would allow us to evaluate a variety of physiological scenarios and treatment options.&quot;,&quot;publisher&quot;:&quot;Springer&quot;,&quot;issue&quot;:&quot;5&quot;,&quot;volume&quot;:&quot;13&quot;},&quot;isTemporary&quot;:false,&quot;suppress-author&quot;:false,&quot;composite&quot;:false,&quot;author-only&quot;:false}]},{&quot;citationID&quot;:&quot;MENDELEY_CITATION_78f19dcd-4e30-4b90-93f9-d5a942b3d5a0&quot;,&quot;properties&quot;:{&quot;noteIndex&quot;:0},&quot;isEdited&quot;:false,&quot;manualOverride&quot;:{&quot;isManuallyOverridden&quot;:false,&quot;citeprocText&quot;:&quot;[28]&quot;,&quot;manualOverrideText&quot;:&quot;&quot;},&quot;citationTag&quot;:&quot;MENDELEY_CITATION_v3_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&quot;,&quot;citationItems&quot;:[{&quot;id&quot;:&quot;b61c764f-fd02-3571-9c9a-6832ef61b99d&quot;,&quot;itemData&quot;:{&quot;type&quot;:&quot;article-journal&quot;,&quot;id&quot;:&quot;b61c764f-fd02-3571-9c9a-6832ef61b99d&quot;,&quot;title&quot;:&quot;Patient-Specific Modelling and Parameter Optimisation to Simulate Dilated Cardiomyopathy in Children&quot;,&quot;author&quot;:[{&quot;family&quot;:&quot;Bozkurt&quot;,&quot;given&quot;:&quot;Selim&quot;,&quot;parse-names&quot;:false,&quot;dropping-particle&quot;:&quot;&quot;,&quot;non-dropping-particle&quot;:&quot;&quot;},{&quot;family&quot;:&quot;Paracha&quot;,&quot;given&quot;:&quot;Waleed&quot;,&quot;parse-names&quot;:false,&quot;dropping-particle&quot;:&quot;&quot;,&quot;non-dropping-particle&quot;:&quot;&quot;},{&quot;family&quot;:&quot;Bakaya&quot;,&quot;given&quot;:&quot;Kaushiki&quot;,&quot;parse-names&quot;:false,&quot;dropping-particle&quot;:&quot;&quot;,&quot;non-dropping-particle&quot;:&quot;&quot;},{&quot;family&quot;:&quot;Schievano&quot;,&quot;given&quot;:&quot;Silvia&quot;,&quot;parse-names&quot;:false,&quot;dropping-particle&quot;:&quot;&quot;,&quot;non-dropping-particle&quot;:&quot;&quot;}],&quot;container-title&quot;:&quot;Cardiovascular Engineering and Technology&quot;,&quot;container-title-short&quot;:&quot;Cardiovasc Eng Technol&quot;,&quot;DOI&quot;:&quot;10.1007/s13239-022-00611-9&quot;,&quot;ISSN&quot;:&quot;18694098&quot;,&quot;PMID&quot;:&quot;35194766&quot;,&quot;issued&quot;:{&quot;date-parts&quot;:[[2022,10,1]]},&quot;page&quot;:&quot;712-724&quot;,&quot;abstract&quot;:&quot;Purpose: Lumped parameter modelling has been widely used to simulate cardiac function and physiological scenarios in cardiovascular research. Whereas several patient-specific lumped parameter models have been reported for adults, there is a limited number of studies aiming to simulate cardiac function in children. The aim of this study is to simulate patient-specific cardiovascular dynamics in children diagnosed with dilated cardiomyopathy, using a lumped parameter model. Methods: Patient data including age, gender, heart rate, left and right ventricular end-systolic and end-diastolic volumes, cardiac output, systolic and diastolic aortic pressures were collected from 3 patients at Great Ormond Street Hospital for Children, London, UK. Ventricular geometrical data were additionally retrieved from cardiovascular magnetic resonance images. 23 parameters in the lumped parameter model were optimised to simulate systolic and diastolic pressures, end-systolic and end-diastolic volumes, cardiac output and left and right ventricular diameters in the patients using a direct search optimisation method. Results: Difference between the haemodynamic parameters in the optimised cardiovascular system models and clinical data was less than 10%. Conclusion: The simulation results show the potential of patient-specific lumped parameter modelling to simulate clinical cases. Modelling patient specific cardiac function and blood flow in the paediatric patients would allow us to evaluate a variety of physiological scenarios and treatment options.&quot;,&quot;publisher&quot;:&quot;Springer&quot;,&quot;issue&quot;:&quot;5&quot;,&quot;volume&quot;:&quot;13&quot;},&quot;isTemporary&quot;:false,&quot;suppress-author&quot;:false,&quot;composite&quot;:false,&quot;author-only&quot;:false}]},{&quot;citationID&quot;:&quot;MENDELEY_CITATION_9d227343-2ae4-43aa-a30a-745132d34c63&quot;,&quot;properties&quot;:{&quot;noteIndex&quot;:0},&quot;isEdited&quot;:false,&quot;manualOverride&quot;:{&quot;isManuallyOverridden&quot;:false,&quot;citeprocText&quot;:&quot;[29]&quot;,&quot;manualOverrideText&quot;:&quot;&quot;},&quot;citationTag&quot;:&quot;MENDELEY_CITATION_v3_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&quot;,&quot;citationItems&quot;:[{&quot;id&quot;:&quot;7a1083e3-ff35-3be4-bfe7-4cd4bbc5ef47&quot;,&quot;itemData&quot;:{&quot;type&quot;:&quot;article-journal&quot;,&quot;id&quot;:&quot;7a1083e3-ff35-3be4-bfe7-4cd4bbc5ef47&quot;,&quot;title&quot;:&quot;One way or another: The opportunities and pitfalls of self-referral and consecutive sampling as recruitment strategies for psycho-oncology intervention trials&quot;,&quot;author&quot;:[{&quot;family&quot;:&quot;Thewes&quot;,&quot;given&quot;:&quot;Belinda&quot;,&quot;parse-names&quot;:false,&quot;dropping-particle&quot;:&quot;&quot;,&quot;non-dropping-particle&quot;:&quot;&quot;},{&quot;family&quot;:&quot;Rietjens&quot;,&quot;given&quot;:&quot;Judith A.C.&quot;,&quot;parse-names&quot;:false,&quot;dropping-particle&quot;:&quot;&quot;,&quot;non-dropping-particle&quot;:&quot;&quot;},{&quot;family&quot;:&quot;Berg&quot;,&quot;given&quot;:&quot;Sanne W.&quot;,&quot;parse-names&quot;:false,&quot;dropping-particle&quot;:&quot;&quot;,&quot;non-dropping-particle&quot;:&quot;van den&quot;},{&quot;family&quot;:&quot;Compen&quot;,&quot;given&quot;:&quot;Félix R.&quot;,&quot;parse-names&quot;:false,&quot;dropping-particle&quot;:&quot;&quot;,&quot;non-dropping-particle&quot;:&quot;&quot;},{&quot;family&quot;:&quot;Abrahams&quot;,&quot;given&quot;:&quot;Harriet&quot;,&quot;parse-names&quot;:false,&quot;dropping-particle&quot;:&quot;&quot;,&quot;non-dropping-particle&quot;:&quot;&quot;},{&quot;family&quot;:&quot;Poort&quot;,&quot;given&quot;:&quot;Hanneke&quot;,&quot;parse-names&quot;:false,&quot;dropping-particle&quot;:&quot;&quot;,&quot;non-dropping-particle&quot;:&quot;&quot;},{&quot;family&quot;:&quot;Wal&quot;,&quot;given&quot;:&quot;Marieke&quot;,&quot;parse-names&quot;:false,&quot;dropping-particle&quot;:&quot;&quot;,&quot;non-dropping-particle&quot;:&quot;van de&quot;},{&quot;family&quot;:&quot;Schellekens&quot;,&quot;given&quot;:&quot;Melanie P.J.&quot;,&quot;parse-names&quot;:false,&quot;dropping-particle&quot;:&quot;&quot;,&quot;non-dropping-particle&quot;:&quot;&quot;},{&quot;family&quot;:&quot;Peters&quot;,&quot;given&quot;:&quot;Marlies E.W.J.&quot;,&quot;parse-names&quot;:false,&quot;dropping-particle&quot;:&quot;&quot;,&quot;non-dropping-particle&quot;:&quot;&quot;},{&quot;family&quot;:&quot;Speckens&quot;,&quot;given&quot;:&quot;Anne E.M.&quot;,&quot;parse-names&quot;:false,&quot;dropping-particle&quot;:&quot;&quot;,&quot;non-dropping-particle&quot;:&quot;&quot;},{&quot;family&quot;:&quot;Knoop&quot;,&quot;given&quot;:&quot;Hans&quot;,&quot;parse-names&quot;:false,&quot;dropping-particle&quot;:&quot;&quot;,&quot;non-dropping-particle&quot;:&quot;&quot;},{&quot;family&quot;:&quot;Prins&quot;,&quot;given&quot;:&quot;Judith B.&quot;,&quot;parse-names&quot;:false,&quot;dropping-particle&quot;:&quot;&quot;,&quot;non-dropping-particle&quot;:&quot;&quot;}],&quot;container-title&quot;:&quot;Psycho-Oncology&quot;,&quot;container-title-short&quot;:&quot;Psychooncology&quot;,&quot;DOI&quot;:&quot;10.1002/pon.4780&quot;,&quot;ISSN&quot;:&quot;10991611&quot;,&quot;PMID&quot;:&quot;29808508&quot;,&quot;issued&quot;:{&quot;date-parts&quot;:[[2018,8,1]]},&quot;page&quot;:&quot;2056-2059&quot;,&quot;publisher&quot;:&quot;John Wiley and Sons Ltd&quot;,&quot;issue&quot;:&quot;8&quot;,&quot;volume&quot;:&quot;27&quot;},&quot;isTemporary&quot;:false,&quot;suppress-author&quot;:false,&quot;composite&quot;:false,&quot;author-only&quot;:false}]},{&quot;citationID&quot;:&quot;MENDELEY_CITATION_5a463370-7e47-4f39-8271-1fcdfa92b324&quot;,&quot;properties&quot;:{&quot;noteIndex&quot;:0},&quot;isEdited&quot;:false,&quot;manualOverride&quot;:{&quot;isManuallyOverridden&quot;:false,&quot;citeprocText&quot;:&quot;[30]&quot;,&quot;manualOverrideText&quot;:&quot;&quot;},&quot;citationTag&quot;:&quot;MENDELEY_CITATION_v3_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&quot;,&quot;citationItems&quot;:[{&quot;id&quot;:&quot;596e348a-8af9-3c05-925c-ce0812a14fc2&quot;,&quot;itemData&quot;:{&quot;type&quot;:&quot;report&quot;,&quot;id&quot;:&quot;596e348a-8af9-3c05-925c-ce0812a14fc2&quot;,&quot;title&quot;:&quot;Validation of Computational Models in Biomechanics&quot;,&quot;author&quot;:[{&quot;family&quot;:&quot;Henninger&quot;,&quot;given&quot;:&quot;Heath B&quot;,&quot;parse-names&quot;:false,&quot;dropping-particle&quot;:&quot;&quot;,&quot;non-dropping-particle&quot;:&quot;&quot;},{&quot;family&quot;:&quot;Reese&quot;,&quot;given&quot;:&quot;Shawn P&quot;,&quot;parse-names&quot;:false,&quot;dropping-particle&quot;:&quot;&quot;,&quot;non-dropping-particle&quot;:&quot;&quot;},{&quot;family&quot;:&quot;Anderson&quot;,&quot;given&quot;:&quot;Andrew E&quot;,&quot;parse-names&quot;:false,&quot;dropping-particle&quot;:&quot;&quot;,&quot;non-dropping-particle&quot;:&quot;&quot;},{&quot;family&quot;:&quot;Weiss&quot;,&quot;given&quot;:&quot;Jeffrey A&quot;,&quot;parse-names&quot;:false,&quot;dropping-particle&quot;:&quot;&quot;,&quot;non-dropping-particle&quot;:&quot;&quot;}],&quot;DOI&quot;:&quot;10.1243/09544119JEIM649&quot;,&quot;issued&quot;:{&quot;date-parts&quot;:[[2010]]},&quot;publisher-place&quot;:&quot;Salt Lake City&quot;,&quot;language&quot;:&quot;English&quot;,&quot;abstract&quot;:&quot;The topics of verification and validation (V&amp;V) have increasingly been discussed in the field of computational biomechanics, and many recent articles have applied these concepts in an attempt to build credibility for models of complex biological systems. V&amp;V are evolving techniques that, if used improperly, can lead to false conclusions about a system under study. In basic science these erroneous conclusions may lead to failure of a subsequent hypothesis, but they can have more profound effects if the model is designed to predict patient outcomes. While several authors have reviewed V&amp;V as they pertain to traditional solid and fluid mechanics, it is the intent of this manuscript to present them in the context of computational biomechanics. Specifically, the task of model validation will be discussed with a focus on current techniques. It is hoped that this review will encourage investigators to engage and adopt the V&amp;V process in an effort to increase peer acceptance of computational biomechanics models.&quot;,&quot;container-title-short&quot;:&quot;&quot;},&quot;isTemporary&quot;:false}]},{&quot;citationID&quot;:&quot;MENDELEY_CITATION_be29d6e2-5408-4ab9-94d5-57b9f9b6646e&quot;,&quot;properties&quot;:{&quot;noteIndex&quot;:0},&quot;isEdited&quot;:false,&quot;manualOverride&quot;:{&quot;isManuallyOverridden&quot;:false,&quot;citeprocText&quot;:&quot;[31]&quot;,&quot;manualOverrideText&quot;:&quot;&quot;},&quot;citationTag&quot;:&quot;MENDELEY_CITATION_v3_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&quot;,&quot;citationItems&quot;:[{&quot;id&quot;:&quot;55a54e0d-d310-350a-848f-c475e50c2389&quot;,&quot;itemData&quot;:{&quot;type&quot;:&quot;article-journal&quot;,&quot;id&quot;:&quot;55a54e0d-d310-350a-848f-c475e50c2389&quot;,&quot;title&quot;:&quot;Quantitative model validation techniques: new insights&quot;,&quot;author&quot;:[{&quot;family&quot;:&quot;Ling&quot;,&quot;given&quot;:&quot;You&quot;,&quot;parse-names&quot;:false,&quot;dropping-particle&quot;:&quot;&quot;,&quot;non-dropping-particle&quot;:&quot;&quot;},{&quot;family&quot;:&quot;Mahadevan&quot;,&quot;given&quot;:&quot;Sankaran&quot;,&quot;parse-names&quot;:false,&quot;dropping-particle&quot;:&quot;&quot;,&quot;non-dropping-particle&quot;:&quot;&quot;}],&quot;URL&quot;:&quot;http://arxiv.org/abs/1206.5014&quot;,&quot;issued&quot;:{&quot;date-parts&quot;:[[2012,6,21]]},&quot;abstract&quot;:&quot;This paper develops new insights into quantitative methods for the validation of computational model prediction. Four types of methods are investigated, namely classical and Bayesian hypothesis testing, a reliability-based method, and an area metric-based method. Traditional Bayesian hypothesis testing is extended based on interval hypotheses on distribution parameters and equality hypotheses on probability distributions, in order to validate models with deterministic/stochastic output for given inputs. Two types of validation experiments are considered - fully characterized (all the model/experimental inputs are measured and reported as point values) and partially characterized (some of the model/experimental inputs are not measured or are reported as intervals). Bayesian hypothesis testing can minimize the risk in model selection by properly choosing the model acceptance threshold, and its results can be used in model averaging to avoid Type I/II errors. It is shown that Bayesian interval hypothesis testing, the reliability-based method, and the area metric-based method can account for the existence of directional bias, where the mean predictions of a numerical model may be consistently below or above the corresponding experimental observations. It is also found that under some specific conditions, the Bayes factor metric in Bayesian equality hypothesis testing and the reliability-based metric can both be mathematically related to the p-value metric in classical hypothesis testing. Numerical studies are conducted to apply the above validation methods to gas damping prediction for radio frequency (RF) microelectromechanical system (MEMS) switches. The model of interest is a general polynomial chaos (gPC) surrogate model constructed based on expensive runs of a physics-based simulation model, and validation data are collected from fully characterized experiments.&quot;,&quot;container-title-short&quot;:&quot;&quot;},&quot;isTemporary&quot;:false,&quot;suppress-author&quot;:false,&quot;composite&quot;:false,&quot;author-only&quot;:false}]},{&quot;citationID&quot;:&quot;MENDELEY_CITATION_680b29e7-069a-427b-bb66-5f06a46e314d&quot;,&quot;properties&quot;:{&quot;noteIndex&quot;:0},&quot;isEdited&quot;:false,&quot;manualOverride&quot;:{&quot;isManuallyOverridden&quot;:false,&quot;citeprocText&quot;:&quot;[6]&quot;,&quot;manualOverrideText&quot;:&quot;&quot;},&quot;citationTag&quot;:&quot;MENDELEY_CITATION_v3_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&quot;,&quot;citationItems&quot;:[{&quot;id&quot;:&quot;9f99e5f3-6138-3afb-a8da-59a785acbaef&quot;,&quot;itemData&quot;:{&quot;type&quot;:&quot;thesis&quot;,&quot;id&quot;:&quot;9f99e5f3-6138-3afb-a8da-59a785acbaef&quot;,&quot;title&quot;:&quot;Lumped-parameter models for the simulation of cardiovascular congenital diseases&quot;,&quot;author&quot;:[{&quot;family&quot;:&quot;Valenti&quot;,&quot;given&quot;:&quot;Giulio&quot;,&quot;parse-names&quot;:false,&quot;dropping-particle&quot;:&quot;&quot;,&quot;non-dropping-particle&quot;:&quot;&quot;}],&quot;accessed&quot;:{&quot;date-parts&quot;:[[2025,10,10]]},&quot;URL&quot;:&quot;https://www.politesi.polimi.it/handle/10589/215783&quot;,&quot;issued&quot;:{&quot;date-parts&quot;:[[2023]]},&quot;abstract&quot;:&quot;The objective of this study is to investigate some congenital heart defects by modeling them through a 0D lumped-parameters model. The starting reference model corresponds to a healthy adult male. The considered defects are the patent foramen ovale, partial anomalous pulmonary venous return, atrial septal defect and ventricular septal defect. The foramen is implemented by using a valve model based on the Bernoulli formula. The resulting model is tested for various foramen radius to quantify the different impact it has on the cardiac circulation. The model predicts a decrease in the ratio between pulmonary and systemic flow for increasing defect size. To model partial anomalous pulmonary venous return, the pulmonary venous compartment is first divided into the four main pulmonary veins. Subsequently, these veins are detached from the left atrium and connected, in one case, to the atrium and, in the other case, to the superior vena cava. In\nboth cases, the number of anomalous veins is progressively increased from zero to three. The model predicts an increased impact on cardiac circulation for an increasing number of anomalous veins. Furthermore, by comparing the two cases, the model predicts a lower impact in the superior vena cava, resulting in a reduced amount of already oxygenated\nblood erroneously returning to the pulmonary circulation. Finally, the two septal defects are modeled as resistances connecting the respective cardiac chambers. A model calibration involving septal defects is performed for three different clinical data sets. The calibration shows how various parameters representing the physical characteristics of the\ncardiocirculatory system are changed due to the alteration in blood circulation patterns over the years. In particular, an increase in pulmonary resistances and a decrease in the\narterial pulmonary capacitance is observed in two patients with ventricular septal defect.&quot;,&quot;publisher&quot;:&quot;Politecnico Milano&quot;,&quot;container-title-short&quot;:&quot;&quot;},&quot;isTemporary&quot;:false,&quot;suppress-author&quot;:false,&quot;composite&quot;:false,&quot;author-only&quot;:false}]},{&quot;citationID&quot;:&quot;MENDELEY_CITATION_4a5f5c0b-77ff-4ece-bbe3-c2e49e1eb495&quot;,&quot;properties&quot;:{&quot;noteIndex&quot;:0},&quot;isEdited&quot;:false,&quot;manualOverride&quot;:{&quot;isManuallyOverridden&quot;:false,&quot;citeprocText&quot;:&quot;[7]&quot;,&quot;manualOverrideText&quot;:&quot;&quot;},&quot;citationTag&quot;:&quot;MENDELEY_CITATION_v3_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&quot;,&quot;citationItems&quot;:[{&quot;id&quot;:&quot;73bd718d-d665-3efa-9447-8fb6700d5f4e&quot;,&quot;itemData&quot;:{&quot;type&quot;:&quot;article-journal&quot;,&quot;id&quot;:&quot;73bd718d-d665-3efa-9447-8fb6700d5f4e&quot;,&quot;title&quot;:&quot;Cardiovascular Anatomy and Physiology of The Fetus, Neonate, Infant, Child, and Adolescent&quot;,&quot;author&quot;:[{&quot;family&quot;:&quot;Alyn&quot;,&quot;given&quot;:&quot;Irene B.&quot;,&quot;parse-names&quot;:false,&quot;dropping-particle&quot;:&quot;&quot;,&quot;non-dropping-particle&quot;:&quot;&quot;},{&quot;family&quot;:&quot;Baker&quot;,&quot;given&quot;:&quot;Lois K.&quot;,&quot;parse-names&quot;:false,&quot;dropping-particle&quot;:&quot;&quot;,&quot;non-dropping-particle&quot;:&quot;&quot;}],&quot;container-title&quot;:&quot;The Journal of Cardiovascular Nrusing&quot;,&quot;DOI&quot;:&quot;10.1097/00005082-199204000-00002&quot;,&quot;issued&quot;:{&quot;date-parts&quot;:[[1992,4]]},&quot;abstract&quot;:&quot;Practicing cardiovascular nurses are aware that significant differences exist in the cardiac anatomy and physiology of children and adults. Generally, the younger the child the greater these differences are. The cellular anatomy and physiology are markedly different in the fetus, neonate, and infant. As development progresses, cardiac function begins to more closely approximate that of an adult. This article describes the anatomical and physiologic development of the fetus, neonate, infant, child, and adolescent. The developmental differences in preload, afterload, contractility, and heart rate are summarized.&quot;,&quot;container-title-short&quot;:&quot;&quot;},&quot;isTemporary&quot;:false,&quot;suppress-author&quot;:false,&quot;composite&quot;:false,&quot;author-only&quot;:false}]},{&quot;citationID&quot;:&quot;MENDELEY_CITATION_658701eb-6437-455d-a386-042f0f2765d8&quot;,&quot;properties&quot;:{&quot;noteIndex&quot;:0},&quot;isEdited&quot;:false,&quot;manualOverride&quot;:{&quot;isManuallyOverridden&quot;:false,&quot;citeprocText&quot;:&quot;[6]&quot;,&quot;manualOverrideText&quot;:&quot;&quot;},&quot;citationTag&quot;:&quot;MENDELEY_CITATION_v3_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&quot;,&quot;citationItems&quot;:[{&quot;id&quot;:&quot;9f99e5f3-6138-3afb-a8da-59a785acbaef&quot;,&quot;itemData&quot;:{&quot;type&quot;:&quot;thesis&quot;,&quot;id&quot;:&quot;9f99e5f3-6138-3afb-a8da-59a785acbaef&quot;,&quot;title&quot;:&quot;Lumped-parameter models for the simulation of cardiovascular congenital diseases&quot;,&quot;author&quot;:[{&quot;family&quot;:&quot;Valenti&quot;,&quot;given&quot;:&quot;Giulio&quot;,&quot;parse-names&quot;:false,&quot;dropping-particle&quot;:&quot;&quot;,&quot;non-dropping-particle&quot;:&quot;&quot;}],&quot;accessed&quot;:{&quot;date-parts&quot;:[[2025,10,10]]},&quot;URL&quot;:&quot;https://www.politesi.polimi.it/handle/10589/215783&quot;,&quot;issued&quot;:{&quot;date-parts&quot;:[[2023]]},&quot;abstract&quot;:&quot;The objective of this study is to investigate some congenital heart defects by modeling them through a 0D lumped-parameters model. The starting reference model corresponds to a healthy adult male. The considered defects are the patent foramen ovale, partial anomalous pulmonary venous return, atrial septal defect and ventricular septal defect. The foramen is implemented by using a valve model based on the Bernoulli formula. The resulting model is tested for various foramen radius to quantify the different impact it has on the cardiac circulation. The model predicts a decrease in the ratio between pulmonary and systemic flow for increasing defect size. To model partial anomalous pulmonary venous return, the pulmonary venous compartment is first divided into the four main pulmonary veins. Subsequently, these veins are detached from the left atrium and connected, in one case, to the atrium and, in the other case, to the superior vena cava. In\nboth cases, the number of anomalous veins is progressively increased from zero to three. The model predicts an increased impact on cardiac circulation for an increasing number of anomalous veins. Furthermore, by comparing the two cases, the model predicts a lower impact in the superior vena cava, resulting in a reduced amount of already oxygenated\nblood erroneously returning to the pulmonary circulation. Finally, the two septal defects are modeled as resistances connecting the respective cardiac chambers. A model calibration involving septal defects is performed for three different clinical data sets. The calibration shows how various parameters representing the physical characteristics of the\ncardiocirculatory system are changed due to the alteration in blood circulation patterns over the years. In particular, an increase in pulmonary resistances and a decrease in the\narterial pulmonary capacitance is observed in two patients with ventricular septal defect.&quot;,&quot;publisher&quot;:&quot;Politecnico Milano&quot;,&quot;container-title-short&quot;:&quot;&quot;},&quot;isTemporary&quot;:false,&quot;suppress-author&quot;:false,&quot;composite&quot;:false,&quot;author-only&quot;:false}]}]"/>
+    <we:property name="MENDELEY_CITATIONS" value="[{&quot;citationID&quot;:&quot;MENDELEY_CITATION_08104ce1-80e5-4a8f-919b-f1da3eba2bd4&quot;,&quot;properties&quot;:{&quot;noteIndex&quot;:0},&quot;isEdited&quot;:false,&quot;manualOverride&quot;:{&quot;isManuallyOverridden&quot;:false,&quot;citeprocText&quot;:&quot;[1]&quot;,&quot;manualOverrideText&quot;:&quot;&quot;},&quot;citationTag&quot;:&quot;MENDELEY_CITATION_v3_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&quot;,&quot;citationItems&quot;:[{&quot;id&quot;:&quot;4a38e4b7-1819-3c78-b0aa-cc56493507cb&quot;,&quot;itemData&quot;:{&quot;type&quot;:&quot;report&quot;,&quot;id&quot;:&quot;4a38e4b7-1819-3c78-b0aa-cc56493507cb&quot;,&quot;title&quot;:&quot;Penyakit Jantung Bawaan pada Anak&quot;,&quot;author&quot;:[{&quot;family&quot;:&quot;Lestari&quot;,&quot;given&quot;:&quot;Dhina Lydia&quot;,&quot;parse-names&quot;:false,&quot;dropping-particle&quot;:&quot;&quot;,&quot;non-dropping-particle&quot;:&quot;&quot;},{&quot;family&quot;:&quot;Ilmu&quot;,&quot;given&quot;:&quot;Bagian&quot;,&quot;parse-names&quot;:false,&quot;dropping-particle&quot;:&quot;&quot;,&quot;non-dropping-particle&quot;:&quot;&quot;},{&quot;family&quot;:&quot;Anak&quot;,&quot;given&quot;:&quot;Kesehatan&quot;,&quot;parse-names&quot;:false,&quot;dropping-particle&quot;:&quot;&quot;,&quot;non-dropping-particle&quot;:&quot;&quot;},{&quot;family&quot;:&quot;Kedokteran&quot;,&quot;given&quot;:&quot;Fakultas&quot;,&quot;parse-names&quot;:false,&quot;dropping-particle&quot;:&quot;&quot;,&quot;non-dropping-particle&quot;:&quot;&quot;},{&quot;family&quot;:&quot;Baiturrahmah&quot;,&quot;given&quot;:&quot;Universitas&quot;,&quot;parse-names&quot;:false,&quot;dropping-particle&quot;:&quot;&quot;,&quot;non-dropping-particle&quot;:&quot;&quot;}],&quot;ISSN&quot;:&quot;2810–0204&quot;,&quot;URL&quot;:&quot;http://journal.scientic.id/index.php/sciena/issue/view/11&quot;,&quot;issued&quot;:{&quot;date-parts&quot;:[[2023,7]]},&quot;number-of-pages&quot;:&quot;134-142&quot;,&quot;abstract&quot;:&quot;Penyakit jantung bawaaan (PJB) atau defek jantung bawaan merupakan kelainan struktur jantung dan pembuluh darah yang muncul sejak lahir dan menjadi penyebab utama kematian anak dari semua kelainan bawaan. PJB dapat diartikan juga sebagai abnormalitas struktur makroskopis jantung atau pembuluh darah besar intratoraks yang dapat menyebabkan kematian. Diagnosis PJB biasanya dilakukan dengan anamnesis; pemeriksaan fisik yang meliputi pemeriksaan inspeksi, palpasi dan auskultasi, pemeriksaan pulse oximetry, elektrokardiografi (EKG), dan foto rontgen dada.30Pemeriksaan lanjutan (untuk penyakit jantung bawaan) mencakup ekokardiografi dan kateterisasi jantung. Penatalaksanaan penyakit jantung bawaan pada anak-anak tergantung pada jenis masalah jantung tertentu dan seberapa parahnya. Kadang-kadang penyakit jantung bawaan mungkin tidak memiliki efek jangka panjang pada kesehatan anak dan mungkin tidak perlu pengobatan.&quot;,&quot;container-title-short&quot;:&quot;&quot;},&quot;isTemporary&quot;:false,&quot;suppress-author&quot;:false,&quot;composite&quot;:false,&quot;author-only&quot;:false}]},{&quot;citationID&quot;:&quot;MENDELEY_CITATION_d2e217e8-582b-41b2-bdc6-0025e66fbcab&quot;,&quot;properties&quot;:{&quot;noteIndex&quot;:0},&quot;isEdited&quot;:false,&quot;manualOverride&quot;:{&quot;isManuallyOverridden&quot;:false,&quot;citeprocText&quot;:&quot;[1]&quot;,&quot;manualOverrideText&quot;:&quot;&quot;},&quot;citationTag&quot;:&quot;MENDELEY_CITATION_v3_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&quot;,&quot;citationItems&quot;:[{&quot;id&quot;:&quot;4a38e4b7-1819-3c78-b0aa-cc56493507cb&quot;,&quot;itemData&quot;:{&quot;type&quot;:&quot;report&quot;,&quot;id&quot;:&quot;4a38e4b7-1819-3c78-b0aa-cc56493507cb&quot;,&quot;title&quot;:&quot;Penyakit Jantung Bawaan pada Anak&quot;,&quot;author&quot;:[{&quot;family&quot;:&quot;Lestari&quot;,&quot;given&quot;:&quot;Dhina Lydia&quot;,&quot;parse-names&quot;:false,&quot;dropping-particle&quot;:&quot;&quot;,&quot;non-dropping-particle&quot;:&quot;&quot;},{&quot;family&quot;:&quot;Ilmu&quot;,&quot;given&quot;:&quot;Bagian&quot;,&quot;parse-names&quot;:false,&quot;dropping-particle&quot;:&quot;&quot;,&quot;non-dropping-particle&quot;:&quot;&quot;},{&quot;family&quot;:&quot;Anak&quot;,&quot;given&quot;:&quot;Kesehatan&quot;,&quot;parse-names&quot;:false,&quot;dropping-particle&quot;:&quot;&quot;,&quot;non-dropping-particle&quot;:&quot;&quot;},{&quot;family&quot;:&quot;Kedokteran&quot;,&quot;given&quot;:&quot;Fakultas&quot;,&quot;parse-names&quot;:false,&quot;dropping-particle&quot;:&quot;&quot;,&quot;non-dropping-particle&quot;:&quot;&quot;},{&quot;family&quot;:&quot;Baiturrahmah&quot;,&quot;given&quot;:&quot;Universitas&quot;,&quot;parse-names&quot;:false,&quot;dropping-particle&quot;:&quot;&quot;,&quot;non-dropping-particle&quot;:&quot;&quot;}],&quot;ISSN&quot;:&quot;2810–0204&quot;,&quot;URL&quot;:&quot;http://journal.scientic.id/index.php/sciena/issue/view/11&quot;,&quot;issued&quot;:{&quot;date-parts&quot;:[[2023,7]]},&quot;number-of-pages&quot;:&quot;134-142&quot;,&quot;abstract&quot;:&quot;Penyakit jantung bawaaan (PJB) atau defek jantung bawaan merupakan kelainan struktur jantung dan pembuluh darah yang muncul sejak lahir dan menjadi penyebab utama kematian anak dari semua kelainan bawaan. PJB dapat diartikan juga sebagai abnormalitas struktur makroskopis jantung atau pembuluh darah besar intratoraks yang dapat menyebabkan kematian. Diagnosis PJB biasanya dilakukan dengan anamnesis; pemeriksaan fisik yang meliputi pemeriksaan inspeksi, palpasi dan auskultasi, pemeriksaan pulse oximetry, elektrokardiografi (EKG), dan foto rontgen dada.30Pemeriksaan lanjutan (untuk penyakit jantung bawaan) mencakup ekokardiografi dan kateterisasi jantung. Penatalaksanaan penyakit jantung bawaan pada anak-anak tergantung pada jenis masalah jantung tertentu dan seberapa parahnya. Kadang-kadang penyakit jantung bawaan mungkin tidak memiliki efek jangka panjang pada kesehatan anak dan mungkin tidak perlu pengobatan.&quot;,&quot;container-title-short&quot;:&quot;&quot;},&quot;isTemporary&quot;:false,&quot;suppress-author&quot;:false,&quot;composite&quot;:false,&quot;author-only&quot;:false}]},{&quot;citationID&quot;:&quot;MENDELEY_CITATION_1519c21c-82fb-401b-b28b-2af5b1eb1d47&quot;,&quot;properties&quot;:{&quot;noteIndex&quot;:0},&quot;isEdited&quot;:false,&quot;manualOverride&quot;:{&quot;isManuallyOverridden&quot;:false,&quot;citeprocText&quot;:&quot;[2]&quot;,&quot;manualOverrideText&quot;:&quot;&quot;},&quot;citationTag&quot;:&quot;MENDELEY_CITATION_v3_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&quot;,&quot;citationItems&quot;:[{&quot;id&quot;:&quot;1dca14fc-3571-3136-a12f-c2673c7fe0df&quot;,&quot;itemData&quot;:{&quot;type&quot;:&quot;article&quot;,&quot;id&quot;:&quot;1dca14fc-3571-3136-a12f-c2673c7fe0df&quot;,&quot;title&quot;:&quot;Pathophysiology and natural history of atrial septal defect&quot;,&quot;author&quot;:[{&quot;family&quot;:&quot;Gloan&quot;,&quot;given&quot;:&quot;Laurianne&quot;,&quot;parse-names&quot;:false,&quot;dropping-particle&quot;:&quot;&quot;,&quot;non-dropping-particle&quot;:&quot;Le&quot;},{&quot;family&quot;:&quot;Legendre&quot;,&quot;given&quot;:&quot;Antoine&quot;,&quot;parse-names&quot;:false,&quot;dropping-particle&quot;:&quot;&quot;,&quot;non-dropping-particle&quot;:&quot;&quot;},{&quot;family&quot;:&quot;Iserin&quot;,&quot;given&quot;:&quot;Laurence&quot;,&quot;parse-names&quot;:false,&quot;dropping-particle&quot;:&quot;&quot;,&quot;non-dropping-particle&quot;:&quot;&quot;},{&quot;family&quot;:&quot;Ladouceur&quot;,&quot;given&quot;:&quot;Magalie&quot;,&quot;parse-names&quot;:false,&quot;dropping-particle&quot;:&quot;&quot;,&quot;non-dropping-particle&quot;:&quot;&quot;}],&quot;container-title&quot;:&quot;Journal of Thoracic Disease&quot;,&quot;container-title-short&quot;:&quot;J. Thorac. Dis.&quot;,&quot;DOI&quot;:&quot;10.21037/jtd.2018.02.80&quot;,&quot;ISSN&quot;:&quot;20776624&quot;,&quot;issued&quot;:{&quot;date-parts&quot;:[[2018,9,1]]},&quot;page&quot;:&quot;S2854-S2863&quot;,&quot;abstract&quot;:&quot;Atrial septal defects are among the third most common types of congenital heart disease. This group of malformations includes several types of atrial communications allowing shunting of blood between the systemic and the pulmonary circulations. The nature of shunting across the defect in patients with atrial septal defect is of particular interest. Understanding the underlying mechanisms of interatrial shunts and their natural history will help selecting the best timing for closure, before irreversible cardiac and pulmonary injury occur. This review describes the different pathophysiologic mechanisms involved in the direction and magnitude of blood flow through atrial septal defects. The natural history of an individual born with an isolated atrial septal defect is then discussed, including the impact of a longstanding shunt on survival.&quot;,&quot;publisher&quot;:&quot;AME Publishing Company&quot;,&quot;volume&quot;:&quot;10&quot;},&quot;isTemporary&quot;:false,&quot;suppress-author&quot;:false,&quot;composite&quot;:false,&quot;author-only&quot;:false}]},{&quot;citationID&quot;:&quot;MENDELEY_CITATION_d3056b9a-5f4e-4056-a879-b689a892179f&quot;,&quot;properties&quot;:{&quot;noteIndex&quot;:0},&quot;isEdited&quot;:false,&quot;manualOverride&quot;:{&quot;isManuallyOverridden&quot;:false,&quot;citeprocText&quot;:&quot;[1]&quot;,&quot;manualOverrideText&quot;:&quot;&quot;},&quot;citationTag&quot;:&quot;MENDELEY_CITATION_v3_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&quot;,&quot;citationItems&quot;:[{&quot;id&quot;:&quot;4a38e4b7-1819-3c78-b0aa-cc56493507cb&quot;,&quot;itemData&quot;:{&quot;type&quot;:&quot;report&quot;,&quot;id&quot;:&quot;4a38e4b7-1819-3c78-b0aa-cc56493507cb&quot;,&quot;title&quot;:&quot;Penyakit Jantung Bawaan pada Anak&quot;,&quot;author&quot;:[{&quot;family&quot;:&quot;Lestari&quot;,&quot;given&quot;:&quot;Dhina Lydia&quot;,&quot;parse-names&quot;:false,&quot;dropping-particle&quot;:&quot;&quot;,&quot;non-dropping-particle&quot;:&quot;&quot;},{&quot;family&quot;:&quot;Ilmu&quot;,&quot;given&quot;:&quot;Bagian&quot;,&quot;parse-names&quot;:false,&quot;dropping-particle&quot;:&quot;&quot;,&quot;non-dropping-particle&quot;:&quot;&quot;},{&quot;family&quot;:&quot;Anak&quot;,&quot;given&quot;:&quot;Kesehatan&quot;,&quot;parse-names&quot;:false,&quot;dropping-particle&quot;:&quot;&quot;,&quot;non-dropping-particle&quot;:&quot;&quot;},{&quot;family&quot;:&quot;Kedokteran&quot;,&quot;given&quot;:&quot;Fakultas&quot;,&quot;parse-names&quot;:false,&quot;dropping-particle&quot;:&quot;&quot;,&quot;non-dropping-particle&quot;:&quot;&quot;},{&quot;family&quot;:&quot;Baiturrahmah&quot;,&quot;given&quot;:&quot;Universitas&quot;,&quot;parse-names&quot;:false,&quot;dropping-particle&quot;:&quot;&quot;,&quot;non-dropping-particle&quot;:&quot;&quot;}],&quot;ISSN&quot;:&quot;2810–0204&quot;,&quot;URL&quot;:&quot;http://journal.scientic.id/index.php/sciena/issue/view/11&quot;,&quot;issued&quot;:{&quot;date-parts&quot;:[[2023,7]]},&quot;number-of-pages&quot;:&quot;134-142&quot;,&quot;abstract&quot;:&quot;Penyakit jantung bawaaan (PJB) atau defek jantung bawaan merupakan kelainan struktur jantung dan pembuluh darah yang muncul sejak lahir dan menjadi penyebab utama kematian anak dari semua kelainan bawaan. PJB dapat diartikan juga sebagai abnormalitas struktur makroskopis jantung atau pembuluh darah besar intratoraks yang dapat menyebabkan kematian. Diagnosis PJB biasanya dilakukan dengan anamnesis; pemeriksaan fisik yang meliputi pemeriksaan inspeksi, palpasi dan auskultasi, pemeriksaan pulse oximetry, elektrokardiografi (EKG), dan foto rontgen dada.30Pemeriksaan lanjutan (untuk penyakit jantung bawaan) mencakup ekokardiografi dan kateterisasi jantung. Penatalaksanaan penyakit jantung bawaan pada anak-anak tergantung pada jenis masalah jantung tertentu dan seberapa parahnya. Kadang-kadang penyakit jantung bawaan mungkin tidak memiliki efek jangka panjang pada kesehatan anak dan mungkin tidak perlu pengobatan.&quot;,&quot;container-title-short&quot;:&quot;&quot;},&quot;isTemporary&quot;:false,&quot;suppress-author&quot;:false,&quot;composite&quot;:false,&quot;author-only&quot;:false}]},{&quot;citationID&quot;:&quot;MENDELEY_CITATION_086914b1-7a7b-4235-b684-b3c27e512728&quot;,&quot;properties&quot;:{&quot;noteIndex&quot;:0},&quot;isEdited&quot;:false,&quot;manualOverride&quot;:{&quot;isManuallyOverridden&quot;:false,&quot;citeprocText&quot;:&quot;[2]&quot;,&quot;manualOverrideText&quot;:&quot;&quot;},&quot;citationTag&quot;:&quot;MENDELEY_CITATION_v3_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&quot;,&quot;citationItems&quot;:[{&quot;id&quot;:&quot;1dca14fc-3571-3136-a12f-c2673c7fe0df&quot;,&quot;itemData&quot;:{&quot;type&quot;:&quot;article&quot;,&quot;id&quot;:&quot;1dca14fc-3571-3136-a12f-c2673c7fe0df&quot;,&quot;title&quot;:&quot;Pathophysiology and natural history of atrial septal defect&quot;,&quot;author&quot;:[{&quot;family&quot;:&quot;Gloan&quot;,&quot;given&quot;:&quot;Laurianne&quot;,&quot;parse-names&quot;:false,&quot;dropping-particle&quot;:&quot;&quot;,&quot;non-dropping-particle&quot;:&quot;Le&quot;},{&quot;family&quot;:&quot;Legendre&quot;,&quot;given&quot;:&quot;Antoine&quot;,&quot;parse-names&quot;:false,&quot;dropping-particle&quot;:&quot;&quot;,&quot;non-dropping-particle&quot;:&quot;&quot;},{&quot;family&quot;:&quot;Iserin&quot;,&quot;given&quot;:&quot;Laurence&quot;,&quot;parse-names&quot;:false,&quot;dropping-particle&quot;:&quot;&quot;,&quot;non-dropping-particle&quot;:&quot;&quot;},{&quot;family&quot;:&quot;Ladouceur&quot;,&quot;given&quot;:&quot;Magalie&quot;,&quot;parse-names&quot;:false,&quot;dropping-particle&quot;:&quot;&quot;,&quot;non-dropping-particle&quot;:&quot;&quot;}],&quot;container-title&quot;:&quot;Journal of Thoracic Disease&quot;,&quot;container-title-short&quot;:&quot;J. Thorac. Dis.&quot;,&quot;DOI&quot;:&quot;10.21037/jtd.2018.02.80&quot;,&quot;ISSN&quot;:&quot;20776624&quot;,&quot;issued&quot;:{&quot;date-parts&quot;:[[2018,9,1]]},&quot;page&quot;:&quot;S2854-S2863&quot;,&quot;abstract&quot;:&quot;Atrial septal defects are among the third most common types of congenital heart disease. This group of malformations includes several types of atrial communications allowing shunting of blood between the systemic and the pulmonary circulations. The nature of shunting across the defect in patients with atrial septal defect is of particular interest. Understanding the underlying mechanisms of interatrial shunts and their natural history will help selecting the best timing for closure, before irreversible cardiac and pulmonary injury occur. This review describes the different pathophysiologic mechanisms involved in the direction and magnitude of blood flow through atrial septal defects. The natural history of an individual born with an isolated atrial septal defect is then discussed, including the impact of a longstanding shunt on survival.&quot;,&quot;publisher&quot;:&quot;AME Publishing Company&quot;,&quot;volume&quot;:&quot;10&quot;},&quot;isTemporary&quot;:false,&quot;suppress-author&quot;:false,&quot;composite&quot;:false,&quot;author-only&quot;:false}]},{&quot;citationID&quot;:&quot;MENDELEY_CITATION_94f472db-daec-4bce-ad6e-6d973d8cbd07&quot;,&quot;properties&quot;:{&quot;noteIndex&quot;:0},&quot;isEdited&quot;:false,&quot;manualOverride&quot;:{&quot;isManuallyOverridden&quot;:false,&quot;citeprocText&quot;:&quot;[3]&quot;,&quot;manualOverrideText&quot;:&quot;&quot;},&quot;citationTag&quot;:&quot;MENDELEY_CITATION_v3_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&quot;,&quot;citationItems&quot;:[{&quot;id&quot;:&quot;17a43a40-3678-3004-a35d-8e8425476786&quot;,&quot;itemData&quot;:{&quot;type&quot;:&quot;article&quot;,&quot;id&quot;:&quot;17a43a40-3678-3004-a35d-8e8425476786&quot;,&quot;title&quot;:&quot;Cardiovascular and respiratory physiology in children&quot;,&quot;author&quot;:[{&quot;family&quot;:&quot;Saikia&quot;,&quot;given&quot;:&quot;Diganta&quot;,&quot;parse-names&quot;:false,&quot;dropping-particle&quot;:&quot;&quot;,&quot;non-dropping-particle&quot;:&quot;&quot;},{&quot;family&quot;:&quot;Mahanta&quot;,&quot;given&quot;:&quot;Bandana&quot;,&quot;parse-names&quot;:false,&quot;dropping-particle&quot;:&quot;&quot;,&quot;non-dropping-particle&quot;:&quot;&quot;}],&quot;container-title&quot;:&quot;Indian Journal of Anaesthesia&quot;,&quot;container-title-short&quot;:&quot;Indian J. Anaesth.&quot;,&quot;DOI&quot;:&quot;10.4103/ija.IJA_490_19&quot;,&quot;ISSN&quot;:&quot;00195049&quot;,&quot;issued&quot;:{&quot;date-parts&quot;:[[2019,9,1]]},&quot;page&quot;:&quot;690-697&quot;,&quot;abstract&quot;:&quot;Children are at increased risk of perioperative respiratory and cardiovascular complications because of their unique respiratory and cardiovascular physiology compared to adults. Anaesthesia can exaggerate respiratory deterioration in young children because of their inability to control respiration and inherent susceptibility to rapid desaturation, airway obstruction, early respiratory fatigue and lung atelectasis. Premature infants (less than 60 weeks of postconceptional age) can be exposed to the danger of prolonged apnoea and consequent worsening of respiratory function. The transitional phase of circulation is vulnerable to revert to persistent foetal circulation in neonates. Myocardium and autonomic control of the heart is immature and different in neonates and infants compared to older children and adults and are predisposed to inadvertent life-threatening haemodynamic changes during the perioperative period. In this review article, we discuss respiratory and cardiovascular physiology in neonates, infants and younger children and their differences with older children and adults. We mainly focus on transitional physiology of both respiratory and cardiovascular system in newborns and infants and the deleterious changes that may occur during anaesthesia or perioperatively.&quot;,&quot;publisher&quot;:&quot;Wolters Kluwer Medknow Publications&quot;,&quot;issue&quot;:&quot;9&quot;,&quot;volume&quot;:&quot;63&quot;},&quot;isTemporary&quot;:false,&quot;suppress-author&quot;:false,&quot;composite&quot;:false,&quot;author-only&quot;:false}]},{&quot;citationID&quot;:&quot;MENDELEY_CITATION_d3f7bdc0-38cc-4e3e-8547-6347e3a2674e&quot;,&quot;properties&quot;:{&quot;noteIndex&quot;:0},&quot;isEdited&quot;:false,&quot;manualOverride&quot;:{&quot;isManuallyOverridden&quot;:false,&quot;citeprocText&quot;:&quot;[4]&quot;,&quot;manualOverrideText&quot;:&quot;&quot;},&quot;citationTag&quot;:&quot;MENDELEY_CITATION_v3_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&quot;,&quot;citationItems&quot;:[{&quot;id&quot;:&quot;6d349998-4d5f-3f8a-bfb6-2849d22b9cb7&quot;,&quot;itemData&quot;:{&quot;type&quot;:&quot;article&quot;,&quot;id&quot;:&quot;6d349998-4d5f-3f8a-bfb6-2849d22b9cb7&quot;,&quot;title&quot;:&quot;The Critical Role of Lumped Parameter Models in Patient-Specific Cardiovascular Simulations&quot;,&quot;author&quot;:[{&quot;family&quot;:&quot;Garber&quot;,&quot;given&quot;:&quot;Louis&quot;,&quot;parse-names&quot;:false,&quot;dropping-particle&quot;:&quot;&quot;,&quot;non-dropping-particle&quot;:&quot;&quot;},{&quot;family&quot;:&quot;Khodaei&quot;,&quot;given&quot;:&quot;Seyedvahid&quot;,&quot;parse-names&quot;:false,&quot;dropping-particle&quot;:&quot;&quot;,&quot;non-dropping-particle&quot;:&quot;&quot;},{&quot;family&quot;:&quot;Keshavarz-Motamed&quot;,&quot;given&quot;:&quot;Zahra&quot;,&quot;parse-names&quot;:false,&quot;dropping-particle&quot;:&quot;&quot;,&quot;non-dropping-particle&quot;:&quot;&quot;}],&quot;container-title&quot;:&quot;Archives of Computational Methods in Engineering&quot;,&quot;DOI&quot;:&quot;10.1007/s11831-021-09685-5&quot;,&quot;ISSN&quot;:&quot;18861784&quot;,&quot;issued&quot;:{&quot;date-parts&quot;:[[2022,8,1]]},&quot;page&quot;:&quot;2977-3000&quot;,&quot;abstract&quot;:&quot;Cardiovascular (CV) disease impacts tens of millions of people annually and carries a massive global economic burden. Continued advances in medical imaging, hardware and computational efficiency are leading to an increased interest in the field of cardiovascular computational modelling to help combat the devastating impact of CV disease. This review article will focus on a computational modelling technique known as lumped parameter modelling (LPM). Due to its rapid computation time, ease of automation and relative simplicity, LPM holds the potential of aiding in the early diagnosis of CV disease, assisting clinicians in determining personalized and optimal treatments and offering a unique in-silico setting to study cardiac and circulatory diseases. In addition, it is one of the many tools that are needed in the eventual development of patient specific cardiovascular “digital twin” frameworks. This review focuses on how the personalization of cardiovascular lumped parameter models are beginning to impact the field of patient specific cardiovascular care. It presents an in-depth examination of the approaches used to develop current predictive LPM hemodynamic frameworks as well as their applications within the realm of cardiovascular disease. The roles of these models in higher order blood flow (1D/3D) simulations are also explored in addition to the different algorithms used to personalize the models. The article outlines the future directions of this field and the current challenges and opportunities related to the translation of this technology into clinical settings.&quot;,&quot;publisher&quot;:&quot;Springer Science and Business Media B.V.&quot;,&quot;issue&quot;:&quot;5&quot;,&quot;volume&quot;:&quot;29&quot;,&quot;container-title-short&quot;:&quot;&quot;},&quot;isTemporary&quot;:false,&quot;suppress-author&quot;:false,&quot;composite&quot;:false,&quot;author-only&quot;:false}]},{&quot;citationID&quot;:&quot;MENDELEY_CITATION_89b6a887-0149-4821-baba-92a060ee6c09&quot;,&quot;properties&quot;:{&quot;noteIndex&quot;:0},&quot;isEdited&quot;:false,&quot;manualOverride&quot;:{&quot;isManuallyOverridden&quot;:false,&quot;citeprocText&quot;:&quot;[5]&quot;,&quot;manualOverrideText&quot;:&quot;&quot;},&quot;citationTag&quot;:&quot;MENDELEY_CITATION_v3_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&quot;,&quot;citationItems&quot;:[{&quot;id&quot;:&quot;971e013b-edf3-3b46-9bf7-161772719682&quot;,&quot;itemData&quot;:{&quot;type&quot;:&quot;article-journal&quot;,&quot;id&quot;:&quot;971e013b-edf3-3b46-9bf7-161772719682&quot;,&quot;title&quot;:&quot;Patient-Specific Modelling and Parameter Optimisation to Simulate Dilated Cardiomyopathy in Children&quot;,&quot;author&quot;:[{&quot;family&quot;:&quot;Bozkurt&quot;,&quot;given&quot;:&quot;Selim&quot;,&quot;parse-names&quot;:false,&quot;dropping-particle&quot;:&quot;&quot;,&quot;non-dropping-particle&quot;:&quot;&quot;},{&quot;family&quot;:&quot;Paracha&quot;,&quot;given&quot;:&quot;Waleed&quot;,&quot;parse-names&quot;:false,&quot;dropping-particle&quot;:&quot;&quot;,&quot;non-dropping-particle&quot;:&quot;&quot;},{&quot;family&quot;:&quot;Bakaya&quot;,&quot;given&quot;:&quot;Kaushiki&quot;,&quot;parse-names&quot;:false,&quot;dropping-particle&quot;:&quot;&quot;,&quot;non-dropping-particle&quot;:&quot;&quot;},{&quot;family&quot;:&quot;Schievano&quot;,&quot;given&quot;:&quot;Silvia&quot;,&quot;parse-names&quot;:false,&quot;dropping-particle&quot;:&quot;&quot;,&quot;non-dropping-particle&quot;:&quot;&quot;}],&quot;container-title&quot;:&quot;Cardiovascular Engineering and Technology&quot;,&quot;container-title-short&quot;:&quot;Cardiovasc. Eng. Technol.&quot;,&quot;DOI&quot;:&quot;10.1007/s13239-022-00611-9&quot;,&quot;ISSN&quot;:&quot;18694098&quot;,&quot;PMID&quot;:&quot;35194766&quot;,&quot;issued&quot;:{&quot;date-parts&quot;:[[2022,10,1]]},&quot;page&quot;:&quot;712-724&quot;,&quot;abstract&quot;:&quot;Purpose: Lumped parameter modelling has been widely used to simulate cardiac function and physiological scenarios in cardiovascular research. Whereas several patient-specific lumped parameter models have been reported for adults, there is a limited number of studies aiming to simulate cardiac function in children. The aim of this study is to simulate patient-specific cardiovascular dynamics in children diagnosed with dilated cardiomyopathy, using a lumped parameter model. Methods: Patient data including age, gender, heart rate, left and right ventricular end-systolic and end-diastolic volumes, cardiac output, systolic and diastolic aortic pressures were collected from 3 patients at Great Ormond Street Hospital for Children, London, UK. Ventricular geometrical data were additionally retrieved from cardiovascular magnetic resonance images. 23 parameters in the lumped parameter model were optimised to simulate systolic and diastolic pressures, end-systolic and end-diastolic volumes, cardiac output and left and right ventricular diameters in the patients using a direct search optimisation method. Results: Difference between the haemodynamic parameters in the optimised cardiovascular system models and clinical data was less than 10%. Conclusion: The simulation results show the potential of patient-specific lumped parameter modelling to simulate clinical cases. Modelling patient specific cardiac function and blood flow in the paediatric patients would allow us to evaluate a variety of physiological scenarios and treatment options.&quot;,&quot;publisher&quot;:&quot;Springer&quot;,&quot;issue&quot;:&quot;5&quot;,&quot;volume&quot;:&quot;13&quot;},&quot;isTemporary&quot;:false,&quot;suppress-author&quot;:false,&quot;composite&quot;:false,&quot;author-only&quot;:false}]},{&quot;citationID&quot;:&quot;MENDELEY_CITATION_a5218404-7e81-490e-a667-15d7b1333898&quot;,&quot;properties&quot;:{&quot;noteIndex&quot;:0},&quot;isEdited&quot;:false,&quot;manualOverride&quot;:{&quot;isManuallyOverridden&quot;:false,&quot;citeprocText&quot;:&quot;[6]&quot;,&quot;manualOverrideText&quot;:&quot;&quot;},&quot;citationTag&quot;:&quot;MENDELEY_CITATION_v3_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&quot;,&quot;citationItems&quot;:[{&quot;id&quot;:&quot;9f99e5f3-6138-3afb-a8da-59a785acbaef&quot;,&quot;itemData&quot;:{&quot;type&quot;:&quot;thesis&quot;,&quot;id&quot;:&quot;9f99e5f3-6138-3afb-a8da-59a785acbaef&quot;,&quot;title&quot;:&quot;Lumped-parameter models for the simulation of cardiovascular congenital diseases&quot;,&quot;author&quot;:[{&quot;family&quot;:&quot;Valenti&quot;,&quot;given&quot;:&quot;Giulio&quot;,&quot;parse-names&quot;:false,&quot;dropping-particle&quot;:&quot;&quot;,&quot;non-dropping-particle&quot;:&quot;&quot;}],&quot;accessed&quot;:{&quot;date-parts&quot;:[[2025,10,10]]},&quot;URL&quot;:&quot;https://www.politesi.polimi.it/handle/10589/215783&quot;,&quot;issued&quot;:{&quot;date-parts&quot;:[[2023]]},&quot;abstract&quot;:&quot;The objective of this study is to investigate some congenital heart defects by modeling them through a 0D lumped-parameters model. The starting reference model corresponds to a healthy adult male. The considered defects are the patent foramen ovale, partial anomalous pulmonary venous return, atrial septal defect and ventricular septal defect. The foramen is implemented by using a valve model based on the Bernoulli formula. The resulting model is tested for various foramen radius to quantify the different impact it has on the cardiac circulation. The model predicts a decrease in the ratio between pulmonary and systemic flow for increasing defect size. To model partial anomalous pulmonary venous return, the pulmonary venous compartment is first divided into the four main pulmonary veins. Subsequently, these veins are detached from the left atrium and connected, in one case, to the atrium and, in the other case, to the superior vena cava. In\nboth cases, the number of anomalous veins is progressively increased from zero to three. The model predicts an increased impact on cardiac circulation for an increasing number of anomalous veins. Furthermore, by comparing the two cases, the model predicts a lower impact in the superior vena cava, resulting in a reduced amount of already oxygenated\nblood erroneously returning to the pulmonary circulation. Finally, the two septal defects are modeled as resistances connecting the respective cardiac chambers. A model calibration involving septal defects is performed for three different clinical data sets. The calibration shows how various parameters representing the physical characteristics of the\ncardiocirculatory system are changed due to the alteration in blood circulation patterns over the years. In particular, an increase in pulmonary resistances and a decrease in the\narterial pulmonary capacitance is observed in two patients with ventricular septal defect.&quot;,&quot;publisher&quot;:&quot;Politecnico Milano&quot;,&quot;container-title-short&quot;:&quot;&quot;},&quot;isTemporary&quot;:false,&quot;suppress-author&quot;:false,&quot;composite&quot;:false,&quot;author-only&quot;:false}]},{&quot;citationID&quot;:&quot;MENDELEY_CITATION_fd7c2090-5b12-4bab-ae51-9cb6ef350b0d&quot;,&quot;properties&quot;:{&quot;noteIndex&quot;:0},&quot;isEdited&quot;:false,&quot;manualOverride&quot;:{&quot;isManuallyOverridden&quot;:false,&quot;citeprocText&quot;:&quot;[6]&quot;,&quot;manualOverrideText&quot;:&quot;&quot;},&quot;citationTag&quot;:&quot;MENDELEY_CITATION_v3_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&quot;,&quot;citationItems&quot;:[{&quot;id&quot;:&quot;9f99e5f3-6138-3afb-a8da-59a785acbaef&quot;,&quot;itemData&quot;:{&quot;type&quot;:&quot;thesis&quot;,&quot;id&quot;:&quot;9f99e5f3-6138-3afb-a8da-59a785acbaef&quot;,&quot;title&quot;:&quot;Lumped-parameter models for the simulation of cardiovascular congenital diseases&quot;,&quot;author&quot;:[{&quot;family&quot;:&quot;Valenti&quot;,&quot;given&quot;:&quot;Giulio&quot;,&quot;parse-names&quot;:false,&quot;dropping-particle&quot;:&quot;&quot;,&quot;non-dropping-particle&quot;:&quot;&quot;}],&quot;accessed&quot;:{&quot;date-parts&quot;:[[2025,10,10]]},&quot;URL&quot;:&quot;https://www.politesi.polimi.it/handle/10589/215783&quot;,&quot;issued&quot;:{&quot;date-parts&quot;:[[2023]]},&quot;abstract&quot;:&quot;The objective of this study is to investigate some congenital heart defects by modeling them through a 0D lumped-parameters model. The starting reference model corresponds to a healthy adult male. The considered defects are the patent foramen ovale, partial anomalous pulmonary venous return, atrial septal defect and ventricular septal defect. The foramen is implemented by using a valve model based on the Bernoulli formula. The resulting model is tested for various foramen radius to quantify the different impact it has on the cardiac circulation. The model predicts a decrease in the ratio between pulmonary and systemic flow for increasing defect size. To model partial anomalous pulmonary venous return, the pulmonary venous compartment is first divided into the four main pulmonary veins. Subsequently, these veins are detached from the left atrium and connected, in one case, to the atrium and, in the other case, to the superior vena cava. In\nboth cases, the number of anomalous veins is progressively increased from zero to three. The model predicts an increased impact on cardiac circulation for an increasing number of anomalous veins. Furthermore, by comparing the two cases, the model predicts a lower impact in the superior vena cava, resulting in a reduced amount of already oxygenated\nblood erroneously returning to the pulmonary circulation. Finally, the two septal defects are modeled as resistances connecting the respective cardiac chambers. A model calibration involving septal defects is performed for three different clinical data sets. The calibration shows how various parameters representing the physical characteristics of the\ncardiocirculatory system are changed due to the alteration in blood circulation patterns over the years. In particular, an increase in pulmonary resistances and a decrease in the\narterial pulmonary capacitance is observed in two patients with ventricular septal defect.&quot;,&quot;publisher&quot;:&quot;Politecnico Milano&quot;,&quot;container-title-short&quot;:&quot;&quot;},&quot;isTemporary&quot;:false,&quot;suppress-author&quot;:false,&quot;composite&quot;:false,&quot;author-only&quot;:false}]},{&quot;citationID&quot;:&quot;MENDELEY_CITATION_ad4f324d-f737-45fa-8858-02c7048eb442&quot;,&quot;properties&quot;:{&quot;noteIndex&quot;:0},&quot;isEdited&quot;:false,&quot;manualOverride&quot;:{&quot;isManuallyOverridden&quot;:false,&quot;citeprocText&quot;:&quot;[3]&quot;,&quot;manualOverrideText&quot;:&quot;&quot;},&quot;citationTag&quot;:&quot;MENDELEY_CITATION_v3_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&quot;,&quot;citationItems&quot;:[{&quot;id&quot;:&quot;17a43a40-3678-3004-a35d-8e8425476786&quot;,&quot;itemData&quot;:{&quot;type&quot;:&quot;article&quot;,&quot;id&quot;:&quot;17a43a40-3678-3004-a35d-8e8425476786&quot;,&quot;title&quot;:&quot;Cardiovascular and respiratory physiology in children&quot;,&quot;author&quot;:[{&quot;family&quot;:&quot;Saikia&quot;,&quot;given&quot;:&quot;Diganta&quot;,&quot;parse-names&quot;:false,&quot;dropping-particle&quot;:&quot;&quot;,&quot;non-dropping-particle&quot;:&quot;&quot;},{&quot;family&quot;:&quot;Mahanta&quot;,&quot;given&quot;:&quot;Bandana&quot;,&quot;parse-names&quot;:false,&quot;dropping-particle&quot;:&quot;&quot;,&quot;non-dropping-particle&quot;:&quot;&quot;}],&quot;container-title&quot;:&quot;Indian Journal of Anaesthesia&quot;,&quot;container-title-short&quot;:&quot;Indian J. Anaesth.&quot;,&quot;DOI&quot;:&quot;10.4103/ija.IJA_490_19&quot;,&quot;ISSN&quot;:&quot;00195049&quot;,&quot;issued&quot;:{&quot;date-parts&quot;:[[2019,9,1]]},&quot;page&quot;:&quot;690-697&quot;,&quot;abstract&quot;:&quot;Children are at increased risk of perioperative respiratory and cardiovascular complications because of their unique respiratory and cardiovascular physiology compared to adults. Anaesthesia can exaggerate respiratory deterioration in young children because of their inability to control respiration and inherent susceptibility to rapid desaturation, airway obstruction, early respiratory fatigue and lung atelectasis. Premature infants (less than 60 weeks of postconceptional age) can be exposed to the danger of prolonged apnoea and consequent worsening of respiratory function. The transitional phase of circulation is vulnerable to revert to persistent foetal circulation in neonates. Myocardium and autonomic control of the heart is immature and different in neonates and infants compared to older children and adults and are predisposed to inadvertent life-threatening haemodynamic changes during the perioperative period. In this review article, we discuss respiratory and cardiovascular physiology in neonates, infants and younger children and their differences with older children and adults. We mainly focus on transitional physiology of both respiratory and cardiovascular system in newborns and infants and the deleterious changes that may occur during anaesthesia or perioperatively.&quot;,&quot;publisher&quot;:&quot;Wolters Kluwer Medknow Publications&quot;,&quot;issue&quot;:&quot;9&quot;,&quot;volume&quot;:&quot;63&quot;},&quot;isTemporary&quot;:false,&quot;suppress-author&quot;:false,&quot;composite&quot;:false,&quot;author-only&quot;:false}]},{&quot;citationID&quot;:&quot;MENDELEY_CITATION_10dfcf15-2656-4474-98ab-1ce453306514&quot;,&quot;properties&quot;:{&quot;noteIndex&quot;:0},&quot;isEdited&quot;:false,&quot;manualOverride&quot;:{&quot;isManuallyOverridden&quot;:false,&quot;citeprocText&quot;:&quot;[7]&quot;,&quot;manualOverrideText&quot;:&quot;&quot;},&quot;citationTag&quot;:&quot;MENDELEY_CITATION_v3_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&quot;,&quot;citationItems&quot;:[{&quot;id&quot;:&quot;73bd718d-d665-3efa-9447-8fb6700d5f4e&quot;,&quot;itemData&quot;:{&quot;type&quot;:&quot;article-journal&quot;,&quot;id&quot;:&quot;73bd718d-d665-3efa-9447-8fb6700d5f4e&quot;,&quot;title&quot;:&quot;Cardiovascular Anatomy and Physiology of The Fetus, Neonate, Infant, Child, and Adolescent&quot;,&quot;author&quot;:[{&quot;family&quot;:&quot;Alyn&quot;,&quot;given&quot;:&quot;Irene B.&quot;,&quot;parse-names&quot;:false,&quot;dropping-particle&quot;:&quot;&quot;,&quot;non-dropping-particle&quot;:&quot;&quot;},{&quot;family&quot;:&quot;Baker&quot;,&quot;given&quot;:&quot;Lois K.&quot;,&quot;parse-names&quot;:false,&quot;dropping-particle&quot;:&quot;&quot;,&quot;non-dropping-particle&quot;:&quot;&quot;}],&quot;container-title&quot;:&quot;The Journal of Cardiovascular Nrusing&quot;,&quot;DOI&quot;:&quot;10.1097/00005082-199204000-00002&quot;,&quot;issued&quot;:{&quot;date-parts&quot;:[[1992,4]]},&quot;abstract&quot;:&quot;Practicing cardiovascular nurses are aware that significant differences exist in the cardiac anatomy and physiology of children and adults. Generally, the younger the child the greater these differences are. The cellular anatomy and physiology are markedly different in the fetus, neonate, and infant. As development progresses, cardiac function begins to more closely approximate that of an adult. This article describes the anatomical and physiologic development of the fetus, neonate, infant, child, and adolescent. The developmental differences in preload, afterload, contractility, and heart rate are summarized.&quot;,&quot;container-title-short&quot;:&quot;&quot;},&quot;isTemporary&quot;:false,&quot;suppress-author&quot;:false,&quot;composite&quot;:false,&quot;author-only&quot;:false}]},{&quot;citationID&quot;:&quot;MENDELEY_CITATION_5c944b94-f9af-4181-9e70-053b8e399934&quot;,&quot;properties&quot;:{&quot;noteIndex&quot;:0},&quot;isEdited&quot;:false,&quot;manualOverride&quot;:{&quot;isManuallyOverridden&quot;:false,&quot;citeprocText&quot;:&quot;[8]&quot;,&quot;manualOverrideText&quot;:&quot;&quot;},&quot;citationTag&quot;:&quot;MENDELEY_CITATION_v3_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&quot;,&quot;citationItems&quot;:[{&quot;id&quot;:&quot;d352721c-55df-3742-b7df-52331073ada3&quot;,&quot;itemData&quot;:{&quot;type&quot;:&quot;report&quot;,&quot;id&quot;:&quot;d352721c-55df-3742-b7df-52331073ada3&quot;,&quot;title&quot;:&quot;Anatomy of the heart&quot;,&quot;author&quot;:[{&quot;family&quot;:&quot;Al-Sakini&quot;,&quot;given&quot;:&quot;Nada&quot;,&quot;parse-names&quot;:false,&quot;dropping-particle&quot;:&quot;&quot;,&quot;non-dropping-particle&quot;:&quot;&quot;}],&quot;DOI&quot;:&quot;https://doi.org/10.1016/j.mpmed.2022.03.014.&quot;,&quot;ISSN&quot;:&quot;1357-3039&quot;,&quot;issued&quot;:{&quot;date-parts&quot;:[[2022]]},&quot;number-of-pages&quot;:&quot;317-321&quot;,&quot;abstract&quot;:&quot;Beating at the third week of intrauterine life, this relentless hollow muscular machine only the size of a human fist can circulate &gt;1500 gallons of blood per day around the body (45 times as much as a bathtub). There has been no visible change in heart's morphological anatomy for an exceedingly long time, with the heart muscle connected to the great vessels and powered by a unique electrical system with one-way direction of flow governed by four valves. However, in the era of state-of-the-art cardiac interventions and surgery, it is has never been more crucial to understand its exact anatomy for accurate targeted interventions and minimal complications.&quot;,&quot;container-title-short&quot;:&quot;&quot;},&quot;isTemporary&quot;:false,&quot;suppress-author&quot;:false,&quot;composite&quot;:false,&quot;author-only&quot;:false}]},{&quot;citationID&quot;:&quot;MENDELEY_CITATION_f1fca736-6f9f-48de-b044-9f9769568f97&quot;,&quot;properties&quot;:{&quot;noteIndex&quot;:0},&quot;isEdited&quot;:false,&quot;manualOverride&quot;:{&quot;isManuallyOverridden&quot;:false,&quot;citeprocText&quot;:&quot;[8]&quot;,&quot;manualOverrideText&quot;:&quot;&quot;},&quot;citationTag&quot;:&quot;MENDELEY_CITATION_v3_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&quot;,&quot;citationItems&quot;:[{&quot;id&quot;:&quot;d352721c-55df-3742-b7df-52331073ada3&quot;,&quot;itemData&quot;:{&quot;type&quot;:&quot;report&quot;,&quot;id&quot;:&quot;d352721c-55df-3742-b7df-52331073ada3&quot;,&quot;title&quot;:&quot;Anatomy of the heart&quot;,&quot;author&quot;:[{&quot;family&quot;:&quot;Al-Sakini&quot;,&quot;given&quot;:&quot;Nada&quot;,&quot;parse-names&quot;:false,&quot;dropping-particle&quot;:&quot;&quot;,&quot;non-dropping-particle&quot;:&quot;&quot;}],&quot;DOI&quot;:&quot;https://doi.org/10.1016/j.mpmed.2022.03.014.&quot;,&quot;ISSN&quot;:&quot;1357-3039&quot;,&quot;issued&quot;:{&quot;date-parts&quot;:[[2022]]},&quot;number-of-pages&quot;:&quot;317-321&quot;,&quot;abstract&quot;:&quot;Beating at the third week of intrauterine life, this relentless hollow muscular machine only the size of a human fist can circulate &gt;1500 gallons of blood per day around the body (45 times as much as a bathtub). There has been no visible change in heart's morphological anatomy for an exceedingly long time, with the heart muscle connected to the great vessels and powered by a unique electrical system with one-way direction of flow governed by four valves. However, in the era of state-of-the-art cardiac interventions and surgery, it is has never been more crucial to understand its exact anatomy for accurate targeted interventions and minimal complications.&quot;,&quot;container-title-short&quot;:&quot;&quot;},&quot;isTemporary&quot;:false,&quot;suppress-author&quot;:false,&quot;composite&quot;:false,&quot;author-only&quot;:false}]},{&quot;citationID&quot;:&quot;MENDELEY_CITATION_90f72730-e1d1-4db7-b173-52717d310b8d&quot;,&quot;properties&quot;:{&quot;noteIndex&quot;:0},&quot;isEdited&quot;:false,&quot;manualOverride&quot;:{&quot;isManuallyOverridden&quot;:false,&quot;citeprocText&quot;:&quot;[9]&quot;,&quot;manualOverrideText&quot;:&quot;&quot;},&quot;citationTag&quot;:&quot;MENDELEY_CITATION_v3_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&quot;,&quot;citationItems&quot;:[{&quot;id&quot;:&quot;4905e726-16c9-3221-a6b9-b154986fcefb&quot;,&quot;itemData&quot;:{&quot;type&quot;:&quot;article-journal&quot;,&quot;id&quot;:&quot;4905e726-16c9-3221-a6b9-b154986fcefb&quot;,&quot;title&quot;:&quot;Heart valve structure and function in development and disease&quot;,&quot;author&quot;:[{&quot;family&quot;:&quot;Hinton&quot;,&quot;given&quot;:&quot;Robert B.&quot;,&quot;parse-names&quot;:false,&quot;dropping-particle&quot;:&quot;&quot;,&quot;non-dropping-particle&quot;:&quot;&quot;},{&quot;family&quot;:&quot;Yutzey&quot;,&quot;given&quot;:&quot;Katherine E.&quot;,&quot;parse-names&quot;:false,&quot;dropping-particle&quot;:&quot;&quot;,&quot;non-dropping-particle&quot;:&quot;&quot;}],&quot;container-title&quot;:&quot;Annual Review of Physiology&quot;,&quot;container-title-short&quot;:&quot;Annu. Rev. Physiol.&quot;,&quot;DOI&quot;:&quot;10.1146/annurev-physiol-012110-142145&quot;,&quot;ISSN&quot;:&quot;00664278&quot;,&quot;PMID&quot;:&quot;20809794&quot;,&quot;issued&quot;:{&quot;date-parts&quot;:[[2011]]},&quot;page&quot;:&quot;29-46&quot;,&quot;abstract&quot;:&quot;The mature heart valves are made up of highly organized extracellular matrix (ECM) and valve interstitial cells (VICs) surrounded by an endothelial cell layer. The ECM of the valves is stratified into elastin-, proteoglycan-, and collagen-rich layers that confer distinct biomechanical properties to the leaflets and supporting structures. Signaling pathways have critical functions in primary valvulogenesis as well as the maintenance of valve structure and function over time. Animal models provide powerful tools to study valve development and disease processes. Valve disease is a significant public health problem, and increasing evidence implicates aberrant developmental mechanisms underlying pathogenesis. Further studies are necessary to determine regulatory pathway interactions underlying valve pathogenesis in order to generate new avenues for novel therapeutics. © 2011 by Annual Reviews. All rights reserved.&quot;,&quot;volume&quot;:&quot;73&quot;},&quot;isTemporary&quot;:false,&quot;suppress-author&quot;:false,&quot;composite&quot;:false,&quot;author-only&quot;:false}]},{&quot;citationID&quot;:&quot;MENDELEY_CITATION_c8da5adf-b12a-4c08-a1bd-80c4e9d7c823&quot;,&quot;properties&quot;:{&quot;noteIndex&quot;:0},&quot;isEdited&quot;:false,&quot;manualOverride&quot;:{&quot;isManuallyOverridden&quot;:false,&quot;citeprocText&quot;:&quot;[10]&quot;,&quot;manualOverrideText&quot;:&quot;&quot;},&quot;citationTag&quot;:&quot;MENDELEY_CITATION_v3_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&quot;,&quot;citationItems&quot;:[{&quot;id&quot;:&quot;77fbfe1f-3308-30f1-abd5-8a10d531877f&quot;,&quot;itemData&quot;:{&quot;type&quot;:&quot;article&quot;,&quot;id&quot;:&quot;77fbfe1f-3308-30f1-abd5-8a10d531877f&quot;,&quot;title&quot;:&quot;Comprehensive assessments of pulmonary circulation in children with pulmonary hypertension associated with congenital heart disease&quot;,&quot;author&quot;:[{&quot;family&quot;:&quot;Muneuchi&quot;,&quot;given&quot;:&quot;Jun&quot;,&quot;parse-names&quot;:false,&quot;dropping-particle&quot;:&quot;&quot;,&quot;non-dropping-particle&quot;:&quot;&quot;},{&quot;family&quot;:&quot;Ezaki&quot;,&quot;given&quot;:&quot;Hiroki&quot;,&quot;parse-names&quot;:false,&quot;dropping-particle&quot;:&quot;&quot;,&quot;non-dropping-particle&quot;:&quot;&quot;},{&quot;family&quot;:&quot;Sugitani&quot;,&quot;given&quot;:&quot;Yuichiro&quot;,&quot;parse-names&quot;:false,&quot;dropping-particle&quot;:&quot;&quot;,&quot;non-dropping-particle&quot;:&quot;&quot;},{&quot;family&quot;:&quot;Watanabe&quot;,&quot;given&quot;:&quot;Mamie&quot;,&quot;parse-names&quot;:false,&quot;dropping-particle&quot;:&quot;&quot;,&quot;non-dropping-particle&quot;:&quot;&quot;}],&quot;container-title&quot;:&quot;Frontiers in Pediatrics&quot;,&quot;container-title-short&quot;:&quot;Front. Pediatr.&quot;,&quot;DOI&quot;:&quot;10.3389/fped.2022.1011631&quot;,&quot;ISSN&quot;:&quot;22962360&quot;,&quot;issued&quot;:{&quot;date-parts&quot;:[[2022,10,14]]},&quot;abstract&quot;:&quot;Pulmonary hypertension associated with congenital heart disease (CHD-PH) encompasses different conditions confounded by the left-to-right shunt, left heart obstruction, ventricular dysfunction, hypoxia due to airway obstruction, dysplasia/hypoplasia of the pulmonary vasculature, pulmonary vascular obstructive disease, and genetic variations of vasoactive mediators. Pulmonary input impedance consists of the pulmonary vascular resistance (Rp) and capacitance (Cp). Rp is calculated as the transpulmonary pressure divided by the pulmonary cardiac output, whereas Cp is calculated as the pulmonary stroke volume divided by the pulmonary arterial pulse pressure. The plots of Rp and Cp demonstrate a unique hyperbolic relationship, namely, the resistor–capacitor coupling curve, which represents the pulmonary vascular condition. The product of Rp and Cp is the exponential pressure decay, which refers to the time constant. Alterations in Cp are more considerable in CHD patients at an early stage of developing pulmonary hypertension or with excessive pulmonary blood flow due to a left-to-right shunt. The importance of Cp has gained attention because recent reports have shown that low Cp potentially reflects poor prognosis in patients with CHD-PH and idiopathic pulmonary hypertension. It is also known that Cp levels decrease in specific populations, such as preterm infants and trisomy 21. Therefore, both Rp and Cp should be individually evaluated in the management of children with CHD-PH who have different disease conditions.&quot;,&quot;publisher&quot;:&quot;Frontiers Media S.A.&quot;,&quot;volume&quot;:&quot;10&quot;},&quot;isTemporary&quot;:false,&quot;suppress-author&quot;:false,&quot;composite&quot;:false,&quot;author-only&quot;:false}]},{&quot;citationID&quot;:&quot;MENDELEY_CITATION_c2031399-c8a2-4765-a720-3397b2f06eb3&quot;,&quot;properties&quot;:{&quot;noteIndex&quot;:0},&quot;isEdited&quot;:false,&quot;manualOverride&quot;:{&quot;isManuallyOverridden&quot;:false,&quot;citeprocText&quot;:&quot;[10]&quot;,&quot;manualOverrideText&quot;:&quot;&quot;},&quot;citationTag&quot;:&quot;MENDELEY_CITATION_v3_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&quot;,&quot;citationItems&quot;:[{&quot;id&quot;:&quot;77fbfe1f-3308-30f1-abd5-8a10d531877f&quot;,&quot;itemData&quot;:{&quot;type&quot;:&quot;article&quot;,&quot;id&quot;:&quot;77fbfe1f-3308-30f1-abd5-8a10d531877f&quot;,&quot;title&quot;:&quot;Comprehensive assessments of pulmonary circulation in children with pulmonary hypertension associated with congenital heart disease&quot;,&quot;author&quot;:[{&quot;family&quot;:&quot;Muneuchi&quot;,&quot;given&quot;:&quot;Jun&quot;,&quot;parse-names&quot;:false,&quot;dropping-particle&quot;:&quot;&quot;,&quot;non-dropping-particle&quot;:&quot;&quot;},{&quot;family&quot;:&quot;Ezaki&quot;,&quot;given&quot;:&quot;Hiroki&quot;,&quot;parse-names&quot;:false,&quot;dropping-particle&quot;:&quot;&quot;,&quot;non-dropping-particle&quot;:&quot;&quot;},{&quot;family&quot;:&quot;Sugitani&quot;,&quot;given&quot;:&quot;Yuichiro&quot;,&quot;parse-names&quot;:false,&quot;dropping-particle&quot;:&quot;&quot;,&quot;non-dropping-particle&quot;:&quot;&quot;},{&quot;family&quot;:&quot;Watanabe&quot;,&quot;given&quot;:&quot;Mamie&quot;,&quot;parse-names&quot;:false,&quot;dropping-particle&quot;:&quot;&quot;,&quot;non-dropping-particle&quot;:&quot;&quot;}],&quot;container-title&quot;:&quot;Frontiers in Pediatrics&quot;,&quot;container-title-short&quot;:&quot;Front. Pediatr.&quot;,&quot;DOI&quot;:&quot;10.3389/fped.2022.1011631&quot;,&quot;ISSN&quot;:&quot;22962360&quot;,&quot;issued&quot;:{&quot;date-parts&quot;:[[2022,10,14]]},&quot;abstract&quot;:&quot;Pulmonary hypertension associated with congenital heart disease (CHD-PH) encompasses different conditions confounded by the left-to-right shunt, left heart obstruction, ventricular dysfunction, hypoxia due to airway obstruction, dysplasia/hypoplasia of the pulmonary vasculature, pulmonary vascular obstructive disease, and genetic variations of vasoactive mediators. Pulmonary input impedance consists of the pulmonary vascular resistance (Rp) and capacitance (Cp). Rp is calculated as the transpulmonary pressure divided by the pulmonary cardiac output, whereas Cp is calculated as the pulmonary stroke volume divided by the pulmonary arterial pulse pressure. The plots of Rp and Cp demonstrate a unique hyperbolic relationship, namely, the resistor–capacitor coupling curve, which represents the pulmonary vascular condition. The product of Rp and Cp is the exponential pressure decay, which refers to the time constant. Alterations in Cp are more considerable in CHD patients at an early stage of developing pulmonary hypertension or with excessive pulmonary blood flow due to a left-to-right shunt. The importance of Cp has gained attention because recent reports have shown that low Cp potentially reflects poor prognosis in patients with CHD-PH and idiopathic pulmonary hypertension. It is also known that Cp levels decrease in specific populations, such as preterm infants and trisomy 21. Therefore, both Rp and Cp should be individually evaluated in the management of children with CHD-PH who have different disease conditions.&quot;,&quot;publisher&quot;:&quot;Frontiers Media S.A.&quot;,&quot;volume&quot;:&quot;10&quot;},&quot;isTemporary&quot;:false,&quot;suppress-author&quot;:false,&quot;composite&quot;:false,&quot;author-only&quot;:false}]},{&quot;citationID&quot;:&quot;MENDELEY_CITATION_ba83c80b-8917-4d91-b4fe-a62b8b620c10&quot;,&quot;properties&quot;:{&quot;noteIndex&quot;:0},&quot;isEdited&quot;:false,&quot;manualOverride&quot;:{&quot;isManuallyOverridden&quot;:false,&quot;citeprocText&quot;:&quot;[11]&quot;,&quot;manualOverrideText&quot;:&quot;&quot;},&quot;citationTag&quot;:&quot;MENDELEY_CITATION_v3_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&quot;,&quot;citationItems&quot;:[{&quot;id&quot;:&quot;5d226a92-ca77-3f5a-860a-8d3f7b432459&quot;,&quot;itemData&quot;:{&quot;type&quot;:&quot;chapter&quot;,&quot;id&quot;:&quot;5d226a92-ca77-3f5a-860a-8d3f7b432459&quot;,&quot;title&quot;:&quot;Normal Cardiac Physiology and Ventricular Function&quot;,&quot;author&quot;:[{&quot;family&quot;:&quot;Hoit&quot;,&quot;given&quot;:&quot;B.D.&quot;,&quot;parse-names&quot;:false,&quot;dropping-particle&quot;:&quot;&quot;,&quot;non-dropping-particle&quot;:&quot;&quot;}],&quot;container-title&quot;:&quot;Reference Module in Biomedical Sciences&quot;,&quot;DOI&quot;:&quot;10.1016/b978-0-12-801238-3.00197-5&quot;,&quot;issued&quot;:{&quot;date-parts&quot;:[[2014]]},&quot;abstract&quot;:&quot;This article reviews cardiovascular physiology at the cellular, isolated muscle, and organ levels. Events described at the cellular level include the action potential, excitation–contraction coupling, and the fundamentals of myocardial contraction. The mechanics of constituent muscle fibers is explained in the context of isometric and isotonic contractions of isolated muscle. At the organ level, the electrocardiogram, cardiac cycle, and pressure–volume loops are introduced and the determinants of left ventricular function are discussed. Finally, there is an examination of hemodynamics, the coronary circulation, and the microcirculation.&quot;,&quot;publisher&quot;:&quot;Elsevier&quot;,&quot;container-title-short&quot;:&quot;&quot;},&quot;isTemporary&quot;:false,&quot;suppress-author&quot;:false,&quot;composite&quot;:false,&quot;author-only&quot;:false}]},{&quot;citationID&quot;:&quot;MENDELEY_CITATION_ca095848-8b51-459f-b71d-13ef371c3ab2&quot;,&quot;properties&quot;:{&quot;noteIndex&quot;:0},&quot;isEdited&quot;:false,&quot;manualOverride&quot;:{&quot;isManuallyOverridden&quot;:false,&quot;citeprocText&quot;:&quot;[11]&quot;,&quot;manualOverrideText&quot;:&quot;&quot;},&quot;citationTag&quot;:&quot;MENDELEY_CITATION_v3_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&quot;,&quot;citationItems&quot;:[{&quot;id&quot;:&quot;5d226a92-ca77-3f5a-860a-8d3f7b432459&quot;,&quot;itemData&quot;:{&quot;type&quot;:&quot;chapter&quot;,&quot;id&quot;:&quot;5d226a92-ca77-3f5a-860a-8d3f7b432459&quot;,&quot;title&quot;:&quot;Normal Cardiac Physiology and Ventricular Function&quot;,&quot;author&quot;:[{&quot;family&quot;:&quot;Hoit&quot;,&quot;given&quot;:&quot;B.D.&quot;,&quot;parse-names&quot;:false,&quot;dropping-particle&quot;:&quot;&quot;,&quot;non-dropping-particle&quot;:&quot;&quot;}],&quot;container-title&quot;:&quot;Reference Module in Biomedical Sciences&quot;,&quot;DOI&quot;:&quot;10.1016/b978-0-12-801238-3.00197-5&quot;,&quot;issued&quot;:{&quot;date-parts&quot;:[[2014]]},&quot;abstract&quot;:&quot;This article reviews cardiovascular physiology at the cellular, isolated muscle, and organ levels. Events described at the cellular level include the action potential, excitation–contraction coupling, and the fundamentals of myocardial contraction. The mechanics of constituent muscle fibers is explained in the context of isometric and isotonic contractions of isolated muscle. At the organ level, the electrocardiogram, cardiac cycle, and pressure–volume loops are introduced and the determinants of left ventricular function are discussed. Finally, there is an examination of hemodynamics, the coronary circulation, and the microcirculation.&quot;,&quot;publisher&quot;:&quot;Elsevier&quot;,&quot;container-title-short&quot;:&quot;&quot;},&quot;isTemporary&quot;:false,&quot;suppress-author&quot;:false,&quot;composite&quot;:false,&quot;author-only&quot;:false}]},{&quot;citationID&quot;:&quot;MENDELEY_CITATION_1ffc70e6-7d09-4414-b268-b4547c6b0ddc&quot;,&quot;properties&quot;:{&quot;noteIndex&quot;:0},&quot;isEdited&quot;:false,&quot;manualOverride&quot;:{&quot;isManuallyOverridden&quot;:false,&quot;citeprocText&quot;:&quot;[11]&quot;,&quot;manualOverrideText&quot;:&quot;&quot;},&quot;citationTag&quot;:&quot;MENDELEY_CITATION_v3_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&quot;,&quot;citationItems&quot;:[{&quot;id&quot;:&quot;5d226a92-ca77-3f5a-860a-8d3f7b432459&quot;,&quot;itemData&quot;:{&quot;type&quot;:&quot;chapter&quot;,&quot;id&quot;:&quot;5d226a92-ca77-3f5a-860a-8d3f7b432459&quot;,&quot;title&quot;:&quot;Normal Cardiac Physiology and Ventricular Function&quot;,&quot;author&quot;:[{&quot;family&quot;:&quot;Hoit&quot;,&quot;given&quot;:&quot;B.D.&quot;,&quot;parse-names&quot;:false,&quot;dropping-particle&quot;:&quot;&quot;,&quot;non-dropping-particle&quot;:&quot;&quot;}],&quot;container-title&quot;:&quot;Reference Module in Biomedical Sciences&quot;,&quot;DOI&quot;:&quot;10.1016/b978-0-12-801238-3.00197-5&quot;,&quot;issued&quot;:{&quot;date-parts&quot;:[[2014]]},&quot;abstract&quot;:&quot;This article reviews cardiovascular physiology at the cellular, isolated muscle, and organ levels. Events described at the cellular level include the action potential, excitation–contraction coupling, and the fundamentals of myocardial contraction. The mechanics of constituent muscle fibers is explained in the context of isometric and isotonic contractions of isolated muscle. At the organ level, the electrocardiogram, cardiac cycle, and pressure–volume loops are introduced and the determinants of left ventricular function are discussed. Finally, there is an examination of hemodynamics, the coronary circulation, and the microcirculation.&quot;,&quot;publisher&quot;:&quot;Elsevier&quot;,&quot;container-title-short&quot;:&quot;&quot;},&quot;isTemporary&quot;:false,&quot;suppress-author&quot;:false,&quot;composite&quot;:false,&quot;author-only&quot;:false}]},{&quot;citationID&quot;:&quot;MENDELEY_CITATION_7cae1150-2e8d-494a-b20c-0e6c8c6754ee&quot;,&quot;properties&quot;:{&quot;noteIndex&quot;:0},&quot;isEdited&quot;:false,&quot;manualOverride&quot;:{&quot;isManuallyOverridden&quot;:false,&quot;citeprocText&quot;:&quot;[2]&quot;,&quot;manualOverrideText&quot;:&quot;&quot;},&quot;citationTag&quot;:&quot;MENDELEY_CITATION_v3_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&quot;,&quot;citationItems&quot;:[{&quot;id&quot;:&quot;1dca14fc-3571-3136-a12f-c2673c7fe0df&quot;,&quot;itemData&quot;:{&quot;type&quot;:&quot;article&quot;,&quot;id&quot;:&quot;1dca14fc-3571-3136-a12f-c2673c7fe0df&quot;,&quot;title&quot;:&quot;Pathophysiology and natural history of atrial septal defect&quot;,&quot;author&quot;:[{&quot;family&quot;:&quot;Gloan&quot;,&quot;given&quot;:&quot;Laurianne&quot;,&quot;parse-names&quot;:false,&quot;dropping-particle&quot;:&quot;&quot;,&quot;non-dropping-particle&quot;:&quot;Le&quot;},{&quot;family&quot;:&quot;Legendre&quot;,&quot;given&quot;:&quot;Antoine&quot;,&quot;parse-names&quot;:false,&quot;dropping-particle&quot;:&quot;&quot;,&quot;non-dropping-particle&quot;:&quot;&quot;},{&quot;family&quot;:&quot;Iserin&quot;,&quot;given&quot;:&quot;Laurence&quot;,&quot;parse-names&quot;:false,&quot;dropping-particle&quot;:&quot;&quot;,&quot;non-dropping-particle&quot;:&quot;&quot;},{&quot;family&quot;:&quot;Ladouceur&quot;,&quot;given&quot;:&quot;Magalie&quot;,&quot;parse-names&quot;:false,&quot;dropping-particle&quot;:&quot;&quot;,&quot;non-dropping-particle&quot;:&quot;&quot;}],&quot;container-title&quot;:&quot;Journal of Thoracic Disease&quot;,&quot;container-title-short&quot;:&quot;J. Thorac. Dis.&quot;,&quot;DOI&quot;:&quot;10.21037/jtd.2018.02.80&quot;,&quot;ISSN&quot;:&quot;20776624&quot;,&quot;issued&quot;:{&quot;date-parts&quot;:[[2018,9,1]]},&quot;page&quot;:&quot;S2854-S2863&quot;,&quot;abstract&quot;:&quot;Atrial septal defects are among the third most common types of congenital heart disease. This group of malformations includes several types of atrial communications allowing shunting of blood between the systemic and the pulmonary circulations. The nature of shunting across the defect in patients with atrial septal defect is of particular interest. Understanding the underlying mechanisms of interatrial shunts and their natural history will help selecting the best timing for closure, before irreversible cardiac and pulmonary injury occur. This review describes the different pathophysiologic mechanisms involved in the direction and magnitude of blood flow through atrial septal defects. The natural history of an individual born with an isolated atrial septal defect is then discussed, including the impact of a longstanding shunt on survival.&quot;,&quot;publisher&quot;:&quot;AME Publishing Company&quot;,&quot;volume&quot;:&quot;10&quot;},&quot;isTemporary&quot;:false,&quot;suppress-author&quot;:false,&quot;composite&quot;:false,&quot;author-only&quot;:false}]},{&quot;citationID&quot;:&quot;MENDELEY_CITATION_3953404b-3a04-4965-82dc-5bccda29298f&quot;,&quot;properties&quot;:{&quot;noteIndex&quot;:0},&quot;isEdited&quot;:false,&quot;manualOverride&quot;:{&quot;isManuallyOverridden&quot;:false,&quot;citeprocText&quot;:&quot;[12]&quot;,&quot;manualOverrideText&quot;:&quot;&quot;},&quot;citationTag&quot;:&quot;MENDELEY_CITATION_v3_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&quot;,&quot;citationItems&quot;:[{&quot;id&quot;:&quot;7b5ec253-d0be-335d-9d79-27b98155dd2d&quot;,&quot;itemData&quot;:{&quot;type&quot;:&quot;article&quot;,&quot;id&quot;:&quot;7b5ec253-d0be-335d-9d79-27b98155dd2d&quot;,&quot;title&quot;:&quot;Congenital heart disease: types, pathophysiology, diagnosis, and treatment options&quot;,&quot;author&quot;:[{&quot;family&quot;:&quot;Meng&quot;,&quot;given&quot;:&quot;Xiao&quot;,&quot;parse-names&quot;:false,&quot;dropping-particle&quot;:&quot;&quot;,&quot;non-dropping-particle&quot;:&quot;&quot;},{&quot;family&quot;:&quot;Song&quot;,&quot;given&quot;:&quot;Ming&quot;,&quot;parse-names&quot;:false,&quot;dropping-particle&quot;:&quot;&quot;,&quot;non-dropping-particle&quot;:&quot;&quot;},{&quot;family&quot;:&quot;Zhang&quot;,&quot;given&quot;:&quot;Kai&quot;,&quot;parse-names&quot;:false,&quot;dropping-particle&quot;:&quot;&quot;,&quot;non-dropping-particle&quot;:&quot;&quot;},{&quot;family&quot;:&quot;Lu&quot;,&quot;given&quot;:&quot;Weida&quot;,&quot;parse-names&quot;:false,&quot;dropping-particle&quot;:&quot;&quot;,&quot;non-dropping-particle&quot;:&quot;&quot;},{&quot;family&quot;:&quot;Li&quot;,&quot;given&quot;:&quot;Yunyi&quot;,&quot;parse-names&quot;:false,&quot;dropping-particle&quot;:&quot;&quot;,&quot;non-dropping-particle&quot;:&quot;&quot;},{&quot;family&quot;:&quot;Zhang&quot;,&quot;given&quot;:&quot;Cheng&quot;,&quot;parse-names&quot;:false,&quot;dropping-particle&quot;:&quot;&quot;,&quot;non-dropping-particle&quot;:&quot;&quot;},{&quot;family&quot;:&quot;Zhang&quot;,&quot;given&quot;:&quot;Yun&quot;,&quot;parse-names&quot;:false,&quot;dropping-particle&quot;:&quot;&quot;,&quot;non-dropping-particle&quot;:&quot;&quot;}],&quot;container-title&quot;:&quot;MedComm&quot;,&quot;container-title-short&quot;:&quot;MedComm (Beijing).&quot;,&quot;DOI&quot;:&quot;10.1002/mco2.631&quot;,&quot;ISSN&quot;:&quot;26882663&quot;,&quot;issued&quot;:{&quot;date-parts&quot;:[[2024,7,1]]},&quot;abstract&quot;:&quot;Congenital heart disease (CHD) is a structural abnormality of the heart and/or great vessels and patients with CHD are at an increased risks of various morbidities throughout their lives and reduced long-term survival. Eventually, CHD may result in various complications including heart failure, arrhythmias, stroke, pneumonia, and sudden death. Unfortunately, the exact etiology and pathophysiology of some CHD remain unclear. Although the quality of life and prognosis of patients with CHD have significantly improved following technological advancement, the influence of CHD is lifelong, especially in patients with complicated CHD. Thus, the management of CHD remains a challenge due to its high prevalence. Finally, there are some disagreements on CHD among international guidelines. In this review, we provide an update of the pathophysiology, diagnosis, and treatment in most common type of CHD, including patent foramen ovale, atrial septal defect, ventricular septal defect, atrioventricular septal defect, patent ductus arteriosus, coarctation of the aorta, transposition of the great arteries, congenitally corrected transposition of the great arteries, coronary anomalies, left and right ventricular outflow tract obstruction, tetralogy of Fallot and Ebstein anomaly. In particular, we focus on what is known and what is unknown in these areas, aiming to improve the current understanding of various types of CHD.&quot;,&quot;publisher&quot;:&quot;John Wiley and Sons Inc&quot;,&quot;issue&quot;:&quot;7&quot;,&quot;volume&quot;:&quot;5&quot;},&quot;isTemporary&quot;:false,&quot;suppress-author&quot;:false,&quot;composite&quot;:false,&quot;author-only&quot;:false}]},{&quot;citationID&quot;:&quot;MENDELEY_CITATION_d6825664-5ced-4031-a911-f93e47a92ec1&quot;,&quot;properties&quot;:{&quot;noteIndex&quot;:0},&quot;isEdited&quot;:false,&quot;manualOverride&quot;:{&quot;isManuallyOverridden&quot;:false,&quot;citeprocText&quot;:&quot;[13]&quot;,&quot;manualOverrideText&quot;:&quot;&quot;},&quot;citationTag&quot;:&quot;MENDELEY_CITATION_v3_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&quot;,&quot;citationItems&quot;:[{&quot;id&quot;:&quot;eac982b6-2f17-3c91-84f1-521a8b610737&quot;,&quot;itemData&quot;:{&quot;type&quot;:&quot;report&quot;,&quot;id&quot;:&quot;eac982b6-2f17-3c91-84f1-521a8b610737&quot;,&quot;title&quot;:&quot;CONGENITAL HEART MSEASE Uses and Limitations of Transthoracic Echocardiography in the Assessment of Atrial Septal Defect in the Adult&quot;,&quot;author&quot;:[{&quot;family&quot;:&quot;Mehta&quot;,&quot;given&quot;:&quot;Rajendra H&quot;,&quot;parse-names&quot;:false,&quot;dropping-particle&quot;:&quot;&quot;,&quot;non-dropping-particle&quot;:&quot;&quot;},{&quot;family&quot;:&quot;Helmcke&quot;,&quot;given&quot;:&quot;Frederick&quot;,&quot;parse-names&quot;:false,&quot;dropping-particle&quot;:&quot;&quot;,&quot;non-dropping-particle&quot;:&quot;&quot;},{&quot;family&quot;:&quot;Nanda&quot;,&quot;given&quot;:&quot;Navin C&quot;,&quot;parse-names&quot;:false,&quot;dropping-particle&quot;:&quot;&quot;,&quot;non-dropping-particle&quot;:&quot;&quot;},{&quot;family&quot;:&quot;Pinheiro&quot;,&quot;given&quot;:&quot;Luiz&quot;,&quot;parse-names&quot;:false,&quot;dropping-particle&quot;:&quot;&quot;,&quot;non-dropping-particle&quot;:&quot;&quot;},{&quot;family&quot;:&quot;Samdarshi&quot;,&quot;given&quot;:&quot;Tandaw E&quot;,&quot;parse-names&quot;:false,&quot;dropping-particle&quot;:&quot;&quot;,&quot;non-dropping-particle&quot;:&quot;&quot;},{&quot;family&quot;:&quot;Shah&quot;,&quot;given&quot;:&quot;Vinod K&quot;,&quot;parse-names&quot;:false,&quot;dropping-particle&quot;:&quot;&quot;,&quot;non-dropping-particle&quot;:&quot;&quot;}],&quot;abstract&quot;:&quot;Two-dimensional and color Doppler echocardiogra-phy accurately detected the presence of an atrial septal defect (ASD) in 47 of 50 adults (mean age 40 years) conffnned by surgery or cardiac cathe-terization, or both. It correctly categerixed all patients with ostkan secundum and o&amp;m primum ASD but misdiagnosed 3 of 5 patients with surgically proven simrs venosus ASD. The shunt flow vdume across the ASD was calculated with the standard Doppler equation, and assuming the ASD to be circular correlated with shunt flow volume obtained by cardiac catheterixation (r = 0.74). The maximum width of the color flow signals moving across the ASD was taken as its diameter. Mean flow vek&amp;y was determined either by placing a pulsed Doppler sample volume parallel to the flow across the ASD as visualized by color Doppler or by Coke M-mode examination, which allowed determination of flow velocities using a previously val-klated method that imorporates a computer analy-sls of pixel cdor intensity. The pulmonary to sys-temic blood flow ratio obtained by color-guided conventional Doppler interrogation of the left and right ventricular outflow tracts correlated poorly wlth cardiac catheterization results (r = 0.36). In patients with associated tricuspid regurgitation, the peak systolic pulmonary artery pressure obtained by color Doppler-guided continuous-wave Doppler correlated well with that obtained at cardiac catheterization (r = 0.69). The maximum edor Doppler jet width of the flow across the ASD poorly correlated with ASD size estimated at surgery (r = Oso).&quot;,&quot;container-title-short&quot;:&quot;&quot;},&quot;isTemporary&quot;:false,&quot;suppress-author&quot;:false,&quot;composite&quot;:false,&quot;author-only&quot;:false}]},{&quot;citationID&quot;:&quot;MENDELEY_CITATION_da8ccd08-698b-45fb-a663-7c974c01e7ea&quot;,&quot;properties&quot;:{&quot;noteIndex&quot;:0},&quot;isEdited&quot;:false,&quot;manualOverride&quot;:{&quot;isManuallyOverridden&quot;:false,&quot;citeprocText&quot;:&quot;[12]&quot;,&quot;manualOverrideText&quot;:&quot;&quot;},&quot;citationTag&quot;:&quot;MENDELEY_CITATION_v3_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&quot;,&quot;citationItems&quot;:[{&quot;id&quot;:&quot;7b5ec253-d0be-335d-9d79-27b98155dd2d&quot;,&quot;itemData&quot;:{&quot;type&quot;:&quot;article&quot;,&quot;id&quot;:&quot;7b5ec253-d0be-335d-9d79-27b98155dd2d&quot;,&quot;title&quot;:&quot;Congenital heart disease: types, pathophysiology, diagnosis, and treatment options&quot;,&quot;author&quot;:[{&quot;family&quot;:&quot;Meng&quot;,&quot;given&quot;:&quot;Xiao&quot;,&quot;parse-names&quot;:false,&quot;dropping-particle&quot;:&quot;&quot;,&quot;non-dropping-particle&quot;:&quot;&quot;},{&quot;family&quot;:&quot;Song&quot;,&quot;given&quot;:&quot;Ming&quot;,&quot;parse-names&quot;:false,&quot;dropping-particle&quot;:&quot;&quot;,&quot;non-dropping-particle&quot;:&quot;&quot;},{&quot;family&quot;:&quot;Zhang&quot;,&quot;given&quot;:&quot;Kai&quot;,&quot;parse-names&quot;:false,&quot;dropping-particle&quot;:&quot;&quot;,&quot;non-dropping-particle&quot;:&quot;&quot;},{&quot;family&quot;:&quot;Lu&quot;,&quot;given&quot;:&quot;Weida&quot;,&quot;parse-names&quot;:false,&quot;dropping-particle&quot;:&quot;&quot;,&quot;non-dropping-particle&quot;:&quot;&quot;},{&quot;family&quot;:&quot;Li&quot;,&quot;given&quot;:&quot;Yunyi&quot;,&quot;parse-names&quot;:false,&quot;dropping-particle&quot;:&quot;&quot;,&quot;non-dropping-particle&quot;:&quot;&quot;},{&quot;family&quot;:&quot;Zhang&quot;,&quot;given&quot;:&quot;Cheng&quot;,&quot;parse-names&quot;:false,&quot;dropping-particle&quot;:&quot;&quot;,&quot;non-dropping-particle&quot;:&quot;&quot;},{&quot;family&quot;:&quot;Zhang&quot;,&quot;given&quot;:&quot;Yun&quot;,&quot;parse-names&quot;:false,&quot;dropping-particle&quot;:&quot;&quot;,&quot;non-dropping-particle&quot;:&quot;&quot;}],&quot;container-title&quot;:&quot;MedComm&quot;,&quot;container-title-short&quot;:&quot;MedComm (Beijing).&quot;,&quot;DOI&quot;:&quot;10.1002/mco2.631&quot;,&quot;ISSN&quot;:&quot;26882663&quot;,&quot;issued&quot;:{&quot;date-parts&quot;:[[2024,7,1]]},&quot;abstract&quot;:&quot;Congenital heart disease (CHD) is a structural abnormality of the heart and/or great vessels and patients with CHD are at an increased risks of various morbidities throughout their lives and reduced long-term survival. Eventually, CHD may result in various complications including heart failure, arrhythmias, stroke, pneumonia, and sudden death. Unfortunately, the exact etiology and pathophysiology of some CHD remain unclear. Although the quality of life and prognosis of patients with CHD have significantly improved following technological advancement, the influence of CHD is lifelong, especially in patients with complicated CHD. Thus, the management of CHD remains a challenge due to its high prevalence. Finally, there are some disagreements on CHD among international guidelines. In this review, we provide an update of the pathophysiology, diagnosis, and treatment in most common type of CHD, including patent foramen ovale, atrial septal defect, ventricular septal defect, atrioventricular septal defect, patent ductus arteriosus, coarctation of the aorta, transposition of the great arteries, congenitally corrected transposition of the great arteries, coronary anomalies, left and right ventricular outflow tract obstruction, tetralogy of Fallot and Ebstein anomaly. In particular, we focus on what is known and what is unknown in these areas, aiming to improve the current understanding of various types of CHD.&quot;,&quot;publisher&quot;:&quot;John Wiley and Sons Inc&quot;,&quot;issue&quot;:&quot;7&quot;,&quot;volume&quot;:&quot;5&quot;},&quot;isTemporary&quot;:false,&quot;suppress-author&quot;:false,&quot;composite&quot;:false,&quot;author-only&quot;:false}]},{&quot;citationID&quot;:&quot;MENDELEY_CITATION_81c4209b-3ad3-4955-8390-ed0fe41695b0&quot;,&quot;properties&quot;:{&quot;noteIndex&quot;:0},&quot;isEdited&quot;:false,&quot;manualOverride&quot;:{&quot;isManuallyOverridden&quot;:false,&quot;citeprocText&quot;:&quot;[1]&quot;,&quot;manualOverrideText&quot;:&quot;&quot;},&quot;citationTag&quot;:&quot;MENDELEY_CITATION_v3_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&quot;,&quot;citationItems&quot;:[{&quot;id&quot;:&quot;4a38e4b7-1819-3c78-b0aa-cc56493507cb&quot;,&quot;itemData&quot;:{&quot;type&quot;:&quot;report&quot;,&quot;id&quot;:&quot;4a38e4b7-1819-3c78-b0aa-cc56493507cb&quot;,&quot;title&quot;:&quot;Penyakit Jantung Bawaan pada Anak&quot;,&quot;author&quot;:[{&quot;family&quot;:&quot;Lestari&quot;,&quot;given&quot;:&quot;Dhina Lydia&quot;,&quot;parse-names&quot;:false,&quot;dropping-particle&quot;:&quot;&quot;,&quot;non-dropping-particle&quot;:&quot;&quot;},{&quot;family&quot;:&quot;Ilmu&quot;,&quot;given&quot;:&quot;Bagian&quot;,&quot;parse-names&quot;:false,&quot;dropping-particle&quot;:&quot;&quot;,&quot;non-dropping-particle&quot;:&quot;&quot;},{&quot;family&quot;:&quot;Anak&quot;,&quot;given&quot;:&quot;Kesehatan&quot;,&quot;parse-names&quot;:false,&quot;dropping-particle&quot;:&quot;&quot;,&quot;non-dropping-particle&quot;:&quot;&quot;},{&quot;family&quot;:&quot;Kedokteran&quot;,&quot;given&quot;:&quot;Fakultas&quot;,&quot;parse-names&quot;:false,&quot;dropping-particle&quot;:&quot;&quot;,&quot;non-dropping-particle&quot;:&quot;&quot;},{&quot;family&quot;:&quot;Baiturrahmah&quot;,&quot;given&quot;:&quot;Universitas&quot;,&quot;parse-names&quot;:false,&quot;dropping-particle&quot;:&quot;&quot;,&quot;non-dropping-particle&quot;:&quot;&quot;}],&quot;ISSN&quot;:&quot;2810–0204&quot;,&quot;URL&quot;:&quot;http://journal.scientic.id/index.php/sciena/issue/view/11&quot;,&quot;issued&quot;:{&quot;date-parts&quot;:[[2023,7]]},&quot;number-of-pages&quot;:&quot;134-142&quot;,&quot;abstract&quot;:&quot;Penyakit jantung bawaaan (PJB) atau defek jantung bawaan merupakan kelainan struktur jantung dan pembuluh darah yang muncul sejak lahir dan menjadi penyebab utama kematian anak dari semua kelainan bawaan. PJB dapat diartikan juga sebagai abnormalitas struktur makroskopis jantung atau pembuluh darah besar intratoraks yang dapat menyebabkan kematian. Diagnosis PJB biasanya dilakukan dengan anamnesis; pemeriksaan fisik yang meliputi pemeriksaan inspeksi, palpasi dan auskultasi, pemeriksaan pulse oximetry, elektrokardiografi (EKG), dan foto rontgen dada.30Pemeriksaan lanjutan (untuk penyakit jantung bawaan) mencakup ekokardiografi dan kateterisasi jantung. Penatalaksanaan penyakit jantung bawaan pada anak-anak tergantung pada jenis masalah jantung tertentu dan seberapa parahnya. Kadang-kadang penyakit jantung bawaan mungkin tidak memiliki efek jangka panjang pada kesehatan anak dan mungkin tidak perlu pengobatan.&quot;,&quot;container-title-short&quot;:&quot;&quot;},&quot;isTemporary&quot;:false,&quot;suppress-author&quot;:false,&quot;composite&quot;:false,&quot;author-only&quot;:false}]},{&quot;citationID&quot;:&quot;MENDELEY_CITATION_239e946d-f277-4cd0-8e3b-2baa5cd1290e&quot;,&quot;properties&quot;:{&quot;noteIndex&quot;:0},&quot;isEdited&quot;:false,&quot;manualOverride&quot;:{&quot;isManuallyOverridden&quot;:false,&quot;citeprocText&quot;:&quot;[14]&quot;,&quot;manualOverrideText&quot;:&quot;&quot;},&quot;citationTag&quot;:&quot;MENDELEY_CITATION_v3_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&quot;,&quot;citationItems&quot;:[{&quot;id&quot;:&quot;bcfd7b27-19ae-3131-b062-5965b01ce0b9&quot;,&quot;itemData&quot;:{&quot;type&quot;:&quot;article&quot;,&quot;id&quot;:&quot;bcfd7b27-19ae-3131-b062-5965b01ce0b9&quot;,&quot;title&quot;:&quot;Atrial septal defects – Clinical manifestations, echo assessment, and intervention&quot;,&quot;author&quot;:[{&quot;family&quot;:&quot;Martin&quot;,&quot;given&quot;:&quot;Seth S.&quot;,&quot;parse-names&quot;:false,&quot;dropping-particle&quot;:&quot;&quot;,&quot;non-dropping-particle&quot;:&quot;&quot;},{&quot;family&quot;:&quot;Shapiro&quot;,&quot;given&quot;:&quot;Edward P.&quot;,&quot;parse-names&quot;:false,&quot;dropping-particle&quot;:&quot;&quot;,&quot;non-dropping-particle&quot;:&quot;&quot;},{&quot;family&quot;:&quot;Mukherjee&quot;,&quot;given&quot;:&quot;Monica&quot;,&quot;parse-names&quot;:false,&quot;dropping-particle&quot;:&quot;&quot;,&quot;non-dropping-particle&quot;:&quot;&quot;}],&quot;container-title&quot;:&quot;Clinical Medicine Insights: Cardiology&quot;,&quot;container-title-short&quot;:&quot;Clin. Med. Insights Cardiol.&quot;,&quot;DOI&quot;:&quot;10.4137/CMC.S15715&quot;,&quot;ISSN&quot;:&quot;11795468&quot;,&quot;issued&quot;:{&quot;date-parts&quot;:[[2015,3,23]]},&quot;page&quot;:&quot;93-98&quot;,&quot;abstract&quot;:&quot;Atrial septal defect (ASD) is a common congenital abnormality that occurs in the form of ostium secundum, ostium primum, sinus venosus, and rarely, coronary sinus defects. Pathophysiologic consequences of ASDs typically begin in adulthood, and include arrhythmia, paradoxical embolism, cerebral abscess, pulmonary hypertension, and right ventricular failure. Two-dimensional (2D) transthoracic echocardiography with Doppler is a central aspect of the evaluation. This noninvasive imaging modality often establishes the diagnosis and provides critical information guiding intervention. A comprehensive echocardiogram includes evaluation of anatomical ASD characteristics, flow direction, associated abnormalities (eg, anomalous pulmonary veins), right ventricular anatomy and function, pulmonary pressures, and the pulmonary/systemic flow ratio. The primary indication for ASD closure is right heart volume overload, whether symptoms are present or not. ASD closure may also be reasonable in other contexts, such as paradoxical embolism. ASD type and local clinical expertise guide choice of a percutaneous versus surgical approach to ASD closure.&quot;,&quot;publisher&quot;:&quot;Libertas Academica Ltd.&quot;,&quot;volume&quot;:&quot;8&quot;},&quot;isTemporary&quot;:false,&quot;suppress-author&quot;:false,&quot;composite&quot;:false,&quot;author-only&quot;:false}]},{&quot;citationID&quot;:&quot;MENDELEY_CITATION_07cf772b-2b03-475d-b035-e27dedac37a4&quot;,&quot;properties&quot;:{&quot;noteIndex&quot;:0},&quot;isEdited&quot;:false,&quot;manualOverride&quot;:{&quot;isManuallyOverridden&quot;:false,&quot;citeprocText&quot;:&quot;[2]&quot;,&quot;manualOverrideText&quot;:&quot;&quot;},&quot;citationTag&quot;:&quot;MENDELEY_CITATION_v3_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&quot;,&quot;citationItems&quot;:[{&quot;id&quot;:&quot;1dca14fc-3571-3136-a12f-c2673c7fe0df&quot;,&quot;itemData&quot;:{&quot;type&quot;:&quot;article&quot;,&quot;id&quot;:&quot;1dca14fc-3571-3136-a12f-c2673c7fe0df&quot;,&quot;title&quot;:&quot;Pathophysiology and natural history of atrial septal defect&quot;,&quot;author&quot;:[{&quot;family&quot;:&quot;Gloan&quot;,&quot;given&quot;:&quot;Laurianne&quot;,&quot;parse-names&quot;:false,&quot;dropping-particle&quot;:&quot;&quot;,&quot;non-dropping-particle&quot;:&quot;Le&quot;},{&quot;family&quot;:&quot;Legendre&quot;,&quot;given&quot;:&quot;Antoine&quot;,&quot;parse-names&quot;:false,&quot;dropping-particle&quot;:&quot;&quot;,&quot;non-dropping-particle&quot;:&quot;&quot;},{&quot;family&quot;:&quot;Iserin&quot;,&quot;given&quot;:&quot;Laurence&quot;,&quot;parse-names&quot;:false,&quot;dropping-particle&quot;:&quot;&quot;,&quot;non-dropping-particle&quot;:&quot;&quot;},{&quot;family&quot;:&quot;Ladouceur&quot;,&quot;given&quot;:&quot;Magalie&quot;,&quot;parse-names&quot;:false,&quot;dropping-particle&quot;:&quot;&quot;,&quot;non-dropping-particle&quot;:&quot;&quot;}],&quot;container-title&quot;:&quot;Journal of Thoracic Disease&quot;,&quot;container-title-short&quot;:&quot;J. Thorac. Dis.&quot;,&quot;DOI&quot;:&quot;10.21037/jtd.2018.02.80&quot;,&quot;ISSN&quot;:&quot;20776624&quot;,&quot;issued&quot;:{&quot;date-parts&quot;:[[2018,9,1]]},&quot;page&quot;:&quot;S2854-S2863&quot;,&quot;abstract&quot;:&quot;Atrial septal defects are among the third most common types of congenital heart disease. This group of malformations includes several types of atrial communications allowing shunting of blood between the systemic and the pulmonary circulations. The nature of shunting across the defect in patients with atrial septal defect is of particular interest. Understanding the underlying mechanisms of interatrial shunts and their natural history will help selecting the best timing for closure, before irreversible cardiac and pulmonary injury occur. This review describes the different pathophysiologic mechanisms involved in the direction and magnitude of blood flow through atrial septal defects. The natural history of an individual born with an isolated atrial septal defect is then discussed, including the impact of a longstanding shunt on survival.&quot;,&quot;publisher&quot;:&quot;AME Publishing Company&quot;,&quot;volume&quot;:&quot;10&quot;},&quot;isTemporary&quot;:false,&quot;suppress-author&quot;:false,&quot;composite&quot;:false,&quot;author-only&quot;:false}]},{&quot;citationID&quot;:&quot;MENDELEY_CITATION_94fe13da-9bc9-4e26-8a6a-f53ee1c9e28e&quot;,&quot;properties&quot;:{&quot;noteIndex&quot;:0},&quot;isEdited&quot;:false,&quot;manualOverride&quot;:{&quot;isManuallyOverridden&quot;:false,&quot;citeprocText&quot;:&quot;[2]&quot;,&quot;manualOverrideText&quot;:&quot;&quot;},&quot;citationTag&quot;:&quot;MENDELEY_CITATION_v3_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&quot;,&quot;citationItems&quot;:[{&quot;id&quot;:&quot;1dca14fc-3571-3136-a12f-c2673c7fe0df&quot;,&quot;itemData&quot;:{&quot;type&quot;:&quot;article&quot;,&quot;id&quot;:&quot;1dca14fc-3571-3136-a12f-c2673c7fe0df&quot;,&quot;title&quot;:&quot;Pathophysiology and natural history of atrial septal defect&quot;,&quot;author&quot;:[{&quot;family&quot;:&quot;Gloan&quot;,&quot;given&quot;:&quot;Laurianne&quot;,&quot;parse-names&quot;:false,&quot;dropping-particle&quot;:&quot;&quot;,&quot;non-dropping-particle&quot;:&quot;Le&quot;},{&quot;family&quot;:&quot;Legendre&quot;,&quot;given&quot;:&quot;Antoine&quot;,&quot;parse-names&quot;:false,&quot;dropping-particle&quot;:&quot;&quot;,&quot;non-dropping-particle&quot;:&quot;&quot;},{&quot;family&quot;:&quot;Iserin&quot;,&quot;given&quot;:&quot;Laurence&quot;,&quot;parse-names&quot;:false,&quot;dropping-particle&quot;:&quot;&quot;,&quot;non-dropping-particle&quot;:&quot;&quot;},{&quot;family&quot;:&quot;Ladouceur&quot;,&quot;given&quot;:&quot;Magalie&quot;,&quot;parse-names&quot;:false,&quot;dropping-particle&quot;:&quot;&quot;,&quot;non-dropping-particle&quot;:&quot;&quot;}],&quot;container-title&quot;:&quot;Journal of Thoracic Disease&quot;,&quot;container-title-short&quot;:&quot;J. Thorac. Dis.&quot;,&quot;DOI&quot;:&quot;10.21037/jtd.2018.02.80&quot;,&quot;ISSN&quot;:&quot;20776624&quot;,&quot;issued&quot;:{&quot;date-parts&quot;:[[2018,9,1]]},&quot;page&quot;:&quot;S2854-S2863&quot;,&quot;abstract&quot;:&quot;Atrial septal defects are among the third most common types of congenital heart disease. This group of malformations includes several types of atrial communications allowing shunting of blood between the systemic and the pulmonary circulations. The nature of shunting across the defect in patients with atrial septal defect is of particular interest. Understanding the underlying mechanisms of interatrial shunts and their natural history will help selecting the best timing for closure, before irreversible cardiac and pulmonary injury occur. This review describes the different pathophysiologic mechanisms involved in the direction and magnitude of blood flow through atrial septal defects. The natural history of an individual born with an isolated atrial septal defect is then discussed, including the impact of a longstanding shunt on survival.&quot;,&quot;publisher&quot;:&quot;AME Publishing Company&quot;,&quot;volume&quot;:&quot;10&quot;},&quot;isTemporary&quot;:false,&quot;suppress-author&quot;:false,&quot;composite&quot;:false,&quot;author-only&quot;:false}]},{&quot;citationID&quot;:&quot;MENDELEY_CITATION_cd899555-01ba-463d-a607-9347494e1d2c&quot;,&quot;properties&quot;:{&quot;noteIndex&quot;:0},&quot;isEdited&quot;:false,&quot;manualOverride&quot;:{&quot;isManuallyOverridden&quot;:false,&quot;citeprocText&quot;:&quot;[15]&quot;,&quot;manualOverrideText&quot;:&quot;&quot;},&quot;citationTag&quot;:&quot;MENDELEY_CITATION_v3_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&quot;,&quot;citationItems&quot;:[{&quot;id&quot;:&quot;447154db-bd02-3371-b0dc-3658b09aa6a6&quot;,&quot;itemData&quot;:{&quot;type&quot;:&quot;article-journal&quot;,&quot;id&quot;:&quot;447154db-bd02-3371-b0dc-3658b09aa6a6&quot;,&quot;title&quot;:&quot;TataLaksana_ModulDefek Septum Atrium&quot;,&quot;author&quot;:[{&quot;family&quot;:&quot;UNS&quot;,&quot;given&quot;:&quot;FK&quot;,&quot;parse-names&quot;:false,&quot;dropping-particle&quot;:&quot;&quot;,&quot;non-dropping-particle&quot;:&quot;&quot;}],&quot;container-title-short&quot;:&quot;&quot;},&quot;isTemporary&quot;:false,&quot;suppress-author&quot;:false,&quot;composite&quot;:false,&quot;author-only&quot;:false}]},{&quot;citationID&quot;:&quot;MENDELEY_CITATION_a705fefe-5730-4c39-b92c-9869c074d695&quot;,&quot;properties&quot;:{&quot;noteIndex&quot;:0},&quot;isEdited&quot;:false,&quot;manualOverride&quot;:{&quot;isManuallyOverridden&quot;:false,&quot;citeprocText&quot;:&quot;[13]&quot;,&quot;manualOverrideText&quot;:&quot;&quot;},&quot;citationTag&quot;:&quot;MENDELEY_CITATION_v3_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&quot;,&quot;citationItems&quot;:[{&quot;id&quot;:&quot;eac982b6-2f17-3c91-84f1-521a8b610737&quot;,&quot;itemData&quot;:{&quot;type&quot;:&quot;report&quot;,&quot;id&quot;:&quot;eac982b6-2f17-3c91-84f1-521a8b610737&quot;,&quot;title&quot;:&quot;CONGENITAL HEART MSEASE Uses and Limitations of Transthoracic Echocardiography in the Assessment of Atrial Septal Defect in the Adult&quot;,&quot;author&quot;:[{&quot;family&quot;:&quot;Mehta&quot;,&quot;given&quot;:&quot;Rajendra H&quot;,&quot;parse-names&quot;:false,&quot;dropping-particle&quot;:&quot;&quot;,&quot;non-dropping-particle&quot;:&quot;&quot;},{&quot;family&quot;:&quot;Helmcke&quot;,&quot;given&quot;:&quot;Frederick&quot;,&quot;parse-names&quot;:false,&quot;dropping-particle&quot;:&quot;&quot;,&quot;non-dropping-particle&quot;:&quot;&quot;},{&quot;family&quot;:&quot;Nanda&quot;,&quot;given&quot;:&quot;Navin C&quot;,&quot;parse-names&quot;:false,&quot;dropping-particle&quot;:&quot;&quot;,&quot;non-dropping-particle&quot;:&quot;&quot;},{&quot;family&quot;:&quot;Pinheiro&quot;,&quot;given&quot;:&quot;Luiz&quot;,&quot;parse-names&quot;:false,&quot;dropping-particle&quot;:&quot;&quot;,&quot;non-dropping-particle&quot;:&quot;&quot;},{&quot;family&quot;:&quot;Samdarshi&quot;,&quot;given&quot;:&quot;Tandaw E&quot;,&quot;parse-names&quot;:false,&quot;dropping-particle&quot;:&quot;&quot;,&quot;non-dropping-particle&quot;:&quot;&quot;},{&quot;family&quot;:&quot;Shah&quot;,&quot;given&quot;:&quot;Vinod K&quot;,&quot;parse-names&quot;:false,&quot;dropping-particle&quot;:&quot;&quot;,&quot;non-dropping-particle&quot;:&quot;&quot;}],&quot;abstract&quot;:&quot;Two-dimensional and color Doppler echocardiogra-phy accurately detected the presence of an atrial septal defect (ASD) in 47 of 50 adults (mean age 40 years) conffnned by surgery or cardiac cathe-terization, or both. It correctly categerixed all patients with ostkan secundum and o&amp;m primum ASD but misdiagnosed 3 of 5 patients with surgically proven simrs venosus ASD. The shunt flow vdume across the ASD was calculated with the standard Doppler equation, and assuming the ASD to be circular correlated with shunt flow volume obtained by cardiac catheterixation (r = 0.74). The maximum width of the color flow signals moving across the ASD was taken as its diameter. Mean flow vek&amp;y was determined either by placing a pulsed Doppler sample volume parallel to the flow across the ASD as visualized by color Doppler or by Coke M-mode examination, which allowed determination of flow velocities using a previously val-klated method that imorporates a computer analy-sls of pixel cdor intensity. The pulmonary to sys-temic blood flow ratio obtained by color-guided conventional Doppler interrogation of the left and right ventricular outflow tracts correlated poorly wlth cardiac catheterization results (r = 0.36). In patients with associated tricuspid regurgitation, the peak systolic pulmonary artery pressure obtained by color Doppler-guided continuous-wave Doppler correlated well with that obtained at cardiac catheterization (r = 0.69). The maximum edor Doppler jet width of the flow across the ASD poorly correlated with ASD size estimated at surgery (r = Oso).&quot;,&quot;container-title-short&quot;:&quot;&quot;},&quot;isTemporary&quot;:false,&quot;suppress-author&quot;:false,&quot;composite&quot;:false,&quot;author-only&quot;:false}]},{&quot;citationID&quot;:&quot;MENDELEY_CITATION_d2e8ab9d-61aa-486d-829f-7e5eafc99c02&quot;,&quot;properties&quot;:{&quot;noteIndex&quot;:0},&quot;isEdited&quot;:false,&quot;manualOverride&quot;:{&quot;isManuallyOverridden&quot;:false,&quot;citeprocText&quot;:&quot;[16]&quot;,&quot;manualOverrideText&quot;:&quot;&quot;},&quot;citationTag&quot;:&quot;MENDELEY_CITATION_v3_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&quot;,&quot;citationItems&quot;:[{&quot;id&quot;:&quot;a1ef104d-498a-3591-a43e-beeaedeafd02&quot;,&quot;itemData&quot;:{&quot;type&quot;:&quot;article&quot;,&quot;id&quot;:&quot;a1ef104d-498a-3591-a43e-beeaedeafd02&quot;,&quot;title&quot;:&quot;Atrial septal defect (ASD) device trans-catheter closure: Limitations&quot;,&quot;author&quot;:[{&quot;family&quot;:&quot;Faccini&quot;,&quot;given&quot;:&quot;Alessia&quot;,&quot;parse-names&quot;:false,&quot;dropping-particle&quot;:&quot;&quot;,&quot;non-dropping-particle&quot;:&quot;&quot;},{&quot;family&quot;:&quot;Butera&quot;,&quot;given&quot;:&quot;Gianfranco&quot;,&quot;parse-names&quot;:false,&quot;dropping-particle&quot;:&quot;&quot;,&quot;non-dropping-particle&quot;:&quot;&quot;}],&quot;container-title&quot;:&quot;Journal of Thoracic Disease&quot;,&quot;container-title-short&quot;:&quot;J. Thorac. Dis.&quot;,&quot;DOI&quot;:&quot;10.21037/jtd.2018.07.128&quot;,&quot;ISSN&quot;:&quot;20776624&quot;,&quot;issued&quot;:{&quot;date-parts&quot;:[[2018,9,1]]},&quot;page&quot;:&quot;S2923-S2930&quot;,&quot;abstract&quot;:&quot;Transcatheter closure is a widespread technique used to treat secundum atrial septal defects (ASDs). When compared to surgery, it provides a less invasive approach with quicker recovery and reduced physical and psychological impact. Nowadays, almost 85-90% of all secundum ASD can be closed by using a transcatheter approach. However, several limitations may have a significant impact on the feasibility and success of percutaneous ASD closure. Limitations can be grouped as: (I) anatomical; (II) device-related; (III) associated defects and natural history associated issues; (IV) physiological; (V) complications. Physician should be aware of potential limits of percutaneous ASD closure.&quot;,&quot;publisher&quot;:&quot;AME Publishing Company&quot;,&quot;volume&quot;:&quot;10&quot;},&quot;isTemporary&quot;:false,&quot;suppress-author&quot;:false,&quot;composite&quot;:false,&quot;author-only&quot;:false}]},{&quot;citationID&quot;:&quot;MENDELEY_CITATION_2dc1a9a5-2296-40ff-a73d-68bc71da206c&quot;,&quot;properties&quot;:{&quot;noteIndex&quot;:0},&quot;isEdited&quot;:false,&quot;manualOverride&quot;:{&quot;isManuallyOverridden&quot;:false,&quot;citeprocText&quot;:&quot;[16]&quot;,&quot;manualOverrideText&quot;:&quot;&quot;},&quot;citationTag&quot;:&quot;MENDELEY_CITATION_v3_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&quot;,&quot;citationItems&quot;:[{&quot;id&quot;:&quot;a1ef104d-498a-3591-a43e-beeaedeafd02&quot;,&quot;itemData&quot;:{&quot;type&quot;:&quot;article&quot;,&quot;id&quot;:&quot;a1ef104d-498a-3591-a43e-beeaedeafd02&quot;,&quot;title&quot;:&quot;Atrial septal defect (ASD) device trans-catheter closure: Limitations&quot;,&quot;author&quot;:[{&quot;family&quot;:&quot;Faccini&quot;,&quot;given&quot;:&quot;Alessia&quot;,&quot;parse-names&quot;:false,&quot;dropping-particle&quot;:&quot;&quot;,&quot;non-dropping-particle&quot;:&quot;&quot;},{&quot;family&quot;:&quot;Butera&quot;,&quot;given&quot;:&quot;Gianfranco&quot;,&quot;parse-names&quot;:false,&quot;dropping-particle&quot;:&quot;&quot;,&quot;non-dropping-particle&quot;:&quot;&quot;}],&quot;container-title&quot;:&quot;Journal of Thoracic Disease&quot;,&quot;container-title-short&quot;:&quot;J. Thorac. Dis.&quot;,&quot;DOI&quot;:&quot;10.21037/jtd.2018.07.128&quot;,&quot;ISSN&quot;:&quot;20776624&quot;,&quot;issued&quot;:{&quot;date-parts&quot;:[[2018,9,1]]},&quot;page&quot;:&quot;S2923-S2930&quot;,&quot;abstract&quot;:&quot;Transcatheter closure is a widespread technique used to treat secundum atrial septal defects (ASDs). When compared to surgery, it provides a less invasive approach with quicker recovery and reduced physical and psychological impact. Nowadays, almost 85-90% of all secundum ASD can be closed by using a transcatheter approach. However, several limitations may have a significant impact on the feasibility and success of percutaneous ASD closure. Limitations can be grouped as: (I) anatomical; (II) device-related; (III) associated defects and natural history associated issues; (IV) physiological; (V) complications. Physician should be aware of potential limits of percutaneous ASD closure.&quot;,&quot;publisher&quot;:&quot;AME Publishing Company&quot;,&quot;volume&quot;:&quot;10&quot;},&quot;isTemporary&quot;:false,&quot;suppress-author&quot;:false,&quot;composite&quot;:false,&quot;author-only&quot;:false}]},{&quot;citationID&quot;:&quot;MENDELEY_CITATION_cc80b1b5-8f72-48ff-b0cc-69b789542dd7&quot;,&quot;properties&quot;:{&quot;noteIndex&quot;:0},&quot;isEdited&quot;:false,&quot;manualOverride&quot;:{&quot;isManuallyOverridden&quot;:false,&quot;citeprocText&quot;:&quot;[16]&quot;,&quot;manualOverrideText&quot;:&quot;&quot;},&quot;citationTag&quot;:&quot;MENDELEY_CITATION_v3_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&quot;,&quot;citationItems&quot;:[{&quot;id&quot;:&quot;a1ef104d-498a-3591-a43e-beeaedeafd02&quot;,&quot;itemData&quot;:{&quot;type&quot;:&quot;article&quot;,&quot;id&quot;:&quot;a1ef104d-498a-3591-a43e-beeaedeafd02&quot;,&quot;title&quot;:&quot;Atrial septal defect (ASD) device trans-catheter closure: Limitations&quot;,&quot;author&quot;:[{&quot;family&quot;:&quot;Faccini&quot;,&quot;given&quot;:&quot;Alessia&quot;,&quot;parse-names&quot;:false,&quot;dropping-particle&quot;:&quot;&quot;,&quot;non-dropping-particle&quot;:&quot;&quot;},{&quot;family&quot;:&quot;Butera&quot;,&quot;given&quot;:&quot;Gianfranco&quot;,&quot;parse-names&quot;:false,&quot;dropping-particle&quot;:&quot;&quot;,&quot;non-dropping-particle&quot;:&quot;&quot;}],&quot;container-title&quot;:&quot;Journal of Thoracic Disease&quot;,&quot;container-title-short&quot;:&quot;J. Thorac. Dis.&quot;,&quot;DOI&quot;:&quot;10.21037/jtd.2018.07.128&quot;,&quot;ISSN&quot;:&quot;20776624&quot;,&quot;issued&quot;:{&quot;date-parts&quot;:[[2018,9,1]]},&quot;page&quot;:&quot;S2923-S2930&quot;,&quot;abstract&quot;:&quot;Transcatheter closure is a widespread technique used to treat secundum atrial septal defects (ASDs). When compared to surgery, it provides a less invasive approach with quicker recovery and reduced physical and psychological impact. Nowadays, almost 85-90% of all secundum ASD can be closed by using a transcatheter approach. However, several limitations may have a significant impact on the feasibility and success of percutaneous ASD closure. Limitations can be grouped as: (I) anatomical; (II) device-related; (III) associated defects and natural history associated issues; (IV) physiological; (V) complications. Physician should be aware of potential limits of percutaneous ASD closure.&quot;,&quot;publisher&quot;:&quot;AME Publishing Company&quot;,&quot;volume&quot;:&quot;10&quot;},&quot;isTemporary&quot;:false,&quot;suppress-author&quot;:false,&quot;composite&quot;:false,&quot;author-only&quot;:false}]},{&quot;citationID&quot;:&quot;MENDELEY_CITATION_6446af45-865e-4d82-87b3-7bb1d0909de1&quot;,&quot;properties&quot;:{&quot;noteIndex&quot;:0},&quot;isEdited&quot;:false,&quot;manualOverride&quot;:{&quot;isManuallyOverridden&quot;:false,&quot;citeprocText&quot;:&quot;[6]&quot;,&quot;manualOverrideText&quot;:&quot;&quot;},&quot;citationTag&quot;:&quot;MENDELEY_CITATION_v3_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&quot;,&quot;citationItems&quot;:[{&quot;id&quot;:&quot;9f99e5f3-6138-3afb-a8da-59a785acbaef&quot;,&quot;itemData&quot;:{&quot;type&quot;:&quot;thesis&quot;,&quot;id&quot;:&quot;9f99e5f3-6138-3afb-a8da-59a785acbaef&quot;,&quot;title&quot;:&quot;Lumped-parameter models for the simulation of cardiovascular congenital diseases&quot;,&quot;author&quot;:[{&quot;family&quot;:&quot;Valenti&quot;,&quot;given&quot;:&quot;Giulio&quot;,&quot;parse-names&quot;:false,&quot;dropping-particle&quot;:&quot;&quot;,&quot;non-dropping-particle&quot;:&quot;&quot;}],&quot;accessed&quot;:{&quot;date-parts&quot;:[[2025,10,10]]},&quot;URL&quot;:&quot;https://www.politesi.polimi.it/handle/10589/215783&quot;,&quot;issued&quot;:{&quot;date-parts&quot;:[[2023]]},&quot;abstract&quot;:&quot;The objective of this study is to investigate some congenital heart defects by modeling them through a 0D lumped-parameters model. The starting reference model corresponds to a healthy adult male. The considered defects are the patent foramen ovale, partial anomalous pulmonary venous return, atrial septal defect and ventricular septal defect. The foramen is implemented by using a valve model based on the Bernoulli formula. The resulting model is tested for various foramen radius to quantify the different impact it has on the cardiac circulation. The model predicts a decrease in the ratio between pulmonary and systemic flow for increasing defect size. To model partial anomalous pulmonary venous return, the pulmonary venous compartment is first divided into the four main pulmonary veins. Subsequently, these veins are detached from the left atrium and connected, in one case, to the atrium and, in the other case, to the superior vena cava. In\nboth cases, the number of anomalous veins is progressively increased from zero to three. The model predicts an increased impact on cardiac circulation for an increasing number of anomalous veins. Furthermore, by comparing the two cases, the model predicts a lower impact in the superior vena cava, resulting in a reduced amount of already oxygenated\nblood erroneously returning to the pulmonary circulation. Finally, the two septal defects are modeled as resistances connecting the respective cardiac chambers. A model calibration involving septal defects is performed for three different clinical data sets. The calibration shows how various parameters representing the physical characteristics of the\ncardiocirculatory system are changed due to the alteration in blood circulation patterns over the years. In particular, an increase in pulmonary resistances and a decrease in the\narterial pulmonary capacitance is observed in two patients with ventricular septal defect.&quot;,&quot;publisher&quot;:&quot;Politecnico Milano&quot;,&quot;container-title-short&quot;:&quot;&quot;},&quot;isTemporary&quot;:false,&quot;suppress-author&quot;:false,&quot;composite&quot;:false,&quot;author-only&quot;:false}]},{&quot;citationID&quot;:&quot;MENDELEY_CITATION_bf54af60-d1cf-480b-bac3-45894a0a996c&quot;,&quot;properties&quot;:{&quot;noteIndex&quot;:0},&quot;isEdited&quot;:false,&quot;manualOverride&quot;:{&quot;isManuallyOverridden&quot;:false,&quot;citeprocText&quot;:&quot;[17]&quot;,&quot;manualOverrideText&quot;:&quot;&quot;},&quot;citationTag&quot;:&quot;MENDELEY_CITATION_v3_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&quot;,&quot;citationItems&quot;:[{&quot;id&quot;:&quot;658ee3f5-3904-3880-9139-7edcd7005998&quot;,&quot;itemData&quot;:{&quot;type&quot;:&quot;article-journal&quot;,&quot;id&quot;:&quot;658ee3f5-3904-3880-9139-7edcd7005998&quot;,&quot;title&quot;:&quot;A Distributed Lumped Parameter Model of Blood Flow&quot;,&quot;author&quot;:[{&quot;family&quot;:&quot;Mirramezani&quot;,&quot;given&quot;:&quot;Mehran&quot;,&quot;parse-names&quot;:false,&quot;dropping-particle&quot;:&quot;&quot;,&quot;non-dropping-particle&quot;:&quot;&quot;},{&quot;family&quot;:&quot;Shadden&quot;,&quot;given&quot;:&quot;Shawn C.&quot;,&quot;parse-names&quot;:false,&quot;dropping-particle&quot;:&quot;&quot;,&quot;non-dropping-particle&quot;:&quot;&quot;}],&quot;container-title&quot;:&quot;Annals of Biomedical Engineering&quot;,&quot;container-title-short&quot;:&quot;Ann. Biomed. Eng.&quot;,&quot;DOI&quot;:&quot;10.1007/s10439-020-02545-6&quot;,&quot;ISSN&quot;:&quot;15739686&quot;,&quot;PMID&quot;:&quot;32613457&quot;,&quot;issued&quot;:{&quot;date-parts&quot;:[[2020,12,1]]},&quot;page&quot;:&quot;2870-2886&quot;,&quot;abstract&quot;:&quot;We propose a distributed lumped parameter (DLP) modeling framework to efficiently compute blood flow and pressure in vascular domains. This is achieved by developing analytical expressions describing expected energy losses along vascular segments, including from viscous dissipation, unsteadiness, flow separation, vessel curvature and vessel bifurcations. We apply this methodology to solve for unsteady blood flow and pressure in a variety of complex 3D image-based vascular geometries, which are typically approached using computational fluid dynamics (CFD) simulations. The proposed DLP framework demonstrated consistent agreement with CFD simulations in terms of flow rate and pressure distribution, with mean errors less than 7% over a broad range of hemodynamic conditions and vascular geometries. The computational cost of the DLP framework is orders of magnitude lower than the computational cost of CFD, which opens new possibilities for hemodynamics modeling in timely decision support scenarios, and a multitude of applications of imaged-based modeling that require ensembles of numerical simulations.&quot;,&quot;publisher&quot;:&quot;Springer&quot;,&quot;issue&quot;:&quot;12&quot;,&quot;volume&quot;:&quot;48&quot;},&quot;isTemporary&quot;:false,&quot;suppress-author&quot;:false,&quot;composite&quot;:false,&quot;author-only&quot;:false}]},{&quot;citationID&quot;:&quot;MENDELEY_CITATION_7cf1448d-9416-45f4-8eaf-67e4f872d422&quot;,&quot;properties&quot;:{&quot;noteIndex&quot;:0},&quot;isEdited&quot;:false,&quot;manualOverride&quot;:{&quot;isManuallyOverridden&quot;:false,&quot;citeprocText&quot;:&quot;[18]&quot;,&quot;manualOverrideText&quot;:&quot;&quot;},&quot;citationTag&quot;:&quot;MENDELEY_CITATION_v3_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&quot;,&quot;citationItems&quot;:[{&quot;id&quot;:&quot;07f91b8c-10eb-39e5-9bd9-dab99b7af89a&quot;,&quot;itemData&quot;:{&quot;type&quot;:&quot;report&quot;,&quot;id&quot;:&quot;07f91b8c-10eb-39e5-9bd9-dab99b7af89a&quot;,&quot;title&quot;:&quot;Lumped parameter heart model with valve dynamics&quot;,&quot;author&quot;:[{&quot;family&quot;:&quot;Simakov&quot;,&quot;given&quot;:&quot;S S&quot;,&quot;parse-names&quot;:false,&quot;dropping-particle&quot;:&quot;&quot;,&quot;non-dropping-particle&quot;:&quot;&quot;}],&quot;issued&quot;:{&quot;date-parts&quot;:[[2019]]},&quot;number-of-pages&quot;:&quot;1-15&quot;,&quot;abstract&quot;:&quot;In this work, the lumped parameter model of the left heart is presented. It is based on the concept of the time-varying elastance of myocardium and includes the model of the heart valve dynamics. Comparison of the models with instant and smooth valve opening and closing is given, as well as simulations of pathologies such as mitral valve stenosis and aortic valve insufficiency are addressed. MSC 2010: 65D25, 37M05, 92B99 The heart is the vitally important organ, which is responsible for the blood pumping through the whole organism. Its normal functioning is essential for the oxygen and nutrients delivery to tissues and for removing carbon dioxide and metabolic waste. The heart operates due to electrical stimulation initiated by the signals from the sinoatrial node generating the action potential. The latter passes through the heart and causes myocardium contraction by depolarization/repolarization of myo-cytes and actin-myosin interaction. The contraction of heart chambers pressurizes blood. Finally, the heart chambers eject blood to arteries and receive the new portion of blood from veins. The detailed mathematical model of the heart function should account electro-physiology, soft tissue mechanics, and hydrodynamics. Some mathematical models simplify the subject. For instance, multi-scale integrated models of the cardiovas-cular system [3, 5, 15, 18-21, 24, 32] address functional behaviour of the heart in terms the of pressure-volume relationship PV, the cardiac output, the ejection fraction depending on the venous input (preload) conditions, arterial output (afterload) conditions, oxygen demand, etc. This concept is also applied to parts of the vascular network. These models operate with such variables as the volume of the heart chambers (auricles and ventricles), the pressure, and the blood flow. The conservation laws and semi-empirical hydrodynamic laws (e.g., Poiseuille law) relate these parameters together. The detailed spatial description is omitted and the models of this type are called lumped parameter or zero-dimensional (0D) models. The other common approach exploits electromechanical analogies between the variables and parameters of an electrical circuit (voltage, current, resistance, capacity, and inductance) *&quot;,&quot;container-title-short&quot;:&quot;&quot;},&quot;isTemporary&quot;:false,&quot;suppress-author&quot;:false,&quot;composite&quot;:false,&quot;author-only&quot;:false}]},{&quot;citationID&quot;:&quot;MENDELEY_CITATION_1fe88961-c184-4082-b55c-aefa5c82a215&quot;,&quot;properties&quot;:{&quot;noteIndex&quot;:0},&quot;isEdited&quot;:false,&quot;manualOverride&quot;:{&quot;isManuallyOverridden&quot;:false,&quot;citeprocText&quot;:&quot;[6]&quot;,&quot;manualOverrideText&quot;:&quot;&quot;},&quot;citationTag&quot;:&quot;MENDELEY_CITATION_v3_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&quot;,&quot;citationItems&quot;:[{&quot;id&quot;:&quot;9f99e5f3-6138-3afb-a8da-59a785acbaef&quot;,&quot;itemData&quot;:{&quot;type&quot;:&quot;thesis&quot;,&quot;id&quot;:&quot;9f99e5f3-6138-3afb-a8da-59a785acbaef&quot;,&quot;title&quot;:&quot;Lumped-parameter models for the simulation of cardiovascular congenital diseases&quot;,&quot;author&quot;:[{&quot;family&quot;:&quot;Valenti&quot;,&quot;given&quot;:&quot;Giulio&quot;,&quot;parse-names&quot;:false,&quot;dropping-particle&quot;:&quot;&quot;,&quot;non-dropping-particle&quot;:&quot;&quot;}],&quot;accessed&quot;:{&quot;date-parts&quot;:[[2025,10,10]]},&quot;URL&quot;:&quot;https://www.politesi.polimi.it/handle/10589/215783&quot;,&quot;issued&quot;:{&quot;date-parts&quot;:[[2023]]},&quot;abstract&quot;:&quot;The objective of this study is to investigate some congenital heart defects by modeling them through a 0D lumped-parameters model. The starting reference model corresponds to a healthy adult male. The considered defects are the patent foramen ovale, partial anomalous pulmonary venous return, atrial septal defect and ventricular septal defect. The foramen is implemented by using a valve model based on the Bernoulli formula. The resulting model is tested for various foramen radius to quantify the different impact it has on the cardiac circulation. The model predicts a decrease in the ratio between pulmonary and systemic flow for increasing defect size. To model partial anomalous pulmonary venous return, the pulmonary venous compartment is first divided into the four main pulmonary veins. Subsequently, these veins are detached from the left atrium and connected, in one case, to the atrium and, in the other case, to the superior vena cava. In\nboth cases, the number of anomalous veins is progressively increased from zero to three. The model predicts an increased impact on cardiac circulation for an increasing number of anomalous veins. Furthermore, by comparing the two cases, the model predicts a lower impact in the superior vena cava, resulting in a reduced amount of already oxygenated\nblood erroneously returning to the pulmonary circulation. Finally, the two septal defects are modeled as resistances connecting the respective cardiac chambers. A model calibration involving septal defects is performed for three different clinical data sets. The calibration shows how various parameters representing the physical characteristics of the\ncardiocirculatory system are changed due to the alteration in blood circulation patterns over the years. In particular, an increase in pulmonary resistances and a decrease in the\narterial pulmonary capacitance is observed in two patients with ventricular septal defect.&quot;,&quot;publisher&quot;:&quot;Politecnico Milano&quot;,&quot;container-title-short&quot;:&quot;&quot;},&quot;isTemporary&quot;:false,&quot;suppress-author&quot;:false,&quot;composite&quot;:false,&quot;author-only&quot;:false}]},{&quot;citationID&quot;:&quot;MENDELEY_CITATION_40c8104a-ac1a-4eb0-b056-aae01cfbb378&quot;,&quot;properties&quot;:{&quot;noteIndex&quot;:0},&quot;isEdited&quot;:false,&quot;manualOverride&quot;:{&quot;isManuallyOverridden&quot;:false,&quot;citeprocText&quot;:&quot;[19]&quot;,&quot;manualOverrideText&quot;:&quot;&quot;},&quot;citationTag&quot;:&quot;MENDELEY_CITATION_v3_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&quot;,&quot;citationItems&quot;:[{&quot;id&quot;:&quot;e589eb4b-dee1-34e6-bda2-44888f5bb7c9&quot;,&quot;itemData&quot;:{&quot;type&quot;:&quot;article&quot;,&quot;id&quot;:&quot;e589eb4b-dee1-34e6-bda2-44888f5bb7c9&quot;,&quot;title&quot;:&quot;Review of Zero-D and 1-D Models of Blood Flow in the Cardiovascular System&quot;,&quot;author&quot;:[{&quot;family&quot;:&quot;Shi&quot;,&quot;given&quot;:&quot;Yubing&quot;,&quot;parse-names&quot;:false,&quot;dropping-particle&quot;:&quot;&quot;,&quot;non-dropping-particle&quot;:&quot;&quot;},{&quot;family&quot;:&quot;Lawford&quot;,&quot;given&quot;:&quot;Patricia&quot;,&quot;parse-names&quot;:false,&quot;dropping-particle&quot;:&quot;&quot;,&quot;non-dropping-particle&quot;:&quot;&quot;},{&quot;family&quot;:&quot;Hose&quot;,&quot;given&quot;:&quot;Rodney&quot;,&quot;parse-names&quot;:false,&quot;dropping-particle&quot;:&quot;&quot;,&quot;non-dropping-particle&quot;:&quot;&quot;}],&quot;container-title&quot;:&quot;BioMedical Engineering Online&quot;,&quot;container-title-short&quot;:&quot;Biomed. Eng. Online&quot;,&quot;DOI&quot;:&quot;10.1186/1475-925X-10-33&quot;,&quot;ISSN&quot;:&quot;1475925X&quot;,&quot;PMID&quot;:&quot;21521508&quot;,&quot;issued&quot;:{&quot;date-parts&quot;:[[2011,4,26]]},&quot;abstract&quot;:&quot;Background: Zero-dimensional (lumped parameter) and one dimensional models, based on simplified representations of the components of the cardiovascular system, can contribute strongly to our understanding of circulatory physiology. Zero-D models provide a concise way to evaluate the haemodynamic interactions among the cardiovascular organs, whilst one-D (distributed parameter) models add the facility to represent efficiently the effects of pulse wave transmission in the arterial network at greatly reduced computational expense compared to higher dimensional computational fluid dynamics studies. There is extensive literature on both types of models.Method and Results: The purpose of this review article is to summarise published 0D and 1D models of the cardiovascular system, to explore their limitations and range of application, and to provide an indication of the physiological phenomena that can be included in these representations. The review on 0D models collects together in one place a description of the range of models that have been used to describe the various characteristics of cardiovascular response, together with the factors that influence it. Such models generally feature the major components of the system, such as the heart, the heart valves and the vasculature. The models are categorised in terms of the features of the system that they are able to represent, their complexity and range of application: representations of effects including pressure-dependent vessel properties, interaction between the heart chambers, neuro-regulation and auto-regulation are explored. The examination on 1D models covers various methods for the assembly, discretisation and solution of the governing equations, in conjunction with a report of the definition and treatment of boundary conditions. Increasingly, 0D and 1D models are used in multi-scale models, in which their primary role is to provide boundary conditions for sophisticate, and often patient-specific, 2D and 3D models, and this application is also addressed. As an example of 0D cardiovascular modelling, a small selection of simple models have been represented in the CellML mark-up language and uploaded to the CellML model repository http://models.cellml.org/. They are freely available to the research and education communities.Conclusion: Each published cardiovascular model has merit for particular applications. This review categorises 0D and 1D models, highlights their advantages and disadvantages, and thus provides guidance on the selection of models to assist various cardiovascular modelling studies. It also identifies directions for further development, as well as current challenges in the wider use of these models including service to represent boundary conditions for local 3D models and translation to clinical application. © 2011 Shi et al; licensee BioMed Central Ltd.&quot;,&quot;volume&quot;:&quot;10&quot;},&quot;isTemporary&quot;:false,&quot;suppress-author&quot;:false,&quot;composite&quot;:false,&quot;author-only&quot;:false}]},{&quot;citationID&quot;:&quot;MENDELEY_CITATION_55e4cc26-4c9b-40cd-9645-17ad13759ee7&quot;,&quot;properties&quot;:{&quot;noteIndex&quot;:0},&quot;isEdited&quot;:false,&quot;manualOverride&quot;:{&quot;isManuallyOverridden&quot;:false,&quot;citeprocText&quot;:&quot;[20]&quot;,&quot;manualOverrideText&quot;:&quot;&quot;},&quot;citationTag&quot;:&quot;MENDELEY_CITATION_v3_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&quot;,&quot;citationItems&quot;:[{&quot;id&quot;:&quot;dd16012e-4395-3bd0-b1a6-49cf1d37981c&quot;,&quot;itemData&quot;:{&quot;type&quot;:&quot;article&quot;,&quot;id&quot;:&quot;dd16012e-4395-3bd0-b1a6-49cf1d37981c&quot;,&quot;title&quot;:&quot;Application of multiscale coupling models in the numerical study of circulation system&quot;,&quot;author&quot;:[{&quot;family&quot;:&quot;Chi&quot;,&quot;given&quot;:&quot;Zhang&quot;,&quot;parse-names&quot;:false,&quot;dropping-particle&quot;:&quot;&quot;,&quot;non-dropping-particle&quot;:&quot;&quot;},{&quot;family&quot;:&quot;Beile&quot;,&quot;given&quot;:&quot;Lin&quot;,&quot;parse-names&quot;:false,&quot;dropping-particle&quot;:&quot;&quot;,&quot;non-dropping-particle&quot;:&quot;&quot;},{&quot;family&quot;:&quot;Deyu&quot;,&quot;given&quot;:&quot;Li&quot;,&quot;parse-names&quot;:false,&quot;dropping-particle&quot;:&quot;&quot;,&quot;non-dropping-particle&quot;:&quot;&quot;},{&quot;family&quot;:&quot;Yubo&quot;,&quot;given&quot;:&quot;Fan&quot;,&quot;parse-names&quot;:false,&quot;dropping-particle&quot;:&quot;&quot;,&quot;non-dropping-particle&quot;:&quot;&quot;}],&quot;container-title&quot;:&quot;Medicine in Novel Technology and Devices&quot;,&quot;container-title-short&quot;:&quot;Med. Nov. Technol. Devices&quot;,&quot;DOI&quot;:&quot;10.1016/j.medntd.2022.100117&quot;,&quot;ISSN&quot;:&quot;25900935&quot;,&quot;issued&quot;:{&quot;date-parts&quot;:[[2022,6,1]]},&quot;abstract&quot;:&quot;Cardiovascular diseases have become a serious threat to human health now. With the rapid development of computer technology and medical imaging technology, the method of numerical simulation has become the main tool to explore the mechanism of cardiovascular diseases and to optimize the treatment planning. The cardiovascular system is a complex vascular network with multiscale characteristics, and the local hemodynamic phenomena in blood vessels is closely related to the overall blood flow distribution of the system. The hemodynamic characteristics in the local vessel and circulation system influences each other. Therefore, the traditional single-scale modeling method cannot accurately describe the real blood flow in blood vessels. While the numerical simulation of multiscale coupling model can effectively solve this problem. In this paper, the main methods of hemodynamic modeling in recent years are summarized, including lumped parameter model (0D model), distributed parameter model (1D model) and finite element model of (3D model), and their applications in cardiovascular studies. On this basis, the principles of several commonly used multiscale coupling models and their applications in cardiovascular disease researches and clinical practice are introduced, including 1D-0D, 3D-0D, and 3D-1D coupling model.&quot;,&quot;publisher&quot;:&quot;Elsevier B.V.&quot;,&quot;volume&quot;:&quot;14&quot;},&quot;isTemporary&quot;:false,&quot;suppress-author&quot;:false,&quot;composite&quot;:false,&quot;author-only&quot;:false}]},{&quot;citationID&quot;:&quot;MENDELEY_CITATION_4811e0b2-9e4f-48c7-8e84-2773028617e4&quot;,&quot;properties&quot;:{&quot;noteIndex&quot;:0},&quot;isEdited&quot;:false,&quot;manualOverride&quot;:{&quot;isManuallyOverridden&quot;:false,&quot;citeprocText&quot;:&quot;[21]&quot;,&quot;manualOverrideText&quot;:&quot;&quot;},&quot;citationTag&quot;:&quot;MENDELEY_CITATION_v3_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&quot;,&quot;citationItems&quot;:[{&quot;id&quot;:&quot;4bae0866-aac0-33a4-925a-1bfaa4661e31&quot;,&quot;itemData&quot;:{&quot;type&quot;:&quot;article&quot;,&quot;id&quot;:&quot;4bae0866-aac0-33a4-925a-1bfaa4661e31&quot;,&quot;title&quot;:&quot;All You Need to Know About Allometric Scaling: An Integrative Review on the Theoretical Basis, Empirical Evidence, and Application in Human Pharmacology&quot;,&quot;author&quot;:[{&quot;family&quot;:&quot;Valkengoed&quot;,&quot;given&quot;:&quot;Daan W.&quot;,&quot;parse-names&quot;:false,&quot;dropping-particle&quot;:&quot;&quot;,&quot;non-dropping-particle&quot;:&quot;van&quot;},{&quot;family&quot;:&quot;Krekels&quot;,&quot;given&quot;:&quot;Elke H.J.&quot;,&quot;parse-names&quot;:false,&quot;dropping-particle&quot;:&quot;&quot;,&quot;non-dropping-particle&quot;:&quot;&quot;},{&quot;family&quot;:&quot;Knibbe&quot;,&quot;given&quot;:&quot;Catherijne A.J.&quot;,&quot;parse-names&quot;:false,&quot;dropping-particle&quot;:&quot;&quot;,&quot;non-dropping-particle&quot;:&quot;&quot;}],&quot;container-title&quot;:&quot;Clinical Pharmacokinetics&quot;,&quot;container-title-short&quot;:&quot;Clin. Pharmacokinet.&quot;,&quot;DOI&quot;:&quot;10.1007/s40262-024-01444-6&quot;,&quot;ISSN&quot;:&quot;11791926&quot;,&quot;PMID&quot;:&quot;39644458&quot;,&quot;issued&quot;:{&quot;date-parts&quot;:[[2025,2,1]]},&quot;page&quot;:&quot;173-192&quot;,&quot;abstract&quot;:&quot;Scaling approaches are used to describe or predict clearance for paediatric or obese populations from normal-weight adult values. Theoretical allometry assumes the existence of a universal bodyweight-based scaling relationship. Although theoretical allometry is highly disputed, it is commonly applied in pharmacological data analyses and clinical practice. The aim of the current review is to (1) increase pharmacologists’ understanding of theoretical allometry to better understand the (implicit) assumptions and (dis)advantages and (2) highlight important methodological considerations with the application of this methodology. Theoretical allometry originated in an empirical, and later debated, observation by Kleiber of a scaling exponent of 0.75 between basal metabolic rate and body mass of mammals. The mathematical framework of West, Brown, and Enquist provides one possible explanation for this value. To date, multiple key assumptions of this framework have been disputed or disproven, and an increasing body of evidence is emerging against the existence of one universal allometric exponent. The promise of ease and universality of use that comes with theoretical approaches may be the reason they are so strongly sought after and defended. However, ecologists have suggested that the theory should move from a ‘Newtonian approach’, in which physical explanations are sought for a universal law and variability is of minor importance, to a ‘Darwinian approach’, in which variability is considered of primary importance for which evolutionary explanations can be found. No scientific support was found for the application of allometry for within-species scaling, so the application of basal metabolic rate-based scaling principles to clearance scaling remains unsubstantiated. Recent insights from physiologically based modelling approaches emphasise the interplay between drugs with different properties and physiological variables that underlie drug clearance, which drives the variability in the allometric scaling exponent in the field of pharmacology. To deal with this variability, drug-specific or patient-specific adaptations to theoretical allometric scaling are proposed, that introduce empiric elements and reduce the universality of the theory. The use of allometric scaling with an exponent of 0.75 may hold empirical merit for paediatric populations, except for the youngest individuals (aged ≤ 5 years). Nevertheless, biological interpretations and extrapolation potential attributed to models based on 0.75 allometric scaling are theoretically unfounded, and merits of the empirical application of this function should, as for all models, always be supported by appropriate model validation procedures. In this respect, it is not the value of the allometric exponent but the description and prediction of individual clearance values and drug concentrations that are of primary interest.&quot;,&quot;publisher&quot;:&quot;Adis&quot;,&quot;issue&quot;:&quot;2&quot;,&quot;volume&quot;:&quot;64&quot;},&quot;isTemporary&quot;:false,&quot;suppress-author&quot;:false,&quot;composite&quot;:false,&quot;author-only&quot;:false}]},{&quot;citationID&quot;:&quot;MENDELEY_CITATION_5ad74a44-18a4-46e8-8e30-0847f80d1a9c&quot;,&quot;properties&quot;:{&quot;noteIndex&quot;:0},&quot;isEdited&quot;:false,&quot;manualOverride&quot;:{&quot;isManuallyOverridden&quot;:false,&quot;citeprocText&quot;:&quot;[22]&quot;,&quot;manualOverrideText&quot;:&quot;&quot;},&quot;citationTag&quot;:&quot;MENDELEY_CITATION_v3_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&quot;,&quot;citationItems&quot;:[{&quot;id&quot;:&quot;e7bbd7e2-bb2c-3852-b1c5-e94db3e5e6d9&quot;,&quot;itemData&quot;:{&quot;type&quot;:&quot;article-journal&quot;,&quot;id&quot;:&quot;e7bbd7e2-bb2c-3852-b1c5-e94db3e5e6d9&quot;,&quot;title&quot;:&quot;Patient-Specific Size and Age Scaling in a Zero Dimensional Cardiovascular Model&quot;,&quot;author&quot;:[{&quot;family&quot;:&quot;Lundquist&quot;,&quot;given&quot;:&quot;August&quot;,&quot;parse-names&quot;:false,&quot;dropping-particle&quot;:&quot;&quot;,&quot;non-dropping-particle&quot;:&quot;&quot;},{&quot;family&quot;:&quot;Maksuti&quot;,&quot;given&quot;:&quot;Elira&quot;,&quot;parse-names&quot;:false,&quot;dropping-particle&quot;:&quot;&quot;,&quot;non-dropping-particle&quot;:&quot;&quot;},{&quot;family&quot;:&quot;Donker&quot;,&quot;given&quot;:&quot;Dirk W.&quot;,&quot;parse-names&quot;:false,&quot;dropping-particle&quot;:&quot;&quot;,&quot;non-dropping-particle&quot;:&quot;&quot;},{&quot;family&quot;:&quot;BROOMé&quot;,&quot;given&quot;:&quot;Michael&quot;,&quot;parse-names&quot;:false,&quot;dropping-particle&quot;:&quot;&quot;,&quot;non-dropping-particle&quot;:&quot;&quot;}],&quot;container-title&quot;:&quot;ASAIO Journal&quot;,&quot;DOI&quot;:&quot;10.1097/MAT.0000000000002528&quot;,&quot;ISSN&quot;:&quot;1538943X&quot;,&quot;issued&quot;:{&quot;date-parts&quot;:[[2025]]},&quot;abstract&quot;:&quot;Computational cardiovascular models hold promise for simulations in education and bedside clinical decision support. To enhance patient-specific modeling, individual anthropometrics are imperative, as physiology varies with body size due to fundamental energetic relations expressed in allometric scaling laws. We hypothesize that computational cardiovascular models can be advanced towards individualization by implementing scaling laws based on patient age, weight, height, and sex. A scaling methodology was developed for the lumped-parameter cardiovascular model Aplysia Cardiovascular Lab. Male and female subjects were based on Swedish growth charts from birth to adult size and simulated to test model realism. Realistic physiology was generated for underweight, overweight, and average male and female patients from birth to 80 years. Model output included comprehensive measures of hemodynamics, cardiac function, respiratory function, gas exchange, ventilatory mechanics, and energy expenditure. In comparison to published data, aggregate Z scores for infant, pediatric, and geriatric simulations were 1.16, 0.69, and 0.10, respectively. Allometric scaling laws can be used to generate parameter sets of males and females of disparate sizes and ages in line with published data. This sets the stage for modeling diverse patient populations and novel approaches toward individualized clinical applications.&quot;,&quot;publisher&quot;:&quot;Lippincott Williams and Wilkins&quot;,&quot;container-title-short&quot;:&quot;&quot;},&quot;isTemporary&quot;:false,&quot;suppress-author&quot;:false,&quot;composite&quot;:false,&quot;author-only&quot;:false}]},{&quot;citationID&quot;:&quot;MENDELEY_CITATION_4ef46913-c3b9-4bb9-b09e-737aec9e05bb&quot;,&quot;properties&quot;:{&quot;noteIndex&quot;:0},&quot;isEdited&quot;:false,&quot;manualOverride&quot;:{&quot;isManuallyOverridden&quot;:false,&quot;citeprocText&quot;:&quot;[22]&quot;,&quot;manualOverrideText&quot;:&quot;&quot;},&quot;citationTag&quot;:&quot;MENDELEY_CITATION_v3_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&quot;,&quot;citationItems&quot;:[{&quot;id&quot;:&quot;e7bbd7e2-bb2c-3852-b1c5-e94db3e5e6d9&quot;,&quot;itemData&quot;:{&quot;type&quot;:&quot;article-journal&quot;,&quot;id&quot;:&quot;e7bbd7e2-bb2c-3852-b1c5-e94db3e5e6d9&quot;,&quot;title&quot;:&quot;Patient-Specific Size and Age Scaling in a Zero Dimensional Cardiovascular Model&quot;,&quot;author&quot;:[{&quot;family&quot;:&quot;Lundquist&quot;,&quot;given&quot;:&quot;August&quot;,&quot;parse-names&quot;:false,&quot;dropping-particle&quot;:&quot;&quot;,&quot;non-dropping-particle&quot;:&quot;&quot;},{&quot;family&quot;:&quot;Maksuti&quot;,&quot;given&quot;:&quot;Elira&quot;,&quot;parse-names&quot;:false,&quot;dropping-particle&quot;:&quot;&quot;,&quot;non-dropping-particle&quot;:&quot;&quot;},{&quot;family&quot;:&quot;Donker&quot;,&quot;given&quot;:&quot;Dirk W.&quot;,&quot;parse-names&quot;:false,&quot;dropping-particle&quot;:&quot;&quot;,&quot;non-dropping-particle&quot;:&quot;&quot;},{&quot;family&quot;:&quot;BROOMé&quot;,&quot;given&quot;:&quot;Michael&quot;,&quot;parse-names&quot;:false,&quot;dropping-particle&quot;:&quot;&quot;,&quot;non-dropping-particle&quot;:&quot;&quot;}],&quot;container-title&quot;:&quot;ASAIO Journal&quot;,&quot;DOI&quot;:&quot;10.1097/MAT.0000000000002528&quot;,&quot;ISSN&quot;:&quot;1538943X&quot;,&quot;issued&quot;:{&quot;date-parts&quot;:[[2025]]},&quot;abstract&quot;:&quot;Computational cardiovascular models hold promise for simulations in education and bedside clinical decision support. To enhance patient-specific modeling, individual anthropometrics are imperative, as physiology varies with body size due to fundamental energetic relations expressed in allometric scaling laws. We hypothesize that computational cardiovascular models can be advanced towards individualization by implementing scaling laws based on patient age, weight, height, and sex. A scaling methodology was developed for the lumped-parameter cardiovascular model Aplysia Cardiovascular Lab. Male and female subjects were based on Swedish growth charts from birth to adult size and simulated to test model realism. Realistic physiology was generated for underweight, overweight, and average male and female patients from birth to 80 years. Model output included comprehensive measures of hemodynamics, cardiac function, respiratory function, gas exchange, ventilatory mechanics, and energy expenditure. In comparison to published data, aggregate Z scores for infant, pediatric, and geriatric simulations were 1.16, 0.69, and 0.10, respectively. Allometric scaling laws can be used to generate parameter sets of males and females of disparate sizes and ages in line with published data. This sets the stage for modeling diverse patient populations and novel approaches toward individualized clinical applications.&quot;,&quot;publisher&quot;:&quot;Lippincott Williams and Wilkins&quot;,&quot;container-title-short&quot;:&quot;&quot;},&quot;isTemporary&quot;:false,&quot;suppress-author&quot;:false,&quot;composite&quot;:false,&quot;author-only&quot;:false}]},{&quot;citationID&quot;:&quot;MENDELEY_CITATION_6135db70-9e28-4e04-94e9-c9f2dc799f39&quot;,&quot;properties&quot;:{&quot;noteIndex&quot;:0},&quot;isEdited&quot;:false,&quot;manualOverride&quot;:{&quot;isManuallyOverridden&quot;:false,&quot;citeprocText&quot;:&quot;[21]&quot;,&quot;manualOverrideText&quot;:&quot;&quot;},&quot;citationTag&quot;:&quot;MENDELEY_CITATION_v3_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&quot;,&quot;citationItems&quot;:[{&quot;id&quot;:&quot;4bae0866-aac0-33a4-925a-1bfaa4661e31&quot;,&quot;itemData&quot;:{&quot;type&quot;:&quot;article&quot;,&quot;id&quot;:&quot;4bae0866-aac0-33a4-925a-1bfaa4661e31&quot;,&quot;title&quot;:&quot;All You Need to Know About Allometric Scaling: An Integrative Review on the Theoretical Basis, Empirical Evidence, and Application in Human Pharmacology&quot;,&quot;author&quot;:[{&quot;family&quot;:&quot;Valkengoed&quot;,&quot;given&quot;:&quot;Daan W.&quot;,&quot;parse-names&quot;:false,&quot;dropping-particle&quot;:&quot;&quot;,&quot;non-dropping-particle&quot;:&quot;van&quot;},{&quot;family&quot;:&quot;Krekels&quot;,&quot;given&quot;:&quot;Elke H.J.&quot;,&quot;parse-names&quot;:false,&quot;dropping-particle&quot;:&quot;&quot;,&quot;non-dropping-particle&quot;:&quot;&quot;},{&quot;family&quot;:&quot;Knibbe&quot;,&quot;given&quot;:&quot;Catherijne A.J.&quot;,&quot;parse-names&quot;:false,&quot;dropping-particle&quot;:&quot;&quot;,&quot;non-dropping-particle&quot;:&quot;&quot;}],&quot;container-title&quot;:&quot;Clinical Pharmacokinetics&quot;,&quot;container-title-short&quot;:&quot;Clin. Pharmacokinet.&quot;,&quot;DOI&quot;:&quot;10.1007/s40262-024-01444-6&quot;,&quot;ISSN&quot;:&quot;11791926&quot;,&quot;PMID&quot;:&quot;39644458&quot;,&quot;issued&quot;:{&quot;date-parts&quot;:[[2025,2,1]]},&quot;page&quot;:&quot;173-192&quot;,&quot;abstract&quot;:&quot;Scaling approaches are used to describe or predict clearance for paediatric or obese populations from normal-weight adult values. Theoretical allometry assumes the existence of a universal bodyweight-based scaling relationship. Although theoretical allometry is highly disputed, it is commonly applied in pharmacological data analyses and clinical practice. The aim of the current review is to (1) increase pharmacologists’ understanding of theoretical allometry to better understand the (implicit) assumptions and (dis)advantages and (2) highlight important methodological considerations with the application of this methodology. Theoretical allometry originated in an empirical, and later debated, observation by Kleiber of a scaling exponent of 0.75 between basal metabolic rate and body mass of mammals. The mathematical framework of West, Brown, and Enquist provides one possible explanation for this value. To date, multiple key assumptions of this framework have been disputed or disproven, and an increasing body of evidence is emerging against the existence of one universal allometric exponent. The promise of ease and universality of use that comes with theoretical approaches may be the reason they are so strongly sought after and defended. However, ecologists have suggested that the theory should move from a ‘Newtonian approach’, in which physical explanations are sought for a universal law and variability is of minor importance, to a ‘Darwinian approach’, in which variability is considered of primary importance for which evolutionary explanations can be found. No scientific support was found for the application of allometry for within-species scaling, so the application of basal metabolic rate-based scaling principles to clearance scaling remains unsubstantiated. Recent insights from physiologically based modelling approaches emphasise the interplay between drugs with different properties and physiological variables that underlie drug clearance, which drives the variability in the allometric scaling exponent in the field of pharmacology. To deal with this variability, drug-specific or patient-specific adaptations to theoretical allometric scaling are proposed, that introduce empiric elements and reduce the universality of the theory. The use of allometric scaling with an exponent of 0.75 may hold empirical merit for paediatric populations, except for the youngest individuals (aged ≤ 5 years). Nevertheless, biological interpretations and extrapolation potential attributed to models based on 0.75 allometric scaling are theoretically unfounded, and merits of the empirical application of this function should, as for all models, always be supported by appropriate model validation procedures. In this respect, it is not the value of the allometric exponent but the description and prediction of individual clearance values and drug concentrations that are of primary interest.&quot;,&quot;publisher&quot;:&quot;Adis&quot;,&quot;issue&quot;:&quot;2&quot;,&quot;volume&quot;:&quot;64&quot;},&quot;isTemporary&quot;:false,&quot;suppress-author&quot;:false,&quot;composite&quot;:false,&quot;author-only&quot;:false}]},{&quot;citationID&quot;:&quot;MENDELEY_CITATION_d5644764-866d-4f21-b943-f0a923567c0b&quot;,&quot;properties&quot;:{&quot;noteIndex&quot;:0},&quot;isEdited&quot;:false,&quot;manualOverride&quot;:{&quot;isManuallyOverridden&quot;:false,&quot;citeprocText&quot;:&quot;[4]&quot;,&quot;manualOverrideText&quot;:&quot;&quot;},&quot;citationTag&quot;:&quot;MENDELEY_CITATION_v3_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&quot;,&quot;citationItems&quot;:[{&quot;id&quot;:&quot;6d349998-4d5f-3f8a-bfb6-2849d22b9cb7&quot;,&quot;itemData&quot;:{&quot;type&quot;:&quot;article&quot;,&quot;id&quot;:&quot;6d349998-4d5f-3f8a-bfb6-2849d22b9cb7&quot;,&quot;title&quot;:&quot;The Critical Role of Lumped Parameter Models in Patient-Specific Cardiovascular Simulations&quot;,&quot;author&quot;:[{&quot;family&quot;:&quot;Garber&quot;,&quot;given&quot;:&quot;Louis&quot;,&quot;parse-names&quot;:false,&quot;dropping-particle&quot;:&quot;&quot;,&quot;non-dropping-particle&quot;:&quot;&quot;},{&quot;family&quot;:&quot;Khodaei&quot;,&quot;given&quot;:&quot;Seyedvahid&quot;,&quot;parse-names&quot;:false,&quot;dropping-particle&quot;:&quot;&quot;,&quot;non-dropping-particle&quot;:&quot;&quot;},{&quot;family&quot;:&quot;Keshavarz-Motamed&quot;,&quot;given&quot;:&quot;Zahra&quot;,&quot;parse-names&quot;:false,&quot;dropping-particle&quot;:&quot;&quot;,&quot;non-dropping-particle&quot;:&quot;&quot;}],&quot;container-title&quot;:&quot;Archives of Computational Methods in Engineering&quot;,&quot;DOI&quot;:&quot;10.1007/s11831-021-09685-5&quot;,&quot;ISSN&quot;:&quot;18861784&quot;,&quot;issued&quot;:{&quot;date-parts&quot;:[[2022,8,1]]},&quot;page&quot;:&quot;2977-3000&quot;,&quot;abstract&quot;:&quot;Cardiovascular (CV) disease impacts tens of millions of people annually and carries a massive global economic burden. Continued advances in medical imaging, hardware and computational efficiency are leading to an increased interest in the field of cardiovascular computational modelling to help combat the devastating impact of CV disease. This review article will focus on a computational modelling technique known as lumped parameter modelling (LPM). Due to its rapid computation time, ease of automation and relative simplicity, LPM holds the potential of aiding in the early diagnosis of CV disease, assisting clinicians in determining personalized and optimal treatments and offering a unique in-silico setting to study cardiac and circulatory diseases. In addition, it is one of the many tools that are needed in the eventual development of patient specific cardiovascular “digital twin” frameworks. This review focuses on how the personalization of cardiovascular lumped parameter models are beginning to impact the field of patient specific cardiovascular care. It presents an in-depth examination of the approaches used to develop current predictive LPM hemodynamic frameworks as well as their applications within the realm of cardiovascular disease. The roles of these models in higher order blood flow (1D/3D) simulations are also explored in addition to the different algorithms used to personalize the models. The article outlines the future directions of this field and the current challenges and opportunities related to the translation of this technology into clinical settings.&quot;,&quot;publisher&quot;:&quot;Springer Science and Business Media B.V.&quot;,&quot;issue&quot;:&quot;5&quot;,&quot;volume&quot;:&quot;29&quot;,&quot;container-title-short&quot;:&quot;&quot;},&quot;isTemporary&quot;:false,&quot;suppress-author&quot;:false,&quot;composite&quot;:false,&quot;author-only&quot;:false}]},{&quot;citationID&quot;:&quot;MENDELEY_CITATION_7d0734d9-3be9-48d5-acbc-891e8eb3220c&quot;,&quot;properties&quot;:{&quot;noteIndex&quot;:0},&quot;isEdited&quot;:false,&quot;manualOverride&quot;:{&quot;isManuallyOverridden&quot;:false,&quot;citeprocText&quot;:&quot;[23]&quot;,&quot;manualOverrideText&quot;:&quot;&quot;},&quot;citationTag&quot;:&quot;MENDELEY_CITATION_v3_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&quot;,&quot;citationItems&quot;:[{&quot;id&quot;:&quot;a2d6ae1d-960d-31fe-82fc-07c1ab9e7508&quot;,&quot;itemData&quot;:{&quot;type&quot;:&quot;article&quot;,&quot;id&quot;:&quot;a2d6ae1d-960d-31fe-82fc-07c1ab9e7508&quot;,&quot;title&quot;:&quot;Cardiovascular transition at birth: A physiological sequence&quot;,&quot;author&quot;:[{&quot;family&quot;:&quot;Hooper&quot;,&quot;given&quot;:&quot;Stuart B.&quot;,&quot;parse-names&quot;:false,&quot;dropping-particle&quot;:&quot;&quot;,&quot;non-dropping-particle&quot;:&quot;&quot;},{&quot;family&quot;:&quot;Pas&quot;,&quot;given&quot;:&quot;Arjan B.&quot;,&quot;parse-names&quot;:false,&quot;dropping-particle&quot;:&quot;&quot;,&quot;non-dropping-particle&quot;:&quot;Te&quot;},{&quot;family&quot;:&quot;Lang&quot;,&quot;given&quot;:&quot;Justin&quot;,&quot;parse-names&quot;:false,&quot;dropping-particle&quot;:&quot;&quot;,&quot;non-dropping-particle&quot;:&quot;&quot;},{&quot;family&quot;:&quot;Vonderen&quot;,&quot;given&quot;:&quot;Jeroen J.&quot;,&quot;parse-names&quot;:false,&quot;dropping-particle&quot;:&quot;&quot;,&quot;non-dropping-particle&quot;:&quot;Van&quot;},{&quot;family&quot;:&quot;Roehr&quot;,&quot;given&quot;:&quot;Charles Christoph&quot;,&quot;parse-names&quot;:false,&quot;dropping-particle&quot;:&quot;&quot;,&quot;non-dropping-particle&quot;:&quot;&quot;},{&quot;family&quot;:&quot;Kluckow&quot;,&quot;given&quot;:&quot;Martin&quot;,&quot;parse-names&quot;:false,&quot;dropping-particle&quot;:&quot;&quot;,&quot;non-dropping-particle&quot;:&quot;&quot;},{&quot;family&quot;:&quot;Gill&quot;,&quot;given&quot;:&quot;Andrew W.&quot;,&quot;parse-names&quot;:false,&quot;dropping-particle&quot;:&quot;&quot;,&quot;non-dropping-particle&quot;:&quot;&quot;},{&quot;family&quot;:&quot;Wallace&quot;,&quot;given&quot;:&quot;Euan M.&quot;,&quot;parse-names&quot;:false,&quot;dropping-particle&quot;:&quot;&quot;,&quot;non-dropping-particle&quot;:&quot;&quot;},{&quot;family&quot;:&quot;Polglase&quot;,&quot;given&quot;:&quot;Graeme R.&quot;,&quot;parse-names&quot;:false,&quot;dropping-particle&quot;:&quot;&quot;,&quot;non-dropping-particle&quot;:&quot;&quot;}],&quot;container-title&quot;:&quot;Pediatric Research&quot;,&quot;container-title-short&quot;:&quot;Pediatr. Res.&quot;,&quot;DOI&quot;:&quot;10.1038/pr.2015.21&quot;,&quot;ISSN&quot;:&quot;15300447&quot;,&quot;PMID&quot;:&quot;25671807&quot;,&quot;issued&quot;:{&quot;date-parts&quot;:[[2015,5,22]]},&quot;page&quot;:&quot;608-614&quot;,&quot;publisher&quot;:&quot;Nature Publishing Group&quot;,&quot;issue&quot;:&quot;5&quot;,&quot;volume&quot;:&quot;77&quot;},&quot;isTemporary&quot;:false,&quot;suppress-author&quot;:false,&quot;composite&quot;:false,&quot;author-only&quot;:false}]},{&quot;citationID&quot;:&quot;MENDELEY_CITATION_4503f1b8-0676-4aea-9e02-3f2f77d10c05&quot;,&quot;properties&quot;:{&quot;noteIndex&quot;:0},&quot;isEdited&quot;:false,&quot;manualOverride&quot;:{&quot;isManuallyOverridden&quot;:false,&quot;citeprocText&quot;:&quot;[6]&quot;,&quot;manualOverrideText&quot;:&quot;&quot;},&quot;citationTag&quot;:&quot;MENDELEY_CITATION_v3_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&quot;,&quot;citationItems&quot;:[{&quot;id&quot;:&quot;9f99e5f3-6138-3afb-a8da-59a785acbaef&quot;,&quot;itemData&quot;:{&quot;type&quot;:&quot;thesis&quot;,&quot;id&quot;:&quot;9f99e5f3-6138-3afb-a8da-59a785acbaef&quot;,&quot;title&quot;:&quot;Lumped-parameter models for the simulation of cardiovascular congenital diseases&quot;,&quot;author&quot;:[{&quot;family&quot;:&quot;Valenti&quot;,&quot;given&quot;:&quot;Giulio&quot;,&quot;parse-names&quot;:false,&quot;dropping-particle&quot;:&quot;&quot;,&quot;non-dropping-particle&quot;:&quot;&quot;}],&quot;accessed&quot;:{&quot;date-parts&quot;:[[2025,10,10]]},&quot;URL&quot;:&quot;https://www.politesi.polimi.it/handle/10589/215783&quot;,&quot;issued&quot;:{&quot;date-parts&quot;:[[2023]]},&quot;abstract&quot;:&quot;The objective of this study is to investigate some congenital heart defects by modeling them through a 0D lumped-parameters model. The starting reference model corresponds to a healthy adult male. The considered defects are the patent foramen ovale, partial anomalous pulmonary venous return, atrial septal defect and ventricular septal defect. The foramen is implemented by using a valve model based on the Bernoulli formula. The resulting model is tested for various foramen radius to quantify the different impact it has on the cardiac circulation. The model predicts a decrease in the ratio between pulmonary and systemic flow for increasing defect size. To model partial anomalous pulmonary venous return, the pulmonary venous compartment is first divided into the four main pulmonary veins. Subsequently, these veins are detached from the left atrium and connected, in one case, to the atrium and, in the other case, to the superior vena cava. In\nboth cases, the number of anomalous veins is progressively increased from zero to three. The model predicts an increased impact on cardiac circulation for an increasing number of anomalous veins. Furthermore, by comparing the two cases, the model predicts a lower impact in the superior vena cava, resulting in a reduced amount of already oxygenated\nblood erroneously returning to the pulmonary circulation. Finally, the two septal defects are modeled as resistances connecting the respective cardiac chambers. A model calibration involving septal defects is performed for three different clinical data sets. The calibration shows how various parameters representing the physical characteristics of the\ncardiocirculatory system are changed due to the alteration in blood circulation patterns over the years. In particular, an increase in pulmonary resistances and a decrease in the\narterial pulmonary capacitance is observed in two patients with ventricular septal defect.&quot;,&quot;publisher&quot;:&quot;Politecnico Milano&quot;,&quot;container-title-short&quot;:&quot;&quot;},&quot;isTemporary&quot;:false,&quot;suppress-author&quot;:false,&quot;composite&quot;:false,&quot;author-only&quot;:false}]},{&quot;citationID&quot;:&quot;MENDELEY_CITATION_4f7d0ca1-7626-4715-8761-2b5faf369bbc&quot;,&quot;properties&quot;:{&quot;noteIndex&quot;:0},&quot;isEdited&quot;:false,&quot;manualOverride&quot;:{&quot;isManuallyOverridden&quot;:false,&quot;citeprocText&quot;:&quot;[6]&quot;,&quot;manualOverrideText&quot;:&quot;&quot;},&quot;citationTag&quot;:&quot;MENDELEY_CITATION_v3_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&quot;,&quot;citationItems&quot;:[{&quot;id&quot;:&quot;9f99e5f3-6138-3afb-a8da-59a785acbaef&quot;,&quot;itemData&quot;:{&quot;type&quot;:&quot;thesis&quot;,&quot;id&quot;:&quot;9f99e5f3-6138-3afb-a8da-59a785acbaef&quot;,&quot;title&quot;:&quot;Lumped-parameter models for the simulation of cardiovascular congenital diseases&quot;,&quot;author&quot;:[{&quot;family&quot;:&quot;Valenti&quot;,&quot;given&quot;:&quot;Giulio&quot;,&quot;parse-names&quot;:false,&quot;dropping-particle&quot;:&quot;&quot;,&quot;non-dropping-particle&quot;:&quot;&quot;}],&quot;accessed&quot;:{&quot;date-parts&quot;:[[2025,10,10]]},&quot;URL&quot;:&quot;https://www.politesi.polimi.it/handle/10589/215783&quot;,&quot;issued&quot;:{&quot;date-parts&quot;:[[2023]]},&quot;abstract&quot;:&quot;The objective of this study is to investigate some congenital heart defects by modeling them through a 0D lumped-parameters model. The starting reference model corresponds to a healthy adult male. The considered defects are the patent foramen ovale, partial anomalous pulmonary venous return, atrial septal defect and ventricular septal defect. The foramen is implemented by using a valve model based on the Bernoulli formula. The resulting model is tested for various foramen radius to quantify the different impact it has on the cardiac circulation. The model predicts a decrease in the ratio between pulmonary and systemic flow for increasing defect size. To model partial anomalous pulmonary venous return, the pulmonary venous compartment is first divided into the four main pulmonary veins. Subsequently, these veins are detached from the left atrium and connected, in one case, to the atrium and, in the other case, to the superior vena cava. In\nboth cases, the number of anomalous veins is progressively increased from zero to three. The model predicts an increased impact on cardiac circulation for an increasing number of anomalous veins. Furthermore, by comparing the two cases, the model predicts a lower impact in the superior vena cava, resulting in a reduced amount of already oxygenated\nblood erroneously returning to the pulmonary circulation. Finally, the two septal defects are modeled as resistances connecting the respective cardiac chambers. A model calibration involving septal defects is performed for three different clinical data sets. The calibration shows how various parameters representing the physical characteristics of the\ncardiocirculatory system are changed due to the alteration in blood circulation patterns over the years. In particular, an increase in pulmonary resistances and a decrease in the\narterial pulmonary capacitance is observed in two patients with ventricular septal defect.&quot;,&quot;publisher&quot;:&quot;Politecnico Milano&quot;,&quot;container-title-short&quot;:&quot;&quot;},&quot;isTemporary&quot;:false,&quot;suppress-author&quot;:false,&quot;composite&quot;:false,&quot;author-only&quot;:false}]},{&quot;citationID&quot;:&quot;MENDELEY_CITATION_eff0b7e9-9a80-45d5-a454-2f6612c88f34&quot;,&quot;properties&quot;:{&quot;noteIndex&quot;:0},&quot;isEdited&quot;:false,&quot;manualOverride&quot;:{&quot;isManuallyOverridden&quot;:false,&quot;citeprocText&quot;:&quot;[24]&quot;,&quot;manualOverrideText&quot;:&quot;&quot;},&quot;citationTag&quot;:&quot;MENDELEY_CITATION_v3_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&quot;,&quot;citationItems&quot;:[{&quot;id&quot;:&quot;f0488a98-b5df-3677-81ed-31a983cca2d7&quot;,&quot;itemData&quot;:{&quot;type&quot;:&quot;article&quot;,&quot;id&quot;:&quot;f0488a98-b5df-3677-81ed-31a983cca2d7&quot;,&quot;title&quot;:&quot;Lumped parameter model for hemodynamic simulation of congenital heart diseases&quot;,&quot;author&quot;:[{&quot;family&quot;:&quot;Shimizu&quot;,&quot;given&quot;:&quot;Shuji&quot;,&quot;parse-names&quot;:false,&quot;dropping-particle&quot;:&quot;&quot;,&quot;non-dropping-particle&quot;:&quot;&quot;},{&quot;family&quot;:&quot;Une&quot;,&quot;given&quot;:&quot;Dai&quot;,&quot;parse-names&quot;:false,&quot;dropping-particle&quot;:&quot;&quot;,&quot;non-dropping-particle&quot;:&quot;&quot;},{&quot;family&quot;:&quot;Kawada&quot;,&quot;given&quot;:&quot;Toru&quot;,&quot;parse-names&quot;:false,&quot;dropping-particle&quot;:&quot;&quot;,&quot;non-dropping-particle&quot;:&quot;&quot;},{&quot;family&quot;:&quot;Hayama&quot;,&quot;given&quot;:&quot;Yohsuke&quot;,&quot;parse-names&quot;:false,&quot;dropping-particle&quot;:&quot;&quot;,&quot;non-dropping-particle&quot;:&quot;&quot;},{&quot;family&quot;:&quot;Kamiya&quot;,&quot;given&quot;:&quot;Atsunori&quot;,&quot;parse-names&quot;:false,&quot;dropping-particle&quot;:&quot;&quot;,&quot;non-dropping-particle&quot;:&quot;&quot;},{&quot;family&quot;:&quot;Shishido&quot;,&quot;given&quot;:&quot;Toshiaki&quot;,&quot;parse-names&quot;:false,&quot;dropping-particle&quot;:&quot;&quot;,&quot;non-dropping-particle&quot;:&quot;&quot;},{&quot;family&quot;:&quot;Sugimachi&quot;,&quot;given&quot;:&quot;Masaru&quot;,&quot;parse-names&quot;:false,&quot;dropping-particle&quot;:&quot;&quot;,&quot;non-dropping-particle&quot;:&quot;&quot;}],&quot;container-title&quot;:&quot;Journal of Physiological Sciences&quot;,&quot;DOI&quot;:&quot;10.1007/s12576-017-0585-1&quot;,&quot;ISSN&quot;:&quot;18806546&quot;,&quot;PMID&quot;:&quot;29270856&quot;,&quot;issued&quot;:{&quot;date-parts&quot;:[[2018,3,1]]},&quot;page&quot;:&quot;103-111&quot;,&quot;abstract&quot;:&quot;The recent development of computer technology has made it possible to simulate the hemodynamics of congenital heart diseases on a desktop computer. However, multi-scale modeling of the cardiovascular system based on computed tomographic and magnetic resonance images still requires long simulation times. The lumped parameter model is potentially beneficial for real-time bedside simulation of congenital heart diseases. In this review, we introduce the basics of the lumped parameter model (time-varying elastance chamber model combined with modified Windkessel vasculature model) and illustrate its usage in hemodynamic simulation of congenital heart diseases using examples such as hypoplastic left heart syndrome and Fontan circulation. We also discuss the advantages of the lumped parameter model and the problems for clinical use.&quot;,&quot;publisher&quot;:&quot;Springer Tokyo&quot;,&quot;issue&quot;:&quot;2&quot;,&quot;volume&quot;:&quot;68&quot;,&quot;container-title-short&quot;:&quot;&quot;},&quot;isTemporary&quot;:false,&quot;suppress-author&quot;:false,&quot;composite&quot;:false,&quot;author-only&quot;:false}]},{&quot;citationID&quot;:&quot;MENDELEY_CITATION_20a48759-afd2-454f-b34d-ae048058f6b1&quot;,&quot;properties&quot;:{&quot;noteIndex&quot;:0},&quot;isEdited&quot;:false,&quot;manualOverride&quot;:{&quot;isManuallyOverridden&quot;:false,&quot;citeprocText&quot;:&quot;[25]&quot;,&quot;manualOverrideText&quot;:&quot;&quot;},&quot;citationTag&quot;:&quot;MENDELEY_CITATION_v3_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&quot;,&quot;citationItems&quot;:[{&quot;id&quot;:&quot;bf7b04f9-4cf9-3c61-9472-16ecb8774311&quot;,&quot;itemData&quot;:{&quot;type&quot;:&quot;article-journal&quot;,&quot;id&quot;:&quot;bf7b04f9-4cf9-3c61-9472-16ecb8774311&quot;,&quot;title&quot;:&quot;Left ventricular unloading during extracorporeal membrane oxygenation – Impella versus atrial septal defect: A simulation study&quot;,&quot;author&quot;:[{&quot;family&quot;:&quot;Molfetta&quot;,&quot;given&quot;:&quot;Arianna&quot;,&quot;parse-names&quot;:false,&quot;dropping-particle&quot;:&quot;&quot;,&quot;non-dropping-particle&quot;:&quot;Di&quot;},{&quot;family&quot;:&quot;Adachi&quot;,&quot;given&quot;:&quot;Iki&quot;,&quot;parse-names&quot;:false,&quot;dropping-particle&quot;:&quot;&quot;,&quot;non-dropping-particle&quot;:&quot;&quot;},{&quot;family&quot;:&quot;Ferrari&quot;,&quot;given&quot;:&quot;Gianfranco&quot;,&quot;parse-names&quot;:false,&quot;dropping-particle&quot;:&quot;&quot;,&quot;non-dropping-particle&quot;:&quot;&quot;},{&quot;family&quot;:&quot;Gagliardi&quot;,&quot;given&quot;:&quot;Maria Giulia&quot;,&quot;parse-names&quot;:false,&quot;dropping-particle&quot;:&quot;&quot;,&quot;non-dropping-particle&quot;:&quot;&quot;},{&quot;family&quot;:&quot;Perri&quot;,&quot;given&quot;:&quot;Gianluigi&quot;,&quot;parse-names&quot;:false,&quot;dropping-particle&quot;:&quot;&quot;,&quot;non-dropping-particle&quot;:&quot;&quot;},{&quot;family&quot;:&quot;Iacobelli&quot;,&quot;given&quot;:&quot;Roberta&quot;,&quot;parse-names&quot;:false,&quot;dropping-particle&quot;:&quot;&quot;,&quot;non-dropping-particle&quot;:&quot;&quot;},{&quot;family&quot;:&quot;Qureshi&quot;,&quot;given&quot;:&quot;Athar M.&quot;,&quot;parse-names&quot;:false,&quot;dropping-particle&quot;:&quot;&quot;,&quot;non-dropping-particle&quot;:&quot;&quot;},{&quot;family&quot;:&quot;Pasquale&quot;,&quot;given&quot;:&quot;Luigi&quot;,&quot;parse-names&quot;:false,&quot;dropping-particle&quot;:&quot;&quot;,&quot;non-dropping-particle&quot;:&quot;Di&quot;},{&quot;family&quot;:&quot;Vera&quot;,&quot;given&quot;:&quot;Rodrigo Zea&quot;,&quot;parse-names&quot;:false,&quot;dropping-particle&quot;:&quot;&quot;,&quot;non-dropping-particle&quot;:&quot;&quot;},{&quot;family&quot;:&quot;Guccione&quot;,&quot;given&quot;:&quot;Paolo&quot;,&quot;parse-names&quot;:false,&quot;dropping-particle&quot;:&quot;&quot;,&quot;non-dropping-particle&quot;:&quot;&quot;},{&quot;family&quot;:&quot;Molfetta&quot;,&quot;given&quot;:&quot;Matteo&quot;,&quot;parse-names&quot;:false,&quot;dropping-particle&quot;:&quot;&quot;,&quot;non-dropping-particle&quot;:&quot;Di&quot;},{&quot;family&quot;:&quot;Chiariello&quot;,&quot;given&quot;:&quot;Giovanni Alfonso&quot;,&quot;parse-names&quot;:false,&quot;dropping-particle&quot;:&quot;&quot;,&quot;non-dropping-particle&quot;:&quot;&quot;},{&quot;family&quot;:&quot;Filippelli&quot;,&quot;given&quot;:&quot;Sergio&quot;,&quot;parse-names&quot;:false,&quot;dropping-particle&quot;:&quot;&quot;,&quot;non-dropping-particle&quot;:&quot;&quot;},{&quot;family&quot;:&quot;Amodeo&quot;,&quot;given&quot;:&quot;Antonio&quot;,&quot;parse-names&quot;:false,&quot;dropping-particle&quot;:&quot;&quot;,&quot;non-dropping-particle&quot;:&quot;&quot;}],&quot;container-title&quot;:&quot;International Journal of Artificial Organs&quot;,&quot;DOI&quot;:&quot;10.1177/0391398820906840&quot;,&quot;ISSN&quot;:&quot;17246040&quot;,&quot;PMID&quot;:&quot;32089039&quot;,&quot;issued&quot;:{&quot;date-parts&quot;:[[2020,10,1]]},&quot;page&quot;:&quot;663-670&quot;,&quot;abstract&quot;:&quot;Background: Atrial septal defect and Impella have been proposed for left ventricular unloading in venoarterial extracorporeal membrane oxygenation patients. This work aims at evaluating the haemodynamic changes in venoarterial extracorporeal membrane oxygenation patients after Impella implantation or atrial septal defect realization by a simulation study. Methods: A lumped parameter model of the cardiovascular system was adapted to this study. Atrial septal defect was modelled as a resistance between the two atria. Venoarterial extracorporeal membrane oxygenation and Impella were modelled starting from their pressure-flow characteristics. The baseline condition of a patient undergoing venoarterial extracorporeal membrane oxygenation was reproduced starting from haemodynamic and echocardiographic data. The effects of different atrial septal defect size, Impella and venoarterial extracorporeal membrane oxygenation support were simulated. Results: Impella caused an increment of mean arterial pressure up to 67%, a decrement in mean pulmonary arterial pressure up to 8%, a decrement in left ventricular end systolic volume up to 11% with a reduction up to 97% of left ventricular cardiac output. Atrial septal defect reduces left atrial pressure (19%), increases right atrial pressure (22%), increases mean arterial pressure (18%), decreases left ventricular end systolic volume (11%), increases right ventricular volume (33%) and decreases left ventricular cardiac output (55%). Conclusion: Impella has a higher capability in left ventricular unloading during venoarterial extracorporeal membrane oxygenation in comparison to atrial septal defect with a lower right ventricular overload.&quot;,&quot;publisher&quot;:&quot;SAGE Publications Ltd&quot;,&quot;issue&quot;:&quot;10&quot;,&quot;volume&quot;:&quot;43&quot;,&quot;container-title-short&quot;:&quot;&quot;},&quot;isTemporary&quot;:false,&quot;suppress-author&quot;:false,&quot;composite&quot;:false,&quot;author-only&quot;:false}]},{&quot;citationID&quot;:&quot;MENDELEY_CITATION_19b4aa06-a44a-4411-84a0-d14b10e128d4&quot;,&quot;properties&quot;:{&quot;noteIndex&quot;:0},&quot;isEdited&quot;:false,&quot;manualOverride&quot;:{&quot;isManuallyOverridden&quot;:false,&quot;citeprocText&quot;:&quot;[5]&quot;,&quot;manualOverrideText&quot;:&quot;&quot;},&quot;citationTag&quot;:&quot;MENDELEY_CITATION_v3_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&quot;,&quot;citationItems&quot;:[{&quot;id&quot;:&quot;971e013b-edf3-3b46-9bf7-161772719682&quot;,&quot;itemData&quot;:{&quot;type&quot;:&quot;article-journal&quot;,&quot;id&quot;:&quot;971e013b-edf3-3b46-9bf7-161772719682&quot;,&quot;title&quot;:&quot;Patient-Specific Modelling and Parameter Optimisation to Simulate Dilated Cardiomyopathy in Children&quot;,&quot;author&quot;:[{&quot;family&quot;:&quot;Bozkurt&quot;,&quot;given&quot;:&quot;Selim&quot;,&quot;parse-names&quot;:false,&quot;dropping-particle&quot;:&quot;&quot;,&quot;non-dropping-particle&quot;:&quot;&quot;},{&quot;family&quot;:&quot;Paracha&quot;,&quot;given&quot;:&quot;Waleed&quot;,&quot;parse-names&quot;:false,&quot;dropping-particle&quot;:&quot;&quot;,&quot;non-dropping-particle&quot;:&quot;&quot;},{&quot;family&quot;:&quot;Bakaya&quot;,&quot;given&quot;:&quot;Kaushiki&quot;,&quot;parse-names&quot;:false,&quot;dropping-particle&quot;:&quot;&quot;,&quot;non-dropping-particle&quot;:&quot;&quot;},{&quot;family&quot;:&quot;Schievano&quot;,&quot;given&quot;:&quot;Silvia&quot;,&quot;parse-names&quot;:false,&quot;dropping-particle&quot;:&quot;&quot;,&quot;non-dropping-particle&quot;:&quot;&quot;}],&quot;container-title&quot;:&quot;Cardiovascular Engineering and Technology&quot;,&quot;container-title-short&quot;:&quot;Cardiovasc. Eng. Technol.&quot;,&quot;DOI&quot;:&quot;10.1007/s13239-022-00611-9&quot;,&quot;ISSN&quot;:&quot;18694098&quot;,&quot;PMID&quot;:&quot;35194766&quot;,&quot;issued&quot;:{&quot;date-parts&quot;:[[2022,10,1]]},&quot;page&quot;:&quot;712-724&quot;,&quot;abstract&quot;:&quot;Purpose: Lumped parameter modelling has been widely used to simulate cardiac function and physiological scenarios in cardiovascular research. Whereas several patient-specific lumped parameter models have been reported for adults, there is a limited number of studies aiming to simulate cardiac function in children. The aim of this study is to simulate patient-specific cardiovascular dynamics in children diagnosed with dilated cardiomyopathy, using a lumped parameter model. Methods: Patient data including age, gender, heart rate, left and right ventricular end-systolic and end-diastolic volumes, cardiac output, systolic and diastolic aortic pressures were collected from 3 patients at Great Ormond Street Hospital for Children, London, UK. Ventricular geometrical data were additionally retrieved from cardiovascular magnetic resonance images. 23 parameters in the lumped parameter model were optimised to simulate systolic and diastolic pressures, end-systolic and end-diastolic volumes, cardiac output and left and right ventricular diameters in the patients using a direct search optimisation method. Results: Difference between the haemodynamic parameters in the optimised cardiovascular system models and clinical data was less than 10%. Conclusion: The simulation results show the potential of patient-specific lumped parameter modelling to simulate clinical cases. Modelling patient specific cardiac function and blood flow in the paediatric patients would allow us to evaluate a variety of physiological scenarios and treatment options.&quot;,&quot;publisher&quot;:&quot;Springer&quot;,&quot;issue&quot;:&quot;5&quot;,&quot;volume&quot;:&quot;13&quot;},&quot;isTemporary&quot;:false,&quot;suppress-author&quot;:false,&quot;composite&quot;:false,&quot;author-only&quot;:false}]},{&quot;citationID&quot;:&quot;MENDELEY_CITATION_77229a6b-ab57-4008-bbe5-b4f23c93d8fb&quot;,&quot;properties&quot;:{&quot;noteIndex&quot;:0},&quot;isEdited&quot;:false,&quot;manualOverride&quot;:{&quot;isManuallyOverridden&quot;:false,&quot;citeprocText&quot;:&quot;[22]&quot;,&quot;manualOverrideText&quot;:&quot;&quot;},&quot;citationTag&quot;:&quot;MENDELEY_CITATION_v3_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&quot;,&quot;citationItems&quot;:[{&quot;id&quot;:&quot;e7bbd7e2-bb2c-3852-b1c5-e94db3e5e6d9&quot;,&quot;itemData&quot;:{&quot;type&quot;:&quot;article-journal&quot;,&quot;id&quot;:&quot;e7bbd7e2-bb2c-3852-b1c5-e94db3e5e6d9&quot;,&quot;title&quot;:&quot;Patient-Specific Size and Age Scaling in a Zero Dimensional Cardiovascular Model&quot;,&quot;author&quot;:[{&quot;family&quot;:&quot;Lundquist&quot;,&quot;given&quot;:&quot;August&quot;,&quot;parse-names&quot;:false,&quot;dropping-particle&quot;:&quot;&quot;,&quot;non-dropping-particle&quot;:&quot;&quot;},{&quot;family&quot;:&quot;Maksuti&quot;,&quot;given&quot;:&quot;Elira&quot;,&quot;parse-names&quot;:false,&quot;dropping-particle&quot;:&quot;&quot;,&quot;non-dropping-particle&quot;:&quot;&quot;},{&quot;family&quot;:&quot;Donker&quot;,&quot;given&quot;:&quot;Dirk W.&quot;,&quot;parse-names&quot;:false,&quot;dropping-particle&quot;:&quot;&quot;,&quot;non-dropping-particle&quot;:&quot;&quot;},{&quot;family&quot;:&quot;BROOMé&quot;,&quot;given&quot;:&quot;Michael&quot;,&quot;parse-names&quot;:false,&quot;dropping-particle&quot;:&quot;&quot;,&quot;non-dropping-particle&quot;:&quot;&quot;}],&quot;container-title&quot;:&quot;ASAIO Journal&quot;,&quot;DOI&quot;:&quot;10.1097/MAT.0000000000002528&quot;,&quot;ISSN&quot;:&quot;1538943X&quot;,&quot;issued&quot;:{&quot;date-parts&quot;:[[2025]]},&quot;abstract&quot;:&quot;Computational cardiovascular models hold promise for simulations in education and bedside clinical decision support. To enhance patient-specific modeling, individual anthropometrics are imperative, as physiology varies with body size due to fundamental energetic relations expressed in allometric scaling laws. We hypothesize that computational cardiovascular models can be advanced towards individualization by implementing scaling laws based on patient age, weight, height, and sex. A scaling methodology was developed for the lumped-parameter cardiovascular model Aplysia Cardiovascular Lab. Male and female subjects were based on Swedish growth charts from birth to adult size and simulated to test model realism. Realistic physiology was generated for underweight, overweight, and average male and female patients from birth to 80 years. Model output included comprehensive measures of hemodynamics, cardiac function, respiratory function, gas exchange, ventilatory mechanics, and energy expenditure. In comparison to published data, aggregate Z scores for infant, pediatric, and geriatric simulations were 1.16, 0.69, and 0.10, respectively. Allometric scaling laws can be used to generate parameter sets of males and females of disparate sizes and ages in line with published data. This sets the stage for modeling diverse patient populations and novel approaches toward individualized clinical applications.&quot;,&quot;publisher&quot;:&quot;Lippincott Williams and Wilkins&quot;,&quot;container-title-short&quot;:&quot;&quot;},&quot;isTemporary&quot;:false,&quot;suppress-author&quot;:false,&quot;composite&quot;:false,&quot;author-only&quot;:false}]},{&quot;citationID&quot;:&quot;MENDELEY_CITATION_5e37f7e7-2d3c-43fe-af33-4baf84032f0a&quot;,&quot;properties&quot;:{&quot;noteIndex&quot;:0},&quot;isEdited&quot;:false,&quot;manualOverride&quot;:{&quot;isManuallyOverridden&quot;:false,&quot;citeprocText&quot;:&quot;[6]&quot;,&quot;manualOverrideText&quot;:&quot;&quot;},&quot;citationTag&quot;:&quot;MENDELEY_CITATION_v3_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&quot;,&quot;citationItems&quot;:[{&quot;id&quot;:&quot;9f99e5f3-6138-3afb-a8da-59a785acbaef&quot;,&quot;itemData&quot;:{&quot;type&quot;:&quot;thesis&quot;,&quot;id&quot;:&quot;9f99e5f3-6138-3afb-a8da-59a785acbaef&quot;,&quot;title&quot;:&quot;Lumped-parameter models for the simulation of cardiovascular congenital diseases&quot;,&quot;author&quot;:[{&quot;family&quot;:&quot;Valenti&quot;,&quot;given&quot;:&quot;Giulio&quot;,&quot;parse-names&quot;:false,&quot;dropping-particle&quot;:&quot;&quot;,&quot;non-dropping-particle&quot;:&quot;&quot;}],&quot;accessed&quot;:{&quot;date-parts&quot;:[[2025,10,10]]},&quot;URL&quot;:&quot;https://www.politesi.polimi.it/handle/10589/215783&quot;,&quot;issued&quot;:{&quot;date-parts&quot;:[[2023]]},&quot;abstract&quot;:&quot;The objective of this study is to investigate some congenital heart defects by modeling them through a 0D lumped-parameters model. The starting reference model corresponds to a healthy adult male. The considered defects are the patent foramen ovale, partial anomalous pulmonary venous return, atrial septal defect and ventricular septal defect. The foramen is implemented by using a valve model based on the Bernoulli formula. The resulting model is tested for various foramen radius to quantify the different impact it has on the cardiac circulation. The model predicts a decrease in the ratio between pulmonary and systemic flow for increasing defect size. To model partial anomalous pulmonary venous return, the pulmonary venous compartment is first divided into the four main pulmonary veins. Subsequently, these veins are detached from the left atrium and connected, in one case, to the atrium and, in the other case, to the superior vena cava. In\nboth cases, the number of anomalous veins is progressively increased from zero to three. The model predicts an increased impact on cardiac circulation for an increasing number of anomalous veins. Furthermore, by comparing the two cases, the model predicts a lower impact in the superior vena cava, resulting in a reduced amount of already oxygenated\nblood erroneously returning to the pulmonary circulation. Finally, the two septal defects are modeled as resistances connecting the respective cardiac chambers. A model calibration involving septal defects is performed for three different clinical data sets. The calibration shows how various parameters representing the physical characteristics of the\ncardiocirculatory system are changed due to the alteration in blood circulation patterns over the years. In particular, an increase in pulmonary resistances and a decrease in the\narterial pulmonary capacitance is observed in two patients with ventricular septal defect.&quot;,&quot;publisher&quot;:&quot;Politecnico Milano&quot;,&quot;container-title-short&quot;:&quot;&quot;},&quot;isTemporary&quot;:false,&quot;suppress-author&quot;:false,&quot;composite&quot;:false,&quot;author-only&quot;:false}]},{&quot;citationID&quot;:&quot;MENDELEY_CITATION_e7a41f8b-7cd7-4a9f-8be4-4481906b9efb&quot;,&quot;properties&quot;:{&quot;noteIndex&quot;:0},&quot;isEdited&quot;:false,&quot;manualOverride&quot;:{&quot;isManuallyOverridden&quot;:false,&quot;citeprocText&quot;:&quot;[26]&quot;,&quot;manualOverrideText&quot;:&quot;&quot;},&quot;citationTag&quot;:&quot;MENDELEY_CITATION_v3_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&quot;,&quot;citationItems&quot;:[{&quot;id&quot;:&quot;5997cea8-f328-3b16-8175-58c7cac09b91&quot;,&quot;itemData&quot;:{&quot;type&quot;:&quot;article-journal&quot;,&quot;id&quot;:&quot;5997cea8-f328-3b16-8175-58c7cac09b91&quot;,&quot;title&quot;:&quot;A computer model of the pediatric circulatory system for testing pediatric assist devices&quot;,&quot;author&quot;:[{&quot;family&quot;:&quot;Giridharan&quot;,&quot;given&quot;:&quot;Guruprasad A.&quot;,&quot;parse-names&quot;:false,&quot;dropping-particle&quot;:&quot;&quot;,&quot;non-dropping-particle&quot;:&quot;&quot;},{&quot;family&quot;:&quot;Koenig&quot;,&quot;given&quot;:&quot;Steven C.&quot;,&quot;parse-names&quot;:false,&quot;dropping-particle&quot;:&quot;&quot;,&quot;non-dropping-particle&quot;:&quot;&quot;},{&quot;family&quot;:&quot;Mitchell&quot;,&quot;given&quot;:&quot;Michael&quot;,&quot;parse-names&quot;:false,&quot;dropping-particle&quot;:&quot;&quot;,&quot;non-dropping-particle&quot;:&quot;&quot;},{&quot;family&quot;:&quot;Gartner&quot;,&quot;given&quot;:&quot;Mark&quot;,&quot;parse-names&quot;:false,&quot;dropping-particle&quot;:&quot;&quot;,&quot;non-dropping-particle&quot;:&quot;&quot;},{&quot;family&quot;:&quot;Pantalos&quot;,&quot;given&quot;:&quot;George M.&quot;,&quot;parse-names&quot;:false,&quot;dropping-particle&quot;:&quot;&quot;,&quot;non-dropping-particle&quot;:&quot;&quot;}],&quot;container-title&quot;:&quot;ASAIO Journal&quot;,&quot;DOI&quot;:&quot;10.1097/01.mat.0000247154.02260.30&quot;,&quot;ISSN&quot;:&quot;10582916&quot;,&quot;PMID&quot;:&quot;17237652&quot;,&quot;issued&quot;:{&quot;date-parts&quot;:[[2007,1]]},&quot;page&quot;:&quot;74-81&quot;,&quot;abstract&quot;:&quot;Lumped parameter computer models of the pediatric circulatory systems for 1- and 4-year-olds were developed to predict hemodynamic responses to mechanical circulatory support devices. Model parameters, including resistance, compliance and volume, were adjusted to match hemodynamic pressure and flow waveforms, pressure-volume loops, percent systole, and heart rate of pediatric patients (n = 6) with normal ventricles. Left ventricular failure was modeled by adjusting the time-varying compliance curve of the left heart to produce aortic pressures and cardiac outputs consistent with those observed clinically. Models of pediatric continuous flow (CF) and pulsatile flow (PF) ventricular assist devices (VAD) and intraaortic balloon pump (IABP) were developed and integrated into the heart failure pediatric circulatory system models. Computer simulations were conducted to predict acute hemodynamic responses to PF and CF VAD operating at 50%, 75% and 100% support and 2.5 and 5 ml IABP operating at 1:1 and 1:2 support modes. The computer model of the pediatric circulation matched the human pediatric hemodynamic waveform morphology to within 90% and cardiac function parameters with 95% accuracy. The computer model predicted PF VAD and IABP restore aortic pressure pulsatility and variation in end-systolic and end-diastolic volume, but diminish with increasing CF VAD support. ©2007Amercian Society of Artificial Internal Organs.&quot;,&quot;issue&quot;:&quot;1&quot;,&quot;volume&quot;:&quot;53&quot;,&quot;container-title-short&quot;:&quot;&quot;},&quot;isTemporary&quot;:false,&quot;suppress-author&quot;:false,&quot;composite&quot;:false,&quot;author-only&quot;:false}]},{&quot;citationID&quot;:&quot;MENDELEY_CITATION_c2959972-4d82-4df4-83bc-c49d354b5827&quot;,&quot;properties&quot;:{&quot;noteIndex&quot;:0},&quot;isEdited&quot;:false,&quot;manualOverride&quot;:{&quot;isManuallyOverridden&quot;:false,&quot;citeprocText&quot;:&quot;[27]&quot;,&quot;manualOverrideText&quot;:&quot;&quot;},&quot;citationTag&quot;:&quot;MENDELEY_CITATION_v3_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&quot;,&quot;citationItems&quot;:[{&quot;id&quot;:&quot;6e45e643-f755-351a-83d0-34e59766dba6&quot;,&quot;itemData&quot;:{&quot;type&quot;:&quot;article-journal&quot;,&quot;id&quot;:&quot;6e45e643-f755-351a-83d0-34e59766dba6&quot;,&quot;title&quot;:&quot;A Mathematical Model of the Cardiovascular System of Pediatric Patients with Congenital Heart Defect&quot;,&quot;author&quot;:[{&quot;family&quot;:&quot;Petukhov&quot;,&quot;given&quot;:&quot;D. S.&quot;,&quot;parse-names&quot;:false,&quot;dropping-particle&quot;:&quot;&quot;,&quot;non-dropping-particle&quot;:&quot;&quot;},{&quot;family&quot;:&quot;Telyshev&quot;,&quot;given&quot;:&quot;D.&quot;,&quot;parse-names&quot;:false,&quot;dropping-particle&quot;:&quot;V.&quot;,&quot;non-dropping-particle&quot;:&quot;&quot;}],&quot;container-title&quot;:&quot;Biomedical Engineering&quot;,&quot;container-title-short&quot;:&quot;Biomed. Eng. (NY).&quot;,&quot;DOI&quot;:&quot;10.1007/s10527-016-9626-y&quot;,&quot;ISSN&quot;:&quot;15738256&quot;,&quot;issued&quot;:{&quot;date-parts&quot;:[[2016,11,1]]},&quot;page&quot;:&quot;229-232&quot;,&quot;abstract&quot;:&quot;A mathematical model of the cardiovascular system of pediatric patients with various cardiac dysfunctions is suggested. The case of univentricular circulation (last stage of the Fontan procedure) is considered. The suggested model of the cardiovascular system is intended to be used for studying the hemodynamic changes during pediatric mechanical circulatory support.&quot;,&quot;publisher&quot;:&quot;Springer New York LLC&quot;,&quot;issue&quot;:&quot;4&quot;,&quot;volume&quot;:&quot;50&quot;},&quot;isTemporary&quot;:false,&quot;suppress-author&quot;:false,&quot;composite&quot;:false,&quot;author-only&quot;:false}]},{&quot;citationID&quot;:&quot;MENDELEY_CITATION_42ec6baf-c544-4d3c-853e-ccabc7e5ff29&quot;,&quot;properties&quot;:{&quot;noteIndex&quot;:0},&quot;isEdited&quot;:false,&quot;manualOverride&quot;:{&quot;isManuallyOverridden&quot;:false,&quot;citeprocText&quot;:&quot;[28]&quot;,&quot;manualOverrideText&quot;:&quot;&quot;},&quot;citationTag&quot;:&quot;MENDELEY_CITATION_v3_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&quot;,&quot;citationItems&quot;:[{&quot;id&quot;:&quot;b61c764f-fd02-3571-9c9a-6832ef61b99d&quot;,&quot;itemData&quot;:{&quot;type&quot;:&quot;article-journal&quot;,&quot;id&quot;:&quot;b61c764f-fd02-3571-9c9a-6832ef61b99d&quot;,&quot;title&quot;:&quot;Patient-Specific Modelling and Parameter Optimisation to Simulate Dilated Cardiomyopathy in Children&quot;,&quot;author&quot;:[{&quot;family&quot;:&quot;Bozkurt&quot;,&quot;given&quot;:&quot;Selim&quot;,&quot;parse-names&quot;:false,&quot;dropping-particle&quot;:&quot;&quot;,&quot;non-dropping-particle&quot;:&quot;&quot;},{&quot;family&quot;:&quot;Paracha&quot;,&quot;given&quot;:&quot;Waleed&quot;,&quot;parse-names&quot;:false,&quot;dropping-particle&quot;:&quot;&quot;,&quot;non-dropping-particle&quot;:&quot;&quot;},{&quot;family&quot;:&quot;Bakaya&quot;,&quot;given&quot;:&quot;Kaushiki&quot;,&quot;parse-names&quot;:false,&quot;dropping-particle&quot;:&quot;&quot;,&quot;non-dropping-particle&quot;:&quot;&quot;},{&quot;family&quot;:&quot;Schievano&quot;,&quot;given&quot;:&quot;Silvia&quot;,&quot;parse-names&quot;:false,&quot;dropping-particle&quot;:&quot;&quot;,&quot;non-dropping-particle&quot;:&quot;&quot;}],&quot;container-title&quot;:&quot;Cardiovascular Engineering and Technology&quot;,&quot;container-title-short&quot;:&quot;Cardiovasc. Eng. Technol.&quot;,&quot;DOI&quot;:&quot;10.1007/s13239-022-00611-9&quot;,&quot;ISSN&quot;:&quot;18694098&quot;,&quot;PMID&quot;:&quot;35194766&quot;,&quot;issued&quot;:{&quot;date-parts&quot;:[[2022,10,1]]},&quot;page&quot;:&quot;712-724&quot;,&quot;abstract&quot;:&quot;Purpose: Lumped parameter modelling has been widely used to simulate cardiac function and physiological scenarios in cardiovascular research. Whereas several patient-specific lumped parameter models have been reported for adults, there is a limited number of studies aiming to simulate cardiac function in children. The aim of this study is to simulate patient-specific cardiovascular dynamics in children diagnosed with dilated cardiomyopathy, using a lumped parameter model. Methods: Patient data including age, gender, heart rate, left and right ventricular end-systolic and end-diastolic volumes, cardiac output, systolic and diastolic aortic pressures were collected from 3 patients at Great Ormond Street Hospital for Children, London, UK. Ventricular geometrical data were additionally retrieved from cardiovascular magnetic resonance images. 23 parameters in the lumped parameter model were optimised to simulate systolic and diastolic pressures, end-systolic and end-diastolic volumes, cardiac output and left and right ventricular diameters in the patients using a direct search optimisation method. Results: Difference between the haemodynamic parameters in the optimised cardiovascular system models and clinical data was less than 10%. Conclusion: The simulation results show the potential of patient-specific lumped parameter modelling to simulate clinical cases. Modelling patient specific cardiac function and blood flow in the paediatric patients would allow us to evaluate a variety of physiological scenarios and treatment options.&quot;,&quot;publisher&quot;:&quot;Springer&quot;,&quot;issue&quot;:&quot;5&quot;,&quot;volume&quot;:&quot;13&quot;},&quot;isTemporary&quot;:false,&quot;suppress-author&quot;:false,&quot;composite&quot;:false,&quot;author-only&quot;:false}]},{&quot;citationID&quot;:&quot;MENDELEY_CITATION_78f19dcd-4e30-4b90-93f9-d5a942b3d5a0&quot;,&quot;properties&quot;:{&quot;noteIndex&quot;:0},&quot;isEdited&quot;:false,&quot;manualOverride&quot;:{&quot;isManuallyOverridden&quot;:false,&quot;citeprocText&quot;:&quot;[28]&quot;,&quot;manualOverrideText&quot;:&quot;&quot;},&quot;citationTag&quot;:&quot;MENDELEY_CITATION_v3_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&quot;,&quot;citationItems&quot;:[{&quot;id&quot;:&quot;b61c764f-fd02-3571-9c9a-6832ef61b99d&quot;,&quot;itemData&quot;:{&quot;type&quot;:&quot;article-journal&quot;,&quot;id&quot;:&quot;b61c764f-fd02-3571-9c9a-6832ef61b99d&quot;,&quot;title&quot;:&quot;Patient-Specific Modelling and Parameter Optimisation to Simulate Dilated Cardiomyopathy in Children&quot;,&quot;author&quot;:[{&quot;family&quot;:&quot;Bozkurt&quot;,&quot;given&quot;:&quot;Selim&quot;,&quot;parse-names&quot;:false,&quot;dropping-particle&quot;:&quot;&quot;,&quot;non-dropping-particle&quot;:&quot;&quot;},{&quot;family&quot;:&quot;Paracha&quot;,&quot;given&quot;:&quot;Waleed&quot;,&quot;parse-names&quot;:false,&quot;dropping-particle&quot;:&quot;&quot;,&quot;non-dropping-particle&quot;:&quot;&quot;},{&quot;family&quot;:&quot;Bakaya&quot;,&quot;given&quot;:&quot;Kaushiki&quot;,&quot;parse-names&quot;:false,&quot;dropping-particle&quot;:&quot;&quot;,&quot;non-dropping-particle&quot;:&quot;&quot;},{&quot;family&quot;:&quot;Schievano&quot;,&quot;given&quot;:&quot;Silvia&quot;,&quot;parse-names&quot;:false,&quot;dropping-particle&quot;:&quot;&quot;,&quot;non-dropping-particle&quot;:&quot;&quot;}],&quot;container-title&quot;:&quot;Cardiovascular Engineering and Technology&quot;,&quot;container-title-short&quot;:&quot;Cardiovasc. Eng. Technol.&quot;,&quot;DOI&quot;:&quot;10.1007/s13239-022-00611-9&quot;,&quot;ISSN&quot;:&quot;18694098&quot;,&quot;PMID&quot;:&quot;35194766&quot;,&quot;issued&quot;:{&quot;date-parts&quot;:[[2022,10,1]]},&quot;page&quot;:&quot;712-724&quot;,&quot;abstract&quot;:&quot;Purpose: Lumped parameter modelling has been widely used to simulate cardiac function and physiological scenarios in cardiovascular research. Whereas several patient-specific lumped parameter models have been reported for adults, there is a limited number of studies aiming to simulate cardiac function in children. The aim of this study is to simulate patient-specific cardiovascular dynamics in children diagnosed with dilated cardiomyopathy, using a lumped parameter model. Methods: Patient data including age, gender, heart rate, left and right ventricular end-systolic and end-diastolic volumes, cardiac output, systolic and diastolic aortic pressures were collected from 3 patients at Great Ormond Street Hospital for Children, London, UK. Ventricular geometrical data were additionally retrieved from cardiovascular magnetic resonance images. 23 parameters in the lumped parameter model were optimised to simulate systolic and diastolic pressures, end-systolic and end-diastolic volumes, cardiac output and left and right ventricular diameters in the patients using a direct search optimisation method. Results: Difference between the haemodynamic parameters in the optimised cardiovascular system models and clinical data was less than 10%. Conclusion: The simulation results show the potential of patient-specific lumped parameter modelling to simulate clinical cases. Modelling patient specific cardiac function and blood flow in the paediatric patients would allow us to evaluate a variety of physiological scenarios and treatment options.&quot;,&quot;publisher&quot;:&quot;Springer&quot;,&quot;issue&quot;:&quot;5&quot;,&quot;volume&quot;:&quot;13&quot;},&quot;isTemporary&quot;:false,&quot;suppress-author&quot;:false,&quot;composite&quot;:false,&quot;author-only&quot;:false}]},{&quot;citationID&quot;:&quot;MENDELEY_CITATION_9d227343-2ae4-43aa-a30a-745132d34c63&quot;,&quot;properties&quot;:{&quot;noteIndex&quot;:0},&quot;isEdited&quot;:false,&quot;manualOverride&quot;:{&quot;isManuallyOverridden&quot;:false,&quot;citeprocText&quot;:&quot;[29]&quot;,&quot;manualOverrideText&quot;:&quot;&quot;},&quot;citationTag&quot;:&quot;MENDELEY_CITATION_v3_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&quot;,&quot;citationItems&quot;:[{&quot;id&quot;:&quot;7a1083e3-ff35-3be4-bfe7-4cd4bbc5ef47&quot;,&quot;itemData&quot;:{&quot;type&quot;:&quot;article-journal&quot;,&quot;id&quot;:&quot;7a1083e3-ff35-3be4-bfe7-4cd4bbc5ef47&quot;,&quot;title&quot;:&quot;One way or another: The opportunities and pitfalls of self-referral and consecutive sampling as recruitment strategies for psycho-oncology intervention trials&quot;,&quot;author&quot;:[{&quot;family&quot;:&quot;Thewes&quot;,&quot;given&quot;:&quot;Belinda&quot;,&quot;parse-names&quot;:false,&quot;dropping-particle&quot;:&quot;&quot;,&quot;non-dropping-particle&quot;:&quot;&quot;},{&quot;family&quot;:&quot;Rietjens&quot;,&quot;given&quot;:&quot;Judith A.C.&quot;,&quot;parse-names&quot;:false,&quot;dropping-particle&quot;:&quot;&quot;,&quot;non-dropping-particle&quot;:&quot;&quot;},{&quot;family&quot;:&quot;Berg&quot;,&quot;given&quot;:&quot;Sanne W.&quot;,&quot;parse-names&quot;:false,&quot;dropping-particle&quot;:&quot;&quot;,&quot;non-dropping-particle&quot;:&quot;van den&quot;},{&quot;family&quot;:&quot;Compen&quot;,&quot;given&quot;:&quot;Félix R.&quot;,&quot;parse-names&quot;:false,&quot;dropping-particle&quot;:&quot;&quot;,&quot;non-dropping-particle&quot;:&quot;&quot;},{&quot;family&quot;:&quot;Abrahams&quot;,&quot;given&quot;:&quot;Harriet&quot;,&quot;parse-names&quot;:false,&quot;dropping-particle&quot;:&quot;&quot;,&quot;non-dropping-particle&quot;:&quot;&quot;},{&quot;family&quot;:&quot;Poort&quot;,&quot;given&quot;:&quot;Hanneke&quot;,&quot;parse-names&quot;:false,&quot;dropping-particle&quot;:&quot;&quot;,&quot;non-dropping-particle&quot;:&quot;&quot;},{&quot;family&quot;:&quot;Wal&quot;,&quot;given&quot;:&quot;Marieke&quot;,&quot;parse-names&quot;:false,&quot;dropping-particle&quot;:&quot;&quot;,&quot;non-dropping-particle&quot;:&quot;van de&quot;},{&quot;family&quot;:&quot;Schellekens&quot;,&quot;given&quot;:&quot;Melanie P.J.&quot;,&quot;parse-names&quot;:false,&quot;dropping-particle&quot;:&quot;&quot;,&quot;non-dropping-particle&quot;:&quot;&quot;},{&quot;family&quot;:&quot;Peters&quot;,&quot;given&quot;:&quot;Marlies E.W.J.&quot;,&quot;parse-names&quot;:false,&quot;dropping-particle&quot;:&quot;&quot;,&quot;non-dropping-particle&quot;:&quot;&quot;},{&quot;family&quot;:&quot;Speckens&quot;,&quot;given&quot;:&quot;Anne E.M.&quot;,&quot;parse-names&quot;:false,&quot;dropping-particle&quot;:&quot;&quot;,&quot;non-dropping-particle&quot;:&quot;&quot;},{&quot;family&quot;:&quot;Knoop&quot;,&quot;given&quot;:&quot;Hans&quot;,&quot;parse-names&quot;:false,&quot;dropping-particle&quot;:&quot;&quot;,&quot;non-dropping-particle&quot;:&quot;&quot;},{&quot;family&quot;:&quot;Prins&quot;,&quot;given&quot;:&quot;Judith B.&quot;,&quot;parse-names&quot;:false,&quot;dropping-particle&quot;:&quot;&quot;,&quot;non-dropping-particle&quot;:&quot;&quot;}],&quot;container-title&quot;:&quot;Psycho-Oncology&quot;,&quot;container-title-short&quot;:&quot;Psychooncology&quot;,&quot;DOI&quot;:&quot;10.1002/pon.4780&quot;,&quot;ISSN&quot;:&quot;10991611&quot;,&quot;PMID&quot;:&quot;29808508&quot;,&quot;issued&quot;:{&quot;date-parts&quot;:[[2018,8,1]]},&quot;page&quot;:&quot;2056-2059&quot;,&quot;publisher&quot;:&quot;John Wiley and Sons Ltd&quot;,&quot;issue&quot;:&quot;8&quot;,&quot;volume&quot;:&quot;27&quot;},&quot;isTemporary&quot;:false,&quot;suppress-author&quot;:false,&quot;composite&quot;:false,&quot;author-only&quot;:false}]},{&quot;citationID&quot;:&quot;MENDELEY_CITATION_5a463370-7e47-4f39-8271-1fcdfa92b324&quot;,&quot;properties&quot;:{&quot;noteIndex&quot;:0},&quot;isEdited&quot;:false,&quot;manualOverride&quot;:{&quot;isManuallyOverridden&quot;:false,&quot;citeprocText&quot;:&quot;[30]&quot;,&quot;manualOverrideText&quot;:&quot;&quot;},&quot;citationTag&quot;:&quot;MENDELEY_CITATION_v3_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&quot;,&quot;citationItems&quot;:[{&quot;id&quot;:&quot;596e348a-8af9-3c05-925c-ce0812a14fc2&quot;,&quot;itemData&quot;:{&quot;type&quot;:&quot;report&quot;,&quot;id&quot;:&quot;596e348a-8af9-3c05-925c-ce0812a14fc2&quot;,&quot;title&quot;:&quot;Validation of Computational Models in Biomechanics&quot;,&quot;author&quot;:[{&quot;family&quot;:&quot;Henninger&quot;,&quot;given&quot;:&quot;Heath B&quot;,&quot;parse-names&quot;:false,&quot;dropping-particle&quot;:&quot;&quot;,&quot;non-dropping-particle&quot;:&quot;&quot;},{&quot;family&quot;:&quot;Reese&quot;,&quot;given&quot;:&quot;Shawn P&quot;,&quot;parse-names&quot;:false,&quot;dropping-particle&quot;:&quot;&quot;,&quot;non-dropping-particle&quot;:&quot;&quot;},{&quot;family&quot;:&quot;Anderson&quot;,&quot;given&quot;:&quot;Andrew E&quot;,&quot;parse-names&quot;:false,&quot;dropping-particle&quot;:&quot;&quot;,&quot;non-dropping-particle&quot;:&quot;&quot;},{&quot;family&quot;:&quot;Weiss&quot;,&quot;given&quot;:&quot;Jeffrey A&quot;,&quot;parse-names&quot;:false,&quot;dropping-particle&quot;:&quot;&quot;,&quot;non-dropping-particle&quot;:&quot;&quot;}],&quot;DOI&quot;:&quot;10.1243/09544119JEIM649&quot;,&quot;issued&quot;:{&quot;date-parts&quot;:[[2010]]},&quot;publisher-place&quot;:&quot;Salt Lake City&quot;,&quot;language&quot;:&quot;English&quot;,&quot;abstract&quot;:&quot;The topics of verification and validation (V&amp;V) have increasingly been discussed in the field of computational biomechanics, and many recent articles have applied these concepts in an attempt to build credibility for models of complex biological systems. V&amp;V are evolving techniques that, if used improperly, can lead to false conclusions about a system under study. In basic science these erroneous conclusions may lead to failure of a subsequent hypothesis, but they can have more profound effects if the model is designed to predict patient outcomes. While several authors have reviewed V&amp;V as they pertain to traditional solid and fluid mechanics, it is the intent of this manuscript to present them in the context of computational biomechanics. Specifically, the task of model validation will be discussed with a focus on current techniques. It is hoped that this review will encourage investigators to engage and adopt the V&amp;V process in an effort to increase peer acceptance of computational biomechanics models.&quot;,&quot;container-title-short&quot;:&quot;&quot;},&quot;isTemporary&quot;:false}]},{&quot;citationID&quot;:&quot;MENDELEY_CITATION_be29d6e2-5408-4ab9-94d5-57b9f9b6646e&quot;,&quot;properties&quot;:{&quot;noteIndex&quot;:0},&quot;isEdited&quot;:false,&quot;manualOverride&quot;:{&quot;isManuallyOverridden&quot;:false,&quot;citeprocText&quot;:&quot;[31]&quot;,&quot;manualOverrideText&quot;:&quot;&quot;},&quot;citationTag&quot;:&quot;MENDELEY_CITATION_v3_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&quot;,&quot;citationItems&quot;:[{&quot;id&quot;:&quot;55a54e0d-d310-350a-848f-c475e50c2389&quot;,&quot;itemData&quot;:{&quot;type&quot;:&quot;article-journal&quot;,&quot;id&quot;:&quot;55a54e0d-d310-350a-848f-c475e50c2389&quot;,&quot;title&quot;:&quot;Quantitative model validation techniques: new insights&quot;,&quot;author&quot;:[{&quot;family&quot;:&quot;Ling&quot;,&quot;given&quot;:&quot;You&quot;,&quot;parse-names&quot;:false,&quot;dropping-particle&quot;:&quot;&quot;,&quot;non-dropping-particle&quot;:&quot;&quot;},{&quot;family&quot;:&quot;Mahadevan&quot;,&quot;given&quot;:&quot;Sankaran&quot;,&quot;parse-names&quot;:false,&quot;dropping-particle&quot;:&quot;&quot;,&quot;non-dropping-particle&quot;:&quot;&quot;}],&quot;URL&quot;:&quot;http://arxiv.org/abs/1206.5014&quot;,&quot;issued&quot;:{&quot;date-parts&quot;:[[2012,6,21]]},&quot;abstract&quot;:&quot;This paper develops new insights into quantitative methods for the validation of computational model prediction. Four types of methods are investigated, namely classical and Bayesian hypothesis testing, a reliability-based method, and an area metric-based method. Traditional Bayesian hypothesis testing is extended based on interval hypotheses on distribution parameters and equality hypotheses on probability distributions, in order to validate models with deterministic/stochastic output for given inputs. Two types of validation experiments are considered - fully characterized (all the model/experimental inputs are measured and reported as point values) and partially characterized (some of the model/experimental inputs are not measured or are reported as intervals). Bayesian hypothesis testing can minimize the risk in model selection by properly choosing the model acceptance threshold, and its results can be used in model averaging to avoid Type I/II errors. It is shown that Bayesian interval hypothesis testing, the reliability-based method, and the area metric-based method can account for the existence of directional bias, where the mean predictions of a numerical model may be consistently below or above the corresponding experimental observations. It is also found that under some specific conditions, the Bayes factor metric in Bayesian equality hypothesis testing and the reliability-based metric can both be mathematically related to the p-value metric in classical hypothesis testing. Numerical studies are conducted to apply the above validation methods to gas damping prediction for radio frequency (RF) microelectromechanical system (MEMS) switches. The model of interest is a general polynomial chaos (gPC) surrogate model constructed based on expensive runs of a physics-based simulation model, and validation data are collected from fully characterized experiments.&quot;,&quot;container-title-short&quot;:&quot;&quot;},&quot;isTemporary&quot;:false,&quot;suppress-author&quot;:false,&quot;composite&quot;:false,&quot;author-only&quot;:false}]},{&quot;citationID&quot;:&quot;MENDELEY_CITATION_680b29e7-069a-427b-bb66-5f06a46e314d&quot;,&quot;properties&quot;:{&quot;noteIndex&quot;:0},&quot;isEdited&quot;:false,&quot;manualOverride&quot;:{&quot;isManuallyOverridden&quot;:false,&quot;citeprocText&quot;:&quot;[6]&quot;,&quot;manualOverrideText&quot;:&quot;&quot;},&quot;citationTag&quot;:&quot;MENDELEY_CITATION_v3_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&quot;,&quot;citationItems&quot;:[{&quot;id&quot;:&quot;9f99e5f3-6138-3afb-a8da-59a785acbaef&quot;,&quot;itemData&quot;:{&quot;type&quot;:&quot;thesis&quot;,&quot;id&quot;:&quot;9f99e5f3-6138-3afb-a8da-59a785acbaef&quot;,&quot;title&quot;:&quot;Lumped-parameter models for the simulation of cardiovascular congenital diseases&quot;,&quot;author&quot;:[{&quot;family&quot;:&quot;Valenti&quot;,&quot;given&quot;:&quot;Giulio&quot;,&quot;parse-names&quot;:false,&quot;dropping-particle&quot;:&quot;&quot;,&quot;non-dropping-particle&quot;:&quot;&quot;}],&quot;accessed&quot;:{&quot;date-parts&quot;:[[2025,10,10]]},&quot;URL&quot;:&quot;https://www.politesi.polimi.it/handle/10589/215783&quot;,&quot;issued&quot;:{&quot;date-parts&quot;:[[2023]]},&quot;abstract&quot;:&quot;The objective of this study is to investigate some congenital heart defects by modeling them through a 0D lumped-parameters model. The starting reference model corresponds to a healthy adult male. The considered defects are the patent foramen ovale, partial anomalous pulmonary venous return, atrial septal defect and ventricular septal defect. The foramen is implemented by using a valve model based on the Bernoulli formula. The resulting model is tested for various foramen radius to quantify the different impact it has on the cardiac circulation. The model predicts a decrease in the ratio between pulmonary and systemic flow for increasing defect size. To model partial anomalous pulmonary venous return, the pulmonary venous compartment is first divided into the four main pulmonary veins. Subsequently, these veins are detached from the left atrium and connected, in one case, to the atrium and, in the other case, to the superior vena cava. In\nboth cases, the number of anomalous veins is progressively increased from zero to three. The model predicts an increased impact on cardiac circulation for an increasing number of anomalous veins. Furthermore, by comparing the two cases, the model predicts a lower impact in the superior vena cava, resulting in a reduced amount of already oxygenated\nblood erroneously returning to the pulmonary circulation. Finally, the two septal defects are modeled as resistances connecting the respective cardiac chambers. A model calibration involving septal defects is performed for three different clinical data sets. The calibration shows how various parameters representing the physical characteristics of the\ncardiocirculatory system are changed due to the alteration in blood circulation patterns over the years. In particular, an increase in pulmonary resistances and a decrease in the\narterial pulmonary capacitance is observed in two patients with ventricular septal defect.&quot;,&quot;publisher&quot;:&quot;Politecnico Milano&quot;,&quot;container-title-short&quot;:&quot;&quot;},&quot;isTemporary&quot;:false,&quot;suppress-author&quot;:false,&quot;composite&quot;:false,&quot;author-only&quot;:false}]},{&quot;citationID&quot;:&quot;MENDELEY_CITATION_4a5f5c0b-77ff-4ece-bbe3-c2e49e1eb495&quot;,&quot;properties&quot;:{&quot;noteIndex&quot;:0},&quot;isEdited&quot;:false,&quot;manualOverride&quot;:{&quot;isManuallyOverridden&quot;:false,&quot;citeprocText&quot;:&quot;[7]&quot;,&quot;manualOverrideText&quot;:&quot;&quot;},&quot;citationTag&quot;:&quot;MENDELEY_CITATION_v3_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&quot;,&quot;citationItems&quot;:[{&quot;id&quot;:&quot;73bd718d-d665-3efa-9447-8fb6700d5f4e&quot;,&quot;itemData&quot;:{&quot;type&quot;:&quot;article-journal&quot;,&quot;id&quot;:&quot;73bd718d-d665-3efa-9447-8fb6700d5f4e&quot;,&quot;title&quot;:&quot;Cardiovascular Anatomy and Physiology of The Fetus, Neonate, Infant, Child, and Adolescent&quot;,&quot;author&quot;:[{&quot;family&quot;:&quot;Alyn&quot;,&quot;given&quot;:&quot;Irene B.&quot;,&quot;parse-names&quot;:false,&quot;dropping-particle&quot;:&quot;&quot;,&quot;non-dropping-particle&quot;:&quot;&quot;},{&quot;family&quot;:&quot;Baker&quot;,&quot;given&quot;:&quot;Lois K.&quot;,&quot;parse-names&quot;:false,&quot;dropping-particle&quot;:&quot;&quot;,&quot;non-dropping-particle&quot;:&quot;&quot;}],&quot;container-title&quot;:&quot;The Journal of Cardiovascular Nrusing&quot;,&quot;DOI&quot;:&quot;10.1097/00005082-199204000-00002&quot;,&quot;issued&quot;:{&quot;date-parts&quot;:[[1992,4]]},&quot;abstract&quot;:&quot;Practicing cardiovascular nurses are aware that significant differences exist in the cardiac anatomy and physiology of children and adults. Generally, the younger the child the greater these differences are. The cellular anatomy and physiology are markedly different in the fetus, neonate, and infant. As development progresses, cardiac function begins to more closely approximate that of an adult. This article describes the anatomical and physiologic development of the fetus, neonate, infant, child, and adolescent. The developmental differences in preload, afterload, contractility, and heart rate are summarized.&quot;,&quot;container-title-short&quot;:&quot;&quot;},&quot;isTemporary&quot;:false,&quot;suppress-author&quot;:false,&quot;composite&quot;:false,&quot;author-only&quot;:false}]},{&quot;citationID&quot;:&quot;MENDELEY_CITATION_658701eb-6437-455d-a386-042f0f2765d8&quot;,&quot;properties&quot;:{&quot;noteIndex&quot;:0},&quot;isEdited&quot;:false,&quot;manualOverride&quot;:{&quot;isManuallyOverridden&quot;:false,&quot;citeprocText&quot;:&quot;[6]&quot;,&quot;manualOverrideText&quot;:&quot;&quot;},&quot;citationTag&quot;:&quot;MENDELEY_CITATION_v3_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&quot;,&quot;citationItems&quot;:[{&quot;id&quot;:&quot;9f99e5f3-6138-3afb-a8da-59a785acbaef&quot;,&quot;itemData&quot;:{&quot;type&quot;:&quot;thesis&quot;,&quot;id&quot;:&quot;9f99e5f3-6138-3afb-a8da-59a785acbaef&quot;,&quot;title&quot;:&quot;Lumped-parameter models for the simulation of cardiovascular congenital diseases&quot;,&quot;author&quot;:[{&quot;family&quot;:&quot;Valenti&quot;,&quot;given&quot;:&quot;Giulio&quot;,&quot;parse-names&quot;:false,&quot;dropping-particle&quot;:&quot;&quot;,&quot;non-dropping-particle&quot;:&quot;&quot;}],&quot;accessed&quot;:{&quot;date-parts&quot;:[[2025,10,10]]},&quot;URL&quot;:&quot;https://www.politesi.polimi.it/handle/10589/215783&quot;,&quot;issued&quot;:{&quot;date-parts&quot;:[[2023]]},&quot;abstract&quot;:&quot;The objective of this study is to investigate some congenital heart defects by modeling them through a 0D lumped-parameters model. The starting reference model corresponds to a healthy adult male. The considered defects are the patent foramen ovale, partial anomalous pulmonary venous return, atrial septal defect and ventricular septal defect. The foramen is implemented by using a valve model based on the Bernoulli formula. The resulting model is tested for various foramen radius to quantify the different impact it has on the cardiac circulation. The model predicts a decrease in the ratio between pulmonary and systemic flow for increasing defect size. To model partial anomalous pulmonary venous return, the pulmonary venous compartment is first divided into the four main pulmonary veins. Subsequently, these veins are detached from the left atrium and connected, in one case, to the atrium and, in the other case, to the superior vena cava. In\nboth cases, the number of anomalous veins is progressively increased from zero to three. The model predicts an increased impact on cardiac circulation for an increasing number of anomalous veins. Furthermore, by comparing the two cases, the model predicts a lower impact in the superior vena cava, resulting in a reduced amount of already oxygenated\nblood erroneously returning to the pulmonary circulation. Finally, the two septal defects are modeled as resistances connecting the respective cardiac chambers. A model calibration involving septal defects is performed for three different clinical data sets. The calibration shows how various parameters representing the physical characteristics of the\ncardiocirculatory system are changed due to the alteration in blood circulation patterns over the years. In particular, an increase in pulmonary resistances and a decrease in the\narterial pulmonary capacitance is observed in two patients with ventricular septal defect.&quot;,&quot;publisher&quot;:&quot;Politecnico Milano&quot;,&quot;container-title-short&quot;:&quot;&quot;},&quot;isTemporary&quot;:false,&quot;suppress-author&quot;:false,&quot;composite&quot;:false,&quot;author-only&quot;:false}]},{&quot;citationID&quot;:&quot;MENDELEY_CITATION_0a4ae2e0-f671-4679-89f6-dc787933a8b6&quot;,&quot;properties&quot;:{&quot;noteIndex&quot;:0},&quot;isEdited&quot;:false,&quot;manualOverride&quot;:{&quot;isManuallyOverridden&quot;:false,&quot;citeprocText&quot;:&quot;[32]&quot;,&quot;manualOverrideText&quot;:&quot;&quot;},&quot;citationTag&quot;:&quot;MENDELEY_CITATION_v3_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&quot;,&quot;citationItems&quot;:[{&quot;id&quot;:&quot;3161fa2d-3f34-33c2-81cb-9cc90151be46&quot;,&quot;itemData&quot;:{&quot;type&quot;:&quot;article-journal&quot;,&quot;id&quot;:&quot;3161fa2d-3f34-33c2-81cb-9cc90151be46&quot;,&quot;title&quot;:&quot;Bridging the gap between measurements and modelling: A cardiovascular functional avatar&quot;,&quot;author&quot;:[{&quot;family&quot;:&quot;Casas&quot;,&quot;given&quot;:&quot;Belén&quot;,&quot;parse-names&quot;:false,&quot;dropping-particle&quot;:&quot;&quot;,&quot;non-dropping-particle&quot;:&quot;&quot;},{&quot;family&quot;:&quot;Lantz&quot;,&quot;given&quot;:&quot;Jonas&quot;,&quot;parse-names&quot;:false,&quot;dropping-particle&quot;:&quot;&quot;,&quot;non-dropping-particle&quot;:&quot;&quot;},{&quot;family&quot;:&quot;Viola&quot;,&quot;given&quot;:&quot;Federica&quot;,&quot;parse-names&quot;:false,&quot;dropping-particle&quot;:&quot;&quot;,&quot;non-dropping-particle&quot;:&quot;&quot;},{&quot;family&quot;:&quot;Cedersund&quot;,&quot;given&quot;:&quot;Gunnar&quot;,&quot;parse-names&quot;:false,&quot;dropping-particle&quot;:&quot;&quot;,&quot;non-dropping-particle&quot;:&quot;&quot;},{&quot;family&quot;:&quot;Bolger&quot;,&quot;given&quot;:&quot;Ann F.&quot;,&quot;parse-names&quot;:false,&quot;dropping-particle&quot;:&quot;&quot;,&quot;non-dropping-particle&quot;:&quot;&quot;},{&quot;family&quot;:&quot;Carlhäll&quot;,&quot;given&quot;:&quot;Carl Johan&quot;,&quot;parse-names&quot;:false,&quot;dropping-particle&quot;:&quot;&quot;,&quot;non-dropping-particle&quot;:&quot;&quot;},{&quot;family&quot;:&quot;Karlsson&quot;,&quot;given&quot;:&quot;Matts&quot;,&quot;parse-names&quot;:false,&quot;dropping-particle&quot;:&quot;&quot;,&quot;non-dropping-particle&quot;:&quot;&quot;},{&quot;family&quot;:&quot;Ebbers&quot;,&quot;given&quot;:&quot;Tino&quot;,&quot;parse-names&quot;:false,&quot;dropping-particle&quot;:&quot;&quot;,&quot;non-dropping-particle&quot;:&quot;&quot;}],&quot;container-title&quot;:&quot;Scientific Reports&quot;,&quot;container-title-short&quot;:&quot;Sci. Rep.&quot;,&quot;DOI&quot;:&quot;10.1038/s41598-017-06339-0&quot;,&quot;ISSN&quot;:&quot;20452322&quot;,&quot;PMID&quot;:&quot;28740184&quot;,&quot;issued&quot;:{&quot;date-parts&quot;:[[2017,12,1]]},&quot;abstract&quot;:&quot;Lumped parameter models of the cardiovascular system have the potential to assist researchers and clinicians to better understand cardiovascular function. The value of such models increases when they are subject specific. However, most approaches to personalize lumped parameter models have thus far required invasive measurements or fall short of being subject specific due to a lack of the necessary clinical data. Here, we propose an approach to personalize parameters in a model of the heart and the systemic circulation using exclusively non-invasive measurements. The personalized model is created using flow data from four-dimensional magnetic resonance imaging and cuff pressure measurements in the brachial artery. We term this personalized model the cardiovascular avatar. In our proof-of-concept study, we evaluated the capability of the avatar to reproduce pressures and flows in a group of eight healthy subjects. Both quantitatively and qualitatively, the model-based results agreed well with the pressure and flow measurements obtained in vivo for each subject. This non-invasive and personalized approach can synthesize medical data into clinically relevant indicators of cardiovascular function, and estimate hemodynamic variables that cannot be assessed directly from clinical measurements.&quot;,&quot;publisher&quot;:&quot;Nature Publishing Group&quot;,&quot;issue&quot;:&quot;1&quot;,&quot;volume&quot;:&quot;7&quot;},&quot;isTemporary&quot;:false}]}]"/>
     <we:property name="MENDELEY_CITATIONS_STYLE" value="{&quot;id&quot;:&quot;https://www.zotero.org/styles/ieee&quot;,&quot;title&quot;:&quot;IEEE Reference Guide version 11.29.2023&quot;,&quot;format&quot;:&quot;numeric&quot;,&quot;defaultLocale&quot;:null,&quot;isLocaleCodeValid&quot;:true}"/>
   </we:properties>
   <we:bindings/>
@@ -39164,15 +44257,16 @@
 </file>
 
 <file path=customXml/item2.xml><?xml version="1.0" encoding="utf-8"?>
-<?mso-contentType ?>
-<FormTemplates xmlns="http://schemas.microsoft.com/sharepoint/v3/contenttype/forms">
-  <Display>DocumentLibraryForm</Display>
-  <Edit>DocumentLibraryForm</Edit>
-  <New>DocumentLibraryForm</New>
-</FormTemplates>
+<go:gDocsCustomXmlDataStorage xmlns:go="http://customooxmlschemas.google.com/" xmlns:r="http://schemas.openxmlformats.org/officeDocument/2006/relationships" uri="GoogleDocsCustomDataVersion2">
+  <go:docsCustomData xmlns:go="http://customooxmlschemas.google.com/" roundtripDataSignature="AMtx7mhovxrEqtZUKCR9vAPoCqiZ6Pzm1g==">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</go:docsCustomData>
+</go:gDocsCustomXmlDataStorage>
 </file>
 
 <file path=customXml/item3.xml><?xml version="1.0" encoding="utf-8"?>
+<b:Sources xmlns:b="http://schemas.openxmlformats.org/officeDocument/2006/bibliography" xmlns="http://schemas.openxmlformats.org/officeDocument/2006/bibliography" SelectedStyle="\APASixthEditionOfficeOnline.xsl" StyleName="APA" Version="6"/>
+</file>
+
+<file path=customXml/item4.xml><?xml version="1.0" encoding="utf-8"?>
 <ct:contentTypeSchema xmlns:ct="http://schemas.microsoft.com/office/2006/metadata/contentType" xmlns:ma="http://schemas.microsoft.com/office/2006/metadata/properties/metaAttributes" ct:_="" ma:_="" ma:contentTypeName="Document" ma:contentTypeID="0x01010056652948E81C3F45AF7D5A0F257D75E3" ma:contentTypeVersion="10" ma:contentTypeDescription="Create a new document." ma:contentTypeScope="" ma:versionID="1e7fa42775688b6bfca4c715d2324a7e">
   <xsd:schema xmlns:xsd="http://www.w3.org/2001/XMLSchema" xmlns:xs="http://www.w3.org/2001/XMLSchema" xmlns:p="http://schemas.microsoft.com/office/2006/metadata/properties" xmlns:ns3="39765339-74f6-468c-a03b-50e3b4e712b8" targetNamespace="http://schemas.microsoft.com/office/2006/metadata/properties" ma:root="true" ma:fieldsID="c69d1ea88015469abdba89dffe216fcc" ns3:_="">
     <xsd:import namespace="39765339-74f6-468c-a03b-50e3b4e712b8"/>
@@ -39354,14 +44448,13 @@
 </ct:contentTypeSchema>
 </file>
 
-<file path=customXml/item4.xml><?xml version="1.0" encoding="utf-8"?>
-<b:Sources xmlns:b="http://schemas.openxmlformats.org/officeDocument/2006/bibliography" xmlns="http://schemas.openxmlformats.org/officeDocument/2006/bibliography" SelectedStyle="\APASixthEditionOfficeOnline.xsl" StyleName="APA" Version="6"/>
-</file>
-
 <file path=customXml/item5.xml><?xml version="1.0" encoding="utf-8"?>
-<go:gDocsCustomXmlDataStorage xmlns:go="http://customooxmlschemas.google.com/" xmlns:r="http://schemas.openxmlformats.org/officeDocument/2006/relationships" uri="GoogleDocsCustomDataVersion2">
-  <go:docsCustomData xmlns:go="http://customooxmlschemas.google.com/" roundtripDataSignature="AMtx7mhovxrEqtZUKCR9vAPoCqiZ6Pzm1g==">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</go:docsCustomData>
-</go:gDocsCustomXmlDataStorage>
+<?mso-contentType ?>
+<FormTemplates xmlns="http://schemas.microsoft.com/sharepoint/v3/contenttype/forms">
+  <Display>DocumentLibraryForm</Display>
+  <Edit>DocumentLibraryForm</Edit>
+  <New>DocumentLibraryForm</New>
+</FormTemplates>
 </file>
 
 <file path=customXml/itemProps1.xml><?xml version="1.0" encoding="utf-8"?>
@@ -39375,14 +44468,23 @@
 </file>
 
 <file path=customXml/itemProps2.xml><?xml version="1.0" encoding="utf-8"?>
-<ds:datastoreItem xmlns:ds="http://schemas.openxmlformats.org/officeDocument/2006/customXml" ds:itemID="{9ACD1C90-B6B9-4E60-B529-B36BDAC59703}">
+<ds:datastoreItem xmlns:ds="http://schemas.openxmlformats.org/officeDocument/2006/customXml" ds:itemID="{11111111-1234-1234-1234-123412341234}">
   <ds:schemaRefs>
-    <ds:schemaRef ds:uri="http://schemas.microsoft.com/sharepoint/v3/contenttype/forms"/>
+    <ds:schemaRef ds:uri="http://customooxmlschemas.google.com/"/>
+    <ds:schemaRef ds:uri="http://schemas.openxmlformats.org/officeDocument/2006/relationships"/>
   </ds:schemaRefs>
 </ds:datastoreItem>
 </file>
 
 <file path=customXml/itemProps3.xml><?xml version="1.0" encoding="utf-8"?>
+<ds:datastoreItem xmlns:ds="http://schemas.openxmlformats.org/officeDocument/2006/customXml" ds:itemID="{33CA96E0-C39A-4EDC-B6D3-BB7CCC4E7F71}">
+  <ds:schemaRefs>
+    <ds:schemaRef ds:uri="http://schemas.openxmlformats.org/officeDocument/2006/bibliography"/>
+  </ds:schemaRefs>
+</ds:datastoreItem>
+</file>
+
+<file path=customXml/itemProps4.xml><?xml version="1.0" encoding="utf-8"?>
 <ds:datastoreItem xmlns:ds="http://schemas.openxmlformats.org/officeDocument/2006/customXml" ds:itemID="{5D1C9D3D-F45D-4994-A7DF-CACD4FB73000}">
   <ds:schemaRefs>
     <ds:schemaRef ds:uri="http://schemas.microsoft.com/office/2006/metadata/contentType"/>
@@ -39400,19 +44502,10 @@
 </ds:datastoreItem>
 </file>
 
-<file path=customXml/itemProps4.xml><?xml version="1.0" encoding="utf-8"?>
-<ds:datastoreItem xmlns:ds="http://schemas.openxmlformats.org/officeDocument/2006/customXml" ds:itemID="{33CA96E0-C39A-4EDC-B6D3-BB7CCC4E7F71}">
+<file path=customXml/itemProps5.xml><?xml version="1.0" encoding="utf-8"?>
+<ds:datastoreItem xmlns:ds="http://schemas.openxmlformats.org/officeDocument/2006/customXml" ds:itemID="{9ACD1C90-B6B9-4E60-B529-B36BDAC59703}">
   <ds:schemaRefs>
-    <ds:schemaRef ds:uri="http://schemas.openxmlformats.org/officeDocument/2006/bibliography"/>
-  </ds:schemaRefs>
-</ds:datastoreItem>
-</file>
-
-<file path=customXml/itemProps5.xml><?xml version="1.0" encoding="utf-8"?>
-<ds:datastoreItem xmlns:ds="http://schemas.openxmlformats.org/officeDocument/2006/customXml" ds:itemID="{11111111-1234-1234-1234-123412341234}">
-  <ds:schemaRefs>
-    <ds:schemaRef ds:uri="http://customooxmlschemas.google.com/"/>
-    <ds:schemaRef ds:uri="http://schemas.openxmlformats.org/officeDocument/2006/relationships"/>
+    <ds:schemaRef ds:uri="http://schemas.microsoft.com/sharepoint/v3/contenttype/forms"/>
   </ds:schemaRefs>
 </ds:datastoreItem>
 </file>